--- a/SWDPR301_IAP_TASK1.docx
+++ b/SWDPR301_IAP_TASK1.docx
@@ -2,311 +2,6 @@
 <file path=word/document.xml><?xml version="1.0" encoding="utf-8"?>
 <w:document xmlns:wpc="http://schemas.microsoft.com/office/word/2010/wordprocessingCanvas" xmlns:mc="http://schemas.openxmlformats.org/markup-compatibility/2006" xmlns:o="urn:schemas-microsoft-com:office:office" xmlns:r="http://schemas.openxmlformats.org/officeDocument/2006/relationships" xmlns:m="http://schemas.openxmlformats.org/officeDocument/2006/math" xmlns:v="urn:schemas-microsoft-com:vml" xmlns:wp14="http://schemas.microsoft.com/office/word/2010/wordprocessingDrawing" xmlns:wp="http://schemas.openxmlformats.org/drawingml/2006/wordprocessingDrawing" xmlns:w10="urn:schemas-microsoft-com:office:word" xmlns:w="http://schemas.openxmlformats.org/wordprocessingml/2006/main" xmlns:w14="http://schemas.microsoft.com/office/word/2010/wordml" xmlns:w15="http://schemas.microsoft.com/office/word/2012/wordml" xmlns:wpg="http://schemas.microsoft.com/office/word/2010/wordprocessingGroup" xmlns:wpi="http://schemas.microsoft.com/office/word/2010/wordprocessingInk" xmlns:wne="http://schemas.microsoft.com/office/word/2006/wordml" xmlns:wps="http://schemas.microsoft.com/office/word/2010/wordprocessingShape" mc:Ignorable="w14 w15 wp14">
   <w:body>
-    <w:p>
-      <w:pPr>
-        <w:rPr>
-          <w:u w:val="single"/>
-        </w:rPr>
-      </w:pPr>
-      <w:r>
-        <w:t xml:space="preserve">Task: </w:t>
-      </w:r>
-      <w:r>
-        <w:rPr>
-          <w:u w:val="single"/>
-        </w:rPr>
-        <w:t>To create a website for Bright Futu</w:t>
-      </w:r>
-      <w:r>
-        <w:rPr>
-          <w:u w:val="single"/>
-        </w:rPr>
-        <w:t>r</w:t>
-      </w:r>
-      <w:r>
-        <w:rPr>
-          <w:u w:val="single"/>
-        </w:rPr>
-        <w:t>e Secondary School</w:t>
-      </w:r>
-    </w:p>
-    <w:p>
-      <w:pPr>
-        <w:rPr>
-          <w:u w:val="single"/>
-        </w:rPr>
-      </w:pPr>
-    </w:p>
-    <w:p>
-      <w:pPr>
-        <w:pStyle w:val="ListParagraph"/>
-        <w:numPr>
-          <w:ilvl w:val="0"/>
-          <w:numId w:val="1"/>
-        </w:numPr>
-        <w:rPr>
-          <w:u w:val="single"/>
-        </w:rPr>
-      </w:pPr>
-      <w:r>
-        <w:rPr>
-          <w:u w:val="single"/>
-        </w:rPr>
-        <w:t>Analyze bright Future Secondary School website target audience</w:t>
-      </w:r>
-    </w:p>
-    <w:p>
-      <w:pPr>
-        <w:ind w:left="360"/>
-      </w:pPr>
-    </w:p>
-    <w:p>
-      <w:pPr>
-        <w:pStyle w:val="ListParagraph"/>
-      </w:pPr>
-    </w:p>
-    <w:p>
-      <w:pPr>
-        <w:pStyle w:val="ListParagraph"/>
-        <w:ind w:left="890"/>
-      </w:pPr>
-      <w:proofErr w:type="gramStart"/>
-      <w:r>
-        <w:t>Student :</w:t>
-      </w:r>
-      <w:proofErr w:type="gramEnd"/>
-      <w:r>
-        <w:t xml:space="preserve"> </w:t>
-      </w:r>
-      <w:r>
-        <w:t xml:space="preserve">  Offer subjects that feel useful (business, ICT, entrepreneurship)</w:t>
-      </w:r>
-    </w:p>
-    <w:p>
-      <w:pPr>
-        <w:pStyle w:val="ListParagraph"/>
-        <w:ind w:left="890"/>
-      </w:pPr>
-      <w:r>
-        <w:t xml:space="preserve">                Learning material example </w:t>
-      </w:r>
-      <w:proofErr w:type="gramStart"/>
-      <w:r>
-        <w:t>like(</w:t>
-      </w:r>
-      <w:proofErr w:type="gramEnd"/>
-      <w:r>
-        <w:t xml:space="preserve"> </w:t>
-      </w:r>
-      <w:proofErr w:type="spellStart"/>
-      <w:r>
-        <w:t>C.lab</w:t>
-      </w:r>
-      <w:proofErr w:type="spellEnd"/>
-      <w:r>
-        <w:t>, workplace )</w:t>
-      </w:r>
-    </w:p>
-    <w:p>
-      <w:pPr>
-        <w:pStyle w:val="ListParagraph"/>
-        <w:ind w:left="890"/>
-      </w:pPr>
-      <w:r>
-        <w:t xml:space="preserve">                 Trade that are located in the school.</w:t>
-      </w:r>
-    </w:p>
-    <w:p>
-      <w:pPr>
-        <w:pStyle w:val="ListParagraph"/>
-        <w:ind w:left="890"/>
-      </w:pPr>
-    </w:p>
-    <w:p>
-      <w:pPr>
-        <w:pStyle w:val="ListParagraph"/>
-        <w:ind w:left="890"/>
-      </w:pPr>
-      <w:proofErr w:type="gramStart"/>
-      <w:r>
-        <w:rPr>
-          <w:u w:val="single"/>
-        </w:rPr>
-        <w:t>Parents</w:t>
-      </w:r>
-      <w:r>
-        <w:rPr>
-          <w:u w:val="single"/>
-        </w:rPr>
-        <w:t xml:space="preserve"> </w:t>
-      </w:r>
-      <w:r>
-        <w:t>:</w:t>
-      </w:r>
-      <w:proofErr w:type="gramEnd"/>
-      <w:r>
-        <w:t xml:space="preserve"> Getting option of paying school fees</w:t>
-      </w:r>
-    </w:p>
-    <w:p>
-      <w:pPr>
-        <w:pStyle w:val="ListParagraph"/>
-        <w:ind w:left="890"/>
-      </w:pPr>
-      <w:r>
-        <w:t xml:space="preserve">               </w:t>
-      </w:r>
-      <w:r>
-        <w:t xml:space="preserve">  Share exam pass rates and top scores </w:t>
-      </w:r>
-    </w:p>
-    <w:p>
-      <w:pPr>
-        <w:pStyle w:val="ListParagraph"/>
-        <w:ind w:left="890"/>
-      </w:pPr>
-      <w:r>
-        <w:t xml:space="preserve">            </w:t>
-      </w:r>
-      <w:r>
-        <w:t xml:space="preserve">  Show improvement of weaker students</w:t>
-      </w:r>
-    </w:p>
-    <w:p>
-      <w:pPr>
-        <w:pStyle w:val="ListParagraph"/>
-        <w:ind w:left="890"/>
-      </w:pPr>
-      <w:r>
-        <w:t xml:space="preserve">              Show the information when the school fees increase.</w:t>
-      </w:r>
-    </w:p>
-    <w:p>
-      <w:pPr>
-        <w:pStyle w:val="ListParagraph"/>
-        <w:ind w:left="890"/>
-      </w:pPr>
-    </w:p>
-    <w:p>
-      <w:pPr>
-        <w:pStyle w:val="ListParagraph"/>
-        <w:ind w:left="890"/>
-      </w:pPr>
-      <w:r>
-        <w:rPr>
-          <w:u w:val="single"/>
-        </w:rPr>
-        <w:t xml:space="preserve">School </w:t>
-      </w:r>
-      <w:proofErr w:type="gramStart"/>
-      <w:r>
-        <w:rPr>
-          <w:u w:val="single"/>
-        </w:rPr>
-        <w:t>staff</w:t>
-      </w:r>
-      <w:r>
-        <w:rPr>
-          <w:u w:val="single"/>
-        </w:rPr>
-        <w:t xml:space="preserve"> </w:t>
-      </w:r>
-      <w:r>
-        <w:rPr>
-          <w:u w:val="single"/>
-        </w:rPr>
-        <w:t>:</w:t>
-      </w:r>
-      <w:proofErr w:type="gramEnd"/>
-      <w:r>
-        <w:t xml:space="preserve"> Teamwork and collaboration </w:t>
-      </w:r>
-    </w:p>
-    <w:p>
-      <w:pPr>
-        <w:pStyle w:val="ListParagraph"/>
-        <w:ind w:left="890"/>
-      </w:pPr>
-      <w:r>
-        <w:t xml:space="preserve">                  Give option for sharing information</w:t>
-      </w:r>
-    </w:p>
-    <w:p>
-      <w:pPr>
-        <w:pStyle w:val="ListParagraph"/>
-        <w:ind w:left="890"/>
-      </w:pPr>
-      <w:r>
-        <w:t xml:space="preserve">                  Give the account to the website what-if have question can ask it inbox</w:t>
-      </w:r>
-    </w:p>
-    <w:p>
-      <w:pPr>
-        <w:pStyle w:val="ListParagraph"/>
-        <w:ind w:left="890"/>
-      </w:pPr>
-    </w:p>
-    <w:p>
-      <w:pPr>
-        <w:pStyle w:val="ListParagraph"/>
-        <w:ind w:left="890"/>
-      </w:pPr>
-      <w:r>
-        <w:rPr>
-          <w:u w:val="single"/>
-        </w:rPr>
-        <w:t xml:space="preserve">Boarder </w:t>
-      </w:r>
-      <w:proofErr w:type="gramStart"/>
-      <w:r>
-        <w:rPr>
-          <w:u w:val="single"/>
-        </w:rPr>
-        <w:t>community</w:t>
-      </w:r>
-      <w:r>
-        <w:rPr>
-          <w:u w:val="single"/>
-        </w:rPr>
-        <w:t xml:space="preserve"> </w:t>
-      </w:r>
-      <w:r>
-        <w:t>:</w:t>
-      </w:r>
-      <w:proofErr w:type="gramEnd"/>
-      <w:r>
-        <w:t xml:space="preserve"> </w:t>
-      </w:r>
-      <w:r>
-        <w:t xml:space="preserve">  Post upcoming events (sports days, cultural events) </w:t>
-      </w:r>
-    </w:p>
-    <w:p>
-      <w:pPr>
-        <w:pStyle w:val="ListParagraph"/>
-        <w:ind w:left="890"/>
-      </w:pPr>
-      <w:r>
-        <w:t xml:space="preserve">                                 </w:t>
-      </w:r>
-      <w:r>
-        <w:t xml:space="preserve"> Invite the public to attend</w:t>
-      </w:r>
-    </w:p>
-    <w:p>
-      <w:pPr>
-        <w:pStyle w:val="ListParagraph"/>
-        <w:ind w:left="890"/>
-        <w:rPr>
-          <w:u w:val="single"/>
-        </w:rPr>
-      </w:pPr>
-    </w:p>
-    <w:p>
-      <w:pPr>
-        <w:ind w:left="530"/>
-      </w:pPr>
-    </w:p>
     <w:p>
       <w:pPr>
         <w:ind w:left="530"/>
@@ -332,10 +27,7 @@
         <w:spacing w:line="276" w:lineRule="auto"/>
       </w:pPr>
       <w:r>
-        <w:t xml:space="preserve">          </w:t>
-      </w:r>
-      <w:r>
-        <w:t xml:space="preserve">PENUEL </w:t>
+        <w:t xml:space="preserve">          PENUEL </w:t>
       </w:r>
       <w:proofErr w:type="spellStart"/>
       <w:r>
@@ -348,10 +40,7 @@
         <w:spacing w:line="276" w:lineRule="auto"/>
       </w:pPr>
       <w:r>
-        <w:t xml:space="preserve">           </w:t>
-      </w:r>
-      <w:r>
-        <w:t xml:space="preserve">THIMOTHEE </w:t>
+        <w:t xml:space="preserve">           THIMOTHEE </w:t>
       </w:r>
       <w:proofErr w:type="spellStart"/>
       <w:r>
@@ -361,23 +50,4614 @@
     </w:p>
     <w:p>
       <w:pPr>
-        <w:pStyle w:val="ListParagraph"/>
         <w:spacing w:line="276" w:lineRule="auto"/>
+        <w:rPr>
+          <w:b/>
+          <w:u w:val="single"/>
+        </w:rPr>
       </w:pPr>
       <w:r>
-        <w:t xml:space="preserve">FABIOLA </w:t>
+        <w:t xml:space="preserve">Task 1: </w:t>
       </w:r>
-      <w:proofErr w:type="spellStart"/>
       <w:r>
-        <w:t>Ishimwe</w:t>
+        <w:rPr>
+          <w:b/>
+          <w:u w:val="single"/>
+        </w:rPr>
+        <w:t>Data</w:t>
       </w:r>
-      <w:proofErr w:type="spellEnd"/>
+      <w:r>
+        <w:rPr>
+          <w:b/>
+          <w:u w:val="single"/>
+        </w:rPr>
+        <w:t xml:space="preserve"> Gathering</w:t>
+      </w:r>
     </w:p>
     <w:p>
       <w:pPr>
-        <w:ind w:left="720" w:hanging="720"/>
+        <w:spacing w:line="276" w:lineRule="auto"/>
+        <w:rPr>
+          <w:b/>
+          <w:u w:val="single"/>
+        </w:rPr>
       </w:pPr>
     </w:p>
+    <w:tbl>
+      <w:tblPr>
+        <w:tblW w:w="0" w:type="auto"/>
+        <w:tblCellSpacing w:w="15" w:type="dxa"/>
+        <w:tblCellMar>
+          <w:top w:w="15" w:type="dxa"/>
+          <w:left w:w="15" w:type="dxa"/>
+          <w:bottom w:w="15" w:type="dxa"/>
+          <w:right w:w="15" w:type="dxa"/>
+        </w:tblCellMar>
+        <w:tblLook w:val="04A0" w:firstRow="1" w:lastRow="0" w:firstColumn="1" w:lastColumn="0" w:noHBand="0" w:noVBand="1"/>
+      </w:tblPr>
+      <w:tblGrid>
+        <w:gridCol w:w="1867"/>
+        <w:gridCol w:w="3265"/>
+        <w:gridCol w:w="4218"/>
+      </w:tblGrid>
+      <w:tr>
+        <w:trPr>
+          <w:tblHeader/>
+          <w:tblCellSpacing w:w="15" w:type="dxa"/>
+        </w:trPr>
+        <w:tc>
+          <w:tcPr>
+            <w:tcW w:w="0" w:type="auto"/>
+            <w:tcBorders>
+              <w:top w:val="single" w:sz="4" w:space="0" w:color="auto"/>
+              <w:left w:val="single" w:sz="4" w:space="0" w:color="auto"/>
+            </w:tcBorders>
+            <w:vAlign w:val="center"/>
+            <w:hideMark/>
+          </w:tcPr>
+          <w:p>
+            <w:pPr>
+              <w:spacing w:after="0" w:line="240" w:lineRule="auto"/>
+              <w:jc w:val="center"/>
+              <w:rPr>
+                <w:rFonts w:ascii="Times New Roman" w:eastAsia="Times New Roman" w:hAnsi="Times New Roman" w:cs="Times New Roman"/>
+                <w:b/>
+                <w:bCs/>
+                <w:kern w:val="0"/>
+                <w14:ligatures w14:val="none"/>
+              </w:rPr>
+            </w:pPr>
+            <w:r>
+              <w:rPr>
+                <w:rFonts w:ascii="Times New Roman" w:eastAsia="Times New Roman" w:hAnsi="Times New Roman" w:cs="Times New Roman"/>
+                <w:b/>
+                <w:bCs/>
+                <w:kern w:val="0"/>
+                <w14:ligatures w14:val="none"/>
+              </w:rPr>
+              <w:t>Area</w:t>
+            </w:r>
+          </w:p>
+        </w:tc>
+        <w:tc>
+          <w:tcPr>
+            <w:tcW w:w="0" w:type="auto"/>
+            <w:tcBorders>
+              <w:top w:val="single" w:sz="4" w:space="0" w:color="auto"/>
+              <w:left w:val="single" w:sz="4" w:space="0" w:color="auto"/>
+              <w:right w:val="single" w:sz="4" w:space="0" w:color="auto"/>
+            </w:tcBorders>
+            <w:vAlign w:val="center"/>
+            <w:hideMark/>
+          </w:tcPr>
+          <w:p>
+            <w:pPr>
+              <w:spacing w:after="0" w:line="240" w:lineRule="auto"/>
+              <w:jc w:val="center"/>
+              <w:rPr>
+                <w:rFonts w:ascii="Times New Roman" w:eastAsia="Times New Roman" w:hAnsi="Times New Roman" w:cs="Times New Roman"/>
+                <w:b/>
+                <w:bCs/>
+                <w:kern w:val="0"/>
+                <w14:ligatures w14:val="none"/>
+              </w:rPr>
+            </w:pPr>
+            <w:r>
+              <w:rPr>
+                <w:rFonts w:ascii="Times New Roman" w:eastAsia="Times New Roman" w:hAnsi="Times New Roman" w:cs="Times New Roman"/>
+                <w:b/>
+                <w:bCs/>
+                <w:kern w:val="0"/>
+                <w14:ligatures w14:val="none"/>
+              </w:rPr>
+              <w:t>Key Question / Problem</w:t>
+            </w:r>
+          </w:p>
+        </w:tc>
+        <w:tc>
+          <w:tcPr>
+            <w:tcW w:w="0" w:type="auto"/>
+            <w:tcBorders>
+              <w:top w:val="single" w:sz="4" w:space="0" w:color="auto"/>
+              <w:right w:val="single" w:sz="4" w:space="0" w:color="auto"/>
+            </w:tcBorders>
+            <w:vAlign w:val="center"/>
+            <w:hideMark/>
+          </w:tcPr>
+          <w:p>
+            <w:pPr>
+              <w:spacing w:after="0" w:line="240" w:lineRule="auto"/>
+              <w:jc w:val="center"/>
+              <w:rPr>
+                <w:rFonts w:ascii="Times New Roman" w:eastAsia="Times New Roman" w:hAnsi="Times New Roman" w:cs="Times New Roman"/>
+                <w:b/>
+                <w:bCs/>
+                <w:kern w:val="0"/>
+                <w14:ligatures w14:val="none"/>
+              </w:rPr>
+            </w:pPr>
+            <w:r>
+              <w:rPr>
+                <w:rFonts w:ascii="Times New Roman" w:eastAsia="Times New Roman" w:hAnsi="Times New Roman" w:cs="Times New Roman"/>
+                <w:b/>
+                <w:bCs/>
+                <w:kern w:val="0"/>
+                <w14:ligatures w14:val="none"/>
+              </w:rPr>
+              <w:t>Explanation</w:t>
+            </w:r>
+          </w:p>
+        </w:tc>
+      </w:tr>
+      <w:tr>
+        <w:trPr>
+          <w:tblCellSpacing w:w="15" w:type="dxa"/>
+        </w:trPr>
+        <w:tc>
+          <w:tcPr>
+            <w:tcW w:w="0" w:type="auto"/>
+            <w:tcBorders>
+              <w:top w:val="single" w:sz="4" w:space="0" w:color="auto"/>
+              <w:left w:val="single" w:sz="4" w:space="0" w:color="auto"/>
+            </w:tcBorders>
+            <w:vAlign w:val="center"/>
+            <w:hideMark/>
+          </w:tcPr>
+          <w:p>
+            <w:pPr>
+              <w:spacing w:after="0" w:line="240" w:lineRule="auto"/>
+              <w:rPr>
+                <w:rFonts w:ascii="Times New Roman" w:eastAsia="Times New Roman" w:hAnsi="Times New Roman" w:cs="Times New Roman"/>
+                <w:kern w:val="0"/>
+                <w14:ligatures w14:val="none"/>
+              </w:rPr>
+            </w:pPr>
+            <w:r>
+              <w:rPr>
+                <w:rFonts w:ascii="Times New Roman" w:eastAsia="Times New Roman" w:hAnsi="Times New Roman" w:cs="Times New Roman"/>
+                <w:kern w:val="0"/>
+                <w14:ligatures w14:val="none"/>
+              </w:rPr>
+              <w:t>Customer Experience</w:t>
+            </w:r>
+          </w:p>
+        </w:tc>
+        <w:tc>
+          <w:tcPr>
+            <w:tcW w:w="0" w:type="auto"/>
+            <w:tcBorders>
+              <w:top w:val="single" w:sz="4" w:space="0" w:color="auto"/>
+              <w:left w:val="single" w:sz="4" w:space="0" w:color="auto"/>
+              <w:right w:val="single" w:sz="4" w:space="0" w:color="auto"/>
+            </w:tcBorders>
+            <w:vAlign w:val="center"/>
+            <w:hideMark/>
+          </w:tcPr>
+          <w:p>
+            <w:pPr>
+              <w:spacing w:after="0" w:line="240" w:lineRule="auto"/>
+              <w:rPr>
+                <w:rFonts w:ascii="Times New Roman" w:eastAsia="Times New Roman" w:hAnsi="Times New Roman" w:cs="Times New Roman"/>
+                <w:kern w:val="0"/>
+                <w14:ligatures w14:val="none"/>
+              </w:rPr>
+            </w:pPr>
+            <w:r>
+              <w:rPr>
+                <w:rFonts w:ascii="Times New Roman" w:eastAsia="Times New Roman" w:hAnsi="Times New Roman" w:cs="Times New Roman"/>
+                <w:kern w:val="0"/>
+                <w14:ligatures w14:val="none"/>
+              </w:rPr>
+              <w:t>How can we improve customer satisfaction?</w:t>
+            </w:r>
+          </w:p>
+        </w:tc>
+        <w:tc>
+          <w:tcPr>
+            <w:tcW w:w="0" w:type="auto"/>
+            <w:tcBorders>
+              <w:top w:val="single" w:sz="4" w:space="0" w:color="auto"/>
+              <w:right w:val="single" w:sz="4" w:space="0" w:color="auto"/>
+            </w:tcBorders>
+            <w:vAlign w:val="center"/>
+            <w:hideMark/>
+          </w:tcPr>
+          <w:p>
+            <w:pPr>
+              <w:spacing w:after="0" w:line="240" w:lineRule="auto"/>
+              <w:rPr>
+                <w:rFonts w:ascii="Times New Roman" w:eastAsia="Times New Roman" w:hAnsi="Times New Roman" w:cs="Times New Roman"/>
+                <w:kern w:val="0"/>
+                <w14:ligatures w14:val="none"/>
+              </w:rPr>
+            </w:pPr>
+            <w:r>
+              <w:rPr>
+                <w:rFonts w:ascii="Times New Roman" w:eastAsia="Times New Roman" w:hAnsi="Times New Roman" w:cs="Times New Roman"/>
+                <w:kern w:val="0"/>
+                <w14:ligatures w14:val="none"/>
+              </w:rPr>
+              <w:t>Retailers must ensure good service, fast checkout, and quality products.</w:t>
+            </w:r>
+          </w:p>
+        </w:tc>
+      </w:tr>
+      <w:tr>
+        <w:trPr>
+          <w:tblCellSpacing w:w="15" w:type="dxa"/>
+        </w:trPr>
+        <w:tc>
+          <w:tcPr>
+            <w:tcW w:w="0" w:type="auto"/>
+            <w:tcBorders>
+              <w:top w:val="single" w:sz="4" w:space="0" w:color="auto"/>
+              <w:left w:val="single" w:sz="4" w:space="0" w:color="auto"/>
+              <w:bottom w:val="single" w:sz="4" w:space="0" w:color="auto"/>
+            </w:tcBorders>
+            <w:vAlign w:val="center"/>
+            <w:hideMark/>
+          </w:tcPr>
+          <w:p>
+            <w:pPr>
+              <w:spacing w:after="0" w:line="240" w:lineRule="auto"/>
+              <w:rPr>
+                <w:rFonts w:ascii="Times New Roman" w:eastAsia="Times New Roman" w:hAnsi="Times New Roman" w:cs="Times New Roman"/>
+                <w:kern w:val="0"/>
+                <w14:ligatures w14:val="none"/>
+              </w:rPr>
+            </w:pPr>
+            <w:r>
+              <w:rPr>
+                <w:rFonts w:ascii="Times New Roman" w:eastAsia="Times New Roman" w:hAnsi="Times New Roman" w:cs="Times New Roman"/>
+                <w:kern w:val="0"/>
+                <w14:ligatures w14:val="none"/>
+              </w:rPr>
+              <w:t>Inventory Management</w:t>
+            </w:r>
+          </w:p>
+        </w:tc>
+        <w:tc>
+          <w:tcPr>
+            <w:tcW w:w="0" w:type="auto"/>
+            <w:tcBorders>
+              <w:top w:val="single" w:sz="4" w:space="0" w:color="auto"/>
+              <w:left w:val="single" w:sz="4" w:space="0" w:color="auto"/>
+              <w:bottom w:val="single" w:sz="4" w:space="0" w:color="auto"/>
+              <w:right w:val="single" w:sz="4" w:space="0" w:color="auto"/>
+            </w:tcBorders>
+            <w:vAlign w:val="center"/>
+            <w:hideMark/>
+          </w:tcPr>
+          <w:p>
+            <w:pPr>
+              <w:spacing w:after="0" w:line="240" w:lineRule="auto"/>
+              <w:rPr>
+                <w:rFonts w:ascii="Times New Roman" w:eastAsia="Times New Roman" w:hAnsi="Times New Roman" w:cs="Times New Roman"/>
+                <w:kern w:val="0"/>
+                <w14:ligatures w14:val="none"/>
+              </w:rPr>
+            </w:pPr>
+            <w:r>
+              <w:rPr>
+                <w:rFonts w:ascii="Times New Roman" w:eastAsia="Times New Roman" w:hAnsi="Times New Roman" w:cs="Times New Roman"/>
+                <w:kern w:val="0"/>
+                <w14:ligatures w14:val="none"/>
+              </w:rPr>
+              <w:t xml:space="preserve">How do we avoid overstocking or </w:t>
+            </w:r>
+            <w:proofErr w:type="spellStart"/>
+            <w:r>
+              <w:rPr>
+                <w:rFonts w:ascii="Times New Roman" w:eastAsia="Times New Roman" w:hAnsi="Times New Roman" w:cs="Times New Roman"/>
+                <w:kern w:val="0"/>
+                <w14:ligatures w14:val="none"/>
+              </w:rPr>
+              <w:t>stockouts</w:t>
+            </w:r>
+            <w:proofErr w:type="spellEnd"/>
+            <w:r>
+              <w:rPr>
+                <w:rFonts w:ascii="Times New Roman" w:eastAsia="Times New Roman" w:hAnsi="Times New Roman" w:cs="Times New Roman"/>
+                <w:kern w:val="0"/>
+                <w14:ligatures w14:val="none"/>
+              </w:rPr>
+              <w:t>?</w:t>
+            </w:r>
+          </w:p>
+        </w:tc>
+        <w:tc>
+          <w:tcPr>
+            <w:tcW w:w="0" w:type="auto"/>
+            <w:tcBorders>
+              <w:top w:val="single" w:sz="4" w:space="0" w:color="auto"/>
+              <w:bottom w:val="single" w:sz="4" w:space="0" w:color="auto"/>
+              <w:right w:val="single" w:sz="4" w:space="0" w:color="auto"/>
+            </w:tcBorders>
+            <w:vAlign w:val="center"/>
+            <w:hideMark/>
+          </w:tcPr>
+          <w:p>
+            <w:pPr>
+              <w:spacing w:after="0" w:line="240" w:lineRule="auto"/>
+              <w:rPr>
+                <w:rFonts w:ascii="Times New Roman" w:eastAsia="Times New Roman" w:hAnsi="Times New Roman" w:cs="Times New Roman"/>
+                <w:kern w:val="0"/>
+                <w14:ligatures w14:val="none"/>
+              </w:rPr>
+            </w:pPr>
+            <w:r>
+              <w:rPr>
+                <w:rFonts w:ascii="Times New Roman" w:eastAsia="Times New Roman" w:hAnsi="Times New Roman" w:cs="Times New Roman"/>
+                <w:kern w:val="0"/>
+                <w14:ligatures w14:val="none"/>
+              </w:rPr>
+              <w:t>Poor inventory control leads to losses or missed sales.</w:t>
+            </w:r>
+          </w:p>
+        </w:tc>
+      </w:tr>
+      <w:tr>
+        <w:trPr>
+          <w:tblCellSpacing w:w="15" w:type="dxa"/>
+        </w:trPr>
+        <w:tc>
+          <w:tcPr>
+            <w:tcW w:w="0" w:type="auto"/>
+            <w:tcBorders>
+              <w:left w:val="single" w:sz="4" w:space="0" w:color="auto"/>
+              <w:bottom w:val="single" w:sz="4" w:space="0" w:color="auto"/>
+            </w:tcBorders>
+            <w:vAlign w:val="center"/>
+            <w:hideMark/>
+          </w:tcPr>
+          <w:p>
+            <w:pPr>
+              <w:spacing w:after="0" w:line="240" w:lineRule="auto"/>
+              <w:rPr>
+                <w:rFonts w:ascii="Times New Roman" w:eastAsia="Times New Roman" w:hAnsi="Times New Roman" w:cs="Times New Roman"/>
+                <w:kern w:val="0"/>
+                <w14:ligatures w14:val="none"/>
+              </w:rPr>
+            </w:pPr>
+            <w:r>
+              <w:rPr>
+                <w:rFonts w:ascii="Times New Roman" w:eastAsia="Times New Roman" w:hAnsi="Times New Roman" w:cs="Times New Roman"/>
+                <w:kern w:val="0"/>
+                <w14:ligatures w14:val="none"/>
+              </w:rPr>
+              <w:t>Pricing Strategy</w:t>
+            </w:r>
+          </w:p>
+        </w:tc>
+        <w:tc>
+          <w:tcPr>
+            <w:tcW w:w="0" w:type="auto"/>
+            <w:tcBorders>
+              <w:left w:val="single" w:sz="4" w:space="0" w:color="auto"/>
+              <w:bottom w:val="single" w:sz="4" w:space="0" w:color="auto"/>
+              <w:right w:val="single" w:sz="4" w:space="0" w:color="auto"/>
+            </w:tcBorders>
+            <w:vAlign w:val="center"/>
+            <w:hideMark/>
+          </w:tcPr>
+          <w:p>
+            <w:pPr>
+              <w:spacing w:after="0" w:line="240" w:lineRule="auto"/>
+              <w:rPr>
+                <w:rFonts w:ascii="Times New Roman" w:eastAsia="Times New Roman" w:hAnsi="Times New Roman" w:cs="Times New Roman"/>
+                <w:kern w:val="0"/>
+                <w14:ligatures w14:val="none"/>
+              </w:rPr>
+            </w:pPr>
+            <w:r>
+              <w:rPr>
+                <w:rFonts w:ascii="Times New Roman" w:eastAsia="Times New Roman" w:hAnsi="Times New Roman" w:cs="Times New Roman"/>
+                <w:kern w:val="0"/>
+                <w14:ligatures w14:val="none"/>
+              </w:rPr>
+              <w:t>Are our prices competitive in the market?</w:t>
+            </w:r>
+          </w:p>
+        </w:tc>
+        <w:tc>
+          <w:tcPr>
+            <w:tcW w:w="0" w:type="auto"/>
+            <w:tcBorders>
+              <w:bottom w:val="single" w:sz="4" w:space="0" w:color="auto"/>
+              <w:right w:val="single" w:sz="4" w:space="0" w:color="auto"/>
+            </w:tcBorders>
+            <w:vAlign w:val="center"/>
+            <w:hideMark/>
+          </w:tcPr>
+          <w:p>
+            <w:pPr>
+              <w:spacing w:after="0" w:line="240" w:lineRule="auto"/>
+              <w:rPr>
+                <w:rFonts w:ascii="Times New Roman" w:eastAsia="Times New Roman" w:hAnsi="Times New Roman" w:cs="Times New Roman"/>
+                <w:kern w:val="0"/>
+                <w14:ligatures w14:val="none"/>
+              </w:rPr>
+            </w:pPr>
+            <w:r>
+              <w:rPr>
+                <w:rFonts w:ascii="Times New Roman" w:eastAsia="Times New Roman" w:hAnsi="Times New Roman" w:cs="Times New Roman"/>
+                <w:kern w:val="0"/>
+                <w14:ligatures w14:val="none"/>
+              </w:rPr>
+              <w:t>Prices must attract customers while still making profit.</w:t>
+            </w:r>
+          </w:p>
+        </w:tc>
+      </w:tr>
+      <w:tr>
+        <w:trPr>
+          <w:tblCellSpacing w:w="15" w:type="dxa"/>
+        </w:trPr>
+        <w:tc>
+          <w:tcPr>
+            <w:tcW w:w="0" w:type="auto"/>
+            <w:tcBorders>
+              <w:left w:val="single" w:sz="4" w:space="0" w:color="auto"/>
+            </w:tcBorders>
+            <w:vAlign w:val="center"/>
+            <w:hideMark/>
+          </w:tcPr>
+          <w:p>
+            <w:pPr>
+              <w:spacing w:after="0" w:line="240" w:lineRule="auto"/>
+              <w:rPr>
+                <w:rFonts w:ascii="Times New Roman" w:eastAsia="Times New Roman" w:hAnsi="Times New Roman" w:cs="Times New Roman"/>
+                <w:kern w:val="0"/>
+                <w14:ligatures w14:val="none"/>
+              </w:rPr>
+            </w:pPr>
+            <w:r>
+              <w:rPr>
+                <w:rFonts w:ascii="Times New Roman" w:eastAsia="Times New Roman" w:hAnsi="Times New Roman" w:cs="Times New Roman"/>
+                <w:kern w:val="0"/>
+                <w14:ligatures w14:val="none"/>
+              </w:rPr>
+              <w:t>Sales &amp; Marketing</w:t>
+            </w:r>
+          </w:p>
+        </w:tc>
+        <w:tc>
+          <w:tcPr>
+            <w:tcW w:w="0" w:type="auto"/>
+            <w:tcBorders>
+              <w:left w:val="single" w:sz="4" w:space="0" w:color="auto"/>
+              <w:right w:val="single" w:sz="4" w:space="0" w:color="auto"/>
+            </w:tcBorders>
+            <w:vAlign w:val="center"/>
+            <w:hideMark/>
+          </w:tcPr>
+          <w:p>
+            <w:pPr>
+              <w:spacing w:after="0" w:line="240" w:lineRule="auto"/>
+              <w:rPr>
+                <w:rFonts w:ascii="Times New Roman" w:eastAsia="Times New Roman" w:hAnsi="Times New Roman" w:cs="Times New Roman"/>
+                <w:kern w:val="0"/>
+                <w14:ligatures w14:val="none"/>
+              </w:rPr>
+            </w:pPr>
+            <w:r>
+              <w:rPr>
+                <w:rFonts w:ascii="Times New Roman" w:eastAsia="Times New Roman" w:hAnsi="Times New Roman" w:cs="Times New Roman"/>
+                <w:kern w:val="0"/>
+                <w14:ligatures w14:val="none"/>
+              </w:rPr>
+              <w:t>How can we attract more customers?</w:t>
+            </w:r>
+          </w:p>
+        </w:tc>
+        <w:tc>
+          <w:tcPr>
+            <w:tcW w:w="0" w:type="auto"/>
+            <w:tcBorders>
+              <w:right w:val="single" w:sz="4" w:space="0" w:color="auto"/>
+            </w:tcBorders>
+            <w:vAlign w:val="center"/>
+            <w:hideMark/>
+          </w:tcPr>
+          <w:p>
+            <w:pPr>
+              <w:spacing w:after="0" w:line="240" w:lineRule="auto"/>
+              <w:rPr>
+                <w:rFonts w:ascii="Times New Roman" w:eastAsia="Times New Roman" w:hAnsi="Times New Roman" w:cs="Times New Roman"/>
+                <w:kern w:val="0"/>
+                <w14:ligatures w14:val="none"/>
+              </w:rPr>
+            </w:pPr>
+            <w:r>
+              <w:rPr>
+                <w:rFonts w:ascii="Times New Roman" w:eastAsia="Times New Roman" w:hAnsi="Times New Roman" w:cs="Times New Roman"/>
+                <w:kern w:val="0"/>
+                <w14:ligatures w14:val="none"/>
+              </w:rPr>
+              <w:t>Requires promotions, advertising, and online presence.</w:t>
+            </w:r>
+          </w:p>
+        </w:tc>
+      </w:tr>
+      <w:tr>
+        <w:trPr>
+          <w:tblCellSpacing w:w="15" w:type="dxa"/>
+        </w:trPr>
+        <w:tc>
+          <w:tcPr>
+            <w:tcW w:w="0" w:type="auto"/>
+            <w:tcBorders>
+              <w:top w:val="single" w:sz="4" w:space="0" w:color="auto"/>
+              <w:left w:val="single" w:sz="4" w:space="0" w:color="auto"/>
+            </w:tcBorders>
+            <w:vAlign w:val="center"/>
+            <w:hideMark/>
+          </w:tcPr>
+          <w:p>
+            <w:pPr>
+              <w:spacing w:after="0" w:line="240" w:lineRule="auto"/>
+              <w:rPr>
+                <w:rFonts w:ascii="Times New Roman" w:eastAsia="Times New Roman" w:hAnsi="Times New Roman" w:cs="Times New Roman"/>
+                <w:kern w:val="0"/>
+                <w14:ligatures w14:val="none"/>
+              </w:rPr>
+            </w:pPr>
+            <w:r>
+              <w:rPr>
+                <w:rFonts w:ascii="Times New Roman" w:eastAsia="Times New Roman" w:hAnsi="Times New Roman" w:cs="Times New Roman"/>
+                <w:kern w:val="0"/>
+                <w14:ligatures w14:val="none"/>
+              </w:rPr>
+              <w:t>Technology</w:t>
+            </w:r>
+          </w:p>
+        </w:tc>
+        <w:tc>
+          <w:tcPr>
+            <w:tcW w:w="0" w:type="auto"/>
+            <w:tcBorders>
+              <w:top w:val="single" w:sz="4" w:space="0" w:color="auto"/>
+              <w:left w:val="single" w:sz="4" w:space="0" w:color="auto"/>
+              <w:right w:val="single" w:sz="4" w:space="0" w:color="auto"/>
+            </w:tcBorders>
+            <w:vAlign w:val="center"/>
+            <w:hideMark/>
+          </w:tcPr>
+          <w:p>
+            <w:pPr>
+              <w:spacing w:after="0" w:line="240" w:lineRule="auto"/>
+              <w:rPr>
+                <w:rFonts w:ascii="Times New Roman" w:eastAsia="Times New Roman" w:hAnsi="Times New Roman" w:cs="Times New Roman"/>
+                <w:kern w:val="0"/>
+                <w14:ligatures w14:val="none"/>
+              </w:rPr>
+            </w:pPr>
+            <w:r>
+              <w:rPr>
+                <w:rFonts w:ascii="Times New Roman" w:eastAsia="Times New Roman" w:hAnsi="Times New Roman" w:cs="Times New Roman"/>
+                <w:kern w:val="0"/>
+                <w14:ligatures w14:val="none"/>
+              </w:rPr>
+              <w:t>Are we using the right systems (POS, e-commerce)?</w:t>
+            </w:r>
+          </w:p>
+        </w:tc>
+        <w:tc>
+          <w:tcPr>
+            <w:tcW w:w="0" w:type="auto"/>
+            <w:tcBorders>
+              <w:top w:val="single" w:sz="4" w:space="0" w:color="auto"/>
+              <w:right w:val="single" w:sz="4" w:space="0" w:color="auto"/>
+            </w:tcBorders>
+            <w:vAlign w:val="center"/>
+            <w:hideMark/>
+          </w:tcPr>
+          <w:p>
+            <w:pPr>
+              <w:spacing w:after="0" w:line="240" w:lineRule="auto"/>
+              <w:rPr>
+                <w:rFonts w:ascii="Times New Roman" w:eastAsia="Times New Roman" w:hAnsi="Times New Roman" w:cs="Times New Roman"/>
+                <w:kern w:val="0"/>
+                <w14:ligatures w14:val="none"/>
+              </w:rPr>
+            </w:pPr>
+            <w:r>
+              <w:rPr>
+                <w:rFonts w:ascii="Times New Roman" w:eastAsia="Times New Roman" w:hAnsi="Times New Roman" w:cs="Times New Roman"/>
+                <w:kern w:val="0"/>
+                <w14:ligatures w14:val="none"/>
+              </w:rPr>
+              <w:t>Modern retail depends on digital tools for efficiency.</w:t>
+            </w:r>
+          </w:p>
+        </w:tc>
+      </w:tr>
+      <w:tr>
+        <w:trPr>
+          <w:tblCellSpacing w:w="15" w:type="dxa"/>
+        </w:trPr>
+        <w:tc>
+          <w:tcPr>
+            <w:tcW w:w="0" w:type="auto"/>
+            <w:tcBorders>
+              <w:top w:val="single" w:sz="4" w:space="0" w:color="auto"/>
+              <w:left w:val="single" w:sz="4" w:space="0" w:color="auto"/>
+              <w:bottom w:val="single" w:sz="4" w:space="0" w:color="auto"/>
+            </w:tcBorders>
+            <w:vAlign w:val="center"/>
+            <w:hideMark/>
+          </w:tcPr>
+          <w:p>
+            <w:pPr>
+              <w:spacing w:after="0" w:line="240" w:lineRule="auto"/>
+              <w:rPr>
+                <w:rFonts w:ascii="Times New Roman" w:eastAsia="Times New Roman" w:hAnsi="Times New Roman" w:cs="Times New Roman"/>
+                <w:kern w:val="0"/>
+                <w14:ligatures w14:val="none"/>
+              </w:rPr>
+            </w:pPr>
+            <w:r>
+              <w:rPr>
+                <w:rFonts w:ascii="Times New Roman" w:eastAsia="Times New Roman" w:hAnsi="Times New Roman" w:cs="Times New Roman"/>
+                <w:kern w:val="0"/>
+                <w14:ligatures w14:val="none"/>
+              </w:rPr>
+              <w:t>Competition</w:t>
+            </w:r>
+          </w:p>
+        </w:tc>
+        <w:tc>
+          <w:tcPr>
+            <w:tcW w:w="0" w:type="auto"/>
+            <w:tcBorders>
+              <w:top w:val="single" w:sz="4" w:space="0" w:color="auto"/>
+              <w:left w:val="single" w:sz="4" w:space="0" w:color="auto"/>
+              <w:bottom w:val="single" w:sz="4" w:space="0" w:color="auto"/>
+              <w:right w:val="single" w:sz="4" w:space="0" w:color="auto"/>
+            </w:tcBorders>
+            <w:vAlign w:val="center"/>
+            <w:hideMark/>
+          </w:tcPr>
+          <w:p>
+            <w:pPr>
+              <w:spacing w:after="0" w:line="240" w:lineRule="auto"/>
+              <w:rPr>
+                <w:rFonts w:ascii="Times New Roman" w:eastAsia="Times New Roman" w:hAnsi="Times New Roman" w:cs="Times New Roman"/>
+                <w:kern w:val="0"/>
+                <w14:ligatures w14:val="none"/>
+              </w:rPr>
+            </w:pPr>
+            <w:r>
+              <w:rPr>
+                <w:rFonts w:ascii="Times New Roman" w:eastAsia="Times New Roman" w:hAnsi="Times New Roman" w:cs="Times New Roman"/>
+                <w:kern w:val="0"/>
+                <w14:ligatures w14:val="none"/>
+              </w:rPr>
+              <w:t>How do we compete with other retailers?</w:t>
+            </w:r>
+          </w:p>
+        </w:tc>
+        <w:tc>
+          <w:tcPr>
+            <w:tcW w:w="0" w:type="auto"/>
+            <w:tcBorders>
+              <w:top w:val="single" w:sz="4" w:space="0" w:color="auto"/>
+              <w:bottom w:val="single" w:sz="4" w:space="0" w:color="auto"/>
+              <w:right w:val="single" w:sz="4" w:space="0" w:color="auto"/>
+            </w:tcBorders>
+            <w:vAlign w:val="center"/>
+            <w:hideMark/>
+          </w:tcPr>
+          <w:p>
+            <w:pPr>
+              <w:spacing w:after="0" w:line="240" w:lineRule="auto"/>
+              <w:rPr>
+                <w:rFonts w:ascii="Times New Roman" w:eastAsia="Times New Roman" w:hAnsi="Times New Roman" w:cs="Times New Roman"/>
+                <w:kern w:val="0"/>
+                <w14:ligatures w14:val="none"/>
+              </w:rPr>
+            </w:pPr>
+            <w:r>
+              <w:rPr>
+                <w:rFonts w:ascii="Times New Roman" w:eastAsia="Times New Roman" w:hAnsi="Times New Roman" w:cs="Times New Roman"/>
+                <w:kern w:val="0"/>
+                <w14:ligatures w14:val="none"/>
+              </w:rPr>
+              <w:t>Includes both local shops and online stores.</w:t>
+            </w:r>
+          </w:p>
+        </w:tc>
+      </w:tr>
+      <w:tr>
+        <w:trPr>
+          <w:tblCellSpacing w:w="15" w:type="dxa"/>
+        </w:trPr>
+        <w:tc>
+          <w:tcPr>
+            <w:tcW w:w="0" w:type="auto"/>
+            <w:tcBorders>
+              <w:left w:val="single" w:sz="4" w:space="0" w:color="auto"/>
+              <w:bottom w:val="single" w:sz="4" w:space="0" w:color="auto"/>
+            </w:tcBorders>
+            <w:vAlign w:val="center"/>
+            <w:hideMark/>
+          </w:tcPr>
+          <w:p>
+            <w:pPr>
+              <w:spacing w:after="0" w:line="240" w:lineRule="auto"/>
+              <w:rPr>
+                <w:rFonts w:ascii="Times New Roman" w:eastAsia="Times New Roman" w:hAnsi="Times New Roman" w:cs="Times New Roman"/>
+                <w:kern w:val="0"/>
+                <w14:ligatures w14:val="none"/>
+              </w:rPr>
+            </w:pPr>
+            <w:r>
+              <w:rPr>
+                <w:rFonts w:ascii="Times New Roman" w:eastAsia="Times New Roman" w:hAnsi="Times New Roman" w:cs="Times New Roman"/>
+                <w:kern w:val="0"/>
+                <w14:ligatures w14:val="none"/>
+              </w:rPr>
+              <w:t>Supply Chain</w:t>
+            </w:r>
+          </w:p>
+        </w:tc>
+        <w:tc>
+          <w:tcPr>
+            <w:tcW w:w="0" w:type="auto"/>
+            <w:tcBorders>
+              <w:left w:val="single" w:sz="4" w:space="0" w:color="auto"/>
+              <w:bottom w:val="single" w:sz="4" w:space="0" w:color="auto"/>
+              <w:right w:val="single" w:sz="4" w:space="0" w:color="auto"/>
+            </w:tcBorders>
+            <w:vAlign w:val="center"/>
+            <w:hideMark/>
+          </w:tcPr>
+          <w:p>
+            <w:pPr>
+              <w:spacing w:after="0" w:line="240" w:lineRule="auto"/>
+              <w:rPr>
+                <w:rFonts w:ascii="Times New Roman" w:eastAsia="Times New Roman" w:hAnsi="Times New Roman" w:cs="Times New Roman"/>
+                <w:kern w:val="0"/>
+                <w14:ligatures w14:val="none"/>
+              </w:rPr>
+            </w:pPr>
+            <w:r>
+              <w:rPr>
+                <w:rFonts w:ascii="Times New Roman" w:eastAsia="Times New Roman" w:hAnsi="Times New Roman" w:cs="Times New Roman"/>
+                <w:kern w:val="0"/>
+                <w14:ligatures w14:val="none"/>
+              </w:rPr>
+              <w:t>Are suppliers reliable and cost-effective?</w:t>
+            </w:r>
+          </w:p>
+        </w:tc>
+        <w:tc>
+          <w:tcPr>
+            <w:tcW w:w="0" w:type="auto"/>
+            <w:tcBorders>
+              <w:bottom w:val="single" w:sz="4" w:space="0" w:color="auto"/>
+              <w:right w:val="single" w:sz="4" w:space="0" w:color="auto"/>
+            </w:tcBorders>
+            <w:vAlign w:val="center"/>
+            <w:hideMark/>
+          </w:tcPr>
+          <w:p>
+            <w:pPr>
+              <w:spacing w:after="0" w:line="240" w:lineRule="auto"/>
+              <w:rPr>
+                <w:rFonts w:ascii="Times New Roman" w:eastAsia="Times New Roman" w:hAnsi="Times New Roman" w:cs="Times New Roman"/>
+                <w:kern w:val="0"/>
+                <w14:ligatures w14:val="none"/>
+              </w:rPr>
+            </w:pPr>
+            <w:r>
+              <w:rPr>
+                <w:rFonts w:ascii="Times New Roman" w:eastAsia="Times New Roman" w:hAnsi="Times New Roman" w:cs="Times New Roman"/>
+                <w:kern w:val="0"/>
+                <w14:ligatures w14:val="none"/>
+              </w:rPr>
+              <w:t>Delays or high costs affect business operations.</w:t>
+            </w:r>
+          </w:p>
+        </w:tc>
+      </w:tr>
+      <w:tr>
+        <w:trPr>
+          <w:tblCellSpacing w:w="15" w:type="dxa"/>
+        </w:trPr>
+        <w:tc>
+          <w:tcPr>
+            <w:tcW w:w="0" w:type="auto"/>
+            <w:tcBorders>
+              <w:left w:val="single" w:sz="4" w:space="0" w:color="auto"/>
+              <w:bottom w:val="single" w:sz="4" w:space="0" w:color="auto"/>
+            </w:tcBorders>
+            <w:vAlign w:val="center"/>
+            <w:hideMark/>
+          </w:tcPr>
+          <w:p>
+            <w:pPr>
+              <w:spacing w:after="0" w:line="240" w:lineRule="auto"/>
+              <w:rPr>
+                <w:rFonts w:ascii="Times New Roman" w:eastAsia="Times New Roman" w:hAnsi="Times New Roman" w:cs="Times New Roman"/>
+                <w:kern w:val="0"/>
+                <w14:ligatures w14:val="none"/>
+              </w:rPr>
+            </w:pPr>
+            <w:r>
+              <w:rPr>
+                <w:rFonts w:ascii="Times New Roman" w:eastAsia="Times New Roman" w:hAnsi="Times New Roman" w:cs="Times New Roman"/>
+                <w:kern w:val="0"/>
+                <w14:ligatures w14:val="none"/>
+              </w:rPr>
+              <w:t>Financial Management</w:t>
+            </w:r>
+          </w:p>
+        </w:tc>
+        <w:tc>
+          <w:tcPr>
+            <w:tcW w:w="0" w:type="auto"/>
+            <w:tcBorders>
+              <w:left w:val="single" w:sz="4" w:space="0" w:color="auto"/>
+              <w:bottom w:val="single" w:sz="4" w:space="0" w:color="auto"/>
+              <w:right w:val="single" w:sz="4" w:space="0" w:color="auto"/>
+            </w:tcBorders>
+            <w:vAlign w:val="center"/>
+            <w:hideMark/>
+          </w:tcPr>
+          <w:p>
+            <w:pPr>
+              <w:spacing w:after="0" w:line="240" w:lineRule="auto"/>
+              <w:rPr>
+                <w:rFonts w:ascii="Times New Roman" w:eastAsia="Times New Roman" w:hAnsi="Times New Roman" w:cs="Times New Roman"/>
+                <w:kern w:val="0"/>
+                <w14:ligatures w14:val="none"/>
+              </w:rPr>
+            </w:pPr>
+            <w:r>
+              <w:rPr>
+                <w:rFonts w:ascii="Times New Roman" w:eastAsia="Times New Roman" w:hAnsi="Times New Roman" w:cs="Times New Roman"/>
+                <w:kern w:val="0"/>
+                <w14:ligatures w14:val="none"/>
+              </w:rPr>
+              <w:t>Are we making enough profit?</w:t>
+            </w:r>
+          </w:p>
+        </w:tc>
+        <w:tc>
+          <w:tcPr>
+            <w:tcW w:w="0" w:type="auto"/>
+            <w:tcBorders>
+              <w:bottom w:val="single" w:sz="4" w:space="0" w:color="auto"/>
+              <w:right w:val="single" w:sz="4" w:space="0" w:color="auto"/>
+            </w:tcBorders>
+            <w:vAlign w:val="center"/>
+            <w:hideMark/>
+          </w:tcPr>
+          <w:p>
+            <w:pPr>
+              <w:spacing w:after="0" w:line="240" w:lineRule="auto"/>
+              <w:rPr>
+                <w:rFonts w:ascii="Times New Roman" w:eastAsia="Times New Roman" w:hAnsi="Times New Roman" w:cs="Times New Roman"/>
+                <w:kern w:val="0"/>
+                <w14:ligatures w14:val="none"/>
+              </w:rPr>
+            </w:pPr>
+            <w:r>
+              <w:rPr>
+                <w:rFonts w:ascii="Times New Roman" w:eastAsia="Times New Roman" w:hAnsi="Times New Roman" w:cs="Times New Roman"/>
+                <w:kern w:val="0"/>
+                <w14:ligatures w14:val="none"/>
+              </w:rPr>
+              <w:t>Managing expenses and revenue is critical.</w:t>
+            </w:r>
+          </w:p>
+        </w:tc>
+      </w:tr>
+      <w:tr>
+        <w:trPr>
+          <w:tblCellSpacing w:w="15" w:type="dxa"/>
+        </w:trPr>
+        <w:tc>
+          <w:tcPr>
+            <w:tcW w:w="0" w:type="auto"/>
+            <w:tcBorders>
+              <w:left w:val="single" w:sz="4" w:space="0" w:color="auto"/>
+              <w:bottom w:val="single" w:sz="4" w:space="0" w:color="auto"/>
+            </w:tcBorders>
+            <w:vAlign w:val="center"/>
+            <w:hideMark/>
+          </w:tcPr>
+          <w:p>
+            <w:pPr>
+              <w:spacing w:after="0" w:line="240" w:lineRule="auto"/>
+              <w:rPr>
+                <w:rFonts w:ascii="Times New Roman" w:eastAsia="Times New Roman" w:hAnsi="Times New Roman" w:cs="Times New Roman"/>
+                <w:kern w:val="0"/>
+                <w14:ligatures w14:val="none"/>
+              </w:rPr>
+            </w:pPr>
+            <w:r>
+              <w:rPr>
+                <w:rFonts w:ascii="Times New Roman" w:eastAsia="Times New Roman" w:hAnsi="Times New Roman" w:cs="Times New Roman"/>
+                <w:kern w:val="0"/>
+                <w14:ligatures w14:val="none"/>
+              </w:rPr>
+              <w:t>Employee Management</w:t>
+            </w:r>
+          </w:p>
+        </w:tc>
+        <w:tc>
+          <w:tcPr>
+            <w:tcW w:w="0" w:type="auto"/>
+            <w:tcBorders>
+              <w:left w:val="single" w:sz="4" w:space="0" w:color="auto"/>
+              <w:bottom w:val="single" w:sz="4" w:space="0" w:color="auto"/>
+              <w:right w:val="single" w:sz="4" w:space="0" w:color="auto"/>
+            </w:tcBorders>
+            <w:vAlign w:val="center"/>
+            <w:hideMark/>
+          </w:tcPr>
+          <w:p>
+            <w:pPr>
+              <w:spacing w:after="0" w:line="240" w:lineRule="auto"/>
+              <w:rPr>
+                <w:rFonts w:ascii="Times New Roman" w:eastAsia="Times New Roman" w:hAnsi="Times New Roman" w:cs="Times New Roman"/>
+                <w:kern w:val="0"/>
+                <w14:ligatures w14:val="none"/>
+              </w:rPr>
+            </w:pPr>
+            <w:r>
+              <w:rPr>
+                <w:rFonts w:ascii="Times New Roman" w:eastAsia="Times New Roman" w:hAnsi="Times New Roman" w:cs="Times New Roman"/>
+                <w:kern w:val="0"/>
+                <w14:ligatures w14:val="none"/>
+              </w:rPr>
+              <w:t>Do we have skilled and motivated staff?</w:t>
+            </w:r>
+          </w:p>
+        </w:tc>
+        <w:tc>
+          <w:tcPr>
+            <w:tcW w:w="0" w:type="auto"/>
+            <w:tcBorders>
+              <w:bottom w:val="single" w:sz="4" w:space="0" w:color="auto"/>
+              <w:right w:val="single" w:sz="4" w:space="0" w:color="auto"/>
+            </w:tcBorders>
+            <w:vAlign w:val="center"/>
+            <w:hideMark/>
+          </w:tcPr>
+          <w:p>
+            <w:pPr>
+              <w:spacing w:after="0" w:line="240" w:lineRule="auto"/>
+              <w:rPr>
+                <w:rFonts w:ascii="Times New Roman" w:eastAsia="Times New Roman" w:hAnsi="Times New Roman" w:cs="Times New Roman"/>
+                <w:kern w:val="0"/>
+                <w14:ligatures w14:val="none"/>
+              </w:rPr>
+            </w:pPr>
+            <w:r>
+              <w:rPr>
+                <w:rFonts w:ascii="Times New Roman" w:eastAsia="Times New Roman" w:hAnsi="Times New Roman" w:cs="Times New Roman"/>
+                <w:kern w:val="0"/>
+                <w14:ligatures w14:val="none"/>
+              </w:rPr>
+              <w:t>Staff performance affects customer experience.</w:t>
+            </w:r>
+          </w:p>
+        </w:tc>
+      </w:tr>
+      <w:tr>
+        <w:trPr>
+          <w:tblCellSpacing w:w="15" w:type="dxa"/>
+        </w:trPr>
+        <w:tc>
+          <w:tcPr>
+            <w:tcW w:w="0" w:type="auto"/>
+            <w:tcBorders>
+              <w:left w:val="single" w:sz="4" w:space="0" w:color="auto"/>
+              <w:bottom w:val="single" w:sz="4" w:space="0" w:color="auto"/>
+            </w:tcBorders>
+            <w:vAlign w:val="center"/>
+            <w:hideMark/>
+          </w:tcPr>
+          <w:p>
+            <w:pPr>
+              <w:spacing w:after="0" w:line="240" w:lineRule="auto"/>
+              <w:rPr>
+                <w:rFonts w:ascii="Times New Roman" w:eastAsia="Times New Roman" w:hAnsi="Times New Roman" w:cs="Times New Roman"/>
+                <w:kern w:val="0"/>
+                <w14:ligatures w14:val="none"/>
+              </w:rPr>
+            </w:pPr>
+            <w:r>
+              <w:rPr>
+                <w:rFonts w:ascii="Times New Roman" w:eastAsia="Times New Roman" w:hAnsi="Times New Roman" w:cs="Times New Roman"/>
+                <w:kern w:val="0"/>
+                <w14:ligatures w14:val="none"/>
+              </w:rPr>
+              <w:t>Online Presence</w:t>
+            </w:r>
+          </w:p>
+        </w:tc>
+        <w:tc>
+          <w:tcPr>
+            <w:tcW w:w="0" w:type="auto"/>
+            <w:tcBorders>
+              <w:left w:val="single" w:sz="4" w:space="0" w:color="auto"/>
+              <w:bottom w:val="single" w:sz="4" w:space="0" w:color="auto"/>
+              <w:right w:val="single" w:sz="4" w:space="0" w:color="auto"/>
+            </w:tcBorders>
+            <w:vAlign w:val="center"/>
+            <w:hideMark/>
+          </w:tcPr>
+          <w:p>
+            <w:pPr>
+              <w:spacing w:after="0" w:line="240" w:lineRule="auto"/>
+              <w:rPr>
+                <w:rFonts w:ascii="Times New Roman" w:eastAsia="Times New Roman" w:hAnsi="Times New Roman" w:cs="Times New Roman"/>
+                <w:kern w:val="0"/>
+                <w14:ligatures w14:val="none"/>
+              </w:rPr>
+            </w:pPr>
+            <w:r>
+              <w:rPr>
+                <w:rFonts w:ascii="Times New Roman" w:eastAsia="Times New Roman" w:hAnsi="Times New Roman" w:cs="Times New Roman"/>
+                <w:kern w:val="0"/>
+                <w14:ligatures w14:val="none"/>
+              </w:rPr>
+              <w:t>Should we expand to e-commerce?</w:t>
+            </w:r>
+          </w:p>
+        </w:tc>
+        <w:tc>
+          <w:tcPr>
+            <w:tcW w:w="0" w:type="auto"/>
+            <w:tcBorders>
+              <w:bottom w:val="single" w:sz="4" w:space="0" w:color="auto"/>
+              <w:right w:val="single" w:sz="4" w:space="0" w:color="auto"/>
+            </w:tcBorders>
+            <w:vAlign w:val="center"/>
+            <w:hideMark/>
+          </w:tcPr>
+          <w:p>
+            <w:pPr>
+              <w:spacing w:after="0" w:line="240" w:lineRule="auto"/>
+              <w:rPr>
+                <w:rFonts w:ascii="Times New Roman" w:eastAsia="Times New Roman" w:hAnsi="Times New Roman" w:cs="Times New Roman"/>
+                <w:kern w:val="0"/>
+                <w14:ligatures w14:val="none"/>
+              </w:rPr>
+            </w:pPr>
+            <w:r>
+              <w:rPr>
+                <w:rFonts w:ascii="Times New Roman" w:eastAsia="Times New Roman" w:hAnsi="Times New Roman" w:cs="Times New Roman"/>
+                <w:kern w:val="0"/>
+                <w14:ligatures w14:val="none"/>
+              </w:rPr>
+              <w:t>Many customers now prefer online shopping.</w:t>
+            </w:r>
+          </w:p>
+        </w:tc>
+      </w:tr>
+    </w:tbl>
+    <w:p>
+      <w:pPr>
+        <w:spacing w:after="0" w:line="240" w:lineRule="auto"/>
+        <w:rPr>
+          <w:rFonts w:ascii="Times New Roman" w:eastAsia="Times New Roman" w:hAnsi="Times New Roman" w:cs="Times New Roman"/>
+          <w:kern w:val="0"/>
+          <w14:ligatures w14:val="none"/>
+        </w:rPr>
+      </w:pPr>
+    </w:p>
+    <w:p>
+      <w:pPr>
+        <w:pBdr>
+          <w:top w:val="single" w:sz="6" w:space="1" w:color="auto"/>
+        </w:pBdr>
+        <w:spacing w:after="0" w:line="240" w:lineRule="auto"/>
+        <w:jc w:val="center"/>
+        <w:rPr>
+          <w:rFonts w:ascii="Arial" w:eastAsia="Times New Roman" w:hAnsi="Arial" w:cs="Arial"/>
+          <w:vanish/>
+          <w:kern w:val="0"/>
+          <w:sz w:val="16"/>
+          <w:szCs w:val="16"/>
+          <w14:ligatures w14:val="none"/>
+        </w:rPr>
+      </w:pPr>
+      <w:r>
+        <w:rPr>
+          <w:rFonts w:ascii="Arial" w:eastAsia="Times New Roman" w:hAnsi="Arial" w:cs="Arial"/>
+          <w:vanish/>
+          <w:kern w:val="0"/>
+          <w:sz w:val="16"/>
+          <w:szCs w:val="16"/>
+          <w14:ligatures w14:val="none"/>
+        </w:rPr>
+        <w:t>Bottom of Form</w:t>
+      </w:r>
+    </w:p>
+    <w:p>
+      <w:pPr>
+        <w:spacing w:line="276" w:lineRule="auto"/>
+      </w:pPr>
+    </w:p>
+    <w:p>
+      <w:pPr>
+        <w:spacing w:line="276" w:lineRule="auto"/>
+      </w:pPr>
+    </w:p>
+    <w:p>
+      <w:pPr>
+        <w:ind w:left="1440" w:hanging="720"/>
+        <w:rPr>
+          <w:b/>
+          <w:u w:val="single"/>
+        </w:rPr>
+      </w:pPr>
+    </w:p>
+    <w:p>
+      <w:pPr>
+        <w:ind w:left="1440" w:hanging="720"/>
+        <w:rPr>
+          <w:b/>
+          <w:u w:val="single"/>
+        </w:rPr>
+      </w:pPr>
+      <w:r>
+        <w:t xml:space="preserve">Task2: </w:t>
+      </w:r>
+      <w:r>
+        <w:rPr>
+          <w:b/>
+          <w:u w:val="single"/>
+        </w:rPr>
+        <w:t>Interpretation of Data</w:t>
+      </w:r>
+    </w:p>
+    <w:p>
+      <w:pPr>
+        <w:ind w:left="1440" w:hanging="720"/>
+        <w:rPr>
+          <w:b/>
+          <w:u w:val="single"/>
+        </w:rPr>
+      </w:pPr>
+    </w:p>
+    <w:tbl>
+      <w:tblPr>
+        <w:tblStyle w:val="TableGrid"/>
+        <w:tblW w:w="0" w:type="auto"/>
+        <w:tblLook w:val="04A0" w:firstRow="1" w:lastRow="0" w:firstColumn="1" w:lastColumn="0" w:noHBand="0" w:noVBand="1"/>
+      </w:tblPr>
+      <w:tblGrid>
+        <w:gridCol w:w="1834"/>
+        <w:gridCol w:w="3838"/>
+        <w:gridCol w:w="3678"/>
+      </w:tblGrid>
+      <w:tr>
+        <w:tc>
+          <w:tcPr>
+            <w:tcW w:w="0" w:type="auto"/>
+            <w:hideMark/>
+          </w:tcPr>
+          <w:p>
+            <w:pPr>
+              <w:jc w:val="center"/>
+              <w:rPr>
+                <w:rFonts w:ascii="Times New Roman" w:eastAsia="Times New Roman" w:hAnsi="Times New Roman" w:cs="Times New Roman"/>
+                <w:b/>
+                <w:bCs/>
+                <w:kern w:val="0"/>
+                <w14:ligatures w14:val="none"/>
+              </w:rPr>
+            </w:pPr>
+            <w:r>
+              <w:rPr>
+                <w:rFonts w:ascii="Times New Roman" w:eastAsia="Times New Roman" w:hAnsi="Times New Roman" w:cs="Times New Roman"/>
+                <w:b/>
+                <w:bCs/>
+                <w:kern w:val="0"/>
+                <w14:ligatures w14:val="none"/>
+              </w:rPr>
+              <w:t>Area</w:t>
+            </w:r>
+          </w:p>
+        </w:tc>
+        <w:tc>
+          <w:tcPr>
+            <w:tcW w:w="0" w:type="auto"/>
+            <w:hideMark/>
+          </w:tcPr>
+          <w:p>
+            <w:pPr>
+              <w:jc w:val="center"/>
+              <w:rPr>
+                <w:rFonts w:ascii="Times New Roman" w:eastAsia="Times New Roman" w:hAnsi="Times New Roman" w:cs="Times New Roman"/>
+                <w:b/>
+                <w:bCs/>
+                <w:kern w:val="0"/>
+                <w14:ligatures w14:val="none"/>
+              </w:rPr>
+            </w:pPr>
+            <w:r>
+              <w:rPr>
+                <w:rFonts w:ascii="Times New Roman" w:eastAsia="Times New Roman" w:hAnsi="Times New Roman" w:cs="Times New Roman"/>
+                <w:b/>
+                <w:bCs/>
+                <w:kern w:val="0"/>
+                <w14:ligatures w14:val="none"/>
+              </w:rPr>
+              <w:t>Improvement</w:t>
+            </w:r>
+          </w:p>
+        </w:tc>
+        <w:tc>
+          <w:tcPr>
+            <w:tcW w:w="0" w:type="auto"/>
+            <w:hideMark/>
+          </w:tcPr>
+          <w:p>
+            <w:pPr>
+              <w:jc w:val="center"/>
+              <w:rPr>
+                <w:rFonts w:ascii="Times New Roman" w:eastAsia="Times New Roman" w:hAnsi="Times New Roman" w:cs="Times New Roman"/>
+                <w:b/>
+                <w:bCs/>
+                <w:kern w:val="0"/>
+                <w14:ligatures w14:val="none"/>
+              </w:rPr>
+            </w:pPr>
+            <w:r>
+              <w:rPr>
+                <w:rFonts w:ascii="Times New Roman" w:eastAsia="Times New Roman" w:hAnsi="Times New Roman" w:cs="Times New Roman"/>
+                <w:b/>
+                <w:bCs/>
+                <w:kern w:val="0"/>
+                <w14:ligatures w14:val="none"/>
+              </w:rPr>
+              <w:t>How It Improves User Experience</w:t>
+            </w:r>
+          </w:p>
+        </w:tc>
+      </w:tr>
+      <w:tr>
+        <w:tc>
+          <w:tcPr>
+            <w:tcW w:w="0" w:type="auto"/>
+            <w:hideMark/>
+          </w:tcPr>
+          <w:p>
+            <w:pPr>
+              <w:rPr>
+                <w:rFonts w:ascii="Times New Roman" w:eastAsia="Times New Roman" w:hAnsi="Times New Roman" w:cs="Times New Roman"/>
+                <w:kern w:val="0"/>
+                <w14:ligatures w14:val="none"/>
+              </w:rPr>
+            </w:pPr>
+            <w:r>
+              <w:rPr>
+                <w:rFonts w:ascii="Times New Roman" w:eastAsia="Times New Roman" w:hAnsi="Times New Roman" w:cs="Times New Roman"/>
+                <w:kern w:val="0"/>
+                <w14:ligatures w14:val="none"/>
+              </w:rPr>
+              <w:lastRenderedPageBreak/>
+              <w:t>Website Design</w:t>
+            </w:r>
+          </w:p>
+        </w:tc>
+        <w:tc>
+          <w:tcPr>
+            <w:tcW w:w="0" w:type="auto"/>
+            <w:hideMark/>
+          </w:tcPr>
+          <w:p>
+            <w:pPr>
+              <w:rPr>
+                <w:rFonts w:ascii="Times New Roman" w:eastAsia="Times New Roman" w:hAnsi="Times New Roman" w:cs="Times New Roman"/>
+                <w:kern w:val="0"/>
+                <w14:ligatures w14:val="none"/>
+              </w:rPr>
+            </w:pPr>
+            <w:r>
+              <w:rPr>
+                <w:rFonts w:ascii="Times New Roman" w:eastAsia="Times New Roman" w:hAnsi="Times New Roman" w:cs="Times New Roman"/>
+                <w:kern w:val="0"/>
+                <w14:ligatures w14:val="none"/>
+              </w:rPr>
+              <w:t>Simple and clean layout</w:t>
+            </w:r>
+          </w:p>
+        </w:tc>
+        <w:tc>
+          <w:tcPr>
+            <w:tcW w:w="0" w:type="auto"/>
+            <w:hideMark/>
+          </w:tcPr>
+          <w:p>
+            <w:pPr>
+              <w:rPr>
+                <w:rFonts w:ascii="Times New Roman" w:eastAsia="Times New Roman" w:hAnsi="Times New Roman" w:cs="Times New Roman"/>
+                <w:kern w:val="0"/>
+                <w14:ligatures w14:val="none"/>
+              </w:rPr>
+            </w:pPr>
+            <w:r>
+              <w:rPr>
+                <w:rFonts w:ascii="Times New Roman" w:eastAsia="Times New Roman" w:hAnsi="Times New Roman" w:cs="Times New Roman"/>
+                <w:kern w:val="0"/>
+                <w14:ligatures w14:val="none"/>
+              </w:rPr>
+              <w:t>Makes it easy for users to navigate</w:t>
+            </w:r>
+          </w:p>
+        </w:tc>
+      </w:tr>
+      <w:tr>
+        <w:tc>
+          <w:tcPr>
+            <w:tcW w:w="0" w:type="auto"/>
+            <w:hideMark/>
+          </w:tcPr>
+          <w:p>
+            <w:pPr>
+              <w:rPr>
+                <w:rFonts w:ascii="Times New Roman" w:eastAsia="Times New Roman" w:hAnsi="Times New Roman" w:cs="Times New Roman"/>
+                <w:kern w:val="0"/>
+                <w14:ligatures w14:val="none"/>
+              </w:rPr>
+            </w:pPr>
+            <w:r>
+              <w:rPr>
+                <w:rFonts w:ascii="Times New Roman" w:eastAsia="Times New Roman" w:hAnsi="Times New Roman" w:cs="Times New Roman"/>
+                <w:kern w:val="0"/>
+                <w14:ligatures w14:val="none"/>
+              </w:rPr>
+              <w:t>Navigation</w:t>
+            </w:r>
+          </w:p>
+        </w:tc>
+        <w:tc>
+          <w:tcPr>
+            <w:tcW w:w="0" w:type="auto"/>
+            <w:hideMark/>
+          </w:tcPr>
+          <w:p>
+            <w:pPr>
+              <w:rPr>
+                <w:rFonts w:ascii="Times New Roman" w:eastAsia="Times New Roman" w:hAnsi="Times New Roman" w:cs="Times New Roman"/>
+                <w:kern w:val="0"/>
+                <w14:ligatures w14:val="none"/>
+              </w:rPr>
+            </w:pPr>
+            <w:r>
+              <w:rPr>
+                <w:rFonts w:ascii="Times New Roman" w:eastAsia="Times New Roman" w:hAnsi="Times New Roman" w:cs="Times New Roman"/>
+                <w:kern w:val="0"/>
+                <w14:ligatures w14:val="none"/>
+              </w:rPr>
+              <w:t>Clear menu and search bar</w:t>
+            </w:r>
+          </w:p>
+        </w:tc>
+        <w:tc>
+          <w:tcPr>
+            <w:tcW w:w="0" w:type="auto"/>
+            <w:hideMark/>
+          </w:tcPr>
+          <w:p>
+            <w:pPr>
+              <w:rPr>
+                <w:rFonts w:ascii="Times New Roman" w:eastAsia="Times New Roman" w:hAnsi="Times New Roman" w:cs="Times New Roman"/>
+                <w:kern w:val="0"/>
+                <w14:ligatures w14:val="none"/>
+              </w:rPr>
+            </w:pPr>
+            <w:r>
+              <w:rPr>
+                <w:rFonts w:ascii="Times New Roman" w:eastAsia="Times New Roman" w:hAnsi="Times New Roman" w:cs="Times New Roman"/>
+                <w:kern w:val="0"/>
+                <w14:ligatures w14:val="none"/>
+              </w:rPr>
+              <w:t>Helps users find courses quickly</w:t>
+            </w:r>
+          </w:p>
+        </w:tc>
+      </w:tr>
+      <w:tr>
+        <w:tc>
+          <w:tcPr>
+            <w:tcW w:w="0" w:type="auto"/>
+            <w:hideMark/>
+          </w:tcPr>
+          <w:p>
+            <w:pPr>
+              <w:rPr>
+                <w:rFonts w:ascii="Times New Roman" w:eastAsia="Times New Roman" w:hAnsi="Times New Roman" w:cs="Times New Roman"/>
+                <w:kern w:val="0"/>
+                <w14:ligatures w14:val="none"/>
+              </w:rPr>
+            </w:pPr>
+            <w:r>
+              <w:rPr>
+                <w:rFonts w:ascii="Times New Roman" w:eastAsia="Times New Roman" w:hAnsi="Times New Roman" w:cs="Times New Roman"/>
+                <w:kern w:val="0"/>
+                <w14:ligatures w14:val="none"/>
+              </w:rPr>
+              <w:t>Performance</w:t>
+            </w:r>
+          </w:p>
+        </w:tc>
+        <w:tc>
+          <w:tcPr>
+            <w:tcW w:w="0" w:type="auto"/>
+            <w:hideMark/>
+          </w:tcPr>
+          <w:p>
+            <w:pPr>
+              <w:rPr>
+                <w:rFonts w:ascii="Times New Roman" w:eastAsia="Times New Roman" w:hAnsi="Times New Roman" w:cs="Times New Roman"/>
+                <w:kern w:val="0"/>
+                <w14:ligatures w14:val="none"/>
+              </w:rPr>
+            </w:pPr>
+            <w:r>
+              <w:rPr>
+                <w:rFonts w:ascii="Times New Roman" w:eastAsia="Times New Roman" w:hAnsi="Times New Roman" w:cs="Times New Roman"/>
+                <w:kern w:val="0"/>
+                <w14:ligatures w14:val="none"/>
+              </w:rPr>
+              <w:t>Fast loading speed</w:t>
+            </w:r>
+          </w:p>
+        </w:tc>
+        <w:tc>
+          <w:tcPr>
+            <w:tcW w:w="0" w:type="auto"/>
+            <w:hideMark/>
+          </w:tcPr>
+          <w:p>
+            <w:pPr>
+              <w:rPr>
+                <w:rFonts w:ascii="Times New Roman" w:eastAsia="Times New Roman" w:hAnsi="Times New Roman" w:cs="Times New Roman"/>
+                <w:kern w:val="0"/>
+                <w14:ligatures w14:val="none"/>
+              </w:rPr>
+            </w:pPr>
+            <w:r>
+              <w:rPr>
+                <w:rFonts w:ascii="Times New Roman" w:eastAsia="Times New Roman" w:hAnsi="Times New Roman" w:cs="Times New Roman"/>
+                <w:kern w:val="0"/>
+                <w14:ligatures w14:val="none"/>
+              </w:rPr>
+              <w:t>Reduces frustration and waiting</w:t>
+            </w:r>
+          </w:p>
+        </w:tc>
+      </w:tr>
+      <w:tr>
+        <w:tc>
+          <w:tcPr>
+            <w:tcW w:w="0" w:type="auto"/>
+            <w:hideMark/>
+          </w:tcPr>
+          <w:p>
+            <w:pPr>
+              <w:rPr>
+                <w:rFonts w:ascii="Times New Roman" w:eastAsia="Times New Roman" w:hAnsi="Times New Roman" w:cs="Times New Roman"/>
+                <w:kern w:val="0"/>
+                <w14:ligatures w14:val="none"/>
+              </w:rPr>
+            </w:pPr>
+            <w:r>
+              <w:rPr>
+                <w:rFonts w:ascii="Times New Roman" w:eastAsia="Times New Roman" w:hAnsi="Times New Roman" w:cs="Times New Roman"/>
+                <w:kern w:val="0"/>
+                <w14:ligatures w14:val="none"/>
+              </w:rPr>
+              <w:t>Mobile Support</w:t>
+            </w:r>
+          </w:p>
+        </w:tc>
+        <w:tc>
+          <w:tcPr>
+            <w:tcW w:w="0" w:type="auto"/>
+            <w:hideMark/>
+          </w:tcPr>
+          <w:p>
+            <w:pPr>
+              <w:rPr>
+                <w:rFonts w:ascii="Times New Roman" w:eastAsia="Times New Roman" w:hAnsi="Times New Roman" w:cs="Times New Roman"/>
+                <w:kern w:val="0"/>
+                <w14:ligatures w14:val="none"/>
+              </w:rPr>
+            </w:pPr>
+            <w:r>
+              <w:rPr>
+                <w:rFonts w:ascii="Times New Roman" w:eastAsia="Times New Roman" w:hAnsi="Times New Roman" w:cs="Times New Roman"/>
+                <w:kern w:val="0"/>
+                <w14:ligatures w14:val="none"/>
+              </w:rPr>
+              <w:t>Mobile-friendly design</w:t>
+            </w:r>
+          </w:p>
+        </w:tc>
+        <w:tc>
+          <w:tcPr>
+            <w:tcW w:w="0" w:type="auto"/>
+            <w:hideMark/>
+          </w:tcPr>
+          <w:p>
+            <w:pPr>
+              <w:rPr>
+                <w:rFonts w:ascii="Times New Roman" w:eastAsia="Times New Roman" w:hAnsi="Times New Roman" w:cs="Times New Roman"/>
+                <w:kern w:val="0"/>
+                <w14:ligatures w14:val="none"/>
+              </w:rPr>
+            </w:pPr>
+            <w:r>
+              <w:rPr>
+                <w:rFonts w:ascii="Times New Roman" w:eastAsia="Times New Roman" w:hAnsi="Times New Roman" w:cs="Times New Roman"/>
+                <w:kern w:val="0"/>
+                <w14:ligatures w14:val="none"/>
+              </w:rPr>
+              <w:t>Allows access on phones easily</w:t>
+            </w:r>
+          </w:p>
+        </w:tc>
+      </w:tr>
+      <w:tr>
+        <w:tc>
+          <w:tcPr>
+            <w:tcW w:w="0" w:type="auto"/>
+            <w:hideMark/>
+          </w:tcPr>
+          <w:p>
+            <w:pPr>
+              <w:rPr>
+                <w:rFonts w:ascii="Times New Roman" w:eastAsia="Times New Roman" w:hAnsi="Times New Roman" w:cs="Times New Roman"/>
+                <w:kern w:val="0"/>
+                <w14:ligatures w14:val="none"/>
+              </w:rPr>
+            </w:pPr>
+            <w:r>
+              <w:rPr>
+                <w:rFonts w:ascii="Times New Roman" w:eastAsia="Times New Roman" w:hAnsi="Times New Roman" w:cs="Times New Roman"/>
+                <w:kern w:val="0"/>
+                <w14:ligatures w14:val="none"/>
+              </w:rPr>
+              <w:t>Course Structure</w:t>
+            </w:r>
+          </w:p>
+        </w:tc>
+        <w:tc>
+          <w:tcPr>
+            <w:tcW w:w="0" w:type="auto"/>
+            <w:hideMark/>
+          </w:tcPr>
+          <w:p>
+            <w:pPr>
+              <w:rPr>
+                <w:rFonts w:ascii="Times New Roman" w:eastAsia="Times New Roman" w:hAnsi="Times New Roman" w:cs="Times New Roman"/>
+                <w:kern w:val="0"/>
+                <w14:ligatures w14:val="none"/>
+              </w:rPr>
+            </w:pPr>
+            <w:r>
+              <w:rPr>
+                <w:rFonts w:ascii="Times New Roman" w:eastAsia="Times New Roman" w:hAnsi="Times New Roman" w:cs="Times New Roman"/>
+                <w:kern w:val="0"/>
+                <w14:ligatures w14:val="none"/>
+              </w:rPr>
+              <w:t>Break lessons into small parts</w:t>
+            </w:r>
+          </w:p>
+        </w:tc>
+        <w:tc>
+          <w:tcPr>
+            <w:tcW w:w="0" w:type="auto"/>
+            <w:hideMark/>
+          </w:tcPr>
+          <w:p>
+            <w:pPr>
+              <w:rPr>
+                <w:rFonts w:ascii="Times New Roman" w:eastAsia="Times New Roman" w:hAnsi="Times New Roman" w:cs="Times New Roman"/>
+                <w:kern w:val="0"/>
+                <w14:ligatures w14:val="none"/>
+              </w:rPr>
+            </w:pPr>
+            <w:r>
+              <w:rPr>
+                <w:rFonts w:ascii="Times New Roman" w:eastAsia="Times New Roman" w:hAnsi="Times New Roman" w:cs="Times New Roman"/>
+                <w:kern w:val="0"/>
+                <w14:ligatures w14:val="none"/>
+              </w:rPr>
+              <w:t>Makes learning easier to follow</w:t>
+            </w:r>
+          </w:p>
+        </w:tc>
+      </w:tr>
+      <w:tr>
+        <w:tc>
+          <w:tcPr>
+            <w:tcW w:w="0" w:type="auto"/>
+            <w:hideMark/>
+          </w:tcPr>
+          <w:p>
+            <w:pPr>
+              <w:rPr>
+                <w:rFonts w:ascii="Times New Roman" w:eastAsia="Times New Roman" w:hAnsi="Times New Roman" w:cs="Times New Roman"/>
+                <w:kern w:val="0"/>
+                <w14:ligatures w14:val="none"/>
+              </w:rPr>
+            </w:pPr>
+            <w:r>
+              <w:rPr>
+                <w:rFonts w:ascii="Times New Roman" w:eastAsia="Times New Roman" w:hAnsi="Times New Roman" w:cs="Times New Roman"/>
+                <w:kern w:val="0"/>
+                <w14:ligatures w14:val="none"/>
+              </w:rPr>
+              <w:t>Engagement</w:t>
+            </w:r>
+          </w:p>
+        </w:tc>
+        <w:tc>
+          <w:tcPr>
+            <w:tcW w:w="0" w:type="auto"/>
+            <w:hideMark/>
+          </w:tcPr>
+          <w:p>
+            <w:pPr>
+              <w:rPr>
+                <w:rFonts w:ascii="Times New Roman" w:eastAsia="Times New Roman" w:hAnsi="Times New Roman" w:cs="Times New Roman"/>
+                <w:kern w:val="0"/>
+                <w14:ligatures w14:val="none"/>
+              </w:rPr>
+            </w:pPr>
+            <w:r>
+              <w:rPr>
+                <w:rFonts w:ascii="Times New Roman" w:eastAsia="Times New Roman" w:hAnsi="Times New Roman" w:cs="Times New Roman"/>
+                <w:kern w:val="0"/>
+                <w14:ligatures w14:val="none"/>
+              </w:rPr>
+              <w:t>Add videos, quizzes, and interactions</w:t>
+            </w:r>
+          </w:p>
+        </w:tc>
+        <w:tc>
+          <w:tcPr>
+            <w:tcW w:w="0" w:type="auto"/>
+            <w:hideMark/>
+          </w:tcPr>
+          <w:p>
+            <w:pPr>
+              <w:rPr>
+                <w:rFonts w:ascii="Times New Roman" w:eastAsia="Times New Roman" w:hAnsi="Times New Roman" w:cs="Times New Roman"/>
+                <w:kern w:val="0"/>
+                <w14:ligatures w14:val="none"/>
+              </w:rPr>
+            </w:pPr>
+            <w:r>
+              <w:rPr>
+                <w:rFonts w:ascii="Times New Roman" w:eastAsia="Times New Roman" w:hAnsi="Times New Roman" w:cs="Times New Roman"/>
+                <w:kern w:val="0"/>
+                <w14:ligatures w14:val="none"/>
+              </w:rPr>
+              <w:t>Keeps users interested and active</w:t>
+            </w:r>
+          </w:p>
+        </w:tc>
+      </w:tr>
+      <w:tr>
+        <w:tc>
+          <w:tcPr>
+            <w:tcW w:w="0" w:type="auto"/>
+            <w:hideMark/>
+          </w:tcPr>
+          <w:p>
+            <w:pPr>
+              <w:rPr>
+                <w:rFonts w:ascii="Times New Roman" w:eastAsia="Times New Roman" w:hAnsi="Times New Roman" w:cs="Times New Roman"/>
+                <w:kern w:val="0"/>
+                <w14:ligatures w14:val="none"/>
+              </w:rPr>
+            </w:pPr>
+            <w:r>
+              <w:rPr>
+                <w:rFonts w:ascii="Times New Roman" w:eastAsia="Times New Roman" w:hAnsi="Times New Roman" w:cs="Times New Roman"/>
+                <w:kern w:val="0"/>
+                <w14:ligatures w14:val="none"/>
+              </w:rPr>
+              <w:t>Personalization</w:t>
+            </w:r>
+          </w:p>
+        </w:tc>
+        <w:tc>
+          <w:tcPr>
+            <w:tcW w:w="0" w:type="auto"/>
+            <w:hideMark/>
+          </w:tcPr>
+          <w:p>
+            <w:pPr>
+              <w:rPr>
+                <w:rFonts w:ascii="Times New Roman" w:eastAsia="Times New Roman" w:hAnsi="Times New Roman" w:cs="Times New Roman"/>
+                <w:kern w:val="0"/>
+                <w14:ligatures w14:val="none"/>
+              </w:rPr>
+            </w:pPr>
+            <w:r>
+              <w:rPr>
+                <w:rFonts w:ascii="Times New Roman" w:eastAsia="Times New Roman" w:hAnsi="Times New Roman" w:cs="Times New Roman"/>
+                <w:kern w:val="0"/>
+                <w14:ligatures w14:val="none"/>
+              </w:rPr>
+              <w:t>Recommend courses &amp; track progress</w:t>
+            </w:r>
+          </w:p>
+        </w:tc>
+        <w:tc>
+          <w:tcPr>
+            <w:tcW w:w="0" w:type="auto"/>
+            <w:hideMark/>
+          </w:tcPr>
+          <w:p>
+            <w:pPr>
+              <w:rPr>
+                <w:rFonts w:ascii="Times New Roman" w:eastAsia="Times New Roman" w:hAnsi="Times New Roman" w:cs="Times New Roman"/>
+                <w:kern w:val="0"/>
+                <w14:ligatures w14:val="none"/>
+              </w:rPr>
+            </w:pPr>
+            <w:r>
+              <w:rPr>
+                <w:rFonts w:ascii="Times New Roman" w:eastAsia="Times New Roman" w:hAnsi="Times New Roman" w:cs="Times New Roman"/>
+                <w:kern w:val="0"/>
+                <w14:ligatures w14:val="none"/>
+              </w:rPr>
+              <w:t xml:space="preserve">Creates a personalized </w:t>
+            </w:r>
+            <w:proofErr w:type="spellStart"/>
+            <w:r>
+              <w:rPr>
+                <w:rFonts w:ascii="Times New Roman" w:eastAsia="Times New Roman" w:hAnsi="Times New Roman" w:cs="Times New Roman"/>
+                <w:kern w:val="0"/>
+                <w14:ligatures w14:val="none"/>
+              </w:rPr>
+              <w:t>experienc</w:t>
+            </w:r>
+            <w:proofErr w:type="spellEnd"/>
+          </w:p>
+        </w:tc>
+      </w:tr>
+    </w:tbl>
+    <w:p>
+      <w:pPr>
+        <w:ind w:left="1440" w:hanging="720"/>
+        <w:rPr>
+          <w:b/>
+          <w:u w:val="single"/>
+        </w:rPr>
+      </w:pPr>
+    </w:p>
+    <w:p>
+      <w:pPr>
+        <w:ind w:left="1440" w:hanging="720"/>
+        <w:rPr>
+          <w:b/>
+          <w:u w:val="single"/>
+        </w:rPr>
+      </w:pPr>
+    </w:p>
+    <w:p>
+      <w:pPr>
+        <w:ind w:left="1440" w:hanging="720"/>
+        <w:rPr>
+          <w:b/>
+          <w:u w:val="single"/>
+        </w:rPr>
+      </w:pPr>
+      <w:r>
+        <w:t xml:space="preserve">Task3: </w:t>
+      </w:r>
+      <w:r>
+        <w:rPr>
+          <w:b/>
+          <w:u w:val="single"/>
+        </w:rPr>
+        <w:t>Organizing Customer Needs</w:t>
+      </w:r>
+    </w:p>
+    <w:tbl>
+      <w:tblPr>
+        <w:tblW w:w="0" w:type="auto"/>
+        <w:tblCellSpacing w:w="15" w:type="dxa"/>
+        <w:tblCellMar>
+          <w:top w:w="15" w:type="dxa"/>
+          <w:left w:w="15" w:type="dxa"/>
+          <w:bottom w:w="15" w:type="dxa"/>
+          <w:right w:w="15" w:type="dxa"/>
+        </w:tblCellMar>
+        <w:tblLook w:val="04A0" w:firstRow="1" w:lastRow="0" w:firstColumn="1" w:lastColumn="0" w:noHBand="0" w:noVBand="1"/>
+      </w:tblPr>
+      <w:tblGrid>
+        <w:gridCol w:w="2025"/>
+        <w:gridCol w:w="2380"/>
+        <w:gridCol w:w="2601"/>
+        <w:gridCol w:w="2354"/>
+      </w:tblGrid>
+      <w:tr>
+        <w:trPr>
+          <w:tblHeader/>
+          <w:tblCellSpacing w:w="15" w:type="dxa"/>
+        </w:trPr>
+        <w:tc>
+          <w:tcPr>
+            <w:tcW w:w="0" w:type="auto"/>
+            <w:vAlign w:val="center"/>
+            <w:hideMark/>
+          </w:tcPr>
+          <w:p>
+            <w:pPr>
+              <w:spacing w:after="0" w:line="240" w:lineRule="auto"/>
+              <w:jc w:val="center"/>
+              <w:rPr>
+                <w:rFonts w:ascii="Times New Roman" w:eastAsia="Times New Roman" w:hAnsi="Times New Roman" w:cs="Times New Roman"/>
+                <w:b/>
+                <w:bCs/>
+                <w:kern w:val="0"/>
+                <w14:ligatures w14:val="none"/>
+              </w:rPr>
+            </w:pPr>
+            <w:r>
+              <w:rPr>
+                <w:rFonts w:ascii="Times New Roman" w:eastAsia="Times New Roman" w:hAnsi="Times New Roman" w:cs="Times New Roman"/>
+                <w:b/>
+                <w:bCs/>
+                <w:kern w:val="0"/>
+                <w14:ligatures w14:val="none"/>
+              </w:rPr>
+              <w:t>Area</w:t>
+            </w:r>
+          </w:p>
+        </w:tc>
+        <w:tc>
+          <w:tcPr>
+            <w:tcW w:w="0" w:type="auto"/>
+            <w:vAlign w:val="center"/>
+            <w:hideMark/>
+          </w:tcPr>
+          <w:p>
+            <w:pPr>
+              <w:spacing w:after="0" w:line="240" w:lineRule="auto"/>
+              <w:jc w:val="center"/>
+              <w:rPr>
+                <w:rFonts w:ascii="Times New Roman" w:eastAsia="Times New Roman" w:hAnsi="Times New Roman" w:cs="Times New Roman"/>
+                <w:b/>
+                <w:bCs/>
+                <w:kern w:val="0"/>
+                <w14:ligatures w14:val="none"/>
+              </w:rPr>
+            </w:pPr>
+            <w:r>
+              <w:rPr>
+                <w:rFonts w:ascii="Times New Roman" w:eastAsia="Times New Roman" w:hAnsi="Times New Roman" w:cs="Times New Roman"/>
+                <w:b/>
+                <w:bCs/>
+                <w:kern w:val="0"/>
+                <w14:ligatures w14:val="none"/>
+              </w:rPr>
+              <w:t xml:space="preserve">Customer Need  </w:t>
+            </w:r>
+          </w:p>
+        </w:tc>
+        <w:tc>
+          <w:tcPr>
+            <w:tcW w:w="0" w:type="auto"/>
+            <w:vAlign w:val="center"/>
+            <w:hideMark/>
+          </w:tcPr>
+          <w:p>
+            <w:pPr>
+              <w:spacing w:after="0" w:line="240" w:lineRule="auto"/>
+              <w:jc w:val="center"/>
+              <w:rPr>
+                <w:rFonts w:ascii="Times New Roman" w:eastAsia="Times New Roman" w:hAnsi="Times New Roman" w:cs="Times New Roman"/>
+                <w:b/>
+                <w:bCs/>
+                <w:kern w:val="0"/>
+                <w14:ligatures w14:val="none"/>
+              </w:rPr>
+            </w:pPr>
+            <w:r>
+              <w:rPr>
+                <w:rFonts w:ascii="Times New Roman" w:eastAsia="Times New Roman" w:hAnsi="Times New Roman" w:cs="Times New Roman"/>
+                <w:b/>
+                <w:bCs/>
+                <w:kern w:val="0"/>
+                <w14:ligatures w14:val="none"/>
+              </w:rPr>
+              <w:t xml:space="preserve">Improvement </w:t>
+            </w:r>
+          </w:p>
+        </w:tc>
+        <w:tc>
+          <w:tcPr>
+            <w:tcW w:w="0" w:type="auto"/>
+            <w:vAlign w:val="center"/>
+            <w:hideMark/>
+          </w:tcPr>
+          <w:p>
+            <w:pPr>
+              <w:spacing w:after="0" w:line="240" w:lineRule="auto"/>
+              <w:jc w:val="center"/>
+              <w:rPr>
+                <w:rFonts w:ascii="Times New Roman" w:eastAsia="Times New Roman" w:hAnsi="Times New Roman" w:cs="Times New Roman"/>
+                <w:b/>
+                <w:bCs/>
+                <w:kern w:val="0"/>
+                <w14:ligatures w14:val="none"/>
+              </w:rPr>
+            </w:pPr>
+            <w:r>
+              <w:rPr>
+                <w:rFonts w:ascii="Times New Roman" w:eastAsia="Times New Roman" w:hAnsi="Times New Roman" w:cs="Times New Roman"/>
+                <w:b/>
+                <w:bCs/>
+                <w:kern w:val="0"/>
+                <w14:ligatures w14:val="none"/>
+              </w:rPr>
+              <w:t>User Experience Impact</w:t>
+            </w:r>
+          </w:p>
+        </w:tc>
+      </w:tr>
+      <w:tr>
+        <w:trPr>
+          <w:tblCellSpacing w:w="15" w:type="dxa"/>
+        </w:trPr>
+        <w:tc>
+          <w:tcPr>
+            <w:tcW w:w="0" w:type="auto"/>
+            <w:vAlign w:val="center"/>
+            <w:hideMark/>
+          </w:tcPr>
+          <w:p>
+            <w:pPr>
+              <w:spacing w:after="0" w:line="240" w:lineRule="auto"/>
+              <w:rPr>
+                <w:rFonts w:ascii="Times New Roman" w:eastAsia="Times New Roman" w:hAnsi="Times New Roman" w:cs="Times New Roman"/>
+                <w:kern w:val="0"/>
+                <w14:ligatures w14:val="none"/>
+              </w:rPr>
+            </w:pPr>
+            <w:r>
+              <w:rPr>
+                <w:rFonts w:ascii="Times New Roman" w:eastAsia="Times New Roman" w:hAnsi="Times New Roman" w:cs="Times New Roman"/>
+                <w:kern w:val="0"/>
+                <w14:ligatures w14:val="none"/>
+              </w:rPr>
+              <w:t>Customer Experience</w:t>
+            </w:r>
+          </w:p>
+        </w:tc>
+        <w:tc>
+          <w:tcPr>
+            <w:tcW w:w="0" w:type="auto"/>
+            <w:vAlign w:val="center"/>
+            <w:hideMark/>
+          </w:tcPr>
+          <w:p>
+            <w:pPr>
+              <w:spacing w:after="0" w:line="240" w:lineRule="auto"/>
+              <w:rPr>
+                <w:rFonts w:ascii="Times New Roman" w:eastAsia="Times New Roman" w:hAnsi="Times New Roman" w:cs="Times New Roman"/>
+                <w:kern w:val="0"/>
+                <w14:ligatures w14:val="none"/>
+              </w:rPr>
+            </w:pPr>
+            <w:r>
+              <w:rPr>
+                <w:rFonts w:ascii="Times New Roman" w:eastAsia="Times New Roman" w:hAnsi="Times New Roman" w:cs="Times New Roman"/>
+                <w:kern w:val="0"/>
+                <w14:ligatures w14:val="none"/>
+              </w:rPr>
+              <w:t>Fast and good service</w:t>
+            </w:r>
+          </w:p>
+        </w:tc>
+        <w:tc>
+          <w:tcPr>
+            <w:tcW w:w="0" w:type="auto"/>
+            <w:vAlign w:val="center"/>
+            <w:hideMark/>
+          </w:tcPr>
+          <w:p>
+            <w:pPr>
+              <w:spacing w:after="0" w:line="240" w:lineRule="auto"/>
+              <w:rPr>
+                <w:rFonts w:ascii="Times New Roman" w:eastAsia="Times New Roman" w:hAnsi="Times New Roman" w:cs="Times New Roman"/>
+                <w:kern w:val="0"/>
+                <w14:ligatures w14:val="none"/>
+              </w:rPr>
+            </w:pPr>
+            <w:r>
+              <w:rPr>
+                <w:rFonts w:ascii="Times New Roman" w:eastAsia="Times New Roman" w:hAnsi="Times New Roman" w:cs="Times New Roman"/>
+                <w:kern w:val="0"/>
+                <w14:ligatures w14:val="none"/>
+              </w:rPr>
+              <w:t>Improve service quality</w:t>
+            </w:r>
+          </w:p>
+        </w:tc>
+        <w:tc>
+          <w:tcPr>
+            <w:tcW w:w="0" w:type="auto"/>
+            <w:vAlign w:val="center"/>
+            <w:hideMark/>
+          </w:tcPr>
+          <w:p>
+            <w:pPr>
+              <w:spacing w:after="0" w:line="240" w:lineRule="auto"/>
+              <w:rPr>
+                <w:rFonts w:ascii="Times New Roman" w:eastAsia="Times New Roman" w:hAnsi="Times New Roman" w:cs="Times New Roman"/>
+                <w:kern w:val="0"/>
+                <w14:ligatures w14:val="none"/>
+              </w:rPr>
+            </w:pPr>
+            <w:r>
+              <w:rPr>
+                <w:rFonts w:ascii="Times New Roman" w:eastAsia="Times New Roman" w:hAnsi="Times New Roman" w:cs="Times New Roman"/>
+                <w:kern w:val="0"/>
+                <w14:ligatures w14:val="none"/>
+              </w:rPr>
+              <w:t>Higher satisfaction</w:t>
+            </w:r>
+          </w:p>
+        </w:tc>
+      </w:tr>
+      <w:tr>
+        <w:trPr>
+          <w:tblCellSpacing w:w="15" w:type="dxa"/>
+        </w:trPr>
+        <w:tc>
+          <w:tcPr>
+            <w:tcW w:w="0" w:type="auto"/>
+            <w:vAlign w:val="center"/>
+            <w:hideMark/>
+          </w:tcPr>
+          <w:p>
+            <w:pPr>
+              <w:spacing w:after="0" w:line="240" w:lineRule="auto"/>
+              <w:rPr>
+                <w:rFonts w:ascii="Times New Roman" w:eastAsia="Times New Roman" w:hAnsi="Times New Roman" w:cs="Times New Roman"/>
+                <w:kern w:val="0"/>
+                <w14:ligatures w14:val="none"/>
+              </w:rPr>
+            </w:pPr>
+            <w:r>
+              <w:rPr>
+                <w:rFonts w:ascii="Times New Roman" w:eastAsia="Times New Roman" w:hAnsi="Times New Roman" w:cs="Times New Roman"/>
+                <w:kern w:val="0"/>
+                <w14:ligatures w14:val="none"/>
+              </w:rPr>
+              <w:t>Website Design</w:t>
+            </w:r>
+          </w:p>
+        </w:tc>
+        <w:tc>
+          <w:tcPr>
+            <w:tcW w:w="0" w:type="auto"/>
+            <w:vAlign w:val="center"/>
+            <w:hideMark/>
+          </w:tcPr>
+          <w:p>
+            <w:pPr>
+              <w:spacing w:after="0" w:line="240" w:lineRule="auto"/>
+              <w:rPr>
+                <w:rFonts w:ascii="Times New Roman" w:eastAsia="Times New Roman" w:hAnsi="Times New Roman" w:cs="Times New Roman"/>
+                <w:kern w:val="0"/>
+                <w14:ligatures w14:val="none"/>
+              </w:rPr>
+            </w:pPr>
+            <w:r>
+              <w:rPr>
+                <w:rFonts w:ascii="Times New Roman" w:eastAsia="Times New Roman" w:hAnsi="Times New Roman" w:cs="Times New Roman"/>
+                <w:kern w:val="0"/>
+                <w14:ligatures w14:val="none"/>
+              </w:rPr>
+              <w:t>Simple interface</w:t>
+            </w:r>
+          </w:p>
+        </w:tc>
+        <w:tc>
+          <w:tcPr>
+            <w:tcW w:w="0" w:type="auto"/>
+            <w:vAlign w:val="center"/>
+            <w:hideMark/>
+          </w:tcPr>
+          <w:p>
+            <w:pPr>
+              <w:spacing w:after="0" w:line="240" w:lineRule="auto"/>
+              <w:rPr>
+                <w:rFonts w:ascii="Times New Roman" w:eastAsia="Times New Roman" w:hAnsi="Times New Roman" w:cs="Times New Roman"/>
+                <w:kern w:val="0"/>
+                <w14:ligatures w14:val="none"/>
+              </w:rPr>
+            </w:pPr>
+            <w:r>
+              <w:rPr>
+                <w:rFonts w:ascii="Times New Roman" w:eastAsia="Times New Roman" w:hAnsi="Times New Roman" w:cs="Times New Roman"/>
+                <w:kern w:val="0"/>
+                <w14:ligatures w14:val="none"/>
+              </w:rPr>
+              <w:t>Clean layout</w:t>
+            </w:r>
+          </w:p>
+        </w:tc>
+        <w:tc>
+          <w:tcPr>
+            <w:tcW w:w="0" w:type="auto"/>
+            <w:vAlign w:val="center"/>
+            <w:hideMark/>
+          </w:tcPr>
+          <w:p>
+            <w:pPr>
+              <w:spacing w:after="0" w:line="240" w:lineRule="auto"/>
+              <w:rPr>
+                <w:rFonts w:ascii="Times New Roman" w:eastAsia="Times New Roman" w:hAnsi="Times New Roman" w:cs="Times New Roman"/>
+                <w:kern w:val="0"/>
+                <w14:ligatures w14:val="none"/>
+              </w:rPr>
+            </w:pPr>
+            <w:r>
+              <w:rPr>
+                <w:rFonts w:ascii="Times New Roman" w:eastAsia="Times New Roman" w:hAnsi="Times New Roman" w:cs="Times New Roman"/>
+                <w:kern w:val="0"/>
+                <w14:ligatures w14:val="none"/>
+              </w:rPr>
+              <w:t>Easy to use</w:t>
+            </w:r>
+          </w:p>
+        </w:tc>
+      </w:tr>
+      <w:tr>
+        <w:trPr>
+          <w:tblCellSpacing w:w="15" w:type="dxa"/>
+        </w:trPr>
+        <w:tc>
+          <w:tcPr>
+            <w:tcW w:w="0" w:type="auto"/>
+            <w:vAlign w:val="center"/>
+            <w:hideMark/>
+          </w:tcPr>
+          <w:p>
+            <w:pPr>
+              <w:spacing w:after="0" w:line="240" w:lineRule="auto"/>
+              <w:rPr>
+                <w:rFonts w:ascii="Times New Roman" w:eastAsia="Times New Roman" w:hAnsi="Times New Roman" w:cs="Times New Roman"/>
+                <w:kern w:val="0"/>
+                <w14:ligatures w14:val="none"/>
+              </w:rPr>
+            </w:pPr>
+            <w:r>
+              <w:rPr>
+                <w:rFonts w:ascii="Times New Roman" w:eastAsia="Times New Roman" w:hAnsi="Times New Roman" w:cs="Times New Roman"/>
+                <w:kern w:val="0"/>
+                <w14:ligatures w14:val="none"/>
+              </w:rPr>
+              <w:t>Navigation</w:t>
+            </w:r>
+          </w:p>
+        </w:tc>
+        <w:tc>
+          <w:tcPr>
+            <w:tcW w:w="0" w:type="auto"/>
+            <w:vAlign w:val="center"/>
+            <w:hideMark/>
+          </w:tcPr>
+          <w:p>
+            <w:pPr>
+              <w:spacing w:after="0" w:line="240" w:lineRule="auto"/>
+              <w:rPr>
+                <w:rFonts w:ascii="Times New Roman" w:eastAsia="Times New Roman" w:hAnsi="Times New Roman" w:cs="Times New Roman"/>
+                <w:kern w:val="0"/>
+                <w14:ligatures w14:val="none"/>
+              </w:rPr>
+            </w:pPr>
+            <w:r>
+              <w:rPr>
+                <w:rFonts w:ascii="Times New Roman" w:eastAsia="Times New Roman" w:hAnsi="Times New Roman" w:cs="Times New Roman"/>
+                <w:kern w:val="0"/>
+                <w14:ligatures w14:val="none"/>
+              </w:rPr>
+              <w:t>Easy to find content</w:t>
+            </w:r>
+          </w:p>
+        </w:tc>
+        <w:tc>
+          <w:tcPr>
+            <w:tcW w:w="0" w:type="auto"/>
+            <w:vAlign w:val="center"/>
+            <w:hideMark/>
+          </w:tcPr>
+          <w:p>
+            <w:pPr>
+              <w:spacing w:after="0" w:line="240" w:lineRule="auto"/>
+              <w:rPr>
+                <w:rFonts w:ascii="Times New Roman" w:eastAsia="Times New Roman" w:hAnsi="Times New Roman" w:cs="Times New Roman"/>
+                <w:kern w:val="0"/>
+                <w14:ligatures w14:val="none"/>
+              </w:rPr>
+            </w:pPr>
+            <w:r>
+              <w:rPr>
+                <w:rFonts w:ascii="Times New Roman" w:eastAsia="Times New Roman" w:hAnsi="Times New Roman" w:cs="Times New Roman"/>
+                <w:kern w:val="0"/>
+                <w14:ligatures w14:val="none"/>
+              </w:rPr>
+              <w:t>Clear menu/search</w:t>
+            </w:r>
+          </w:p>
+        </w:tc>
+        <w:tc>
+          <w:tcPr>
+            <w:tcW w:w="0" w:type="auto"/>
+            <w:vAlign w:val="center"/>
+            <w:hideMark/>
+          </w:tcPr>
+          <w:p>
+            <w:pPr>
+              <w:spacing w:after="0" w:line="240" w:lineRule="auto"/>
+              <w:rPr>
+                <w:rFonts w:ascii="Times New Roman" w:eastAsia="Times New Roman" w:hAnsi="Times New Roman" w:cs="Times New Roman"/>
+                <w:kern w:val="0"/>
+                <w14:ligatures w14:val="none"/>
+              </w:rPr>
+            </w:pPr>
+            <w:r>
+              <w:rPr>
+                <w:rFonts w:ascii="Times New Roman" w:eastAsia="Times New Roman" w:hAnsi="Times New Roman" w:cs="Times New Roman"/>
+                <w:kern w:val="0"/>
+                <w14:ligatures w14:val="none"/>
+              </w:rPr>
+              <w:t>Saves time</w:t>
+            </w:r>
+          </w:p>
+        </w:tc>
+      </w:tr>
+      <w:tr>
+        <w:trPr>
+          <w:tblCellSpacing w:w="15" w:type="dxa"/>
+        </w:trPr>
+        <w:tc>
+          <w:tcPr>
+            <w:tcW w:w="0" w:type="auto"/>
+            <w:vAlign w:val="center"/>
+            <w:hideMark/>
+          </w:tcPr>
+          <w:p>
+            <w:pPr>
+              <w:spacing w:after="0" w:line="240" w:lineRule="auto"/>
+              <w:rPr>
+                <w:rFonts w:ascii="Times New Roman" w:eastAsia="Times New Roman" w:hAnsi="Times New Roman" w:cs="Times New Roman"/>
+                <w:kern w:val="0"/>
+                <w14:ligatures w14:val="none"/>
+              </w:rPr>
+            </w:pPr>
+            <w:r>
+              <w:rPr>
+                <w:rFonts w:ascii="Times New Roman" w:eastAsia="Times New Roman" w:hAnsi="Times New Roman" w:cs="Times New Roman"/>
+                <w:kern w:val="0"/>
+                <w14:ligatures w14:val="none"/>
+              </w:rPr>
+              <w:t>Inventory / Content</w:t>
+            </w:r>
+          </w:p>
+        </w:tc>
+        <w:tc>
+          <w:tcPr>
+            <w:tcW w:w="0" w:type="auto"/>
+            <w:vAlign w:val="center"/>
+            <w:hideMark/>
+          </w:tcPr>
+          <w:p>
+            <w:pPr>
+              <w:spacing w:after="0" w:line="240" w:lineRule="auto"/>
+              <w:rPr>
+                <w:rFonts w:ascii="Times New Roman" w:eastAsia="Times New Roman" w:hAnsi="Times New Roman" w:cs="Times New Roman"/>
+                <w:kern w:val="0"/>
+                <w14:ligatures w14:val="none"/>
+              </w:rPr>
+            </w:pPr>
+            <w:r>
+              <w:rPr>
+                <w:rFonts w:ascii="Times New Roman" w:eastAsia="Times New Roman" w:hAnsi="Times New Roman" w:cs="Times New Roman"/>
+                <w:kern w:val="0"/>
+                <w14:ligatures w14:val="none"/>
+              </w:rPr>
+              <w:t>Correct and available items</w:t>
+            </w:r>
+          </w:p>
+        </w:tc>
+        <w:tc>
+          <w:tcPr>
+            <w:tcW w:w="0" w:type="auto"/>
+            <w:vAlign w:val="center"/>
+            <w:hideMark/>
+          </w:tcPr>
+          <w:p>
+            <w:pPr>
+              <w:spacing w:after="0" w:line="240" w:lineRule="auto"/>
+              <w:rPr>
+                <w:rFonts w:ascii="Times New Roman" w:eastAsia="Times New Roman" w:hAnsi="Times New Roman" w:cs="Times New Roman"/>
+                <w:kern w:val="0"/>
+                <w14:ligatures w14:val="none"/>
+              </w:rPr>
+            </w:pPr>
+            <w:r>
+              <w:rPr>
+                <w:rFonts w:ascii="Times New Roman" w:eastAsia="Times New Roman" w:hAnsi="Times New Roman" w:cs="Times New Roman"/>
+                <w:kern w:val="0"/>
+                <w14:ligatures w14:val="none"/>
+              </w:rPr>
+              <w:t>Proper management system</w:t>
+            </w:r>
+          </w:p>
+        </w:tc>
+        <w:tc>
+          <w:tcPr>
+            <w:tcW w:w="0" w:type="auto"/>
+            <w:vAlign w:val="center"/>
+            <w:hideMark/>
+          </w:tcPr>
+          <w:p>
+            <w:pPr>
+              <w:spacing w:after="0" w:line="240" w:lineRule="auto"/>
+              <w:rPr>
+                <w:rFonts w:ascii="Times New Roman" w:eastAsia="Times New Roman" w:hAnsi="Times New Roman" w:cs="Times New Roman"/>
+                <w:kern w:val="0"/>
+                <w14:ligatures w14:val="none"/>
+              </w:rPr>
+            </w:pPr>
+            <w:r>
+              <w:rPr>
+                <w:rFonts w:ascii="Times New Roman" w:eastAsia="Times New Roman" w:hAnsi="Times New Roman" w:cs="Times New Roman"/>
+                <w:kern w:val="0"/>
+                <w14:ligatures w14:val="none"/>
+              </w:rPr>
+              <w:t>Fewer errors</w:t>
+            </w:r>
+          </w:p>
+        </w:tc>
+      </w:tr>
+      <w:tr>
+        <w:trPr>
+          <w:tblCellSpacing w:w="15" w:type="dxa"/>
+        </w:trPr>
+        <w:tc>
+          <w:tcPr>
+            <w:tcW w:w="0" w:type="auto"/>
+            <w:vAlign w:val="center"/>
+            <w:hideMark/>
+          </w:tcPr>
+          <w:p>
+            <w:pPr>
+              <w:spacing w:after="0" w:line="240" w:lineRule="auto"/>
+              <w:rPr>
+                <w:rFonts w:ascii="Times New Roman" w:eastAsia="Times New Roman" w:hAnsi="Times New Roman" w:cs="Times New Roman"/>
+                <w:kern w:val="0"/>
+                <w14:ligatures w14:val="none"/>
+              </w:rPr>
+            </w:pPr>
+            <w:r>
+              <w:rPr>
+                <w:rFonts w:ascii="Times New Roman" w:eastAsia="Times New Roman" w:hAnsi="Times New Roman" w:cs="Times New Roman"/>
+                <w:kern w:val="0"/>
+                <w14:ligatures w14:val="none"/>
+              </w:rPr>
+              <w:t>Performance</w:t>
+            </w:r>
+          </w:p>
+        </w:tc>
+        <w:tc>
+          <w:tcPr>
+            <w:tcW w:w="0" w:type="auto"/>
+            <w:vAlign w:val="center"/>
+            <w:hideMark/>
+          </w:tcPr>
+          <w:p>
+            <w:pPr>
+              <w:spacing w:after="0" w:line="240" w:lineRule="auto"/>
+              <w:rPr>
+                <w:rFonts w:ascii="Times New Roman" w:eastAsia="Times New Roman" w:hAnsi="Times New Roman" w:cs="Times New Roman"/>
+                <w:kern w:val="0"/>
+                <w14:ligatures w14:val="none"/>
+              </w:rPr>
+            </w:pPr>
+            <w:r>
+              <w:rPr>
+                <w:rFonts w:ascii="Times New Roman" w:eastAsia="Times New Roman" w:hAnsi="Times New Roman" w:cs="Times New Roman"/>
+                <w:kern w:val="0"/>
+                <w14:ligatures w14:val="none"/>
+              </w:rPr>
+              <w:t>Slow system issues</w:t>
+            </w:r>
+          </w:p>
+        </w:tc>
+        <w:tc>
+          <w:tcPr>
+            <w:tcW w:w="0" w:type="auto"/>
+            <w:vAlign w:val="center"/>
+            <w:hideMark/>
+          </w:tcPr>
+          <w:p>
+            <w:pPr>
+              <w:spacing w:after="0" w:line="240" w:lineRule="auto"/>
+              <w:rPr>
+                <w:rFonts w:ascii="Times New Roman" w:eastAsia="Times New Roman" w:hAnsi="Times New Roman" w:cs="Times New Roman"/>
+                <w:kern w:val="0"/>
+                <w14:ligatures w14:val="none"/>
+              </w:rPr>
+            </w:pPr>
+            <w:r>
+              <w:rPr>
+                <w:rFonts w:ascii="Times New Roman" w:eastAsia="Times New Roman" w:hAnsi="Times New Roman" w:cs="Times New Roman"/>
+                <w:kern w:val="0"/>
+                <w14:ligatures w14:val="none"/>
+              </w:rPr>
+              <w:t>Optimize speed</w:t>
+            </w:r>
+          </w:p>
+        </w:tc>
+        <w:tc>
+          <w:tcPr>
+            <w:tcW w:w="0" w:type="auto"/>
+            <w:vAlign w:val="center"/>
+            <w:hideMark/>
+          </w:tcPr>
+          <w:p>
+            <w:pPr>
+              <w:spacing w:after="0" w:line="240" w:lineRule="auto"/>
+              <w:rPr>
+                <w:rFonts w:ascii="Times New Roman" w:eastAsia="Times New Roman" w:hAnsi="Times New Roman" w:cs="Times New Roman"/>
+                <w:kern w:val="0"/>
+                <w14:ligatures w14:val="none"/>
+              </w:rPr>
+            </w:pPr>
+            <w:r>
+              <w:rPr>
+                <w:rFonts w:ascii="Times New Roman" w:eastAsia="Times New Roman" w:hAnsi="Times New Roman" w:cs="Times New Roman"/>
+                <w:kern w:val="0"/>
+                <w14:ligatures w14:val="none"/>
+              </w:rPr>
+              <w:t>Faster access</w:t>
+            </w:r>
+          </w:p>
+        </w:tc>
+      </w:tr>
+      <w:tr>
+        <w:trPr>
+          <w:tblCellSpacing w:w="15" w:type="dxa"/>
+        </w:trPr>
+        <w:tc>
+          <w:tcPr>
+            <w:tcW w:w="0" w:type="auto"/>
+            <w:vAlign w:val="center"/>
+            <w:hideMark/>
+          </w:tcPr>
+          <w:p>
+            <w:pPr>
+              <w:spacing w:after="0" w:line="240" w:lineRule="auto"/>
+              <w:rPr>
+                <w:rFonts w:ascii="Times New Roman" w:eastAsia="Times New Roman" w:hAnsi="Times New Roman" w:cs="Times New Roman"/>
+                <w:kern w:val="0"/>
+                <w14:ligatures w14:val="none"/>
+              </w:rPr>
+            </w:pPr>
+            <w:r>
+              <w:rPr>
+                <w:rFonts w:ascii="Times New Roman" w:eastAsia="Times New Roman" w:hAnsi="Times New Roman" w:cs="Times New Roman"/>
+                <w:kern w:val="0"/>
+                <w14:ligatures w14:val="none"/>
+              </w:rPr>
+              <w:t>Mobile Access</w:t>
+            </w:r>
+          </w:p>
+        </w:tc>
+        <w:tc>
+          <w:tcPr>
+            <w:tcW w:w="0" w:type="auto"/>
+            <w:vAlign w:val="center"/>
+            <w:hideMark/>
+          </w:tcPr>
+          <w:p>
+            <w:pPr>
+              <w:spacing w:after="0" w:line="240" w:lineRule="auto"/>
+              <w:rPr>
+                <w:rFonts w:ascii="Times New Roman" w:eastAsia="Times New Roman" w:hAnsi="Times New Roman" w:cs="Times New Roman"/>
+                <w:kern w:val="0"/>
+                <w14:ligatures w14:val="none"/>
+              </w:rPr>
+            </w:pPr>
+            <w:r>
+              <w:rPr>
+                <w:rFonts w:ascii="Times New Roman" w:eastAsia="Times New Roman" w:hAnsi="Times New Roman" w:cs="Times New Roman"/>
+                <w:kern w:val="0"/>
+                <w14:ligatures w14:val="none"/>
+              </w:rPr>
+              <w:t>Use on phones</w:t>
+            </w:r>
+          </w:p>
+        </w:tc>
+        <w:tc>
+          <w:tcPr>
+            <w:tcW w:w="0" w:type="auto"/>
+            <w:vAlign w:val="center"/>
+            <w:hideMark/>
+          </w:tcPr>
+          <w:p>
+            <w:pPr>
+              <w:spacing w:after="0" w:line="240" w:lineRule="auto"/>
+              <w:rPr>
+                <w:rFonts w:ascii="Times New Roman" w:eastAsia="Times New Roman" w:hAnsi="Times New Roman" w:cs="Times New Roman"/>
+                <w:kern w:val="0"/>
+                <w14:ligatures w14:val="none"/>
+              </w:rPr>
+            </w:pPr>
+            <w:r>
+              <w:rPr>
+                <w:rFonts w:ascii="Times New Roman" w:eastAsia="Times New Roman" w:hAnsi="Times New Roman" w:cs="Times New Roman"/>
+                <w:kern w:val="0"/>
+                <w14:ligatures w14:val="none"/>
+              </w:rPr>
+              <w:t>Responsive design</w:t>
+            </w:r>
+          </w:p>
+        </w:tc>
+        <w:tc>
+          <w:tcPr>
+            <w:tcW w:w="0" w:type="auto"/>
+            <w:vAlign w:val="center"/>
+            <w:hideMark/>
+          </w:tcPr>
+          <w:p>
+            <w:pPr>
+              <w:spacing w:after="0" w:line="240" w:lineRule="auto"/>
+              <w:rPr>
+                <w:rFonts w:ascii="Times New Roman" w:eastAsia="Times New Roman" w:hAnsi="Times New Roman" w:cs="Times New Roman"/>
+                <w:kern w:val="0"/>
+                <w14:ligatures w14:val="none"/>
+              </w:rPr>
+            </w:pPr>
+            <w:r>
+              <w:rPr>
+                <w:rFonts w:ascii="Times New Roman" w:eastAsia="Times New Roman" w:hAnsi="Times New Roman" w:cs="Times New Roman"/>
+                <w:kern w:val="0"/>
+                <w14:ligatures w14:val="none"/>
+              </w:rPr>
+              <w:t>Access anywhere</w:t>
+            </w:r>
+          </w:p>
+        </w:tc>
+      </w:tr>
+      <w:tr>
+        <w:trPr>
+          <w:tblCellSpacing w:w="15" w:type="dxa"/>
+        </w:trPr>
+        <w:tc>
+          <w:tcPr>
+            <w:tcW w:w="0" w:type="auto"/>
+            <w:vAlign w:val="center"/>
+            <w:hideMark/>
+          </w:tcPr>
+          <w:p>
+            <w:pPr>
+              <w:spacing w:after="0" w:line="240" w:lineRule="auto"/>
+              <w:rPr>
+                <w:rFonts w:ascii="Times New Roman" w:eastAsia="Times New Roman" w:hAnsi="Times New Roman" w:cs="Times New Roman"/>
+                <w:kern w:val="0"/>
+                <w14:ligatures w14:val="none"/>
+              </w:rPr>
+            </w:pPr>
+            <w:r>
+              <w:rPr>
+                <w:rFonts w:ascii="Times New Roman" w:eastAsia="Times New Roman" w:hAnsi="Times New Roman" w:cs="Times New Roman"/>
+                <w:kern w:val="0"/>
+                <w14:ligatures w14:val="none"/>
+              </w:rPr>
+              <w:t>Pricing / Value</w:t>
+            </w:r>
+          </w:p>
+        </w:tc>
+        <w:tc>
+          <w:tcPr>
+            <w:tcW w:w="0" w:type="auto"/>
+            <w:vAlign w:val="center"/>
+            <w:hideMark/>
+          </w:tcPr>
+          <w:p>
+            <w:pPr>
+              <w:spacing w:after="0" w:line="240" w:lineRule="auto"/>
+              <w:rPr>
+                <w:rFonts w:ascii="Times New Roman" w:eastAsia="Times New Roman" w:hAnsi="Times New Roman" w:cs="Times New Roman"/>
+                <w:kern w:val="0"/>
+                <w14:ligatures w14:val="none"/>
+              </w:rPr>
+            </w:pPr>
+            <w:r>
+              <w:rPr>
+                <w:rFonts w:ascii="Times New Roman" w:eastAsia="Times New Roman" w:hAnsi="Times New Roman" w:cs="Times New Roman"/>
+                <w:kern w:val="0"/>
+                <w14:ligatures w14:val="none"/>
+              </w:rPr>
+              <w:t>Affordable prices</w:t>
+            </w:r>
+          </w:p>
+        </w:tc>
+        <w:tc>
+          <w:tcPr>
+            <w:tcW w:w="0" w:type="auto"/>
+            <w:vAlign w:val="center"/>
+            <w:hideMark/>
+          </w:tcPr>
+          <w:p>
+            <w:pPr>
+              <w:spacing w:after="0" w:line="240" w:lineRule="auto"/>
+              <w:rPr>
+                <w:rFonts w:ascii="Times New Roman" w:eastAsia="Times New Roman" w:hAnsi="Times New Roman" w:cs="Times New Roman"/>
+                <w:kern w:val="0"/>
+                <w14:ligatures w14:val="none"/>
+              </w:rPr>
+            </w:pPr>
+            <w:r>
+              <w:rPr>
+                <w:rFonts w:ascii="Times New Roman" w:eastAsia="Times New Roman" w:hAnsi="Times New Roman" w:cs="Times New Roman"/>
+                <w:kern w:val="0"/>
+                <w14:ligatures w14:val="none"/>
+              </w:rPr>
+              <w:t>Competitive pricing</w:t>
+            </w:r>
+          </w:p>
+        </w:tc>
+        <w:tc>
+          <w:tcPr>
+            <w:tcW w:w="0" w:type="auto"/>
+            <w:vAlign w:val="center"/>
+            <w:hideMark/>
+          </w:tcPr>
+          <w:p>
+            <w:pPr>
+              <w:spacing w:after="0" w:line="240" w:lineRule="auto"/>
+              <w:rPr>
+                <w:rFonts w:ascii="Times New Roman" w:eastAsia="Times New Roman" w:hAnsi="Times New Roman" w:cs="Times New Roman"/>
+                <w:kern w:val="0"/>
+                <w14:ligatures w14:val="none"/>
+              </w:rPr>
+            </w:pPr>
+            <w:r>
+              <w:rPr>
+                <w:rFonts w:ascii="Times New Roman" w:eastAsia="Times New Roman" w:hAnsi="Times New Roman" w:cs="Times New Roman"/>
+                <w:kern w:val="0"/>
+                <w14:ligatures w14:val="none"/>
+              </w:rPr>
+              <w:t>Attract more users</w:t>
+            </w:r>
+          </w:p>
+        </w:tc>
+      </w:tr>
+      <w:tr>
+        <w:trPr>
+          <w:tblCellSpacing w:w="15" w:type="dxa"/>
+        </w:trPr>
+        <w:tc>
+          <w:tcPr>
+            <w:tcW w:w="0" w:type="auto"/>
+            <w:vAlign w:val="center"/>
+            <w:hideMark/>
+          </w:tcPr>
+          <w:p>
+            <w:pPr>
+              <w:spacing w:after="0" w:line="240" w:lineRule="auto"/>
+              <w:rPr>
+                <w:rFonts w:ascii="Times New Roman" w:eastAsia="Times New Roman" w:hAnsi="Times New Roman" w:cs="Times New Roman"/>
+                <w:kern w:val="0"/>
+                <w14:ligatures w14:val="none"/>
+              </w:rPr>
+            </w:pPr>
+            <w:r>
+              <w:rPr>
+                <w:rFonts w:ascii="Times New Roman" w:eastAsia="Times New Roman" w:hAnsi="Times New Roman" w:cs="Times New Roman"/>
+                <w:kern w:val="0"/>
+                <w14:ligatures w14:val="none"/>
+              </w:rPr>
+              <w:t>Marketing</w:t>
+            </w:r>
+          </w:p>
+        </w:tc>
+        <w:tc>
+          <w:tcPr>
+            <w:tcW w:w="0" w:type="auto"/>
+            <w:vAlign w:val="center"/>
+            <w:hideMark/>
+          </w:tcPr>
+          <w:p>
+            <w:pPr>
+              <w:spacing w:after="0" w:line="240" w:lineRule="auto"/>
+              <w:rPr>
+                <w:rFonts w:ascii="Times New Roman" w:eastAsia="Times New Roman" w:hAnsi="Times New Roman" w:cs="Times New Roman"/>
+                <w:kern w:val="0"/>
+                <w14:ligatures w14:val="none"/>
+              </w:rPr>
+            </w:pPr>
+            <w:r>
+              <w:rPr>
+                <w:rFonts w:ascii="Times New Roman" w:eastAsia="Times New Roman" w:hAnsi="Times New Roman" w:cs="Times New Roman"/>
+                <w:kern w:val="0"/>
+                <w14:ligatures w14:val="none"/>
+              </w:rPr>
+              <w:t>Need more users</w:t>
+            </w:r>
+          </w:p>
+        </w:tc>
+        <w:tc>
+          <w:tcPr>
+            <w:tcW w:w="0" w:type="auto"/>
+            <w:vAlign w:val="center"/>
+            <w:hideMark/>
+          </w:tcPr>
+          <w:p>
+            <w:pPr>
+              <w:spacing w:after="0" w:line="240" w:lineRule="auto"/>
+              <w:rPr>
+                <w:rFonts w:ascii="Times New Roman" w:eastAsia="Times New Roman" w:hAnsi="Times New Roman" w:cs="Times New Roman"/>
+                <w:kern w:val="0"/>
+                <w14:ligatures w14:val="none"/>
+              </w:rPr>
+            </w:pPr>
+            <w:r>
+              <w:rPr>
+                <w:rFonts w:ascii="Times New Roman" w:eastAsia="Times New Roman" w:hAnsi="Times New Roman" w:cs="Times New Roman"/>
+                <w:kern w:val="0"/>
+                <w14:ligatures w14:val="none"/>
+              </w:rPr>
+              <w:t>Ads and promotions</w:t>
+            </w:r>
+          </w:p>
+        </w:tc>
+        <w:tc>
+          <w:tcPr>
+            <w:tcW w:w="0" w:type="auto"/>
+            <w:vAlign w:val="center"/>
+            <w:hideMark/>
+          </w:tcPr>
+          <w:p>
+            <w:pPr>
+              <w:spacing w:after="0" w:line="240" w:lineRule="auto"/>
+              <w:rPr>
+                <w:rFonts w:ascii="Times New Roman" w:eastAsia="Times New Roman" w:hAnsi="Times New Roman" w:cs="Times New Roman"/>
+                <w:kern w:val="0"/>
+                <w14:ligatures w14:val="none"/>
+              </w:rPr>
+            </w:pPr>
+            <w:r>
+              <w:rPr>
+                <w:rFonts w:ascii="Times New Roman" w:eastAsia="Times New Roman" w:hAnsi="Times New Roman" w:cs="Times New Roman"/>
+                <w:kern w:val="0"/>
+                <w14:ligatures w14:val="none"/>
+              </w:rPr>
+              <w:t>More traffic</w:t>
+            </w:r>
+          </w:p>
+        </w:tc>
+      </w:tr>
+      <w:tr>
+        <w:trPr>
+          <w:tblCellSpacing w:w="15" w:type="dxa"/>
+        </w:trPr>
+        <w:tc>
+          <w:tcPr>
+            <w:tcW w:w="0" w:type="auto"/>
+            <w:vAlign w:val="center"/>
+            <w:hideMark/>
+          </w:tcPr>
+          <w:p>
+            <w:pPr>
+              <w:spacing w:after="0" w:line="240" w:lineRule="auto"/>
+              <w:rPr>
+                <w:rFonts w:ascii="Times New Roman" w:eastAsia="Times New Roman" w:hAnsi="Times New Roman" w:cs="Times New Roman"/>
+                <w:kern w:val="0"/>
+                <w14:ligatures w14:val="none"/>
+              </w:rPr>
+            </w:pPr>
+            <w:r>
+              <w:rPr>
+                <w:rFonts w:ascii="Times New Roman" w:eastAsia="Times New Roman" w:hAnsi="Times New Roman" w:cs="Times New Roman"/>
+                <w:kern w:val="0"/>
+                <w14:ligatures w14:val="none"/>
+              </w:rPr>
+              <w:t>Engagement</w:t>
+            </w:r>
+          </w:p>
+        </w:tc>
+        <w:tc>
+          <w:tcPr>
+            <w:tcW w:w="0" w:type="auto"/>
+            <w:vAlign w:val="center"/>
+            <w:hideMark/>
+          </w:tcPr>
+          <w:p>
+            <w:pPr>
+              <w:spacing w:after="0" w:line="240" w:lineRule="auto"/>
+              <w:rPr>
+                <w:rFonts w:ascii="Times New Roman" w:eastAsia="Times New Roman" w:hAnsi="Times New Roman" w:cs="Times New Roman"/>
+                <w:kern w:val="0"/>
+                <w14:ligatures w14:val="none"/>
+              </w:rPr>
+            </w:pPr>
+            <w:r>
+              <w:rPr>
+                <w:rFonts w:ascii="Times New Roman" w:eastAsia="Times New Roman" w:hAnsi="Times New Roman" w:cs="Times New Roman"/>
+                <w:kern w:val="0"/>
+                <w14:ligatures w14:val="none"/>
+              </w:rPr>
+              <w:t>Users lose interest</w:t>
+            </w:r>
+          </w:p>
+        </w:tc>
+        <w:tc>
+          <w:tcPr>
+            <w:tcW w:w="0" w:type="auto"/>
+            <w:vAlign w:val="center"/>
+            <w:hideMark/>
+          </w:tcPr>
+          <w:p>
+            <w:pPr>
+              <w:spacing w:after="0" w:line="240" w:lineRule="auto"/>
+              <w:rPr>
+                <w:rFonts w:ascii="Times New Roman" w:eastAsia="Times New Roman" w:hAnsi="Times New Roman" w:cs="Times New Roman"/>
+                <w:kern w:val="0"/>
+                <w14:ligatures w14:val="none"/>
+              </w:rPr>
+            </w:pPr>
+            <w:r>
+              <w:rPr>
+                <w:rFonts w:ascii="Times New Roman" w:eastAsia="Times New Roman" w:hAnsi="Times New Roman" w:cs="Times New Roman"/>
+                <w:kern w:val="0"/>
+                <w14:ligatures w14:val="none"/>
+              </w:rPr>
+              <w:t>Add videos/quizzes</w:t>
+            </w:r>
+          </w:p>
+        </w:tc>
+        <w:tc>
+          <w:tcPr>
+            <w:tcW w:w="0" w:type="auto"/>
+            <w:vAlign w:val="center"/>
+            <w:hideMark/>
+          </w:tcPr>
+          <w:p>
+            <w:pPr>
+              <w:spacing w:after="0" w:line="240" w:lineRule="auto"/>
+              <w:rPr>
+                <w:rFonts w:ascii="Times New Roman" w:eastAsia="Times New Roman" w:hAnsi="Times New Roman" w:cs="Times New Roman"/>
+                <w:kern w:val="0"/>
+                <w14:ligatures w14:val="none"/>
+              </w:rPr>
+            </w:pPr>
+            <w:r>
+              <w:rPr>
+                <w:rFonts w:ascii="Times New Roman" w:eastAsia="Times New Roman" w:hAnsi="Times New Roman" w:cs="Times New Roman"/>
+                <w:kern w:val="0"/>
+                <w14:ligatures w14:val="none"/>
+              </w:rPr>
+              <w:t>More interaction</w:t>
+            </w:r>
+          </w:p>
+        </w:tc>
+      </w:tr>
+      <w:tr>
+        <w:trPr>
+          <w:tblCellSpacing w:w="15" w:type="dxa"/>
+        </w:trPr>
+        <w:tc>
+          <w:tcPr>
+            <w:tcW w:w="0" w:type="auto"/>
+            <w:vAlign w:val="center"/>
+            <w:hideMark/>
+          </w:tcPr>
+          <w:p>
+            <w:pPr>
+              <w:spacing w:after="0" w:line="240" w:lineRule="auto"/>
+              <w:rPr>
+                <w:rFonts w:ascii="Times New Roman" w:eastAsia="Times New Roman" w:hAnsi="Times New Roman" w:cs="Times New Roman"/>
+                <w:kern w:val="0"/>
+                <w14:ligatures w14:val="none"/>
+              </w:rPr>
+            </w:pPr>
+            <w:r>
+              <w:rPr>
+                <w:rFonts w:ascii="Times New Roman" w:eastAsia="Times New Roman" w:hAnsi="Times New Roman" w:cs="Times New Roman"/>
+                <w:kern w:val="0"/>
+                <w14:ligatures w14:val="none"/>
+              </w:rPr>
+              <w:t>Technology</w:t>
+            </w:r>
+          </w:p>
+        </w:tc>
+        <w:tc>
+          <w:tcPr>
+            <w:tcW w:w="0" w:type="auto"/>
+            <w:vAlign w:val="center"/>
+            <w:hideMark/>
+          </w:tcPr>
+          <w:p>
+            <w:pPr>
+              <w:spacing w:after="0" w:line="240" w:lineRule="auto"/>
+              <w:rPr>
+                <w:rFonts w:ascii="Times New Roman" w:eastAsia="Times New Roman" w:hAnsi="Times New Roman" w:cs="Times New Roman"/>
+                <w:kern w:val="0"/>
+                <w14:ligatures w14:val="none"/>
+              </w:rPr>
+            </w:pPr>
+            <w:r>
+              <w:rPr>
+                <w:rFonts w:ascii="Times New Roman" w:eastAsia="Times New Roman" w:hAnsi="Times New Roman" w:cs="Times New Roman"/>
+                <w:kern w:val="0"/>
+                <w14:ligatures w14:val="none"/>
+              </w:rPr>
+              <w:t>Outdated systems</w:t>
+            </w:r>
+          </w:p>
+        </w:tc>
+        <w:tc>
+          <w:tcPr>
+            <w:tcW w:w="0" w:type="auto"/>
+            <w:vAlign w:val="center"/>
+            <w:hideMark/>
+          </w:tcPr>
+          <w:p>
+            <w:pPr>
+              <w:spacing w:after="0" w:line="240" w:lineRule="auto"/>
+              <w:rPr>
+                <w:rFonts w:ascii="Times New Roman" w:eastAsia="Times New Roman" w:hAnsi="Times New Roman" w:cs="Times New Roman"/>
+                <w:kern w:val="0"/>
+                <w14:ligatures w14:val="none"/>
+              </w:rPr>
+            </w:pPr>
+            <w:r>
+              <w:rPr>
+                <w:rFonts w:ascii="Times New Roman" w:eastAsia="Times New Roman" w:hAnsi="Times New Roman" w:cs="Times New Roman"/>
+                <w:kern w:val="0"/>
+                <w14:ligatures w14:val="none"/>
+              </w:rPr>
+              <w:t>Modern tools (POS/LMS)</w:t>
+            </w:r>
+          </w:p>
+        </w:tc>
+        <w:tc>
+          <w:tcPr>
+            <w:tcW w:w="0" w:type="auto"/>
+            <w:vAlign w:val="center"/>
+            <w:hideMark/>
+          </w:tcPr>
+          <w:p>
+            <w:pPr>
+              <w:spacing w:after="0" w:line="240" w:lineRule="auto"/>
+              <w:rPr>
+                <w:rFonts w:ascii="Times New Roman" w:eastAsia="Times New Roman" w:hAnsi="Times New Roman" w:cs="Times New Roman"/>
+                <w:kern w:val="0"/>
+                <w14:ligatures w14:val="none"/>
+              </w:rPr>
+            </w:pPr>
+            <w:r>
+              <w:rPr>
+                <w:rFonts w:ascii="Times New Roman" w:eastAsia="Times New Roman" w:hAnsi="Times New Roman" w:cs="Times New Roman"/>
+                <w:kern w:val="0"/>
+                <w14:ligatures w14:val="none"/>
+              </w:rPr>
+              <w:t>Better efficiency</w:t>
+            </w:r>
+          </w:p>
+        </w:tc>
+      </w:tr>
+      <w:tr>
+        <w:trPr>
+          <w:tblCellSpacing w:w="15" w:type="dxa"/>
+        </w:trPr>
+        <w:tc>
+          <w:tcPr>
+            <w:tcW w:w="0" w:type="auto"/>
+            <w:vAlign w:val="center"/>
+            <w:hideMark/>
+          </w:tcPr>
+          <w:p>
+            <w:pPr>
+              <w:spacing w:after="0" w:line="240" w:lineRule="auto"/>
+              <w:rPr>
+                <w:rFonts w:ascii="Times New Roman" w:eastAsia="Times New Roman" w:hAnsi="Times New Roman" w:cs="Times New Roman"/>
+                <w:kern w:val="0"/>
+                <w14:ligatures w14:val="none"/>
+              </w:rPr>
+            </w:pPr>
+            <w:r>
+              <w:rPr>
+                <w:rFonts w:ascii="Times New Roman" w:eastAsia="Times New Roman" w:hAnsi="Times New Roman" w:cs="Times New Roman"/>
+                <w:kern w:val="0"/>
+                <w14:ligatures w14:val="none"/>
+              </w:rPr>
+              <w:t>Personalization</w:t>
+            </w:r>
+          </w:p>
+        </w:tc>
+        <w:tc>
+          <w:tcPr>
+            <w:tcW w:w="0" w:type="auto"/>
+            <w:vAlign w:val="center"/>
+            <w:hideMark/>
+          </w:tcPr>
+          <w:p>
+            <w:pPr>
+              <w:spacing w:after="0" w:line="240" w:lineRule="auto"/>
+              <w:rPr>
+                <w:rFonts w:ascii="Times New Roman" w:eastAsia="Times New Roman" w:hAnsi="Times New Roman" w:cs="Times New Roman"/>
+                <w:kern w:val="0"/>
+                <w14:ligatures w14:val="none"/>
+              </w:rPr>
+            </w:pPr>
+            <w:r>
+              <w:rPr>
+                <w:rFonts w:ascii="Times New Roman" w:eastAsia="Times New Roman" w:hAnsi="Times New Roman" w:cs="Times New Roman"/>
+                <w:kern w:val="0"/>
+                <w14:ligatures w14:val="none"/>
+              </w:rPr>
+              <w:t>Same experience for all</w:t>
+            </w:r>
+          </w:p>
+        </w:tc>
+        <w:tc>
+          <w:tcPr>
+            <w:tcW w:w="0" w:type="auto"/>
+            <w:vAlign w:val="center"/>
+            <w:hideMark/>
+          </w:tcPr>
+          <w:p>
+            <w:pPr>
+              <w:spacing w:after="0" w:line="240" w:lineRule="auto"/>
+              <w:rPr>
+                <w:rFonts w:ascii="Times New Roman" w:eastAsia="Times New Roman" w:hAnsi="Times New Roman" w:cs="Times New Roman"/>
+                <w:kern w:val="0"/>
+                <w14:ligatures w14:val="none"/>
+              </w:rPr>
+            </w:pPr>
+            <w:r>
+              <w:rPr>
+                <w:rFonts w:ascii="Times New Roman" w:eastAsia="Times New Roman" w:hAnsi="Times New Roman" w:cs="Times New Roman"/>
+                <w:kern w:val="0"/>
+                <w14:ligatures w14:val="none"/>
+              </w:rPr>
+              <w:t>Recommendations</w:t>
+            </w:r>
+          </w:p>
+        </w:tc>
+        <w:tc>
+          <w:tcPr>
+            <w:tcW w:w="0" w:type="auto"/>
+            <w:vAlign w:val="center"/>
+            <w:hideMark/>
+          </w:tcPr>
+          <w:p>
+            <w:pPr>
+              <w:spacing w:after="0" w:line="240" w:lineRule="auto"/>
+              <w:rPr>
+                <w:rFonts w:ascii="Times New Roman" w:eastAsia="Times New Roman" w:hAnsi="Times New Roman" w:cs="Times New Roman"/>
+                <w:kern w:val="0"/>
+                <w14:ligatures w14:val="none"/>
+              </w:rPr>
+            </w:pPr>
+            <w:r>
+              <w:rPr>
+                <w:rFonts w:ascii="Times New Roman" w:eastAsia="Times New Roman" w:hAnsi="Times New Roman" w:cs="Times New Roman"/>
+                <w:kern w:val="0"/>
+                <w14:ligatures w14:val="none"/>
+              </w:rPr>
+              <w:t>Better learning experience</w:t>
+            </w:r>
+          </w:p>
+        </w:tc>
+      </w:tr>
+      <w:tr>
+        <w:trPr>
+          <w:tblCellSpacing w:w="15" w:type="dxa"/>
+        </w:trPr>
+        <w:tc>
+          <w:tcPr>
+            <w:tcW w:w="0" w:type="auto"/>
+            <w:vAlign w:val="center"/>
+            <w:hideMark/>
+          </w:tcPr>
+          <w:p>
+            <w:pPr>
+              <w:spacing w:after="0" w:line="240" w:lineRule="auto"/>
+              <w:rPr>
+                <w:rFonts w:ascii="Times New Roman" w:eastAsia="Times New Roman" w:hAnsi="Times New Roman" w:cs="Times New Roman"/>
+                <w:kern w:val="0"/>
+                <w14:ligatures w14:val="none"/>
+              </w:rPr>
+            </w:pPr>
+            <w:r>
+              <w:rPr>
+                <w:rFonts w:ascii="Times New Roman" w:eastAsia="Times New Roman" w:hAnsi="Times New Roman" w:cs="Times New Roman"/>
+                <w:kern w:val="0"/>
+                <w14:ligatures w14:val="none"/>
+              </w:rPr>
+              <w:t>Competition</w:t>
+            </w:r>
+          </w:p>
+        </w:tc>
+        <w:tc>
+          <w:tcPr>
+            <w:tcW w:w="0" w:type="auto"/>
+            <w:vAlign w:val="center"/>
+            <w:hideMark/>
+          </w:tcPr>
+          <w:p>
+            <w:pPr>
+              <w:spacing w:after="0" w:line="240" w:lineRule="auto"/>
+              <w:rPr>
+                <w:rFonts w:ascii="Times New Roman" w:eastAsia="Times New Roman" w:hAnsi="Times New Roman" w:cs="Times New Roman"/>
+                <w:kern w:val="0"/>
+                <w14:ligatures w14:val="none"/>
+              </w:rPr>
+            </w:pPr>
+            <w:r>
+              <w:rPr>
+                <w:rFonts w:ascii="Times New Roman" w:eastAsia="Times New Roman" w:hAnsi="Times New Roman" w:cs="Times New Roman"/>
+                <w:kern w:val="0"/>
+                <w14:ligatures w14:val="none"/>
+              </w:rPr>
+              <w:t>Many competitors</w:t>
+            </w:r>
+          </w:p>
+        </w:tc>
+        <w:tc>
+          <w:tcPr>
+            <w:tcW w:w="0" w:type="auto"/>
+            <w:vAlign w:val="center"/>
+            <w:hideMark/>
+          </w:tcPr>
+          <w:p>
+            <w:pPr>
+              <w:spacing w:after="0" w:line="240" w:lineRule="auto"/>
+              <w:rPr>
+                <w:rFonts w:ascii="Times New Roman" w:eastAsia="Times New Roman" w:hAnsi="Times New Roman" w:cs="Times New Roman"/>
+                <w:kern w:val="0"/>
+                <w14:ligatures w14:val="none"/>
+              </w:rPr>
+            </w:pPr>
+            <w:r>
+              <w:rPr>
+                <w:rFonts w:ascii="Times New Roman" w:eastAsia="Times New Roman" w:hAnsi="Times New Roman" w:cs="Times New Roman"/>
+                <w:kern w:val="0"/>
+                <w14:ligatures w14:val="none"/>
+              </w:rPr>
+              <w:t>Improve quality</w:t>
+            </w:r>
+          </w:p>
+        </w:tc>
+        <w:tc>
+          <w:tcPr>
+            <w:tcW w:w="0" w:type="auto"/>
+            <w:vAlign w:val="center"/>
+            <w:hideMark/>
+          </w:tcPr>
+          <w:p>
+            <w:pPr>
+              <w:spacing w:after="0" w:line="240" w:lineRule="auto"/>
+              <w:rPr>
+                <w:rFonts w:ascii="Times New Roman" w:eastAsia="Times New Roman" w:hAnsi="Times New Roman" w:cs="Times New Roman"/>
+                <w:kern w:val="0"/>
+                <w14:ligatures w14:val="none"/>
+              </w:rPr>
+            </w:pPr>
+            <w:r>
+              <w:rPr>
+                <w:rFonts w:ascii="Times New Roman" w:eastAsia="Times New Roman" w:hAnsi="Times New Roman" w:cs="Times New Roman"/>
+                <w:kern w:val="0"/>
+                <w14:ligatures w14:val="none"/>
+              </w:rPr>
+              <w:t>User retention</w:t>
+            </w:r>
+          </w:p>
+        </w:tc>
+      </w:tr>
+      <w:tr>
+        <w:trPr>
+          <w:tblCellSpacing w:w="15" w:type="dxa"/>
+        </w:trPr>
+        <w:tc>
+          <w:tcPr>
+            <w:tcW w:w="0" w:type="auto"/>
+            <w:vAlign w:val="center"/>
+            <w:hideMark/>
+          </w:tcPr>
+          <w:p>
+            <w:pPr>
+              <w:spacing w:after="0" w:line="240" w:lineRule="auto"/>
+              <w:rPr>
+                <w:rFonts w:ascii="Times New Roman" w:eastAsia="Times New Roman" w:hAnsi="Times New Roman" w:cs="Times New Roman"/>
+                <w:kern w:val="0"/>
+                <w14:ligatures w14:val="none"/>
+              </w:rPr>
+            </w:pPr>
+            <w:r>
+              <w:rPr>
+                <w:rFonts w:ascii="Times New Roman" w:eastAsia="Times New Roman" w:hAnsi="Times New Roman" w:cs="Times New Roman"/>
+                <w:kern w:val="0"/>
+                <w14:ligatures w14:val="none"/>
+              </w:rPr>
+              <w:t>Reliability</w:t>
+            </w:r>
+          </w:p>
+        </w:tc>
+        <w:tc>
+          <w:tcPr>
+            <w:tcW w:w="0" w:type="auto"/>
+            <w:vAlign w:val="center"/>
+            <w:hideMark/>
+          </w:tcPr>
+          <w:p>
+            <w:pPr>
+              <w:spacing w:after="0" w:line="240" w:lineRule="auto"/>
+              <w:rPr>
+                <w:rFonts w:ascii="Times New Roman" w:eastAsia="Times New Roman" w:hAnsi="Times New Roman" w:cs="Times New Roman"/>
+                <w:kern w:val="0"/>
+                <w14:ligatures w14:val="none"/>
+              </w:rPr>
+            </w:pPr>
+            <w:r>
+              <w:rPr>
+                <w:rFonts w:ascii="Times New Roman" w:eastAsia="Times New Roman" w:hAnsi="Times New Roman" w:cs="Times New Roman"/>
+                <w:kern w:val="0"/>
+                <w14:ligatures w14:val="none"/>
+              </w:rPr>
+              <w:t>Wrong or missing info</w:t>
+            </w:r>
+          </w:p>
+        </w:tc>
+        <w:tc>
+          <w:tcPr>
+            <w:tcW w:w="0" w:type="auto"/>
+            <w:vAlign w:val="center"/>
+            <w:hideMark/>
+          </w:tcPr>
+          <w:p>
+            <w:pPr>
+              <w:spacing w:after="0" w:line="240" w:lineRule="auto"/>
+              <w:rPr>
+                <w:rFonts w:ascii="Times New Roman" w:eastAsia="Times New Roman" w:hAnsi="Times New Roman" w:cs="Times New Roman"/>
+                <w:kern w:val="0"/>
+                <w14:ligatures w14:val="none"/>
+              </w:rPr>
+            </w:pPr>
+            <w:r>
+              <w:rPr>
+                <w:rFonts w:ascii="Times New Roman" w:eastAsia="Times New Roman" w:hAnsi="Times New Roman" w:cs="Times New Roman"/>
+                <w:kern w:val="0"/>
+                <w14:ligatures w14:val="none"/>
+              </w:rPr>
+              <w:t>Regular updates</w:t>
+            </w:r>
+          </w:p>
+        </w:tc>
+        <w:tc>
+          <w:tcPr>
+            <w:tcW w:w="0" w:type="auto"/>
+            <w:vAlign w:val="center"/>
+            <w:hideMark/>
+          </w:tcPr>
+          <w:p>
+            <w:pPr>
+              <w:spacing w:after="0" w:line="240" w:lineRule="auto"/>
+              <w:rPr>
+                <w:rFonts w:ascii="Times New Roman" w:eastAsia="Times New Roman" w:hAnsi="Times New Roman" w:cs="Times New Roman"/>
+                <w:kern w:val="0"/>
+                <w14:ligatures w14:val="none"/>
+              </w:rPr>
+            </w:pPr>
+            <w:r>
+              <w:rPr>
+                <w:rFonts w:ascii="Times New Roman" w:eastAsia="Times New Roman" w:hAnsi="Times New Roman" w:cs="Times New Roman"/>
+                <w:kern w:val="0"/>
+                <w14:ligatures w14:val="none"/>
+              </w:rPr>
+              <w:t>Builds trust</w:t>
+            </w:r>
+          </w:p>
+        </w:tc>
+      </w:tr>
+      <w:tr>
+        <w:trPr>
+          <w:tblCellSpacing w:w="15" w:type="dxa"/>
+        </w:trPr>
+        <w:tc>
+          <w:tcPr>
+            <w:tcW w:w="0" w:type="auto"/>
+            <w:vAlign w:val="center"/>
+            <w:hideMark/>
+          </w:tcPr>
+          <w:p>
+            <w:pPr>
+              <w:spacing w:after="0" w:line="240" w:lineRule="auto"/>
+              <w:rPr>
+                <w:rFonts w:ascii="Times New Roman" w:eastAsia="Times New Roman" w:hAnsi="Times New Roman" w:cs="Times New Roman"/>
+                <w:kern w:val="0"/>
+                <w14:ligatures w14:val="none"/>
+              </w:rPr>
+            </w:pPr>
+            <w:r>
+              <w:rPr>
+                <w:rFonts w:ascii="Times New Roman" w:eastAsia="Times New Roman" w:hAnsi="Times New Roman" w:cs="Times New Roman"/>
+                <w:kern w:val="0"/>
+                <w14:ligatures w14:val="none"/>
+              </w:rPr>
+              <w:t>Financial Value</w:t>
+            </w:r>
+          </w:p>
+        </w:tc>
+        <w:tc>
+          <w:tcPr>
+            <w:tcW w:w="0" w:type="auto"/>
+            <w:vAlign w:val="center"/>
+            <w:hideMark/>
+          </w:tcPr>
+          <w:p>
+            <w:pPr>
+              <w:spacing w:after="0" w:line="240" w:lineRule="auto"/>
+              <w:rPr>
+                <w:rFonts w:ascii="Times New Roman" w:eastAsia="Times New Roman" w:hAnsi="Times New Roman" w:cs="Times New Roman"/>
+                <w:kern w:val="0"/>
+                <w14:ligatures w14:val="none"/>
+              </w:rPr>
+            </w:pPr>
+            <w:r>
+              <w:rPr>
+                <w:rFonts w:ascii="Times New Roman" w:eastAsia="Times New Roman" w:hAnsi="Times New Roman" w:cs="Times New Roman"/>
+                <w:kern w:val="0"/>
+                <w14:ligatures w14:val="none"/>
+              </w:rPr>
+              <w:t>Profit vs cost balance</w:t>
+            </w:r>
+          </w:p>
+        </w:tc>
+        <w:tc>
+          <w:tcPr>
+            <w:tcW w:w="0" w:type="auto"/>
+            <w:vAlign w:val="center"/>
+            <w:hideMark/>
+          </w:tcPr>
+          <w:p>
+            <w:pPr>
+              <w:spacing w:after="0" w:line="240" w:lineRule="auto"/>
+              <w:rPr>
+                <w:rFonts w:ascii="Times New Roman" w:eastAsia="Times New Roman" w:hAnsi="Times New Roman" w:cs="Times New Roman"/>
+                <w:kern w:val="0"/>
+                <w14:ligatures w14:val="none"/>
+              </w:rPr>
+            </w:pPr>
+            <w:r>
+              <w:rPr>
+                <w:rFonts w:ascii="Times New Roman" w:eastAsia="Times New Roman" w:hAnsi="Times New Roman" w:cs="Times New Roman"/>
+                <w:kern w:val="0"/>
+                <w14:ligatures w14:val="none"/>
+              </w:rPr>
+              <w:t>Efficient spending</w:t>
+            </w:r>
+          </w:p>
+        </w:tc>
+        <w:tc>
+          <w:tcPr>
+            <w:tcW w:w="0" w:type="auto"/>
+            <w:vAlign w:val="center"/>
+            <w:hideMark/>
+          </w:tcPr>
+          <w:p>
+            <w:pPr>
+              <w:spacing w:after="0" w:line="240" w:lineRule="auto"/>
+              <w:rPr>
+                <w:rFonts w:ascii="Times New Roman" w:eastAsia="Times New Roman" w:hAnsi="Times New Roman" w:cs="Times New Roman"/>
+                <w:kern w:val="0"/>
+                <w14:ligatures w14:val="none"/>
+              </w:rPr>
+            </w:pPr>
+            <w:r>
+              <w:rPr>
+                <w:rFonts w:ascii="Times New Roman" w:eastAsia="Times New Roman" w:hAnsi="Times New Roman" w:cs="Times New Roman"/>
+                <w:kern w:val="0"/>
+                <w14:ligatures w14:val="none"/>
+              </w:rPr>
+              <w:t>Sustainability</w:t>
+            </w:r>
+          </w:p>
+        </w:tc>
+      </w:tr>
+      <w:tr>
+        <w:trPr>
+          <w:tblCellSpacing w:w="15" w:type="dxa"/>
+        </w:trPr>
+        <w:tc>
+          <w:tcPr>
+            <w:tcW w:w="0" w:type="auto"/>
+            <w:vAlign w:val="center"/>
+            <w:hideMark/>
+          </w:tcPr>
+          <w:p>
+            <w:pPr>
+              <w:spacing w:after="0" w:line="240" w:lineRule="auto"/>
+              <w:rPr>
+                <w:rFonts w:ascii="Times New Roman" w:eastAsia="Times New Roman" w:hAnsi="Times New Roman" w:cs="Times New Roman"/>
+                <w:kern w:val="0"/>
+                <w14:ligatures w14:val="none"/>
+              </w:rPr>
+            </w:pPr>
+            <w:r>
+              <w:rPr>
+                <w:rFonts w:ascii="Times New Roman" w:eastAsia="Times New Roman" w:hAnsi="Times New Roman" w:cs="Times New Roman"/>
+                <w:kern w:val="0"/>
+                <w14:ligatures w14:val="none"/>
+              </w:rPr>
+              <w:t>Staff Quality</w:t>
+            </w:r>
+          </w:p>
+        </w:tc>
+        <w:tc>
+          <w:tcPr>
+            <w:tcW w:w="0" w:type="auto"/>
+            <w:vAlign w:val="center"/>
+            <w:hideMark/>
+          </w:tcPr>
+          <w:p>
+            <w:pPr>
+              <w:spacing w:after="0" w:line="240" w:lineRule="auto"/>
+              <w:rPr>
+                <w:rFonts w:ascii="Times New Roman" w:eastAsia="Times New Roman" w:hAnsi="Times New Roman" w:cs="Times New Roman"/>
+                <w:kern w:val="0"/>
+                <w14:ligatures w14:val="none"/>
+              </w:rPr>
+            </w:pPr>
+            <w:r>
+              <w:rPr>
+                <w:rFonts w:ascii="Times New Roman" w:eastAsia="Times New Roman" w:hAnsi="Times New Roman" w:cs="Times New Roman"/>
+                <w:kern w:val="0"/>
+                <w14:ligatures w14:val="none"/>
+              </w:rPr>
+              <w:t>Weak support</w:t>
+            </w:r>
+          </w:p>
+        </w:tc>
+        <w:tc>
+          <w:tcPr>
+            <w:tcW w:w="0" w:type="auto"/>
+            <w:vAlign w:val="center"/>
+            <w:hideMark/>
+          </w:tcPr>
+          <w:p>
+            <w:pPr>
+              <w:spacing w:after="0" w:line="240" w:lineRule="auto"/>
+              <w:rPr>
+                <w:rFonts w:ascii="Times New Roman" w:eastAsia="Times New Roman" w:hAnsi="Times New Roman" w:cs="Times New Roman"/>
+                <w:kern w:val="0"/>
+                <w14:ligatures w14:val="none"/>
+              </w:rPr>
+            </w:pPr>
+            <w:r>
+              <w:rPr>
+                <w:rFonts w:ascii="Times New Roman" w:eastAsia="Times New Roman" w:hAnsi="Times New Roman" w:cs="Times New Roman"/>
+                <w:kern w:val="0"/>
+                <w14:ligatures w14:val="none"/>
+              </w:rPr>
+              <w:t>Staff training</w:t>
+            </w:r>
+          </w:p>
+        </w:tc>
+        <w:tc>
+          <w:tcPr>
+            <w:tcW w:w="0" w:type="auto"/>
+            <w:vAlign w:val="center"/>
+            <w:hideMark/>
+          </w:tcPr>
+          <w:p>
+            <w:pPr>
+              <w:spacing w:after="0" w:line="240" w:lineRule="auto"/>
+              <w:rPr>
+                <w:rFonts w:ascii="Times New Roman" w:eastAsia="Times New Roman" w:hAnsi="Times New Roman" w:cs="Times New Roman"/>
+                <w:kern w:val="0"/>
+                <w14:ligatures w14:val="none"/>
+              </w:rPr>
+            </w:pPr>
+            <w:r>
+              <w:rPr>
+                <w:rFonts w:ascii="Times New Roman" w:eastAsia="Times New Roman" w:hAnsi="Times New Roman" w:cs="Times New Roman"/>
+                <w:kern w:val="0"/>
+                <w14:ligatures w14:val="none"/>
+              </w:rPr>
+              <w:t>Better service</w:t>
+            </w:r>
+          </w:p>
+        </w:tc>
+      </w:tr>
+      <w:tr>
+        <w:trPr>
+          <w:tblCellSpacing w:w="15" w:type="dxa"/>
+        </w:trPr>
+        <w:tc>
+          <w:tcPr>
+            <w:tcW w:w="0" w:type="auto"/>
+            <w:vAlign w:val="center"/>
+            <w:hideMark/>
+          </w:tcPr>
+          <w:p>
+            <w:pPr>
+              <w:spacing w:after="0" w:line="240" w:lineRule="auto"/>
+              <w:rPr>
+                <w:rFonts w:ascii="Times New Roman" w:eastAsia="Times New Roman" w:hAnsi="Times New Roman" w:cs="Times New Roman"/>
+                <w:kern w:val="0"/>
+                <w14:ligatures w14:val="none"/>
+              </w:rPr>
+            </w:pPr>
+            <w:r>
+              <w:rPr>
+                <w:rFonts w:ascii="Times New Roman" w:eastAsia="Times New Roman" w:hAnsi="Times New Roman" w:cs="Times New Roman"/>
+                <w:kern w:val="0"/>
+                <w14:ligatures w14:val="none"/>
+              </w:rPr>
+              <w:t>Online Presence</w:t>
+            </w:r>
+          </w:p>
+        </w:tc>
+        <w:tc>
+          <w:tcPr>
+            <w:tcW w:w="0" w:type="auto"/>
+            <w:vAlign w:val="center"/>
+            <w:hideMark/>
+          </w:tcPr>
+          <w:p>
+            <w:pPr>
+              <w:spacing w:after="0" w:line="240" w:lineRule="auto"/>
+              <w:rPr>
+                <w:rFonts w:ascii="Times New Roman" w:eastAsia="Times New Roman" w:hAnsi="Times New Roman" w:cs="Times New Roman"/>
+                <w:kern w:val="0"/>
+                <w14:ligatures w14:val="none"/>
+              </w:rPr>
+            </w:pPr>
+            <w:r>
+              <w:rPr>
+                <w:rFonts w:ascii="Times New Roman" w:eastAsia="Times New Roman" w:hAnsi="Times New Roman" w:cs="Times New Roman"/>
+                <w:kern w:val="0"/>
+                <w14:ligatures w14:val="none"/>
+              </w:rPr>
+              <w:t>Limited access</w:t>
+            </w:r>
+          </w:p>
+        </w:tc>
+        <w:tc>
+          <w:tcPr>
+            <w:tcW w:w="0" w:type="auto"/>
+            <w:vAlign w:val="center"/>
+            <w:hideMark/>
+          </w:tcPr>
+          <w:p>
+            <w:pPr>
+              <w:spacing w:after="0" w:line="240" w:lineRule="auto"/>
+              <w:rPr>
+                <w:rFonts w:ascii="Times New Roman" w:eastAsia="Times New Roman" w:hAnsi="Times New Roman" w:cs="Times New Roman"/>
+                <w:kern w:val="0"/>
+                <w14:ligatures w14:val="none"/>
+              </w:rPr>
+            </w:pPr>
+            <w:r>
+              <w:rPr>
+                <w:rFonts w:ascii="Times New Roman" w:eastAsia="Times New Roman" w:hAnsi="Times New Roman" w:cs="Times New Roman"/>
+                <w:kern w:val="0"/>
+                <w14:ligatures w14:val="none"/>
+              </w:rPr>
+              <w:t>E-commerce / online system</w:t>
+            </w:r>
+          </w:p>
+        </w:tc>
+        <w:tc>
+          <w:tcPr>
+            <w:tcW w:w="0" w:type="auto"/>
+            <w:vAlign w:val="center"/>
+            <w:hideMark/>
+          </w:tcPr>
+          <w:p>
+            <w:pPr>
+              <w:spacing w:after="0" w:line="240" w:lineRule="auto"/>
+              <w:rPr>
+                <w:rFonts w:ascii="Times New Roman" w:eastAsia="Times New Roman" w:hAnsi="Times New Roman" w:cs="Times New Roman"/>
+                <w:kern w:val="0"/>
+                <w14:ligatures w14:val="none"/>
+              </w:rPr>
+            </w:pPr>
+            <w:r>
+              <w:rPr>
+                <w:rFonts w:ascii="Times New Roman" w:eastAsia="Times New Roman" w:hAnsi="Times New Roman" w:cs="Times New Roman"/>
+                <w:kern w:val="0"/>
+                <w14:ligatures w14:val="none"/>
+              </w:rPr>
+              <w:t>Wider reach</w:t>
+            </w:r>
+          </w:p>
+        </w:tc>
+      </w:tr>
+    </w:tbl>
+    <w:p>
+      <w:pPr>
+        <w:ind w:left="1440" w:hanging="720"/>
+      </w:pPr>
+    </w:p>
+    <w:p>
+      <w:pPr>
+        <w:ind w:left="1440" w:hanging="720"/>
+        <w:rPr>
+          <w:b/>
+          <w:u w:val="single"/>
+        </w:rPr>
+      </w:pPr>
+    </w:p>
+    <w:p>
+      <w:pPr>
+        <w:ind w:left="1440" w:hanging="720"/>
+        <w:rPr>
+          <w:b/>
+          <w:u w:val="single"/>
+        </w:rPr>
+      </w:pPr>
+    </w:p>
+    <w:p>
+      <w:pPr>
+        <w:ind w:left="1440" w:hanging="720"/>
+        <w:rPr>
+          <w:b/>
+          <w:u w:val="single"/>
+        </w:rPr>
+      </w:pPr>
+    </w:p>
+    <w:p>
+      <w:pPr>
+        <w:rPr>
+          <w:u w:val="single"/>
+        </w:rPr>
+      </w:pPr>
+      <w:r>
+        <w:t xml:space="preserve">Task: </w:t>
+      </w:r>
+      <w:r>
+        <w:rPr>
+          <w:b/>
+          <w:u w:val="single"/>
+        </w:rPr>
+        <w:t>To create a website for Bright Future Secondary School</w:t>
+      </w:r>
+    </w:p>
+    <w:tbl>
+      <w:tblPr>
+        <w:tblStyle w:val="PlainTable4"/>
+        <w:tblW w:w="0" w:type="auto"/>
+        <w:tblLook w:val="04A0" w:firstRow="1" w:lastRow="0" w:firstColumn="1" w:lastColumn="0" w:noHBand="0" w:noVBand="1"/>
+      </w:tblPr>
+      <w:tblGrid>
+        <w:gridCol w:w="9350"/>
+      </w:tblGrid>
+      <w:tr>
+        <w:trPr>
+          <w:cnfStyle w:val="100000000000" w:firstRow="1" w:lastRow="0" w:firstColumn="0" w:lastColumn="0" w:oddVBand="0" w:evenVBand="0" w:oddHBand="0" w:evenHBand="0" w:firstRowFirstColumn="0" w:firstRowLastColumn="0" w:lastRowFirstColumn="0" w:lastRowLastColumn="0"/>
+        </w:trPr>
+        <w:tc>
+          <w:tcPr>
+            <w:cnfStyle w:val="001000000000" w:firstRow="0" w:lastRow="0" w:firstColumn="1" w:lastColumn="0" w:oddVBand="0" w:evenVBand="0" w:oddHBand="0" w:evenHBand="0" w:firstRowFirstColumn="0" w:firstRowLastColumn="0" w:lastRowFirstColumn="0" w:lastRowLastColumn="0"/>
+            <w:tcW w:w="9350" w:type="dxa"/>
+            <w:tcBorders>
+              <w:top w:val="single" w:sz="4" w:space="0" w:color="auto"/>
+            </w:tcBorders>
+          </w:tcPr>
+          <w:tbl>
+            <w:tblPr>
+              <w:tblW w:w="0" w:type="auto"/>
+              <w:tblCellSpacing w:w="15" w:type="dxa"/>
+              <w:tblCellMar>
+                <w:top w:w="15" w:type="dxa"/>
+                <w:left w:w="15" w:type="dxa"/>
+                <w:bottom w:w="15" w:type="dxa"/>
+                <w:right w:w="15" w:type="dxa"/>
+              </w:tblCellMar>
+              <w:tblLook w:val="04A0" w:firstRow="1" w:lastRow="0" w:firstColumn="1" w:lastColumn="0" w:noHBand="0" w:noVBand="1"/>
+            </w:tblPr>
+            <w:tblGrid>
+              <w:gridCol w:w="1871"/>
+              <w:gridCol w:w="2786"/>
+              <w:gridCol w:w="2316"/>
+              <w:gridCol w:w="2161"/>
+            </w:tblGrid>
+            <w:tr>
+              <w:trPr>
+                <w:tblHeader/>
+                <w:tblCellSpacing w:w="15" w:type="dxa"/>
+              </w:trPr>
+              <w:tc>
+                <w:tcPr>
+                  <w:tcW w:w="0" w:type="auto"/>
+                  <w:vAlign w:val="center"/>
+                  <w:hideMark/>
+                </w:tcPr>
+                <w:p>
+                  <w:pPr>
+                    <w:spacing w:after="0" w:line="240" w:lineRule="auto"/>
+                    <w:jc w:val="center"/>
+                    <w:rPr>
+                      <w:rFonts w:ascii="Times New Roman" w:eastAsia="Times New Roman" w:hAnsi="Times New Roman" w:cs="Times New Roman"/>
+                      <w:b/>
+                      <w:bCs/>
+                      <w:kern w:val="0"/>
+                      <w14:ligatures w14:val="none"/>
+                    </w:rPr>
+                  </w:pPr>
+                  <w:r>
+                    <w:rPr>
+                      <w:rFonts w:ascii="Times New Roman" w:eastAsia="Times New Roman" w:hAnsi="Times New Roman" w:cs="Times New Roman"/>
+                      <w:b/>
+                      <w:bCs/>
+                      <w:kern w:val="0"/>
+                      <w14:ligatures w14:val="none"/>
+                    </w:rPr>
+                    <w:t>Target Audience</w:t>
+                  </w:r>
+                </w:p>
+              </w:tc>
+              <w:tc>
+                <w:tcPr>
+                  <w:tcW w:w="0" w:type="auto"/>
+                  <w:vAlign w:val="center"/>
+                  <w:hideMark/>
+                </w:tcPr>
+                <w:p>
+                  <w:pPr>
+                    <w:spacing w:after="0" w:line="240" w:lineRule="auto"/>
+                    <w:jc w:val="center"/>
+                    <w:rPr>
+                      <w:rFonts w:ascii="Times New Roman" w:eastAsia="Times New Roman" w:hAnsi="Times New Roman" w:cs="Times New Roman"/>
+                      <w:b/>
+                      <w:bCs/>
+                      <w:kern w:val="0"/>
+                      <w14:ligatures w14:val="none"/>
+                    </w:rPr>
+                  </w:pPr>
+                  <w:r>
+                    <w:rPr>
+                      <w:rFonts w:ascii="Times New Roman" w:eastAsia="Times New Roman" w:hAnsi="Times New Roman" w:cs="Times New Roman"/>
+                      <w:b/>
+                      <w:bCs/>
+                      <w:kern w:val="0"/>
+                      <w14:ligatures w14:val="none"/>
+                    </w:rPr>
+                    <w:t>Needs / Expectations</w:t>
+                  </w:r>
+                </w:p>
+              </w:tc>
+              <w:tc>
+                <w:tcPr>
+                  <w:tcW w:w="0" w:type="auto"/>
+                  <w:vAlign w:val="center"/>
+                  <w:hideMark/>
+                </w:tcPr>
+                <w:p>
+                  <w:pPr>
+                    <w:spacing w:after="0" w:line="240" w:lineRule="auto"/>
+                    <w:jc w:val="center"/>
+                    <w:rPr>
+                      <w:rFonts w:ascii="Times New Roman" w:eastAsia="Times New Roman" w:hAnsi="Times New Roman" w:cs="Times New Roman"/>
+                      <w:b/>
+                      <w:bCs/>
+                      <w:kern w:val="0"/>
+                      <w14:ligatures w14:val="none"/>
+                    </w:rPr>
+                  </w:pPr>
+                  <w:r>
+                    <w:rPr>
+                      <w:rFonts w:ascii="Times New Roman" w:eastAsia="Times New Roman" w:hAnsi="Times New Roman" w:cs="Times New Roman"/>
+                      <w:b/>
+                      <w:bCs/>
+                      <w:kern w:val="0"/>
+                      <w14:ligatures w14:val="none"/>
+                    </w:rPr>
+                    <w:t>Website Features / Solutions</w:t>
+                  </w:r>
+                </w:p>
+              </w:tc>
+              <w:tc>
+                <w:tcPr>
+                  <w:tcW w:w="0" w:type="auto"/>
+                  <w:vAlign w:val="center"/>
+                  <w:hideMark/>
+                </w:tcPr>
+                <w:p>
+                  <w:pPr>
+                    <w:spacing w:after="0" w:line="240" w:lineRule="auto"/>
+                    <w:jc w:val="center"/>
+                    <w:rPr>
+                      <w:rFonts w:ascii="Times New Roman" w:eastAsia="Times New Roman" w:hAnsi="Times New Roman" w:cs="Times New Roman"/>
+                      <w:b/>
+                      <w:bCs/>
+                      <w:kern w:val="0"/>
+                      <w14:ligatures w14:val="none"/>
+                    </w:rPr>
+                  </w:pPr>
+                  <w:r>
+                    <w:rPr>
+                      <w:rFonts w:ascii="Times New Roman" w:eastAsia="Times New Roman" w:hAnsi="Times New Roman" w:cs="Times New Roman"/>
+                      <w:b/>
+                      <w:bCs/>
+                      <w:kern w:val="0"/>
+                      <w14:ligatures w14:val="none"/>
+                    </w:rPr>
+                    <w:t>Purpose / Benefit</w:t>
+                  </w:r>
+                </w:p>
+              </w:tc>
+            </w:tr>
+            <w:tr>
+              <w:trPr>
+                <w:tblCellSpacing w:w="15" w:type="dxa"/>
+              </w:trPr>
+              <w:tc>
+                <w:tcPr>
+                  <w:tcW w:w="0" w:type="auto"/>
+                  <w:vAlign w:val="center"/>
+                  <w:hideMark/>
+                </w:tcPr>
+                <w:p>
+                  <w:pPr>
+                    <w:spacing w:after="0" w:line="240" w:lineRule="auto"/>
+                    <w:rPr>
+                      <w:rFonts w:ascii="Times New Roman" w:eastAsia="Times New Roman" w:hAnsi="Times New Roman" w:cs="Times New Roman"/>
+                      <w:kern w:val="0"/>
+                      <w14:ligatures w14:val="none"/>
+                    </w:rPr>
+                  </w:pPr>
+                  <w:r>
+                    <w:rPr>
+                      <w:rFonts w:ascii="Times New Roman" w:eastAsia="Times New Roman" w:hAnsi="Times New Roman" w:cs="Times New Roman"/>
+                      <w:kern w:val="0"/>
+                      <w14:ligatures w14:val="none"/>
+                    </w:rPr>
+                    <w:t xml:space="preserve"> </w:t>
+                  </w:r>
+                  <w:r>
+                    <w:rPr>
+                      <w:rFonts w:ascii="Times New Roman" w:eastAsia="Times New Roman" w:hAnsi="Times New Roman" w:cs="Times New Roman"/>
+                      <w:b/>
+                      <w:bCs/>
+                      <w:kern w:val="0"/>
+                      <w14:ligatures w14:val="none"/>
+                    </w:rPr>
+                    <w:t>Students</w:t>
+                  </w:r>
+                </w:p>
+              </w:tc>
+              <w:tc>
+                <w:tcPr>
+                  <w:tcW w:w="0" w:type="auto"/>
+                  <w:vAlign w:val="center"/>
+                  <w:hideMark/>
+                </w:tcPr>
+                <w:p>
+                  <w:pPr>
+                    <w:spacing w:after="0" w:line="240" w:lineRule="auto"/>
+                    <w:rPr>
+                      <w:rFonts w:ascii="Times New Roman" w:eastAsia="Times New Roman" w:hAnsi="Times New Roman" w:cs="Times New Roman"/>
+                      <w:kern w:val="0"/>
+                      <w14:ligatures w14:val="none"/>
+                    </w:rPr>
+                  </w:pPr>
+                  <w:r>
+                    <w:rPr>
+                      <w:rFonts w:ascii="Times New Roman" w:eastAsia="Times New Roman" w:hAnsi="Times New Roman" w:cs="Times New Roman"/>
+                      <w:kern w:val="0"/>
+                      <w14:ligatures w14:val="none"/>
+                    </w:rPr>
+                    <w:t xml:space="preserve">- Subjects that are useful for future careers (ICT, Business, Entrepreneurship) </w:t>
+                  </w:r>
+                  <w:r>
+                    <w:rPr>
+                      <w:rFonts w:ascii="Times New Roman" w:eastAsia="Times New Roman" w:hAnsi="Times New Roman" w:cs="Times New Roman"/>
+                      <w:kern w:val="0"/>
+                      <w14:ligatures w14:val="none"/>
+                    </w:rPr>
+                    <w:br/>
+                    <w:t>- Access to learning materials (</w:t>
+                  </w:r>
+                  <w:proofErr w:type="spellStart"/>
+                  <w:r>
+                    <w:rPr>
+                      <w:rFonts w:ascii="Times New Roman" w:eastAsia="Times New Roman" w:hAnsi="Times New Roman" w:cs="Times New Roman"/>
+                      <w:kern w:val="0"/>
+                      <w14:ligatures w14:val="none"/>
+                    </w:rPr>
+                    <w:t>C.lab</w:t>
+                  </w:r>
+                  <w:proofErr w:type="spellEnd"/>
+                  <w:r>
+                    <w:rPr>
+                      <w:rFonts w:ascii="Times New Roman" w:eastAsia="Times New Roman" w:hAnsi="Times New Roman" w:cs="Times New Roman"/>
+                      <w:kern w:val="0"/>
+                      <w14:ligatures w14:val="none"/>
+                    </w:rPr>
+                    <w:t xml:space="preserve">, workplace practice) </w:t>
+                  </w:r>
+                  <w:r>
+                    <w:rPr>
+                      <w:rFonts w:ascii="Times New Roman" w:eastAsia="Times New Roman" w:hAnsi="Times New Roman" w:cs="Times New Roman"/>
+                      <w:kern w:val="0"/>
+                      <w14:ligatures w14:val="none"/>
+                    </w:rPr>
+                    <w:br/>
+                    <w:t>- Information about school trades and practical skills</w:t>
+                  </w:r>
+                </w:p>
+              </w:tc>
+              <w:tc>
+                <w:tcPr>
+                  <w:tcW w:w="0" w:type="auto"/>
+                  <w:vAlign w:val="center"/>
+                  <w:hideMark/>
+                </w:tcPr>
+                <w:p>
+                  <w:pPr>
+                    <w:spacing w:after="0" w:line="240" w:lineRule="auto"/>
+                    <w:rPr>
+                      <w:rFonts w:ascii="Times New Roman" w:eastAsia="Times New Roman" w:hAnsi="Times New Roman" w:cs="Times New Roman"/>
+                      <w:kern w:val="0"/>
+                      <w14:ligatures w14:val="none"/>
+                    </w:rPr>
+                  </w:pPr>
+                  <w:r>
+                    <w:rPr>
+                      <w:rFonts w:ascii="Times New Roman" w:eastAsia="Times New Roman" w:hAnsi="Times New Roman" w:cs="Times New Roman"/>
+                      <w:kern w:val="0"/>
+                      <w14:ligatures w14:val="none"/>
+                    </w:rPr>
+                    <w:t xml:space="preserve">- Online subject information pages </w:t>
+                  </w:r>
+                  <w:r>
+                    <w:rPr>
+                      <w:rFonts w:ascii="Times New Roman" w:eastAsia="Times New Roman" w:hAnsi="Times New Roman" w:cs="Times New Roman"/>
+                      <w:kern w:val="0"/>
+                      <w14:ligatures w14:val="none"/>
+                    </w:rPr>
+                    <w:br/>
+                    <w:t xml:space="preserve">- Digital learning resources (videos, notes, assignments) </w:t>
+                  </w:r>
+                  <w:r>
+                    <w:rPr>
+                      <w:rFonts w:ascii="Times New Roman" w:eastAsia="Times New Roman" w:hAnsi="Times New Roman" w:cs="Times New Roman"/>
+                      <w:kern w:val="0"/>
+                      <w14:ligatures w14:val="none"/>
+                    </w:rPr>
+                    <w:br/>
+                    <w:t xml:space="preserve">- Showcase of school workshops and labs </w:t>
+                  </w:r>
+                  <w:r>
+                    <w:rPr>
+                      <w:rFonts w:ascii="Times New Roman" w:eastAsia="Times New Roman" w:hAnsi="Times New Roman" w:cs="Times New Roman"/>
+                      <w:kern w:val="0"/>
+                      <w14:ligatures w14:val="none"/>
+                    </w:rPr>
+                    <w:br/>
+                    <w:t>- Career guidance section</w:t>
+                  </w:r>
+                </w:p>
+              </w:tc>
+              <w:tc>
+                <w:tcPr>
+                  <w:tcW w:w="0" w:type="auto"/>
+                  <w:vAlign w:val="center"/>
+                  <w:hideMark/>
+                </w:tcPr>
+                <w:p>
+                  <w:pPr>
+                    <w:spacing w:after="0" w:line="240" w:lineRule="auto"/>
+                    <w:rPr>
+                      <w:rFonts w:ascii="Times New Roman" w:eastAsia="Times New Roman" w:hAnsi="Times New Roman" w:cs="Times New Roman"/>
+                      <w:kern w:val="0"/>
+                      <w14:ligatures w14:val="none"/>
+                    </w:rPr>
+                  </w:pPr>
+                  <w:r>
+                    <w:rPr>
+                      <w:rFonts w:ascii="Times New Roman" w:eastAsia="Times New Roman" w:hAnsi="Times New Roman" w:cs="Times New Roman"/>
+                      <w:kern w:val="0"/>
+                      <w14:ligatures w14:val="none"/>
+                    </w:rPr>
+                    <w:t xml:space="preserve">- Improve learning experience </w:t>
+                  </w:r>
+                  <w:r>
+                    <w:rPr>
+                      <w:rFonts w:ascii="Times New Roman" w:eastAsia="Times New Roman" w:hAnsi="Times New Roman" w:cs="Times New Roman"/>
+                      <w:kern w:val="0"/>
+                      <w14:ligatures w14:val="none"/>
+                    </w:rPr>
+                    <w:br/>
+                    <w:t xml:space="preserve">- Help students prepare for jobs and higher education </w:t>
+                  </w:r>
+                  <w:r>
+                    <w:rPr>
+                      <w:rFonts w:ascii="Times New Roman" w:eastAsia="Times New Roman" w:hAnsi="Times New Roman" w:cs="Times New Roman"/>
+                      <w:kern w:val="0"/>
+                      <w14:ligatures w14:val="none"/>
+                    </w:rPr>
+                    <w:br/>
+                    <w:t>- Increase engagement with practical learning</w:t>
+                  </w:r>
+                </w:p>
+              </w:tc>
+            </w:tr>
+            <w:tr>
+              <w:trPr>
+                <w:tblCellSpacing w:w="15" w:type="dxa"/>
+              </w:trPr>
+              <w:tc>
+                <w:tcPr>
+                  <w:tcW w:w="0" w:type="auto"/>
+                  <w:vAlign w:val="center"/>
+                  <w:hideMark/>
+                </w:tcPr>
+                <w:p>
+                  <w:pPr>
+                    <w:spacing w:after="0" w:line="240" w:lineRule="auto"/>
+                    <w:rPr>
+                      <w:rFonts w:ascii="Times New Roman" w:eastAsia="Times New Roman" w:hAnsi="Times New Roman" w:cs="Times New Roman"/>
+                      <w:kern w:val="0"/>
+                      <w14:ligatures w14:val="none"/>
+                    </w:rPr>
+                  </w:pPr>
+                  <w:r>
+                    <w:rPr>
+                      <w:rFonts w:ascii="Times New Roman" w:eastAsia="Times New Roman" w:hAnsi="Times New Roman" w:cs="Times New Roman"/>
+                      <w:kern w:val="0"/>
+                      <w14:ligatures w14:val="none"/>
+                    </w:rPr>
+                    <w:t xml:space="preserve"> </w:t>
+                  </w:r>
+                  <w:r>
+                    <w:rPr>
+                      <w:rFonts w:ascii="Times New Roman" w:eastAsia="Times New Roman" w:hAnsi="Times New Roman" w:cs="Times New Roman"/>
+                      <w:b/>
+                      <w:bCs/>
+                      <w:kern w:val="0"/>
+                      <w14:ligatures w14:val="none"/>
+                    </w:rPr>
+                    <w:t>Parents</w:t>
+                  </w:r>
+                </w:p>
+              </w:tc>
+              <w:tc>
+                <w:tcPr>
+                  <w:tcW w:w="0" w:type="auto"/>
+                  <w:vAlign w:val="center"/>
+                  <w:hideMark/>
+                </w:tcPr>
+                <w:p>
+                  <w:pPr>
+                    <w:spacing w:after="0" w:line="240" w:lineRule="auto"/>
+                    <w:rPr>
+                      <w:rFonts w:ascii="Times New Roman" w:eastAsia="Times New Roman" w:hAnsi="Times New Roman" w:cs="Times New Roman"/>
+                      <w:kern w:val="0"/>
+                      <w14:ligatures w14:val="none"/>
+                    </w:rPr>
+                  </w:pPr>
+                  <w:r>
+                    <w:rPr>
+                      <w:rFonts w:ascii="Times New Roman" w:eastAsia="Times New Roman" w:hAnsi="Times New Roman" w:cs="Times New Roman"/>
+                      <w:kern w:val="0"/>
+                      <w14:ligatures w14:val="none"/>
+                    </w:rPr>
+                    <w:t xml:space="preserve">- Easy payment of school fees </w:t>
+                  </w:r>
+                  <w:r>
+                    <w:rPr>
+                      <w:rFonts w:ascii="Times New Roman" w:eastAsia="Times New Roman" w:hAnsi="Times New Roman" w:cs="Times New Roman"/>
+                      <w:kern w:val="0"/>
+                      <w14:ligatures w14:val="none"/>
+                    </w:rPr>
+                    <w:br/>
+                    <w:t xml:space="preserve">- School performance results (pass rates, top students) </w:t>
+                  </w:r>
+                  <w:r>
+                    <w:rPr>
+                      <w:rFonts w:ascii="Times New Roman" w:eastAsia="Times New Roman" w:hAnsi="Times New Roman" w:cs="Times New Roman"/>
+                      <w:kern w:val="0"/>
+                      <w14:ligatures w14:val="none"/>
+                    </w:rPr>
+                    <w:br/>
+                    <w:t xml:space="preserve">- Student progress updates (especially weak students) </w:t>
+                  </w:r>
+                  <w:r>
+                    <w:rPr>
+                      <w:rFonts w:ascii="Times New Roman" w:eastAsia="Times New Roman" w:hAnsi="Times New Roman" w:cs="Times New Roman"/>
+                      <w:kern w:val="0"/>
+                      <w14:ligatures w14:val="none"/>
+                    </w:rPr>
+                    <w:br/>
+                    <w:t>- Notification about fee changes</w:t>
+                  </w:r>
+                </w:p>
+              </w:tc>
+              <w:tc>
+                <w:tcPr>
+                  <w:tcW w:w="0" w:type="auto"/>
+                  <w:vAlign w:val="center"/>
+                  <w:hideMark/>
+                </w:tcPr>
+                <w:p>
+                  <w:pPr>
+                    <w:spacing w:after="0" w:line="240" w:lineRule="auto"/>
+                    <w:rPr>
+                      <w:rFonts w:ascii="Times New Roman" w:eastAsia="Times New Roman" w:hAnsi="Times New Roman" w:cs="Times New Roman"/>
+                      <w:kern w:val="0"/>
+                      <w14:ligatures w14:val="none"/>
+                    </w:rPr>
+                  </w:pPr>
+                  <w:r>
+                    <w:rPr>
+                      <w:rFonts w:ascii="Times New Roman" w:eastAsia="Times New Roman" w:hAnsi="Times New Roman" w:cs="Times New Roman"/>
+                      <w:kern w:val="0"/>
+                      <w14:ligatures w14:val="none"/>
+                    </w:rPr>
+                    <w:t xml:space="preserve">- Online payment system </w:t>
+                  </w:r>
+                  <w:r>
+                    <w:rPr>
+                      <w:rFonts w:ascii="Times New Roman" w:eastAsia="Times New Roman" w:hAnsi="Times New Roman" w:cs="Times New Roman"/>
+                      <w:kern w:val="0"/>
+                      <w14:ligatures w14:val="none"/>
+                    </w:rPr>
+                    <w:br/>
+                    <w:t xml:space="preserve">- Performance dashboard (results and rankings) </w:t>
+                  </w:r>
+                  <w:r>
+                    <w:rPr>
+                      <w:rFonts w:ascii="Times New Roman" w:eastAsia="Times New Roman" w:hAnsi="Times New Roman" w:cs="Times New Roman"/>
+                      <w:kern w:val="0"/>
+                      <w14:ligatures w14:val="none"/>
+                    </w:rPr>
+                    <w:br/>
+                    <w:t xml:space="preserve">- Student progress reports portal </w:t>
+                  </w:r>
+                  <w:r>
+                    <w:rPr>
+                      <w:rFonts w:ascii="Times New Roman" w:eastAsia="Times New Roman" w:hAnsi="Times New Roman" w:cs="Times New Roman"/>
+                      <w:kern w:val="0"/>
+                      <w14:ligatures w14:val="none"/>
+                    </w:rPr>
+                    <w:br/>
+                    <w:t>- Announcement system for fee updates</w:t>
+                  </w:r>
+                </w:p>
+              </w:tc>
+              <w:tc>
+                <w:tcPr>
+                  <w:tcW w:w="0" w:type="auto"/>
+                  <w:vAlign w:val="center"/>
+                  <w:hideMark/>
+                </w:tcPr>
+                <w:p>
+                  <w:pPr>
+                    <w:spacing w:after="0" w:line="240" w:lineRule="auto"/>
+                    <w:rPr>
+                      <w:rFonts w:ascii="Times New Roman" w:eastAsia="Times New Roman" w:hAnsi="Times New Roman" w:cs="Times New Roman"/>
+                      <w:kern w:val="0"/>
+                      <w14:ligatures w14:val="none"/>
+                    </w:rPr>
+                  </w:pPr>
+                  <w:r>
+                    <w:rPr>
+                      <w:rFonts w:ascii="Times New Roman" w:eastAsia="Times New Roman" w:hAnsi="Times New Roman" w:cs="Times New Roman"/>
+                      <w:kern w:val="0"/>
+                      <w14:ligatures w14:val="none"/>
+                    </w:rPr>
+                    <w:t xml:space="preserve">- Increase transparency </w:t>
+                  </w:r>
+                  <w:r>
+                    <w:rPr>
+                      <w:rFonts w:ascii="Times New Roman" w:eastAsia="Times New Roman" w:hAnsi="Times New Roman" w:cs="Times New Roman"/>
+                      <w:kern w:val="0"/>
+                      <w14:ligatures w14:val="none"/>
+                    </w:rPr>
+                    <w:br/>
+                    <w:t xml:space="preserve">- Build trust between school and parents </w:t>
+                  </w:r>
+                  <w:r>
+                    <w:rPr>
+                      <w:rFonts w:ascii="Times New Roman" w:eastAsia="Times New Roman" w:hAnsi="Times New Roman" w:cs="Times New Roman"/>
+                      <w:kern w:val="0"/>
+                      <w14:ligatures w14:val="none"/>
+                    </w:rPr>
+                    <w:br/>
+                    <w:t>- Improve communication and involvement</w:t>
+                  </w:r>
+                </w:p>
+              </w:tc>
+            </w:tr>
+            <w:tr>
+              <w:trPr>
+                <w:tblCellSpacing w:w="15" w:type="dxa"/>
+              </w:trPr>
+              <w:tc>
+                <w:tcPr>
+                  <w:tcW w:w="0" w:type="auto"/>
+                  <w:vAlign w:val="center"/>
+                  <w:hideMark/>
+                </w:tcPr>
+                <w:p>
+                  <w:pPr>
+                    <w:spacing w:after="0" w:line="240" w:lineRule="auto"/>
+                    <w:rPr>
+                      <w:rFonts w:ascii="Times New Roman" w:eastAsia="Times New Roman" w:hAnsi="Times New Roman" w:cs="Times New Roman"/>
+                      <w:kern w:val="0"/>
+                      <w14:ligatures w14:val="none"/>
+                    </w:rPr>
+                  </w:pPr>
+                  <w:r>
+                    <w:rPr>
+                      <w:rFonts w:ascii="Times New Roman" w:eastAsia="Times New Roman" w:hAnsi="Times New Roman" w:cs="Times New Roman"/>
+                      <w:kern w:val="0"/>
+                      <w14:ligatures w14:val="none"/>
+                    </w:rPr>
+                    <w:t xml:space="preserve"> </w:t>
+                  </w:r>
+                  <w:r>
+                    <w:rPr>
+                      <w:rFonts w:ascii="Times New Roman" w:eastAsia="Times New Roman" w:hAnsi="Times New Roman" w:cs="Times New Roman"/>
+                      <w:b/>
+                      <w:bCs/>
+                      <w:kern w:val="0"/>
+                      <w14:ligatures w14:val="none"/>
+                    </w:rPr>
+                    <w:t>School Staff</w:t>
+                  </w:r>
+                </w:p>
+              </w:tc>
+              <w:tc>
+                <w:tcPr>
+                  <w:tcW w:w="0" w:type="auto"/>
+                  <w:vAlign w:val="center"/>
+                  <w:hideMark/>
+                </w:tcPr>
+                <w:p>
+                  <w:pPr>
+                    <w:spacing w:after="0" w:line="240" w:lineRule="auto"/>
+                    <w:rPr>
+                      <w:rFonts w:ascii="Times New Roman" w:eastAsia="Times New Roman" w:hAnsi="Times New Roman" w:cs="Times New Roman"/>
+                      <w:kern w:val="0"/>
+                      <w14:ligatures w14:val="none"/>
+                    </w:rPr>
+                  </w:pPr>
+                  <w:r>
+                    <w:rPr>
+                      <w:rFonts w:ascii="Times New Roman" w:eastAsia="Times New Roman" w:hAnsi="Times New Roman" w:cs="Times New Roman"/>
+                      <w:kern w:val="0"/>
+                      <w14:ligatures w14:val="none"/>
+                    </w:rPr>
+                    <w:t xml:space="preserve">- Better teamwork and collaboration </w:t>
+                  </w:r>
+                  <w:r>
+                    <w:rPr>
+                      <w:rFonts w:ascii="Times New Roman" w:eastAsia="Times New Roman" w:hAnsi="Times New Roman" w:cs="Times New Roman"/>
+                      <w:kern w:val="0"/>
+                      <w14:ligatures w14:val="none"/>
+                    </w:rPr>
+                    <w:br/>
+                    <w:t xml:space="preserve">- Easy sharing of academic information </w:t>
+                  </w:r>
+                  <w:r>
+                    <w:rPr>
+                      <w:rFonts w:ascii="Times New Roman" w:eastAsia="Times New Roman" w:hAnsi="Times New Roman" w:cs="Times New Roman"/>
+                      <w:kern w:val="0"/>
+                      <w14:ligatures w14:val="none"/>
+                    </w:rPr>
+                    <w:br/>
+                    <w:t xml:space="preserve">- Private communication system </w:t>
+                  </w:r>
+                  <w:r>
+                    <w:rPr>
+                      <w:rFonts w:ascii="Times New Roman" w:eastAsia="Times New Roman" w:hAnsi="Times New Roman" w:cs="Times New Roman"/>
+                      <w:kern w:val="0"/>
+                      <w14:ligatures w14:val="none"/>
+                    </w:rPr>
+                    <w:br/>
+                    <w:t>- Question/feedback inbox</w:t>
+                  </w:r>
+                </w:p>
+              </w:tc>
+              <w:tc>
+                <w:tcPr>
+                  <w:tcW w:w="0" w:type="auto"/>
+                  <w:vAlign w:val="center"/>
+                  <w:hideMark/>
+                </w:tcPr>
+                <w:p>
+                  <w:pPr>
+                    <w:spacing w:after="0" w:line="240" w:lineRule="auto"/>
+                    <w:rPr>
+                      <w:rFonts w:ascii="Times New Roman" w:eastAsia="Times New Roman" w:hAnsi="Times New Roman" w:cs="Times New Roman"/>
+                      <w:kern w:val="0"/>
+                      <w14:ligatures w14:val="none"/>
+                    </w:rPr>
+                  </w:pPr>
+                  <w:r>
+                    <w:rPr>
+                      <w:rFonts w:ascii="Times New Roman" w:eastAsia="Times New Roman" w:hAnsi="Times New Roman" w:cs="Times New Roman"/>
+                      <w:kern w:val="0"/>
+                      <w14:ligatures w14:val="none"/>
+                    </w:rPr>
+                    <w:t xml:space="preserve">- Staff login portal </w:t>
+                  </w:r>
+                  <w:r>
+                    <w:rPr>
+                      <w:rFonts w:ascii="Times New Roman" w:eastAsia="Times New Roman" w:hAnsi="Times New Roman" w:cs="Times New Roman"/>
+                      <w:kern w:val="0"/>
+                      <w14:ligatures w14:val="none"/>
+                    </w:rPr>
+                    <w:br/>
+                    <w:t xml:space="preserve">- Internal messaging system </w:t>
+                  </w:r>
+                  <w:r>
+                    <w:rPr>
+                      <w:rFonts w:ascii="Times New Roman" w:eastAsia="Times New Roman" w:hAnsi="Times New Roman" w:cs="Times New Roman"/>
+                      <w:kern w:val="0"/>
+                      <w14:ligatures w14:val="none"/>
+                    </w:rPr>
+                    <w:br/>
+                    <w:t xml:space="preserve">- File/document sharing system </w:t>
+                  </w:r>
+                  <w:r>
+                    <w:rPr>
+                      <w:rFonts w:ascii="Times New Roman" w:eastAsia="Times New Roman" w:hAnsi="Times New Roman" w:cs="Times New Roman"/>
+                      <w:kern w:val="0"/>
+                      <w14:ligatures w14:val="none"/>
+                    </w:rPr>
+                    <w:br/>
+                    <w:t>- Digital suggestion/inbox system</w:t>
+                  </w:r>
+                </w:p>
+              </w:tc>
+              <w:tc>
+                <w:tcPr>
+                  <w:tcW w:w="0" w:type="auto"/>
+                  <w:vAlign w:val="center"/>
+                  <w:hideMark/>
+                </w:tcPr>
+                <w:p>
+                  <w:pPr>
+                    <w:spacing w:after="0" w:line="240" w:lineRule="auto"/>
+                    <w:rPr>
+                      <w:rFonts w:ascii="Times New Roman" w:eastAsia="Times New Roman" w:hAnsi="Times New Roman" w:cs="Times New Roman"/>
+                      <w:kern w:val="0"/>
+                      <w14:ligatures w14:val="none"/>
+                    </w:rPr>
+                  </w:pPr>
+                  <w:r>
+                    <w:rPr>
+                      <w:rFonts w:ascii="Times New Roman" w:eastAsia="Times New Roman" w:hAnsi="Times New Roman" w:cs="Times New Roman"/>
+                      <w:kern w:val="0"/>
+                      <w14:ligatures w14:val="none"/>
+                    </w:rPr>
+                    <w:t xml:space="preserve">- Improve communication </w:t>
+                  </w:r>
+                  <w:r>
+                    <w:rPr>
+                      <w:rFonts w:ascii="Times New Roman" w:eastAsia="Times New Roman" w:hAnsi="Times New Roman" w:cs="Times New Roman"/>
+                      <w:kern w:val="0"/>
+                      <w14:ligatures w14:val="none"/>
+                    </w:rPr>
+                    <w:br/>
+                    <w:t xml:space="preserve">- Make school management more efficient </w:t>
+                  </w:r>
+                  <w:r>
+                    <w:rPr>
+                      <w:rFonts w:ascii="Times New Roman" w:eastAsia="Times New Roman" w:hAnsi="Times New Roman" w:cs="Times New Roman"/>
+                      <w:kern w:val="0"/>
+                      <w14:ligatures w14:val="none"/>
+                    </w:rPr>
+                    <w:br/>
+                    <w:t>- Support teamwork and decision-making</w:t>
+                  </w:r>
+                </w:p>
+              </w:tc>
+            </w:tr>
+            <w:tr>
+              <w:trPr>
+                <w:trHeight w:val="51"/>
+                <w:tblCellSpacing w:w="15" w:type="dxa"/>
+              </w:trPr>
+              <w:tc>
+                <w:tcPr>
+                  <w:tcW w:w="0" w:type="auto"/>
+                  <w:vAlign w:val="center"/>
+                  <w:hideMark/>
+                </w:tcPr>
+                <w:p>
+                  <w:pPr>
+                    <w:spacing w:after="0" w:line="240" w:lineRule="auto"/>
+                    <w:rPr>
+                      <w:rFonts w:ascii="Times New Roman" w:eastAsia="Times New Roman" w:hAnsi="Times New Roman" w:cs="Times New Roman"/>
+                      <w:kern w:val="0"/>
+                      <w14:ligatures w14:val="none"/>
+                    </w:rPr>
+                  </w:pPr>
+                  <w:r>
+                    <w:rPr>
+                      <w:rFonts w:ascii="Times New Roman" w:eastAsia="Times New Roman" w:hAnsi="Times New Roman" w:cs="Times New Roman"/>
+                      <w:kern w:val="0"/>
+                      <w14:ligatures w14:val="none"/>
+                    </w:rPr>
+                    <w:t xml:space="preserve"> </w:t>
+                  </w:r>
+                  <w:r>
+                    <w:rPr>
+                      <w:rFonts w:ascii="Times New Roman" w:eastAsia="Times New Roman" w:hAnsi="Times New Roman" w:cs="Times New Roman"/>
+                      <w:b/>
+                      <w:bCs/>
+                      <w:kern w:val="0"/>
+                      <w14:ligatures w14:val="none"/>
+                    </w:rPr>
+                    <w:t>Boarder Community (Local Community)</w:t>
+                  </w:r>
+                </w:p>
+              </w:tc>
+              <w:tc>
+                <w:tcPr>
+                  <w:tcW w:w="0" w:type="auto"/>
+                  <w:vAlign w:val="center"/>
+                  <w:hideMark/>
+                </w:tcPr>
+                <w:p>
+                  <w:pPr>
+                    <w:spacing w:after="0" w:line="240" w:lineRule="auto"/>
+                    <w:rPr>
+                      <w:rFonts w:ascii="Times New Roman" w:eastAsia="Times New Roman" w:hAnsi="Times New Roman" w:cs="Times New Roman"/>
+                      <w:kern w:val="0"/>
+                      <w14:ligatures w14:val="none"/>
+                    </w:rPr>
+                  </w:pPr>
+                  <w:r>
+                    <w:rPr>
+                      <w:rFonts w:ascii="Times New Roman" w:eastAsia="Times New Roman" w:hAnsi="Times New Roman" w:cs="Times New Roman"/>
+                      <w:kern w:val="0"/>
+                      <w14:ligatures w14:val="none"/>
+                    </w:rPr>
+                    <w:t xml:space="preserve">- Information about school events (sports, cultural events, open days) </w:t>
+                  </w:r>
+                  <w:r>
+                    <w:rPr>
+                      <w:rFonts w:ascii="Times New Roman" w:eastAsia="Times New Roman" w:hAnsi="Times New Roman" w:cs="Times New Roman"/>
+                      <w:kern w:val="0"/>
+                      <w14:ligatures w14:val="none"/>
+                    </w:rPr>
+                    <w:br/>
+                    <w:t xml:space="preserve">- Invitations to participate in school activities </w:t>
+                  </w:r>
+                  <w:r>
+                    <w:rPr>
+                      <w:rFonts w:ascii="Times New Roman" w:eastAsia="Times New Roman" w:hAnsi="Times New Roman" w:cs="Times New Roman"/>
+                      <w:kern w:val="0"/>
+                      <w14:ligatures w14:val="none"/>
+                    </w:rPr>
+                    <w:br/>
+                    <w:t>- School updates and achievements</w:t>
+                  </w:r>
+                </w:p>
+              </w:tc>
+              <w:tc>
+                <w:tcPr>
+                  <w:tcW w:w="0" w:type="auto"/>
+                  <w:vAlign w:val="center"/>
+                  <w:hideMark/>
+                </w:tcPr>
+                <w:p>
+                  <w:pPr>
+                    <w:spacing w:after="0" w:line="240" w:lineRule="auto"/>
+                    <w:rPr>
+                      <w:rFonts w:ascii="Times New Roman" w:eastAsia="Times New Roman" w:hAnsi="Times New Roman" w:cs="Times New Roman"/>
+                      <w:kern w:val="0"/>
+                      <w14:ligatures w14:val="none"/>
+                    </w:rPr>
+                  </w:pPr>
+                  <w:r>
+                    <w:rPr>
+                      <w:rFonts w:ascii="Times New Roman" w:eastAsia="Times New Roman" w:hAnsi="Times New Roman" w:cs="Times New Roman"/>
+                      <w:kern w:val="0"/>
+                      <w14:ligatures w14:val="none"/>
+                    </w:rPr>
+                    <w:t xml:space="preserve">- Events calendar page </w:t>
+                  </w:r>
+                  <w:r>
+                    <w:rPr>
+                      <w:rFonts w:ascii="Times New Roman" w:eastAsia="Times New Roman" w:hAnsi="Times New Roman" w:cs="Times New Roman"/>
+                      <w:kern w:val="0"/>
+                      <w14:ligatures w14:val="none"/>
+                    </w:rPr>
+                    <w:br/>
+                    <w:t xml:space="preserve">- Public announcements section </w:t>
+                  </w:r>
+                  <w:r>
+                    <w:rPr>
+                      <w:rFonts w:ascii="Times New Roman" w:eastAsia="Times New Roman" w:hAnsi="Times New Roman" w:cs="Times New Roman"/>
+                      <w:kern w:val="0"/>
+                      <w14:ligatures w14:val="none"/>
+                    </w:rPr>
+                    <w:br/>
+                    <w:t xml:space="preserve">- News and achievements blog </w:t>
+                  </w:r>
+                  <w:r>
+                    <w:rPr>
+                      <w:rFonts w:ascii="Times New Roman" w:eastAsia="Times New Roman" w:hAnsi="Times New Roman" w:cs="Times New Roman"/>
+                      <w:kern w:val="0"/>
+                      <w14:ligatures w14:val="none"/>
+                    </w:rPr>
+                    <w:br/>
+                    <w:t>- Online event invitations</w:t>
+                  </w:r>
+                </w:p>
+              </w:tc>
+              <w:tc>
+                <w:tcPr>
+                  <w:tcW w:w="0" w:type="auto"/>
+                  <w:vAlign w:val="center"/>
+                  <w:hideMark/>
+                </w:tcPr>
+                <w:p>
+                  <w:pPr>
+                    <w:spacing w:after="0" w:line="240" w:lineRule="auto"/>
+                    <w:rPr>
+                      <w:rFonts w:ascii="Times New Roman" w:eastAsia="Times New Roman" w:hAnsi="Times New Roman" w:cs="Times New Roman"/>
+                      <w:kern w:val="0"/>
+                      <w:sz w:val="20"/>
+                      <w:szCs w:val="20"/>
+                      <w14:ligatures w14:val="none"/>
+                    </w:rPr>
+                  </w:pPr>
+                </w:p>
+              </w:tc>
+            </w:tr>
+          </w:tbl>
+          <w:p/>
+        </w:tc>
+      </w:tr>
+    </w:tbl>
     <w:p/>
     <w:sectPr>
       <w:pgSz w:w="12240" w:h="15840"/>
@@ -392,6 +4672,155 @@
 <file path=word/numbering.xml><?xml version="1.0" encoding="utf-8"?>
 <w:numbering xmlns:wpc="http://schemas.microsoft.com/office/word/2010/wordprocessingCanvas" xmlns:mc="http://schemas.openxmlformats.org/markup-compatibility/2006" xmlns:o="urn:schemas-microsoft-com:office:office" xmlns:r="http://schemas.openxmlformats.org/officeDocument/2006/relationships" xmlns:m="http://schemas.openxmlformats.org/officeDocument/2006/math" xmlns:v="urn:schemas-microsoft-com:vml" xmlns:wp14="http://schemas.microsoft.com/office/word/2010/wordprocessingDrawing" xmlns:wp="http://schemas.openxmlformats.org/drawingml/2006/wordprocessingDrawing" xmlns:w10="urn:schemas-microsoft-com:office:word" xmlns:w="http://schemas.openxmlformats.org/wordprocessingml/2006/main" xmlns:w14="http://schemas.microsoft.com/office/word/2010/wordml" xmlns:w15="http://schemas.microsoft.com/office/word/2012/wordml" xmlns:wpg="http://schemas.microsoft.com/office/word/2010/wordprocessingGroup" xmlns:wpi="http://schemas.microsoft.com/office/word/2010/wordprocessingInk" xmlns:wne="http://schemas.microsoft.com/office/word/2006/wordml" xmlns:wps="http://schemas.microsoft.com/office/word/2010/wordprocessingShape" mc:Ignorable="w14 w15 wp14">
   <w:abstractNum w:abstractNumId="0" w15:restartNumberingAfterBreak="0">
+    <w:nsid w:val="40B054E7"/>
+    <w:multiLevelType w:val="multilevel"/>
+    <w:tmpl w:val="BBBA5B5A"/>
+    <w:lvl w:ilvl="0">
+      <w:start w:val="1"/>
+      <w:numFmt w:val="bullet"/>
+      <w:lvlText w:val=""/>
+      <w:lvlJc w:val="left"/>
+      <w:pPr>
+        <w:tabs>
+          <w:tab w:val="num" w:pos="720"/>
+        </w:tabs>
+        <w:ind w:left="720" w:hanging="360"/>
+      </w:pPr>
+      <w:rPr>
+        <w:rFonts w:ascii="Symbol" w:hAnsi="Symbol" w:hint="default"/>
+        <w:sz w:val="20"/>
+      </w:rPr>
+    </w:lvl>
+    <w:lvl w:ilvl="1" w:tentative="1">
+      <w:start w:val="1"/>
+      <w:numFmt w:val="bullet"/>
+      <w:lvlText w:val="o"/>
+      <w:lvlJc w:val="left"/>
+      <w:pPr>
+        <w:tabs>
+          <w:tab w:val="num" w:pos="1440"/>
+        </w:tabs>
+        <w:ind w:left="1440" w:hanging="360"/>
+      </w:pPr>
+      <w:rPr>
+        <w:rFonts w:ascii="Courier New" w:hAnsi="Courier New" w:hint="default"/>
+        <w:sz w:val="20"/>
+      </w:rPr>
+    </w:lvl>
+    <w:lvl w:ilvl="2" w:tentative="1">
+      <w:start w:val="1"/>
+      <w:numFmt w:val="bullet"/>
+      <w:lvlText w:val=""/>
+      <w:lvlJc w:val="left"/>
+      <w:pPr>
+        <w:tabs>
+          <w:tab w:val="num" w:pos="2160"/>
+        </w:tabs>
+        <w:ind w:left="2160" w:hanging="360"/>
+      </w:pPr>
+      <w:rPr>
+        <w:rFonts w:ascii="Wingdings" w:hAnsi="Wingdings" w:hint="default"/>
+        <w:sz w:val="20"/>
+      </w:rPr>
+    </w:lvl>
+    <w:lvl w:ilvl="3" w:tentative="1">
+      <w:start w:val="1"/>
+      <w:numFmt w:val="bullet"/>
+      <w:lvlText w:val=""/>
+      <w:lvlJc w:val="left"/>
+      <w:pPr>
+        <w:tabs>
+          <w:tab w:val="num" w:pos="2880"/>
+        </w:tabs>
+        <w:ind w:left="2880" w:hanging="360"/>
+      </w:pPr>
+      <w:rPr>
+        <w:rFonts w:ascii="Wingdings" w:hAnsi="Wingdings" w:hint="default"/>
+        <w:sz w:val="20"/>
+      </w:rPr>
+    </w:lvl>
+    <w:lvl w:ilvl="4" w:tentative="1">
+      <w:start w:val="1"/>
+      <w:numFmt w:val="bullet"/>
+      <w:lvlText w:val=""/>
+      <w:lvlJc w:val="left"/>
+      <w:pPr>
+        <w:tabs>
+          <w:tab w:val="num" w:pos="3600"/>
+        </w:tabs>
+        <w:ind w:left="3600" w:hanging="360"/>
+      </w:pPr>
+      <w:rPr>
+        <w:rFonts w:ascii="Wingdings" w:hAnsi="Wingdings" w:hint="default"/>
+        <w:sz w:val="20"/>
+      </w:rPr>
+    </w:lvl>
+    <w:lvl w:ilvl="5" w:tentative="1">
+      <w:start w:val="1"/>
+      <w:numFmt w:val="bullet"/>
+      <w:lvlText w:val=""/>
+      <w:lvlJc w:val="left"/>
+      <w:pPr>
+        <w:tabs>
+          <w:tab w:val="num" w:pos="4320"/>
+        </w:tabs>
+        <w:ind w:left="4320" w:hanging="360"/>
+      </w:pPr>
+      <w:rPr>
+        <w:rFonts w:ascii="Wingdings" w:hAnsi="Wingdings" w:hint="default"/>
+        <w:sz w:val="20"/>
+      </w:rPr>
+    </w:lvl>
+    <w:lvl w:ilvl="6" w:tentative="1">
+      <w:start w:val="1"/>
+      <w:numFmt w:val="bullet"/>
+      <w:lvlText w:val=""/>
+      <w:lvlJc w:val="left"/>
+      <w:pPr>
+        <w:tabs>
+          <w:tab w:val="num" w:pos="5040"/>
+        </w:tabs>
+        <w:ind w:left="5040" w:hanging="360"/>
+      </w:pPr>
+      <w:rPr>
+        <w:rFonts w:ascii="Wingdings" w:hAnsi="Wingdings" w:hint="default"/>
+        <w:sz w:val="20"/>
+      </w:rPr>
+    </w:lvl>
+    <w:lvl w:ilvl="7" w:tentative="1">
+      <w:start w:val="1"/>
+      <w:numFmt w:val="bullet"/>
+      <w:lvlText w:val=""/>
+      <w:lvlJc w:val="left"/>
+      <w:pPr>
+        <w:tabs>
+          <w:tab w:val="num" w:pos="5760"/>
+        </w:tabs>
+        <w:ind w:left="5760" w:hanging="360"/>
+      </w:pPr>
+      <w:rPr>
+        <w:rFonts w:ascii="Wingdings" w:hAnsi="Wingdings" w:hint="default"/>
+        <w:sz w:val="20"/>
+      </w:rPr>
+    </w:lvl>
+    <w:lvl w:ilvl="8" w:tentative="1">
+      <w:start w:val="1"/>
+      <w:numFmt w:val="bullet"/>
+      <w:lvlText w:val=""/>
+      <w:lvlJc w:val="left"/>
+      <w:pPr>
+        <w:tabs>
+          <w:tab w:val="num" w:pos="6480"/>
+        </w:tabs>
+        <w:ind w:left="6480" w:hanging="360"/>
+      </w:pPr>
+      <w:rPr>
+        <w:rFonts w:ascii="Wingdings" w:hAnsi="Wingdings" w:hint="default"/>
+        <w:sz w:val="20"/>
+      </w:rPr>
+    </w:lvl>
+  </w:abstractNum>
+  <w:abstractNum w:abstractNumId="1" w15:restartNumberingAfterBreak="0">
     <w:nsid w:val="59DA58A8"/>
     <w:multiLevelType w:val="hybridMultilevel"/>
     <w:tmpl w:val="C088CD8C"/>
@@ -480,7 +4909,7 @@
       </w:pPr>
     </w:lvl>
   </w:abstractNum>
-  <w:abstractNum w:abstractNumId="1" w15:restartNumberingAfterBreak="0">
+  <w:abstractNum w:abstractNumId="2" w15:restartNumberingAfterBreak="0">
     <w:nsid w:val="6A017C5C"/>
     <w:multiLevelType w:val="hybridMultilevel"/>
     <w:tmpl w:val="E72C10E2"/>
@@ -569,7 +4998,7 @@
       </w:pPr>
     </w:lvl>
   </w:abstractNum>
-  <w:abstractNum w:abstractNumId="2" w15:restartNumberingAfterBreak="0">
+  <w:abstractNum w:abstractNumId="3" w15:restartNumberingAfterBreak="0">
     <w:nsid w:val="7D5E50B2"/>
     <w:multiLevelType w:val="hybridMultilevel"/>
     <w:tmpl w:val="A68E3DCA"/>
@@ -656,13 +5085,13 @@
     </w:lvl>
   </w:abstractNum>
   <w:num w:numId="1">
+    <w:abstractNumId w:val="2"/>
+  </w:num>
+  <w:num w:numId="2">
     <w:abstractNumId w:val="1"/>
   </w:num>
-  <w:num w:numId="2">
-    <w:abstractNumId w:val="0"/>
-  </w:num>
   <w:num w:numId="3">
-    <w:abstractNumId w:val="2"/>
+    <w:abstractNumId w:val="3"/>
     <w:lvlOverride w:ilvl="0">
       <w:startOverride w:val="1"/>
     </w:lvlOverride>
@@ -690,6 +5119,9 @@
     <w:lvlOverride w:ilvl="8">
       <w:startOverride w:val="1"/>
     </w:lvlOverride>
+  </w:num>
+  <w:num w:numId="4">
+    <w:abstractNumId w:val="0"/>
   </w:num>
 </w:numbering>
 </file>
@@ -1607,6 +6039,440 @@
       <w:spacing w:val="5"/>
     </w:rPr>
   </w:style>
+  <w:style w:type="character" w:styleId="Strong">
+    <w:name w:val="Strong"/>
+    <w:basedOn w:val="DefaultParagraphFont"/>
+    <w:uiPriority w:val="22"/>
+    <w:qFormat/>
+    <w:rsid w:val="00E57455"/>
+    <w:rPr>
+      <w:b/>
+      <w:bCs/>
+    </w:rPr>
+  </w:style>
+  <w:style w:type="paragraph" w:styleId="NormalWeb">
+    <w:name w:val="Normal (Web)"/>
+    <w:basedOn w:val="Normal"/>
+    <w:uiPriority w:val="99"/>
+    <w:semiHidden/>
+    <w:unhideWhenUsed/>
+    <w:rsid w:val="00E57455"/>
+    <w:pPr>
+      <w:spacing w:before="100" w:beforeAutospacing="1" w:after="100" w:afterAutospacing="1" w:line="240" w:lineRule="auto"/>
+    </w:pPr>
+    <w:rPr>
+      <w:rFonts w:ascii="Times New Roman" w:eastAsia="Times New Roman" w:hAnsi="Times New Roman" w:cs="Times New Roman"/>
+      <w:kern w:val="0"/>
+      <w14:ligatures w14:val="none"/>
+    </w:rPr>
+  </w:style>
+  <w:style w:type="paragraph" w:styleId="z-TopofForm">
+    <w:name w:val="HTML Top of Form"/>
+    <w:basedOn w:val="Normal"/>
+    <w:next w:val="Normal"/>
+    <w:link w:val="z-TopofFormChar"/>
+    <w:hidden/>
+    <w:uiPriority w:val="99"/>
+    <w:semiHidden/>
+    <w:unhideWhenUsed/>
+    <w:rsid w:val="00E57455"/>
+    <w:pPr>
+      <w:pBdr>
+        <w:bottom w:val="single" w:sz="6" w:space="1" w:color="auto"/>
+      </w:pBdr>
+      <w:spacing w:after="0" w:line="240" w:lineRule="auto"/>
+      <w:jc w:val="center"/>
+    </w:pPr>
+    <w:rPr>
+      <w:rFonts w:ascii="Arial" w:eastAsia="Times New Roman" w:hAnsi="Arial" w:cs="Arial"/>
+      <w:vanish/>
+      <w:kern w:val="0"/>
+      <w:sz w:val="16"/>
+      <w:szCs w:val="16"/>
+      <w14:ligatures w14:val="none"/>
+    </w:rPr>
+  </w:style>
+  <w:style w:type="character" w:customStyle="1" w:styleId="z-TopofFormChar">
+    <w:name w:val="z-Top of Form Char"/>
+    <w:basedOn w:val="DefaultParagraphFont"/>
+    <w:link w:val="z-TopofForm"/>
+    <w:uiPriority w:val="99"/>
+    <w:semiHidden/>
+    <w:rsid w:val="00E57455"/>
+    <w:rPr>
+      <w:rFonts w:ascii="Arial" w:eastAsia="Times New Roman" w:hAnsi="Arial" w:cs="Arial"/>
+      <w:vanish/>
+      <w:kern w:val="0"/>
+      <w:sz w:val="16"/>
+      <w:szCs w:val="16"/>
+      <w14:ligatures w14:val="none"/>
+    </w:rPr>
+  </w:style>
+  <w:style w:type="paragraph" w:styleId="z-BottomofForm">
+    <w:name w:val="HTML Bottom of Form"/>
+    <w:basedOn w:val="Normal"/>
+    <w:next w:val="Normal"/>
+    <w:link w:val="z-BottomofFormChar"/>
+    <w:hidden/>
+    <w:uiPriority w:val="99"/>
+    <w:semiHidden/>
+    <w:unhideWhenUsed/>
+    <w:rsid w:val="00E57455"/>
+    <w:pPr>
+      <w:pBdr>
+        <w:top w:val="single" w:sz="6" w:space="1" w:color="auto"/>
+      </w:pBdr>
+      <w:spacing w:after="0" w:line="240" w:lineRule="auto"/>
+      <w:jc w:val="center"/>
+    </w:pPr>
+    <w:rPr>
+      <w:rFonts w:ascii="Arial" w:eastAsia="Times New Roman" w:hAnsi="Arial" w:cs="Arial"/>
+      <w:vanish/>
+      <w:kern w:val="0"/>
+      <w:sz w:val="16"/>
+      <w:szCs w:val="16"/>
+      <w14:ligatures w14:val="none"/>
+    </w:rPr>
+  </w:style>
+  <w:style w:type="character" w:customStyle="1" w:styleId="z-BottomofFormChar">
+    <w:name w:val="z-Bottom of Form Char"/>
+    <w:basedOn w:val="DefaultParagraphFont"/>
+    <w:link w:val="z-BottomofForm"/>
+    <w:uiPriority w:val="99"/>
+    <w:semiHidden/>
+    <w:rsid w:val="00E57455"/>
+    <w:rPr>
+      <w:rFonts w:ascii="Arial" w:eastAsia="Times New Roman" w:hAnsi="Arial" w:cs="Arial"/>
+      <w:vanish/>
+      <w:kern w:val="0"/>
+      <w:sz w:val="16"/>
+      <w:szCs w:val="16"/>
+      <w14:ligatures w14:val="none"/>
+    </w:rPr>
+  </w:style>
+  <w:style w:type="table" w:styleId="TableGrid">
+    <w:name w:val="Table Grid"/>
+    <w:basedOn w:val="TableNormal"/>
+    <w:uiPriority w:val="39"/>
+    <w:rsid w:val="00B0736E"/>
+    <w:pPr>
+      <w:spacing w:after="0" w:line="240" w:lineRule="auto"/>
+    </w:pPr>
+    <w:tblPr>
+      <w:tblBorders>
+        <w:top w:val="single" w:sz="4" w:space="0" w:color="auto"/>
+        <w:left w:val="single" w:sz="4" w:space="0" w:color="auto"/>
+        <w:bottom w:val="single" w:sz="4" w:space="0" w:color="auto"/>
+        <w:right w:val="single" w:sz="4" w:space="0" w:color="auto"/>
+        <w:insideH w:val="single" w:sz="4" w:space="0" w:color="auto"/>
+        <w:insideV w:val="single" w:sz="4" w:space="0" w:color="auto"/>
+      </w:tblBorders>
+    </w:tblPr>
+  </w:style>
+  <w:style w:type="table" w:styleId="TableGridLight">
+    <w:name w:val="Grid Table Light"/>
+    <w:basedOn w:val="TableNormal"/>
+    <w:uiPriority w:val="40"/>
+    <w:rsid w:val="0003631A"/>
+    <w:pPr>
+      <w:spacing w:after="0" w:line="240" w:lineRule="auto"/>
+    </w:pPr>
+    <w:tblPr>
+      <w:tblBorders>
+        <w:top w:val="single" w:sz="4" w:space="0" w:color="BFBFBF" w:themeColor="background1" w:themeShade="BF"/>
+        <w:left w:val="single" w:sz="4" w:space="0" w:color="BFBFBF" w:themeColor="background1" w:themeShade="BF"/>
+        <w:bottom w:val="single" w:sz="4" w:space="0" w:color="BFBFBF" w:themeColor="background1" w:themeShade="BF"/>
+        <w:right w:val="single" w:sz="4" w:space="0" w:color="BFBFBF" w:themeColor="background1" w:themeShade="BF"/>
+        <w:insideH w:val="single" w:sz="4" w:space="0" w:color="BFBFBF" w:themeColor="background1" w:themeShade="BF"/>
+        <w:insideV w:val="single" w:sz="4" w:space="0" w:color="BFBFBF" w:themeColor="background1" w:themeShade="BF"/>
+      </w:tblBorders>
+    </w:tblPr>
+  </w:style>
+  <w:style w:type="table" w:styleId="PlainTable1">
+    <w:name w:val="Plain Table 1"/>
+    <w:basedOn w:val="TableNormal"/>
+    <w:uiPriority w:val="41"/>
+    <w:rsid w:val="0003631A"/>
+    <w:pPr>
+      <w:spacing w:after="0" w:line="240" w:lineRule="auto"/>
+    </w:pPr>
+    <w:tblPr>
+      <w:tblStyleRowBandSize w:val="1"/>
+      <w:tblStyleColBandSize w:val="1"/>
+      <w:tblBorders>
+        <w:top w:val="single" w:sz="4" w:space="0" w:color="BFBFBF" w:themeColor="background1" w:themeShade="BF"/>
+        <w:left w:val="single" w:sz="4" w:space="0" w:color="BFBFBF" w:themeColor="background1" w:themeShade="BF"/>
+        <w:bottom w:val="single" w:sz="4" w:space="0" w:color="BFBFBF" w:themeColor="background1" w:themeShade="BF"/>
+        <w:right w:val="single" w:sz="4" w:space="0" w:color="BFBFBF" w:themeColor="background1" w:themeShade="BF"/>
+        <w:insideH w:val="single" w:sz="4" w:space="0" w:color="BFBFBF" w:themeColor="background1" w:themeShade="BF"/>
+        <w:insideV w:val="single" w:sz="4" w:space="0" w:color="BFBFBF" w:themeColor="background1" w:themeShade="BF"/>
+      </w:tblBorders>
+    </w:tblPr>
+    <w:tblStylePr w:type="firstRow">
+      <w:rPr>
+        <w:b/>
+        <w:bCs/>
+      </w:rPr>
+    </w:tblStylePr>
+    <w:tblStylePr w:type="lastRow">
+      <w:rPr>
+        <w:b/>
+        <w:bCs/>
+      </w:rPr>
+      <w:tblPr/>
+      <w:tcPr>
+        <w:tcBorders>
+          <w:top w:val="double" w:sz="4" w:space="0" w:color="BFBFBF" w:themeColor="background1" w:themeShade="BF"/>
+        </w:tcBorders>
+      </w:tcPr>
+    </w:tblStylePr>
+    <w:tblStylePr w:type="firstCol">
+      <w:rPr>
+        <w:b/>
+        <w:bCs/>
+      </w:rPr>
+    </w:tblStylePr>
+    <w:tblStylePr w:type="lastCol">
+      <w:rPr>
+        <w:b/>
+        <w:bCs/>
+      </w:rPr>
+    </w:tblStylePr>
+    <w:tblStylePr w:type="band1Vert">
+      <w:tblPr/>
+      <w:tcPr>
+        <w:shd w:val="clear" w:color="auto" w:fill="F2F2F2" w:themeFill="background1" w:themeFillShade="F2"/>
+      </w:tcPr>
+    </w:tblStylePr>
+    <w:tblStylePr w:type="band1Horz">
+      <w:tblPr/>
+      <w:tcPr>
+        <w:shd w:val="clear" w:color="auto" w:fill="F2F2F2" w:themeFill="background1" w:themeFillShade="F2"/>
+      </w:tcPr>
+    </w:tblStylePr>
+  </w:style>
+  <w:style w:type="table" w:styleId="PlainTable2">
+    <w:name w:val="Plain Table 2"/>
+    <w:basedOn w:val="TableNormal"/>
+    <w:uiPriority w:val="42"/>
+    <w:rsid w:val="0003631A"/>
+    <w:pPr>
+      <w:spacing w:after="0" w:line="240" w:lineRule="auto"/>
+    </w:pPr>
+    <w:tblPr>
+      <w:tblStyleRowBandSize w:val="1"/>
+      <w:tblStyleColBandSize w:val="1"/>
+      <w:tblBorders>
+        <w:top w:val="single" w:sz="4" w:space="0" w:color="7F7F7F" w:themeColor="text1" w:themeTint="80"/>
+        <w:bottom w:val="single" w:sz="4" w:space="0" w:color="7F7F7F" w:themeColor="text1" w:themeTint="80"/>
+      </w:tblBorders>
+    </w:tblPr>
+    <w:tblStylePr w:type="firstRow">
+      <w:rPr>
+        <w:b/>
+        <w:bCs/>
+      </w:rPr>
+      <w:tblPr/>
+      <w:tcPr>
+        <w:tcBorders>
+          <w:bottom w:val="single" w:sz="4" w:space="0" w:color="7F7F7F" w:themeColor="text1" w:themeTint="80"/>
+        </w:tcBorders>
+      </w:tcPr>
+    </w:tblStylePr>
+    <w:tblStylePr w:type="lastRow">
+      <w:rPr>
+        <w:b/>
+        <w:bCs/>
+      </w:rPr>
+      <w:tblPr/>
+      <w:tcPr>
+        <w:tcBorders>
+          <w:top w:val="single" w:sz="4" w:space="0" w:color="7F7F7F" w:themeColor="text1" w:themeTint="80"/>
+        </w:tcBorders>
+      </w:tcPr>
+    </w:tblStylePr>
+    <w:tblStylePr w:type="firstCol">
+      <w:rPr>
+        <w:b/>
+        <w:bCs/>
+      </w:rPr>
+    </w:tblStylePr>
+    <w:tblStylePr w:type="lastCol">
+      <w:rPr>
+        <w:b/>
+        <w:bCs/>
+      </w:rPr>
+    </w:tblStylePr>
+    <w:tblStylePr w:type="band1Vert">
+      <w:tblPr/>
+      <w:tcPr>
+        <w:tcBorders>
+          <w:left w:val="single" w:sz="4" w:space="0" w:color="7F7F7F" w:themeColor="text1" w:themeTint="80"/>
+          <w:right w:val="single" w:sz="4" w:space="0" w:color="7F7F7F" w:themeColor="text1" w:themeTint="80"/>
+        </w:tcBorders>
+      </w:tcPr>
+    </w:tblStylePr>
+    <w:tblStylePr w:type="band2Vert">
+      <w:tblPr/>
+      <w:tcPr>
+        <w:tcBorders>
+          <w:left w:val="single" w:sz="4" w:space="0" w:color="7F7F7F" w:themeColor="text1" w:themeTint="80"/>
+          <w:right w:val="single" w:sz="4" w:space="0" w:color="7F7F7F" w:themeColor="text1" w:themeTint="80"/>
+        </w:tcBorders>
+      </w:tcPr>
+    </w:tblStylePr>
+    <w:tblStylePr w:type="band1Horz">
+      <w:tblPr/>
+      <w:tcPr>
+        <w:tcBorders>
+          <w:top w:val="single" w:sz="4" w:space="0" w:color="7F7F7F" w:themeColor="text1" w:themeTint="80"/>
+          <w:bottom w:val="single" w:sz="4" w:space="0" w:color="7F7F7F" w:themeColor="text1" w:themeTint="80"/>
+        </w:tcBorders>
+      </w:tcPr>
+    </w:tblStylePr>
+  </w:style>
+  <w:style w:type="table" w:styleId="PlainTable3">
+    <w:name w:val="Plain Table 3"/>
+    <w:basedOn w:val="TableNormal"/>
+    <w:uiPriority w:val="43"/>
+    <w:rsid w:val="0003631A"/>
+    <w:pPr>
+      <w:spacing w:after="0" w:line="240" w:lineRule="auto"/>
+    </w:pPr>
+    <w:tblPr>
+      <w:tblStyleRowBandSize w:val="1"/>
+      <w:tblStyleColBandSize w:val="1"/>
+    </w:tblPr>
+    <w:tblStylePr w:type="firstRow">
+      <w:rPr>
+        <w:b/>
+        <w:bCs/>
+        <w:caps/>
+      </w:rPr>
+      <w:tblPr/>
+      <w:tcPr>
+        <w:tcBorders>
+          <w:bottom w:val="single" w:sz="4" w:space="0" w:color="7F7F7F" w:themeColor="text1" w:themeTint="80"/>
+        </w:tcBorders>
+      </w:tcPr>
+    </w:tblStylePr>
+    <w:tblStylePr w:type="lastRow">
+      <w:rPr>
+        <w:b/>
+        <w:bCs/>
+        <w:caps/>
+      </w:rPr>
+      <w:tblPr/>
+      <w:tcPr>
+        <w:tcBorders>
+          <w:top w:val="nil"/>
+        </w:tcBorders>
+      </w:tcPr>
+    </w:tblStylePr>
+    <w:tblStylePr w:type="firstCol">
+      <w:rPr>
+        <w:b/>
+        <w:bCs/>
+        <w:caps/>
+      </w:rPr>
+      <w:tblPr/>
+      <w:tcPr>
+        <w:tcBorders>
+          <w:right w:val="single" w:sz="4" w:space="0" w:color="7F7F7F" w:themeColor="text1" w:themeTint="80"/>
+        </w:tcBorders>
+      </w:tcPr>
+    </w:tblStylePr>
+    <w:tblStylePr w:type="lastCol">
+      <w:rPr>
+        <w:b/>
+        <w:bCs/>
+        <w:caps/>
+      </w:rPr>
+      <w:tblPr/>
+      <w:tcPr>
+        <w:tcBorders>
+          <w:left w:val="nil"/>
+        </w:tcBorders>
+      </w:tcPr>
+    </w:tblStylePr>
+    <w:tblStylePr w:type="band1Vert">
+      <w:tblPr/>
+      <w:tcPr>
+        <w:shd w:val="clear" w:color="auto" w:fill="F2F2F2" w:themeFill="background1" w:themeFillShade="F2"/>
+      </w:tcPr>
+    </w:tblStylePr>
+    <w:tblStylePr w:type="band1Horz">
+      <w:tblPr/>
+      <w:tcPr>
+        <w:shd w:val="clear" w:color="auto" w:fill="F2F2F2" w:themeFill="background1" w:themeFillShade="F2"/>
+      </w:tcPr>
+    </w:tblStylePr>
+    <w:tblStylePr w:type="neCell">
+      <w:tblPr/>
+      <w:tcPr>
+        <w:tcBorders>
+          <w:left w:val="nil"/>
+        </w:tcBorders>
+      </w:tcPr>
+    </w:tblStylePr>
+    <w:tblStylePr w:type="nwCell">
+      <w:tblPr/>
+      <w:tcPr>
+        <w:tcBorders>
+          <w:right w:val="nil"/>
+        </w:tcBorders>
+      </w:tcPr>
+    </w:tblStylePr>
+  </w:style>
+  <w:style w:type="table" w:styleId="PlainTable4">
+    <w:name w:val="Plain Table 4"/>
+    <w:basedOn w:val="TableNormal"/>
+    <w:uiPriority w:val="44"/>
+    <w:rsid w:val="0003631A"/>
+    <w:pPr>
+      <w:spacing w:after="0" w:line="240" w:lineRule="auto"/>
+    </w:pPr>
+    <w:tblPr>
+      <w:tblStyleRowBandSize w:val="1"/>
+      <w:tblStyleColBandSize w:val="1"/>
+    </w:tblPr>
+    <w:tblStylePr w:type="firstRow">
+      <w:rPr>
+        <w:b/>
+        <w:bCs/>
+      </w:rPr>
+    </w:tblStylePr>
+    <w:tblStylePr w:type="lastRow">
+      <w:rPr>
+        <w:b/>
+        <w:bCs/>
+      </w:rPr>
+    </w:tblStylePr>
+    <w:tblStylePr w:type="firstCol">
+      <w:rPr>
+        <w:b/>
+        <w:bCs/>
+      </w:rPr>
+    </w:tblStylePr>
+    <w:tblStylePr w:type="lastCol">
+      <w:rPr>
+        <w:b/>
+        <w:bCs/>
+      </w:rPr>
+    </w:tblStylePr>
+    <w:tblStylePr w:type="band1Vert">
+      <w:tblPr/>
+      <w:tcPr>
+        <w:shd w:val="clear" w:color="auto" w:fill="F2F2F2" w:themeFill="background1" w:themeFillShade="F2"/>
+      </w:tcPr>
+    </w:tblStylePr>
+    <w:tblStylePr w:type="band1Horz">
+      <w:tblPr/>
+      <w:tcPr>
+        <w:shd w:val="clear" w:color="auto" w:fill="F2F2F2" w:themeFill="background1" w:themeFillShade="F2"/>
+      </w:tcPr>
+    </w:tblStylePr>
+  </w:style>
 </w:styles>
 </file>
 

--- a/SWDPR301_IAP_TASK1.docx
+++ b/SWDPR301_IAP_TASK1.docx
@@ -6,28 +6,43 @@
       <w:pPr>
         <w:ind w:left="530"/>
       </w:pPr>
-      <w:bookmarkStart w:id="0" w:name="_GoBack"/>
-      <w:bookmarkEnd w:id="0"/>
     </w:p>
     <w:p>
       <w:pPr>
+        <w:ind w:left="720"/>
+        <w:jc w:val="both"/>
         <w:rPr>
           <w:b/>
+          <w:color w:val="00B050"/>
         </w:rPr>
       </w:pPr>
       <w:r>
         <w:rPr>
           <w:b/>
         </w:rPr>
-        <w:t xml:space="preserve">                         Our names:</w:t>
+        <w:t xml:space="preserve">                         </w:t>
+      </w:r>
+      <w:r>
+        <w:rPr>
+          <w:b/>
+          <w:color w:val="00B050"/>
+        </w:rPr>
+        <w:t>Our names:</w:t>
       </w:r>
     </w:p>
     <w:p>
       <w:pPr>
         <w:spacing w:line="276" w:lineRule="auto"/>
+        <w:ind w:left="720"/>
+        <w:jc w:val="both"/>
       </w:pPr>
       <w:r>
-        <w:t xml:space="preserve">          PENUEL </w:t>
+        <w:t xml:space="preserve">        </w:t>
+      </w:r>
+      <w:bookmarkStart w:id="0" w:name="_GoBack"/>
+      <w:bookmarkEnd w:id="0"/>
+      <w:r>
+        <w:t xml:space="preserve">  PENUEL </w:t>
       </w:r>
       <w:proofErr w:type="spellStart"/>
       <w:r>
@@ -38,6 +53,8 @@
     <w:p>
       <w:pPr>
         <w:spacing w:line="276" w:lineRule="auto"/>
+        <w:ind w:left="720"/>
+        <w:jc w:val="both"/>
       </w:pPr>
       <w:r>
         <w:t xml:space="preserve">           THIMOTHEE </w:t>
@@ -51,13 +68,26 @@
     <w:p>
       <w:pPr>
         <w:spacing w:line="276" w:lineRule="auto"/>
+        <w:ind w:left="720"/>
+        <w:jc w:val="both"/>
+      </w:pPr>
+    </w:p>
+    <w:p>
+      <w:pPr>
+        <w:spacing w:line="276" w:lineRule="auto"/>
         <w:rPr>
           <w:b/>
           <w:u w:val="single"/>
         </w:rPr>
       </w:pPr>
       <w:r>
-        <w:t xml:space="preserve">Task 1: </w:t>
+        <w:t xml:space="preserve">Task </w:t>
+      </w:r>
+      <w:r>
+        <w:t>1.</w:t>
+      </w:r>
+      <w:r>
+        <w:t xml:space="preserve">1: </w:t>
       </w:r>
       <w:r>
         <w:rPr>
@@ -1227,7 +1257,13 @@
         </w:rPr>
       </w:pPr>
       <w:r>
-        <w:t xml:space="preserve">Task2: </w:t>
+        <w:t>Task</w:t>
+      </w:r>
+      <w:r>
+        <w:t xml:space="preserve"> 1.</w:t>
+      </w:r>
+      <w:r>
+        <w:t xml:space="preserve">2: </w:t>
       </w:r>
       <w:r>
         <w:rPr>
@@ -1282,6 +1318,7 @@
                 <w:kern w:val="0"/>
                 <w14:ligatures w14:val="none"/>
               </w:rPr>
+              <w:lastRenderedPageBreak/>
               <w:t>Area</w:t>
             </w:r>
           </w:p>
@@ -1363,7 +1400,6 @@
                 <w:kern w:val="0"/>
                 <w14:ligatures w14:val="none"/>
               </w:rPr>
-              <w:lastRenderedPageBreak/>
               <w:t>Website Design</w:t>
             </w:r>
           </w:p>
@@ -1879,7 +1915,13 @@
         </w:rPr>
       </w:pPr>
       <w:r>
-        <w:t xml:space="preserve">Task3: </w:t>
+        <w:t>Task</w:t>
+      </w:r>
+      <w:r>
+        <w:t xml:space="preserve"> 1.</w:t>
+      </w:r>
+      <w:r>
+        <w:t xml:space="preserve">3: </w:t>
       </w:r>
       <w:r>
         <w:rPr>
@@ -3736,6 +3778,13 @@
           <w:u w:val="single"/>
         </w:rPr>
       </w:pPr>
+      <w:r>
+        <w:rPr>
+          <w:b/>
+          <w:u w:val="single"/>
+        </w:rPr>
+        <w:t xml:space="preserve">   </w:t>
+      </w:r>
     </w:p>
     <w:p>
       <w:pPr>
@@ -3744,6 +3793,5729 @@
           <w:b/>
           <w:u w:val="single"/>
         </w:rPr>
+      </w:pPr>
+    </w:p>
+    <w:p>
+      <w:pPr>
+        <w:ind w:left="1440" w:hanging="720"/>
+        <w:rPr>
+          <w:b/>
+          <w:u w:val="single"/>
+        </w:rPr>
+      </w:pPr>
+      <w:proofErr w:type="gramStart"/>
+      <w:r>
+        <w:t>2..1</w:t>
+      </w:r>
+      <w:proofErr w:type="gramEnd"/>
+      <w:r>
+        <w:t xml:space="preserve"> </w:t>
+      </w:r>
+      <w:r>
+        <w:rPr>
+          <w:b/>
+          <w:u w:val="single"/>
+        </w:rPr>
+        <w:t>Identification of project requirement</w:t>
+      </w:r>
+    </w:p>
+    <w:tbl>
+      <w:tblPr>
+        <w:tblW w:w="0" w:type="auto"/>
+        <w:tblCellSpacing w:w="15" w:type="dxa"/>
+        <w:tblCellMar>
+          <w:top w:w="15" w:type="dxa"/>
+          <w:left w:w="15" w:type="dxa"/>
+          <w:bottom w:w="15" w:type="dxa"/>
+          <w:right w:w="15" w:type="dxa"/>
+        </w:tblCellMar>
+        <w:tblLook w:val="04A0" w:firstRow="1" w:lastRow="0" w:firstColumn="1" w:lastColumn="0" w:noHBand="0" w:noVBand="1"/>
+      </w:tblPr>
+      <w:tblGrid>
+        <w:gridCol w:w="2231"/>
+        <w:gridCol w:w="2256"/>
+        <w:gridCol w:w="4873"/>
+      </w:tblGrid>
+      <w:tr>
+        <w:trPr>
+          <w:tblHeader/>
+          <w:tblCellSpacing w:w="15" w:type="dxa"/>
+        </w:trPr>
+        <w:tc>
+          <w:tcPr>
+            <w:tcW w:w="0" w:type="auto"/>
+            <w:vAlign w:val="center"/>
+            <w:hideMark/>
+          </w:tcPr>
+          <w:p>
+            <w:pPr>
+              <w:spacing w:after="0" w:line="240" w:lineRule="auto"/>
+              <w:jc w:val="center"/>
+              <w:rPr>
+                <w:rFonts w:ascii="Times New Roman" w:eastAsia="Times New Roman" w:hAnsi="Times New Roman" w:cs="Times New Roman"/>
+                <w:b/>
+                <w:bCs/>
+                <w:kern w:val="0"/>
+                <w14:ligatures w14:val="none"/>
+              </w:rPr>
+            </w:pPr>
+            <w:r>
+              <w:rPr>
+                <w:rFonts w:ascii="Times New Roman" w:eastAsia="Times New Roman" w:hAnsi="Times New Roman" w:cs="Times New Roman"/>
+                <w:b/>
+                <w:bCs/>
+                <w:kern w:val="0"/>
+                <w14:ligatures w14:val="none"/>
+              </w:rPr>
+              <w:t>Category</w:t>
+            </w:r>
+          </w:p>
+        </w:tc>
+        <w:tc>
+          <w:tcPr>
+            <w:tcW w:w="0" w:type="auto"/>
+            <w:vAlign w:val="center"/>
+            <w:hideMark/>
+          </w:tcPr>
+          <w:p>
+            <w:pPr>
+              <w:spacing w:after="0" w:line="240" w:lineRule="auto"/>
+              <w:jc w:val="center"/>
+              <w:rPr>
+                <w:rFonts w:ascii="Times New Roman" w:eastAsia="Times New Roman" w:hAnsi="Times New Roman" w:cs="Times New Roman"/>
+                <w:b/>
+                <w:bCs/>
+                <w:kern w:val="0"/>
+                <w14:ligatures w14:val="none"/>
+              </w:rPr>
+            </w:pPr>
+            <w:r>
+              <w:rPr>
+                <w:rFonts w:ascii="Times New Roman" w:eastAsia="Times New Roman" w:hAnsi="Times New Roman" w:cs="Times New Roman"/>
+                <w:b/>
+                <w:bCs/>
+                <w:kern w:val="0"/>
+                <w14:ligatures w14:val="none"/>
+              </w:rPr>
+              <w:t>Requirement</w:t>
+            </w:r>
+          </w:p>
+        </w:tc>
+        <w:tc>
+          <w:tcPr>
+            <w:tcW w:w="0" w:type="auto"/>
+            <w:vAlign w:val="center"/>
+            <w:hideMark/>
+          </w:tcPr>
+          <w:p>
+            <w:pPr>
+              <w:spacing w:after="0" w:line="240" w:lineRule="auto"/>
+              <w:jc w:val="center"/>
+              <w:rPr>
+                <w:rFonts w:ascii="Times New Roman" w:eastAsia="Times New Roman" w:hAnsi="Times New Roman" w:cs="Times New Roman"/>
+                <w:b/>
+                <w:bCs/>
+                <w:kern w:val="0"/>
+                <w14:ligatures w14:val="none"/>
+              </w:rPr>
+            </w:pPr>
+            <w:r>
+              <w:rPr>
+                <w:rFonts w:ascii="Times New Roman" w:eastAsia="Times New Roman" w:hAnsi="Times New Roman" w:cs="Times New Roman"/>
+                <w:b/>
+                <w:bCs/>
+                <w:kern w:val="0"/>
+                <w14:ligatures w14:val="none"/>
+              </w:rPr>
+              <w:t>Description</w:t>
+            </w:r>
+          </w:p>
+        </w:tc>
+      </w:tr>
+      <w:tr>
+        <w:trPr>
+          <w:tblCellSpacing w:w="15" w:type="dxa"/>
+        </w:trPr>
+        <w:tc>
+          <w:tcPr>
+            <w:tcW w:w="0" w:type="auto"/>
+            <w:vAlign w:val="center"/>
+            <w:hideMark/>
+          </w:tcPr>
+          <w:p>
+            <w:pPr>
+              <w:spacing w:after="0" w:line="240" w:lineRule="auto"/>
+              <w:rPr>
+                <w:rFonts w:ascii="Times New Roman" w:eastAsia="Times New Roman" w:hAnsi="Times New Roman" w:cs="Times New Roman"/>
+                <w:kern w:val="0"/>
+                <w14:ligatures w14:val="none"/>
+              </w:rPr>
+            </w:pPr>
+            <w:r>
+              <w:rPr>
+                <w:rFonts w:ascii="Times New Roman" w:eastAsia="Times New Roman" w:hAnsi="Times New Roman" w:cs="Times New Roman"/>
+                <w:b/>
+                <w:bCs/>
+                <w:kern w:val="0"/>
+                <w14:ligatures w14:val="none"/>
+              </w:rPr>
+              <w:t>Business Requirement</w:t>
+            </w:r>
+          </w:p>
+        </w:tc>
+        <w:tc>
+          <w:tcPr>
+            <w:tcW w:w="0" w:type="auto"/>
+            <w:vAlign w:val="center"/>
+            <w:hideMark/>
+          </w:tcPr>
+          <w:p>
+            <w:pPr>
+              <w:spacing w:after="0" w:line="240" w:lineRule="auto"/>
+              <w:rPr>
+                <w:rFonts w:ascii="Times New Roman" w:eastAsia="Times New Roman" w:hAnsi="Times New Roman" w:cs="Times New Roman"/>
+                <w:kern w:val="0"/>
+                <w14:ligatures w14:val="none"/>
+              </w:rPr>
+            </w:pPr>
+            <w:r>
+              <w:rPr>
+                <w:rFonts w:ascii="Times New Roman" w:eastAsia="Times New Roman" w:hAnsi="Times New Roman" w:cs="Times New Roman"/>
+                <w:kern w:val="0"/>
+                <w14:ligatures w14:val="none"/>
+              </w:rPr>
+              <w:t>Improve Customer Engagement</w:t>
+            </w:r>
+          </w:p>
+        </w:tc>
+        <w:tc>
+          <w:tcPr>
+            <w:tcW w:w="0" w:type="auto"/>
+            <w:vAlign w:val="center"/>
+            <w:hideMark/>
+          </w:tcPr>
+          <w:p>
+            <w:pPr>
+              <w:spacing w:after="0" w:line="240" w:lineRule="auto"/>
+              <w:rPr>
+                <w:rFonts w:ascii="Times New Roman" w:eastAsia="Times New Roman" w:hAnsi="Times New Roman" w:cs="Times New Roman"/>
+                <w:kern w:val="0"/>
+                <w14:ligatures w14:val="none"/>
+              </w:rPr>
+            </w:pPr>
+            <w:r>
+              <w:rPr>
+                <w:rFonts w:ascii="Times New Roman" w:eastAsia="Times New Roman" w:hAnsi="Times New Roman" w:cs="Times New Roman"/>
+                <w:kern w:val="0"/>
+                <w14:ligatures w14:val="none"/>
+              </w:rPr>
+              <w:t>The app must increase interaction between the company and environmentally-conscious users</w:t>
+            </w:r>
+          </w:p>
+        </w:tc>
+      </w:tr>
+      <w:tr>
+        <w:trPr>
+          <w:tblCellSpacing w:w="15" w:type="dxa"/>
+        </w:trPr>
+        <w:tc>
+          <w:tcPr>
+            <w:tcW w:w="0" w:type="auto"/>
+            <w:vAlign w:val="center"/>
+            <w:hideMark/>
+          </w:tcPr>
+          <w:p>
+            <w:pPr>
+              <w:spacing w:after="0" w:line="240" w:lineRule="auto"/>
+              <w:rPr>
+                <w:rFonts w:ascii="Times New Roman" w:eastAsia="Times New Roman" w:hAnsi="Times New Roman" w:cs="Times New Roman"/>
+                <w:kern w:val="0"/>
+                <w14:ligatures w14:val="none"/>
+              </w:rPr>
+            </w:pPr>
+            <w:r>
+              <w:rPr>
+                <w:rFonts w:ascii="Times New Roman" w:eastAsia="Times New Roman" w:hAnsi="Times New Roman" w:cs="Times New Roman"/>
+                <w:kern w:val="0"/>
+                <w14:ligatures w14:val="none"/>
+              </w:rPr>
+              <w:t>Business Requirement</w:t>
+            </w:r>
+          </w:p>
+        </w:tc>
+        <w:tc>
+          <w:tcPr>
+            <w:tcW w:w="0" w:type="auto"/>
+            <w:vAlign w:val="center"/>
+            <w:hideMark/>
+          </w:tcPr>
+          <w:p>
+            <w:pPr>
+              <w:spacing w:after="0" w:line="240" w:lineRule="auto"/>
+              <w:rPr>
+                <w:rFonts w:ascii="Times New Roman" w:eastAsia="Times New Roman" w:hAnsi="Times New Roman" w:cs="Times New Roman"/>
+                <w:kern w:val="0"/>
+                <w14:ligatures w14:val="none"/>
+              </w:rPr>
+            </w:pPr>
+            <w:r>
+              <w:rPr>
+                <w:rFonts w:ascii="Times New Roman" w:eastAsia="Times New Roman" w:hAnsi="Times New Roman" w:cs="Times New Roman"/>
+                <w:kern w:val="0"/>
+                <w14:ligatures w14:val="none"/>
+              </w:rPr>
+              <w:t>Effective Communication</w:t>
+            </w:r>
+          </w:p>
+        </w:tc>
+        <w:tc>
+          <w:tcPr>
+            <w:tcW w:w="0" w:type="auto"/>
+            <w:vAlign w:val="center"/>
+            <w:hideMark/>
+          </w:tcPr>
+          <w:p>
+            <w:pPr>
+              <w:spacing w:after="0" w:line="240" w:lineRule="auto"/>
+              <w:rPr>
+                <w:rFonts w:ascii="Times New Roman" w:eastAsia="Times New Roman" w:hAnsi="Times New Roman" w:cs="Times New Roman"/>
+                <w:kern w:val="0"/>
+                <w14:ligatures w14:val="none"/>
+              </w:rPr>
+            </w:pPr>
+            <w:r>
+              <w:rPr>
+                <w:rFonts w:ascii="Times New Roman" w:eastAsia="Times New Roman" w:hAnsi="Times New Roman" w:cs="Times New Roman"/>
+                <w:kern w:val="0"/>
+                <w14:ligatures w14:val="none"/>
+              </w:rPr>
+              <w:t>Replace current ineffective channels with a more interactive platform</w:t>
+            </w:r>
+          </w:p>
+        </w:tc>
+      </w:tr>
+      <w:tr>
+        <w:trPr>
+          <w:tblCellSpacing w:w="15" w:type="dxa"/>
+        </w:trPr>
+        <w:tc>
+          <w:tcPr>
+            <w:tcW w:w="0" w:type="auto"/>
+            <w:vAlign w:val="center"/>
+            <w:hideMark/>
+          </w:tcPr>
+          <w:p>
+            <w:pPr>
+              <w:spacing w:after="0" w:line="240" w:lineRule="auto"/>
+              <w:rPr>
+                <w:rFonts w:ascii="Times New Roman" w:eastAsia="Times New Roman" w:hAnsi="Times New Roman" w:cs="Times New Roman"/>
+                <w:kern w:val="0"/>
+                <w14:ligatures w14:val="none"/>
+              </w:rPr>
+            </w:pPr>
+            <w:r>
+              <w:rPr>
+                <w:rFonts w:ascii="Times New Roman" w:eastAsia="Times New Roman" w:hAnsi="Times New Roman" w:cs="Times New Roman"/>
+                <w:b/>
+                <w:bCs/>
+                <w:kern w:val="0"/>
+                <w14:ligatures w14:val="none"/>
+              </w:rPr>
+              <w:t>User Requirements</w:t>
+            </w:r>
+          </w:p>
+        </w:tc>
+        <w:tc>
+          <w:tcPr>
+            <w:tcW w:w="0" w:type="auto"/>
+            <w:vAlign w:val="center"/>
+            <w:hideMark/>
+          </w:tcPr>
+          <w:p>
+            <w:pPr>
+              <w:spacing w:after="0" w:line="240" w:lineRule="auto"/>
+              <w:rPr>
+                <w:rFonts w:ascii="Times New Roman" w:eastAsia="Times New Roman" w:hAnsi="Times New Roman" w:cs="Times New Roman"/>
+                <w:kern w:val="0"/>
+                <w14:ligatures w14:val="none"/>
+              </w:rPr>
+            </w:pPr>
+            <w:r>
+              <w:rPr>
+                <w:rFonts w:ascii="Times New Roman" w:eastAsia="Times New Roman" w:hAnsi="Times New Roman" w:cs="Times New Roman"/>
+                <w:kern w:val="0"/>
+                <w14:ligatures w14:val="none"/>
+              </w:rPr>
+              <w:t>Easy Registration &amp; Login</w:t>
+            </w:r>
+          </w:p>
+        </w:tc>
+        <w:tc>
+          <w:tcPr>
+            <w:tcW w:w="0" w:type="auto"/>
+            <w:vAlign w:val="center"/>
+            <w:hideMark/>
+          </w:tcPr>
+          <w:p>
+            <w:pPr>
+              <w:spacing w:after="0" w:line="240" w:lineRule="auto"/>
+              <w:rPr>
+                <w:rFonts w:ascii="Times New Roman" w:eastAsia="Times New Roman" w:hAnsi="Times New Roman" w:cs="Times New Roman"/>
+                <w:kern w:val="0"/>
+                <w14:ligatures w14:val="none"/>
+              </w:rPr>
+            </w:pPr>
+            <w:r>
+              <w:rPr>
+                <w:rFonts w:ascii="Times New Roman" w:eastAsia="Times New Roman" w:hAnsi="Times New Roman" w:cs="Times New Roman"/>
+                <w:kern w:val="0"/>
+                <w14:ligatures w14:val="none"/>
+              </w:rPr>
+              <w:t>Users should quickly create accounts and access the app</w:t>
+            </w:r>
+          </w:p>
+        </w:tc>
+      </w:tr>
+      <w:tr>
+        <w:trPr>
+          <w:tblCellSpacing w:w="15" w:type="dxa"/>
+        </w:trPr>
+        <w:tc>
+          <w:tcPr>
+            <w:tcW w:w="0" w:type="auto"/>
+            <w:vAlign w:val="center"/>
+            <w:hideMark/>
+          </w:tcPr>
+          <w:p>
+            <w:pPr>
+              <w:spacing w:after="0" w:line="240" w:lineRule="auto"/>
+              <w:rPr>
+                <w:rFonts w:ascii="Times New Roman" w:eastAsia="Times New Roman" w:hAnsi="Times New Roman" w:cs="Times New Roman"/>
+                <w:kern w:val="0"/>
+                <w14:ligatures w14:val="none"/>
+              </w:rPr>
+            </w:pPr>
+            <w:r>
+              <w:rPr>
+                <w:rFonts w:ascii="Times New Roman" w:eastAsia="Times New Roman" w:hAnsi="Times New Roman" w:cs="Times New Roman"/>
+                <w:kern w:val="0"/>
+                <w14:ligatures w14:val="none"/>
+              </w:rPr>
+              <w:t>User Requirements</w:t>
+            </w:r>
+          </w:p>
+        </w:tc>
+        <w:tc>
+          <w:tcPr>
+            <w:tcW w:w="0" w:type="auto"/>
+            <w:vAlign w:val="center"/>
+            <w:hideMark/>
+          </w:tcPr>
+          <w:p>
+            <w:pPr>
+              <w:spacing w:after="0" w:line="240" w:lineRule="auto"/>
+              <w:rPr>
+                <w:rFonts w:ascii="Times New Roman" w:eastAsia="Times New Roman" w:hAnsi="Times New Roman" w:cs="Times New Roman"/>
+                <w:kern w:val="0"/>
+                <w14:ligatures w14:val="none"/>
+              </w:rPr>
+            </w:pPr>
+            <w:r>
+              <w:rPr>
+                <w:rFonts w:ascii="Times New Roman" w:eastAsia="Times New Roman" w:hAnsi="Times New Roman" w:cs="Times New Roman"/>
+                <w:kern w:val="0"/>
+                <w14:ligatures w14:val="none"/>
+              </w:rPr>
+              <w:t>Personalized Experience</w:t>
+            </w:r>
+          </w:p>
+        </w:tc>
+        <w:tc>
+          <w:tcPr>
+            <w:tcW w:w="0" w:type="auto"/>
+            <w:vAlign w:val="center"/>
+            <w:hideMark/>
+          </w:tcPr>
+          <w:p>
+            <w:pPr>
+              <w:spacing w:after="0" w:line="240" w:lineRule="auto"/>
+              <w:rPr>
+                <w:rFonts w:ascii="Times New Roman" w:eastAsia="Times New Roman" w:hAnsi="Times New Roman" w:cs="Times New Roman"/>
+                <w:kern w:val="0"/>
+                <w14:ligatures w14:val="none"/>
+              </w:rPr>
+            </w:pPr>
+            <w:r>
+              <w:rPr>
+                <w:rFonts w:ascii="Times New Roman" w:eastAsia="Times New Roman" w:hAnsi="Times New Roman" w:cs="Times New Roman"/>
+                <w:kern w:val="0"/>
+                <w14:ligatures w14:val="none"/>
+              </w:rPr>
+              <w:t>Users want tips based on their behavior and preferences</w:t>
+            </w:r>
+          </w:p>
+        </w:tc>
+      </w:tr>
+      <w:tr>
+        <w:trPr>
+          <w:tblCellSpacing w:w="15" w:type="dxa"/>
+        </w:trPr>
+        <w:tc>
+          <w:tcPr>
+            <w:tcW w:w="0" w:type="auto"/>
+            <w:vAlign w:val="center"/>
+            <w:hideMark/>
+          </w:tcPr>
+          <w:p>
+            <w:pPr>
+              <w:spacing w:after="0" w:line="240" w:lineRule="auto"/>
+              <w:rPr>
+                <w:rFonts w:ascii="Times New Roman" w:eastAsia="Times New Roman" w:hAnsi="Times New Roman" w:cs="Times New Roman"/>
+                <w:kern w:val="0"/>
+                <w14:ligatures w14:val="none"/>
+              </w:rPr>
+            </w:pPr>
+            <w:r>
+              <w:rPr>
+                <w:rFonts w:ascii="Times New Roman" w:eastAsia="Times New Roman" w:hAnsi="Times New Roman" w:cs="Times New Roman"/>
+                <w:kern w:val="0"/>
+                <w14:ligatures w14:val="none"/>
+              </w:rPr>
+              <w:t>User Requirements</w:t>
+            </w:r>
+          </w:p>
+        </w:tc>
+        <w:tc>
+          <w:tcPr>
+            <w:tcW w:w="0" w:type="auto"/>
+            <w:vAlign w:val="center"/>
+            <w:hideMark/>
+          </w:tcPr>
+          <w:p>
+            <w:pPr>
+              <w:spacing w:after="0" w:line="240" w:lineRule="auto"/>
+              <w:rPr>
+                <w:rFonts w:ascii="Times New Roman" w:eastAsia="Times New Roman" w:hAnsi="Times New Roman" w:cs="Times New Roman"/>
+                <w:kern w:val="0"/>
+                <w14:ligatures w14:val="none"/>
+              </w:rPr>
+            </w:pPr>
+            <w:r>
+              <w:rPr>
+                <w:rFonts w:ascii="Times New Roman" w:eastAsia="Times New Roman" w:hAnsi="Times New Roman" w:cs="Times New Roman"/>
+                <w:kern w:val="0"/>
+                <w14:ligatures w14:val="none"/>
+              </w:rPr>
+              <w:t>Real-Time Information</w:t>
+            </w:r>
+          </w:p>
+        </w:tc>
+        <w:tc>
+          <w:tcPr>
+            <w:tcW w:w="0" w:type="auto"/>
+            <w:vAlign w:val="center"/>
+            <w:hideMark/>
+          </w:tcPr>
+          <w:p>
+            <w:pPr>
+              <w:spacing w:after="0" w:line="240" w:lineRule="auto"/>
+              <w:rPr>
+                <w:rFonts w:ascii="Times New Roman" w:eastAsia="Times New Roman" w:hAnsi="Times New Roman" w:cs="Times New Roman"/>
+                <w:kern w:val="0"/>
+                <w14:ligatures w14:val="none"/>
+              </w:rPr>
+            </w:pPr>
+            <w:r>
+              <w:rPr>
+                <w:rFonts w:ascii="Times New Roman" w:eastAsia="Times New Roman" w:hAnsi="Times New Roman" w:cs="Times New Roman"/>
+                <w:kern w:val="0"/>
+                <w14:ligatures w14:val="none"/>
+              </w:rPr>
+              <w:t>Users need instant updates on sustainability activities</w:t>
+            </w:r>
+          </w:p>
+        </w:tc>
+      </w:tr>
+      <w:tr>
+        <w:trPr>
+          <w:tblCellSpacing w:w="15" w:type="dxa"/>
+        </w:trPr>
+        <w:tc>
+          <w:tcPr>
+            <w:tcW w:w="0" w:type="auto"/>
+            <w:vAlign w:val="center"/>
+            <w:hideMark/>
+          </w:tcPr>
+          <w:p>
+            <w:pPr>
+              <w:spacing w:after="0" w:line="240" w:lineRule="auto"/>
+              <w:rPr>
+                <w:rFonts w:ascii="Times New Roman" w:eastAsia="Times New Roman" w:hAnsi="Times New Roman" w:cs="Times New Roman"/>
+                <w:kern w:val="0"/>
+                <w14:ligatures w14:val="none"/>
+              </w:rPr>
+            </w:pPr>
+            <w:r>
+              <w:rPr>
+                <w:rFonts w:ascii="Times New Roman" w:eastAsia="Times New Roman" w:hAnsi="Times New Roman" w:cs="Times New Roman"/>
+                <w:kern w:val="0"/>
+                <w14:ligatures w14:val="none"/>
+              </w:rPr>
+              <w:t>User Requirements</w:t>
+            </w:r>
+          </w:p>
+        </w:tc>
+        <w:tc>
+          <w:tcPr>
+            <w:tcW w:w="0" w:type="auto"/>
+            <w:vAlign w:val="center"/>
+            <w:hideMark/>
+          </w:tcPr>
+          <w:p>
+            <w:pPr>
+              <w:spacing w:after="0" w:line="240" w:lineRule="auto"/>
+              <w:rPr>
+                <w:rFonts w:ascii="Times New Roman" w:eastAsia="Times New Roman" w:hAnsi="Times New Roman" w:cs="Times New Roman"/>
+                <w:kern w:val="0"/>
+                <w14:ligatures w14:val="none"/>
+              </w:rPr>
+            </w:pPr>
+            <w:r>
+              <w:rPr>
+                <w:rFonts w:ascii="Times New Roman" w:eastAsia="Times New Roman" w:hAnsi="Times New Roman" w:cs="Times New Roman"/>
+                <w:kern w:val="0"/>
+                <w14:ligatures w14:val="none"/>
+              </w:rPr>
+              <w:t>Notifications</w:t>
+            </w:r>
+          </w:p>
+        </w:tc>
+        <w:tc>
+          <w:tcPr>
+            <w:tcW w:w="0" w:type="auto"/>
+            <w:vAlign w:val="center"/>
+            <w:hideMark/>
+          </w:tcPr>
+          <w:p>
+            <w:pPr>
+              <w:spacing w:after="0" w:line="240" w:lineRule="auto"/>
+              <w:rPr>
+                <w:rFonts w:ascii="Times New Roman" w:eastAsia="Times New Roman" w:hAnsi="Times New Roman" w:cs="Times New Roman"/>
+                <w:kern w:val="0"/>
+                <w14:ligatures w14:val="none"/>
+              </w:rPr>
+            </w:pPr>
+            <w:r>
+              <w:rPr>
+                <w:rFonts w:ascii="Times New Roman" w:eastAsia="Times New Roman" w:hAnsi="Times New Roman" w:cs="Times New Roman"/>
+                <w:kern w:val="0"/>
+                <w14:ligatures w14:val="none"/>
+              </w:rPr>
+              <w:t>Users expect alerts for new updates and tips</w:t>
+            </w:r>
+          </w:p>
+        </w:tc>
+      </w:tr>
+      <w:tr>
+        <w:trPr>
+          <w:tblCellSpacing w:w="15" w:type="dxa"/>
+        </w:trPr>
+        <w:tc>
+          <w:tcPr>
+            <w:tcW w:w="0" w:type="auto"/>
+            <w:vAlign w:val="center"/>
+            <w:hideMark/>
+          </w:tcPr>
+          <w:p>
+            <w:pPr>
+              <w:spacing w:after="0" w:line="240" w:lineRule="auto"/>
+              <w:rPr>
+                <w:rFonts w:ascii="Times New Roman" w:eastAsia="Times New Roman" w:hAnsi="Times New Roman" w:cs="Times New Roman"/>
+                <w:kern w:val="0"/>
+                <w14:ligatures w14:val="none"/>
+              </w:rPr>
+            </w:pPr>
+            <w:r>
+              <w:rPr>
+                <w:rFonts w:ascii="Times New Roman" w:eastAsia="Times New Roman" w:hAnsi="Times New Roman" w:cs="Times New Roman"/>
+                <w:kern w:val="0"/>
+                <w14:ligatures w14:val="none"/>
+              </w:rPr>
+              <w:t>User Requirements</w:t>
+            </w:r>
+          </w:p>
+        </w:tc>
+        <w:tc>
+          <w:tcPr>
+            <w:tcW w:w="0" w:type="auto"/>
+            <w:vAlign w:val="center"/>
+            <w:hideMark/>
+          </w:tcPr>
+          <w:p>
+            <w:pPr>
+              <w:spacing w:after="0" w:line="240" w:lineRule="auto"/>
+              <w:rPr>
+                <w:rFonts w:ascii="Times New Roman" w:eastAsia="Times New Roman" w:hAnsi="Times New Roman" w:cs="Times New Roman"/>
+                <w:kern w:val="0"/>
+                <w14:ligatures w14:val="none"/>
+              </w:rPr>
+            </w:pPr>
+            <w:r>
+              <w:rPr>
+                <w:rFonts w:ascii="Times New Roman" w:eastAsia="Times New Roman" w:hAnsi="Times New Roman" w:cs="Times New Roman"/>
+                <w:kern w:val="0"/>
+                <w14:ligatures w14:val="none"/>
+              </w:rPr>
+              <w:t>Simple Interface</w:t>
+            </w:r>
+          </w:p>
+        </w:tc>
+        <w:tc>
+          <w:tcPr>
+            <w:tcW w:w="0" w:type="auto"/>
+            <w:vAlign w:val="center"/>
+            <w:hideMark/>
+          </w:tcPr>
+          <w:p>
+            <w:pPr>
+              <w:spacing w:after="0" w:line="240" w:lineRule="auto"/>
+              <w:rPr>
+                <w:rFonts w:ascii="Times New Roman" w:eastAsia="Times New Roman" w:hAnsi="Times New Roman" w:cs="Times New Roman"/>
+                <w:kern w:val="0"/>
+                <w14:ligatures w14:val="none"/>
+              </w:rPr>
+            </w:pPr>
+            <w:r>
+              <w:rPr>
+                <w:rFonts w:ascii="Times New Roman" w:eastAsia="Times New Roman" w:hAnsi="Times New Roman" w:cs="Times New Roman"/>
+                <w:kern w:val="0"/>
+                <w14:ligatures w14:val="none"/>
+              </w:rPr>
+              <w:t>The app should be easy to use and understand</w:t>
+            </w:r>
+          </w:p>
+        </w:tc>
+      </w:tr>
+      <w:tr>
+        <w:trPr>
+          <w:tblCellSpacing w:w="15" w:type="dxa"/>
+        </w:trPr>
+        <w:tc>
+          <w:tcPr>
+            <w:tcW w:w="0" w:type="auto"/>
+            <w:vAlign w:val="center"/>
+            <w:hideMark/>
+          </w:tcPr>
+          <w:p>
+            <w:pPr>
+              <w:spacing w:after="0" w:line="240" w:lineRule="auto"/>
+              <w:rPr>
+                <w:rFonts w:ascii="Times New Roman" w:eastAsia="Times New Roman" w:hAnsi="Times New Roman" w:cs="Times New Roman"/>
+                <w:kern w:val="0"/>
+                <w14:ligatures w14:val="none"/>
+              </w:rPr>
+            </w:pPr>
+            <w:r>
+              <w:rPr>
+                <w:rFonts w:ascii="Times New Roman" w:eastAsia="Times New Roman" w:hAnsi="Times New Roman" w:cs="Times New Roman"/>
+                <w:b/>
+                <w:bCs/>
+                <w:kern w:val="0"/>
+                <w14:ligatures w14:val="none"/>
+              </w:rPr>
+              <w:t>Functional Requirements</w:t>
+            </w:r>
+          </w:p>
+        </w:tc>
+        <w:tc>
+          <w:tcPr>
+            <w:tcW w:w="0" w:type="auto"/>
+            <w:vAlign w:val="center"/>
+            <w:hideMark/>
+          </w:tcPr>
+          <w:p>
+            <w:pPr>
+              <w:spacing w:after="0" w:line="240" w:lineRule="auto"/>
+              <w:rPr>
+                <w:rFonts w:ascii="Times New Roman" w:eastAsia="Times New Roman" w:hAnsi="Times New Roman" w:cs="Times New Roman"/>
+                <w:kern w:val="0"/>
+                <w14:ligatures w14:val="none"/>
+              </w:rPr>
+            </w:pPr>
+            <w:r>
+              <w:rPr>
+                <w:rFonts w:ascii="Times New Roman" w:eastAsia="Times New Roman" w:hAnsi="Times New Roman" w:cs="Times New Roman"/>
+                <w:kern w:val="0"/>
+                <w14:ligatures w14:val="none"/>
+              </w:rPr>
+              <w:t>User Registration</w:t>
+            </w:r>
+          </w:p>
+        </w:tc>
+        <w:tc>
+          <w:tcPr>
+            <w:tcW w:w="0" w:type="auto"/>
+            <w:vAlign w:val="center"/>
+            <w:hideMark/>
+          </w:tcPr>
+          <w:p>
+            <w:pPr>
+              <w:spacing w:after="0" w:line="240" w:lineRule="auto"/>
+              <w:rPr>
+                <w:rFonts w:ascii="Times New Roman" w:eastAsia="Times New Roman" w:hAnsi="Times New Roman" w:cs="Times New Roman"/>
+                <w:kern w:val="0"/>
+                <w14:ligatures w14:val="none"/>
+              </w:rPr>
+            </w:pPr>
+            <w:r>
+              <w:rPr>
+                <w:rFonts w:ascii="Times New Roman" w:eastAsia="Times New Roman" w:hAnsi="Times New Roman" w:cs="Times New Roman"/>
+                <w:kern w:val="0"/>
+                <w14:ligatures w14:val="none"/>
+              </w:rPr>
+              <w:t>Allow users to sign up securely</w:t>
+            </w:r>
+          </w:p>
+        </w:tc>
+      </w:tr>
+      <w:tr>
+        <w:trPr>
+          <w:tblCellSpacing w:w="15" w:type="dxa"/>
+        </w:trPr>
+        <w:tc>
+          <w:tcPr>
+            <w:tcW w:w="0" w:type="auto"/>
+            <w:vAlign w:val="center"/>
+            <w:hideMark/>
+          </w:tcPr>
+          <w:p>
+            <w:pPr>
+              <w:spacing w:after="0" w:line="240" w:lineRule="auto"/>
+              <w:rPr>
+                <w:rFonts w:ascii="Times New Roman" w:eastAsia="Times New Roman" w:hAnsi="Times New Roman" w:cs="Times New Roman"/>
+                <w:kern w:val="0"/>
+                <w14:ligatures w14:val="none"/>
+              </w:rPr>
+            </w:pPr>
+            <w:r>
+              <w:rPr>
+                <w:rFonts w:ascii="Times New Roman" w:eastAsia="Times New Roman" w:hAnsi="Times New Roman" w:cs="Times New Roman"/>
+                <w:kern w:val="0"/>
+                <w14:ligatures w14:val="none"/>
+              </w:rPr>
+              <w:t>Functional Requirements</w:t>
+            </w:r>
+          </w:p>
+        </w:tc>
+        <w:tc>
+          <w:tcPr>
+            <w:tcW w:w="0" w:type="auto"/>
+            <w:vAlign w:val="center"/>
+            <w:hideMark/>
+          </w:tcPr>
+          <w:p>
+            <w:pPr>
+              <w:spacing w:after="0" w:line="240" w:lineRule="auto"/>
+              <w:rPr>
+                <w:rFonts w:ascii="Times New Roman" w:eastAsia="Times New Roman" w:hAnsi="Times New Roman" w:cs="Times New Roman"/>
+                <w:kern w:val="0"/>
+                <w14:ligatures w14:val="none"/>
+              </w:rPr>
+            </w:pPr>
+            <w:r>
+              <w:rPr>
+                <w:rFonts w:ascii="Times New Roman" w:eastAsia="Times New Roman" w:hAnsi="Times New Roman" w:cs="Times New Roman"/>
+                <w:kern w:val="0"/>
+                <w14:ligatures w14:val="none"/>
+              </w:rPr>
+              <w:t>User Login</w:t>
+            </w:r>
+          </w:p>
+        </w:tc>
+        <w:tc>
+          <w:tcPr>
+            <w:tcW w:w="0" w:type="auto"/>
+            <w:vAlign w:val="center"/>
+            <w:hideMark/>
+          </w:tcPr>
+          <w:p>
+            <w:pPr>
+              <w:spacing w:after="0" w:line="240" w:lineRule="auto"/>
+              <w:rPr>
+                <w:rFonts w:ascii="Times New Roman" w:eastAsia="Times New Roman" w:hAnsi="Times New Roman" w:cs="Times New Roman"/>
+                <w:kern w:val="0"/>
+                <w14:ligatures w14:val="none"/>
+              </w:rPr>
+            </w:pPr>
+            <w:r>
+              <w:rPr>
+                <w:rFonts w:ascii="Times New Roman" w:eastAsia="Times New Roman" w:hAnsi="Times New Roman" w:cs="Times New Roman"/>
+                <w:kern w:val="0"/>
+                <w14:ligatures w14:val="none"/>
+              </w:rPr>
+              <w:t>Authenticate users safely</w:t>
+            </w:r>
+          </w:p>
+        </w:tc>
+      </w:tr>
+      <w:tr>
+        <w:trPr>
+          <w:tblCellSpacing w:w="15" w:type="dxa"/>
+        </w:trPr>
+        <w:tc>
+          <w:tcPr>
+            <w:tcW w:w="0" w:type="auto"/>
+            <w:vAlign w:val="center"/>
+            <w:hideMark/>
+          </w:tcPr>
+          <w:p>
+            <w:pPr>
+              <w:spacing w:after="0" w:line="240" w:lineRule="auto"/>
+              <w:rPr>
+                <w:rFonts w:ascii="Times New Roman" w:eastAsia="Times New Roman" w:hAnsi="Times New Roman" w:cs="Times New Roman"/>
+                <w:kern w:val="0"/>
+                <w14:ligatures w14:val="none"/>
+              </w:rPr>
+            </w:pPr>
+            <w:r>
+              <w:rPr>
+                <w:rFonts w:ascii="Times New Roman" w:eastAsia="Times New Roman" w:hAnsi="Times New Roman" w:cs="Times New Roman"/>
+                <w:kern w:val="0"/>
+                <w14:ligatures w14:val="none"/>
+              </w:rPr>
+              <w:t>Functional Requirements</w:t>
+            </w:r>
+          </w:p>
+        </w:tc>
+        <w:tc>
+          <w:tcPr>
+            <w:tcW w:w="0" w:type="auto"/>
+            <w:vAlign w:val="center"/>
+            <w:hideMark/>
+          </w:tcPr>
+          <w:p>
+            <w:pPr>
+              <w:spacing w:after="0" w:line="240" w:lineRule="auto"/>
+              <w:rPr>
+                <w:rFonts w:ascii="Times New Roman" w:eastAsia="Times New Roman" w:hAnsi="Times New Roman" w:cs="Times New Roman"/>
+                <w:kern w:val="0"/>
+                <w14:ligatures w14:val="none"/>
+              </w:rPr>
+            </w:pPr>
+            <w:r>
+              <w:rPr>
+                <w:rFonts w:ascii="Times New Roman" w:eastAsia="Times New Roman" w:hAnsi="Times New Roman" w:cs="Times New Roman"/>
+                <w:kern w:val="0"/>
+                <w14:ligatures w14:val="none"/>
+              </w:rPr>
+              <w:t>Profile Management</w:t>
+            </w:r>
+          </w:p>
+        </w:tc>
+        <w:tc>
+          <w:tcPr>
+            <w:tcW w:w="0" w:type="auto"/>
+            <w:vAlign w:val="center"/>
+            <w:hideMark/>
+          </w:tcPr>
+          <w:p>
+            <w:pPr>
+              <w:spacing w:after="0" w:line="240" w:lineRule="auto"/>
+              <w:rPr>
+                <w:rFonts w:ascii="Times New Roman" w:eastAsia="Times New Roman" w:hAnsi="Times New Roman" w:cs="Times New Roman"/>
+                <w:kern w:val="0"/>
+                <w14:ligatures w14:val="none"/>
+              </w:rPr>
+            </w:pPr>
+            <w:r>
+              <w:rPr>
+                <w:rFonts w:ascii="Times New Roman" w:eastAsia="Times New Roman" w:hAnsi="Times New Roman" w:cs="Times New Roman"/>
+                <w:kern w:val="0"/>
+                <w14:ligatures w14:val="none"/>
+              </w:rPr>
+              <w:t>Users can manage personal data and preferences</w:t>
+            </w:r>
+          </w:p>
+        </w:tc>
+      </w:tr>
+      <w:tr>
+        <w:trPr>
+          <w:tblCellSpacing w:w="15" w:type="dxa"/>
+        </w:trPr>
+        <w:tc>
+          <w:tcPr>
+            <w:tcW w:w="0" w:type="auto"/>
+            <w:vAlign w:val="center"/>
+            <w:hideMark/>
+          </w:tcPr>
+          <w:p>
+            <w:pPr>
+              <w:spacing w:after="0" w:line="240" w:lineRule="auto"/>
+              <w:rPr>
+                <w:rFonts w:ascii="Times New Roman" w:eastAsia="Times New Roman" w:hAnsi="Times New Roman" w:cs="Times New Roman"/>
+                <w:kern w:val="0"/>
+                <w14:ligatures w14:val="none"/>
+              </w:rPr>
+            </w:pPr>
+            <w:r>
+              <w:rPr>
+                <w:rFonts w:ascii="Times New Roman" w:eastAsia="Times New Roman" w:hAnsi="Times New Roman" w:cs="Times New Roman"/>
+                <w:kern w:val="0"/>
+                <w14:ligatures w14:val="none"/>
+              </w:rPr>
+              <w:t>Functional Requirements</w:t>
+            </w:r>
+          </w:p>
+        </w:tc>
+        <w:tc>
+          <w:tcPr>
+            <w:tcW w:w="0" w:type="auto"/>
+            <w:vAlign w:val="center"/>
+            <w:hideMark/>
+          </w:tcPr>
+          <w:p>
+            <w:pPr>
+              <w:spacing w:after="0" w:line="240" w:lineRule="auto"/>
+              <w:rPr>
+                <w:rFonts w:ascii="Times New Roman" w:eastAsia="Times New Roman" w:hAnsi="Times New Roman" w:cs="Times New Roman"/>
+                <w:kern w:val="0"/>
+                <w14:ligatures w14:val="none"/>
+              </w:rPr>
+            </w:pPr>
+            <w:r>
+              <w:rPr>
+                <w:rFonts w:ascii="Times New Roman" w:eastAsia="Times New Roman" w:hAnsi="Times New Roman" w:cs="Times New Roman"/>
+                <w:kern w:val="0"/>
+                <w14:ligatures w14:val="none"/>
+              </w:rPr>
+              <w:t>Real-Time Updates</w:t>
+            </w:r>
+          </w:p>
+        </w:tc>
+        <w:tc>
+          <w:tcPr>
+            <w:tcW w:w="0" w:type="auto"/>
+            <w:vAlign w:val="center"/>
+            <w:hideMark/>
+          </w:tcPr>
+          <w:p>
+            <w:pPr>
+              <w:spacing w:after="0" w:line="240" w:lineRule="auto"/>
+              <w:rPr>
+                <w:rFonts w:ascii="Times New Roman" w:eastAsia="Times New Roman" w:hAnsi="Times New Roman" w:cs="Times New Roman"/>
+                <w:kern w:val="0"/>
+                <w14:ligatures w14:val="none"/>
+              </w:rPr>
+            </w:pPr>
+            <w:r>
+              <w:rPr>
+                <w:rFonts w:ascii="Times New Roman" w:eastAsia="Times New Roman" w:hAnsi="Times New Roman" w:cs="Times New Roman"/>
+                <w:kern w:val="0"/>
+                <w14:ligatures w14:val="none"/>
+              </w:rPr>
+              <w:t>Display live updates on sustainability initiatives</w:t>
+            </w:r>
+          </w:p>
+        </w:tc>
+      </w:tr>
+      <w:tr>
+        <w:trPr>
+          <w:tblCellSpacing w:w="15" w:type="dxa"/>
+        </w:trPr>
+        <w:tc>
+          <w:tcPr>
+            <w:tcW w:w="0" w:type="auto"/>
+            <w:vAlign w:val="center"/>
+            <w:hideMark/>
+          </w:tcPr>
+          <w:p>
+            <w:pPr>
+              <w:spacing w:after="0" w:line="240" w:lineRule="auto"/>
+              <w:rPr>
+                <w:rFonts w:ascii="Times New Roman" w:eastAsia="Times New Roman" w:hAnsi="Times New Roman" w:cs="Times New Roman"/>
+                <w:kern w:val="0"/>
+                <w14:ligatures w14:val="none"/>
+              </w:rPr>
+            </w:pPr>
+            <w:r>
+              <w:rPr>
+                <w:rFonts w:ascii="Times New Roman" w:eastAsia="Times New Roman" w:hAnsi="Times New Roman" w:cs="Times New Roman"/>
+                <w:kern w:val="0"/>
+                <w14:ligatures w14:val="none"/>
+              </w:rPr>
+              <w:t>Functional Requirements</w:t>
+            </w:r>
+          </w:p>
+        </w:tc>
+        <w:tc>
+          <w:tcPr>
+            <w:tcW w:w="0" w:type="auto"/>
+            <w:vAlign w:val="center"/>
+            <w:hideMark/>
+          </w:tcPr>
+          <w:p>
+            <w:pPr>
+              <w:spacing w:after="0" w:line="240" w:lineRule="auto"/>
+              <w:rPr>
+                <w:rFonts w:ascii="Times New Roman" w:eastAsia="Times New Roman" w:hAnsi="Times New Roman" w:cs="Times New Roman"/>
+                <w:kern w:val="0"/>
+                <w14:ligatures w14:val="none"/>
+              </w:rPr>
+            </w:pPr>
+            <w:r>
+              <w:rPr>
+                <w:rFonts w:ascii="Times New Roman" w:eastAsia="Times New Roman" w:hAnsi="Times New Roman" w:cs="Times New Roman"/>
+                <w:kern w:val="0"/>
+                <w14:ligatures w14:val="none"/>
+              </w:rPr>
+              <w:t>Notifications System</w:t>
+            </w:r>
+          </w:p>
+        </w:tc>
+        <w:tc>
+          <w:tcPr>
+            <w:tcW w:w="0" w:type="auto"/>
+            <w:vAlign w:val="center"/>
+            <w:hideMark/>
+          </w:tcPr>
+          <w:p>
+            <w:pPr>
+              <w:spacing w:after="0" w:line="240" w:lineRule="auto"/>
+              <w:rPr>
+                <w:rFonts w:ascii="Times New Roman" w:eastAsia="Times New Roman" w:hAnsi="Times New Roman" w:cs="Times New Roman"/>
+                <w:kern w:val="0"/>
+                <w14:ligatures w14:val="none"/>
+              </w:rPr>
+            </w:pPr>
+            <w:r>
+              <w:rPr>
+                <w:rFonts w:ascii="Times New Roman" w:eastAsia="Times New Roman" w:hAnsi="Times New Roman" w:cs="Times New Roman"/>
+                <w:kern w:val="0"/>
+                <w14:ligatures w14:val="none"/>
+              </w:rPr>
+              <w:t>Send push notifications to users</w:t>
+            </w:r>
+          </w:p>
+        </w:tc>
+      </w:tr>
+      <w:tr>
+        <w:trPr>
+          <w:tblCellSpacing w:w="15" w:type="dxa"/>
+        </w:trPr>
+        <w:tc>
+          <w:tcPr>
+            <w:tcW w:w="0" w:type="auto"/>
+            <w:vAlign w:val="center"/>
+            <w:hideMark/>
+          </w:tcPr>
+          <w:p>
+            <w:pPr>
+              <w:spacing w:after="0" w:line="240" w:lineRule="auto"/>
+              <w:rPr>
+                <w:rFonts w:ascii="Times New Roman" w:eastAsia="Times New Roman" w:hAnsi="Times New Roman" w:cs="Times New Roman"/>
+                <w:kern w:val="0"/>
+                <w14:ligatures w14:val="none"/>
+              </w:rPr>
+            </w:pPr>
+            <w:r>
+              <w:rPr>
+                <w:rFonts w:ascii="Times New Roman" w:eastAsia="Times New Roman" w:hAnsi="Times New Roman" w:cs="Times New Roman"/>
+                <w:kern w:val="0"/>
+                <w14:ligatures w14:val="none"/>
+              </w:rPr>
+              <w:t>Functional Requirements</w:t>
+            </w:r>
+          </w:p>
+        </w:tc>
+        <w:tc>
+          <w:tcPr>
+            <w:tcW w:w="0" w:type="auto"/>
+            <w:vAlign w:val="center"/>
+            <w:hideMark/>
+          </w:tcPr>
+          <w:p>
+            <w:pPr>
+              <w:spacing w:after="0" w:line="240" w:lineRule="auto"/>
+              <w:rPr>
+                <w:rFonts w:ascii="Times New Roman" w:eastAsia="Times New Roman" w:hAnsi="Times New Roman" w:cs="Times New Roman"/>
+                <w:kern w:val="0"/>
+                <w14:ligatures w14:val="none"/>
+              </w:rPr>
+            </w:pPr>
+            <w:r>
+              <w:rPr>
+                <w:rFonts w:ascii="Times New Roman" w:eastAsia="Times New Roman" w:hAnsi="Times New Roman" w:cs="Times New Roman"/>
+                <w:kern w:val="0"/>
+                <w14:ligatures w14:val="none"/>
+              </w:rPr>
+              <w:t>Personalized Tips Engine</w:t>
+            </w:r>
+          </w:p>
+        </w:tc>
+        <w:tc>
+          <w:tcPr>
+            <w:tcW w:w="0" w:type="auto"/>
+            <w:vAlign w:val="center"/>
+            <w:hideMark/>
+          </w:tcPr>
+          <w:p>
+            <w:pPr>
+              <w:spacing w:after="0" w:line="240" w:lineRule="auto"/>
+              <w:rPr>
+                <w:rFonts w:ascii="Times New Roman" w:eastAsia="Times New Roman" w:hAnsi="Times New Roman" w:cs="Times New Roman"/>
+                <w:kern w:val="0"/>
+                <w14:ligatures w14:val="none"/>
+              </w:rPr>
+            </w:pPr>
+            <w:r>
+              <w:rPr>
+                <w:rFonts w:ascii="Times New Roman" w:eastAsia="Times New Roman" w:hAnsi="Times New Roman" w:cs="Times New Roman"/>
+                <w:kern w:val="0"/>
+                <w14:ligatures w14:val="none"/>
+              </w:rPr>
+              <w:t>Generate eco-friendly suggestions for users</w:t>
+            </w:r>
+          </w:p>
+        </w:tc>
+      </w:tr>
+      <w:tr>
+        <w:trPr>
+          <w:tblCellSpacing w:w="15" w:type="dxa"/>
+        </w:trPr>
+        <w:tc>
+          <w:tcPr>
+            <w:tcW w:w="0" w:type="auto"/>
+            <w:vAlign w:val="center"/>
+            <w:hideMark/>
+          </w:tcPr>
+          <w:p>
+            <w:pPr>
+              <w:spacing w:after="0" w:line="240" w:lineRule="auto"/>
+              <w:rPr>
+                <w:rFonts w:ascii="Times New Roman" w:eastAsia="Times New Roman" w:hAnsi="Times New Roman" w:cs="Times New Roman"/>
+                <w:kern w:val="0"/>
+                <w14:ligatures w14:val="none"/>
+              </w:rPr>
+            </w:pPr>
+            <w:r>
+              <w:rPr>
+                <w:rFonts w:ascii="Times New Roman" w:eastAsia="Times New Roman" w:hAnsi="Times New Roman" w:cs="Times New Roman"/>
+                <w:kern w:val="0"/>
+                <w14:ligatures w14:val="none"/>
+              </w:rPr>
+              <w:t>Functional Requirements</w:t>
+            </w:r>
+          </w:p>
+        </w:tc>
+        <w:tc>
+          <w:tcPr>
+            <w:tcW w:w="0" w:type="auto"/>
+            <w:vAlign w:val="center"/>
+            <w:hideMark/>
+          </w:tcPr>
+          <w:p>
+            <w:pPr>
+              <w:spacing w:after="0" w:line="240" w:lineRule="auto"/>
+              <w:rPr>
+                <w:rFonts w:ascii="Times New Roman" w:eastAsia="Times New Roman" w:hAnsi="Times New Roman" w:cs="Times New Roman"/>
+                <w:kern w:val="0"/>
+                <w14:ligatures w14:val="none"/>
+              </w:rPr>
+            </w:pPr>
+            <w:r>
+              <w:rPr>
+                <w:rFonts w:ascii="Times New Roman" w:eastAsia="Times New Roman" w:hAnsi="Times New Roman" w:cs="Times New Roman"/>
+                <w:kern w:val="0"/>
+                <w14:ligatures w14:val="none"/>
+              </w:rPr>
+              <w:t>Feedback System</w:t>
+            </w:r>
+          </w:p>
+        </w:tc>
+        <w:tc>
+          <w:tcPr>
+            <w:tcW w:w="0" w:type="auto"/>
+            <w:vAlign w:val="center"/>
+            <w:hideMark/>
+          </w:tcPr>
+          <w:p>
+            <w:pPr>
+              <w:spacing w:after="0" w:line="240" w:lineRule="auto"/>
+              <w:rPr>
+                <w:rFonts w:ascii="Times New Roman" w:eastAsia="Times New Roman" w:hAnsi="Times New Roman" w:cs="Times New Roman"/>
+                <w:kern w:val="0"/>
+                <w14:ligatures w14:val="none"/>
+              </w:rPr>
+            </w:pPr>
+            <w:r>
+              <w:rPr>
+                <w:rFonts w:ascii="Times New Roman" w:eastAsia="Times New Roman" w:hAnsi="Times New Roman" w:cs="Times New Roman"/>
+                <w:kern w:val="0"/>
+                <w14:ligatures w14:val="none"/>
+              </w:rPr>
+              <w:t>Allow users to share opinions and suggestions</w:t>
+            </w:r>
+          </w:p>
+        </w:tc>
+      </w:tr>
+      <w:tr>
+        <w:trPr>
+          <w:tblCellSpacing w:w="15" w:type="dxa"/>
+        </w:trPr>
+        <w:tc>
+          <w:tcPr>
+            <w:tcW w:w="0" w:type="auto"/>
+            <w:vAlign w:val="center"/>
+            <w:hideMark/>
+          </w:tcPr>
+          <w:p>
+            <w:pPr>
+              <w:spacing w:after="0" w:line="240" w:lineRule="auto"/>
+              <w:rPr>
+                <w:rFonts w:ascii="Times New Roman" w:eastAsia="Times New Roman" w:hAnsi="Times New Roman" w:cs="Times New Roman"/>
+                <w:kern w:val="0"/>
+                <w14:ligatures w14:val="none"/>
+              </w:rPr>
+            </w:pPr>
+            <w:r>
+              <w:rPr>
+                <w:rFonts w:ascii="Times New Roman" w:eastAsia="Times New Roman" w:hAnsi="Times New Roman" w:cs="Times New Roman"/>
+                <w:kern w:val="0"/>
+                <w14:ligatures w14:val="none"/>
+              </w:rPr>
+              <w:t>Functional Requirements</w:t>
+            </w:r>
+          </w:p>
+        </w:tc>
+        <w:tc>
+          <w:tcPr>
+            <w:tcW w:w="0" w:type="auto"/>
+            <w:vAlign w:val="center"/>
+            <w:hideMark/>
+          </w:tcPr>
+          <w:p>
+            <w:pPr>
+              <w:spacing w:after="0" w:line="240" w:lineRule="auto"/>
+              <w:rPr>
+                <w:rFonts w:ascii="Times New Roman" w:eastAsia="Times New Roman" w:hAnsi="Times New Roman" w:cs="Times New Roman"/>
+                <w:kern w:val="0"/>
+                <w14:ligatures w14:val="none"/>
+              </w:rPr>
+            </w:pPr>
+            <w:r>
+              <w:rPr>
+                <w:rFonts w:ascii="Times New Roman" w:eastAsia="Times New Roman" w:hAnsi="Times New Roman" w:cs="Times New Roman"/>
+                <w:kern w:val="0"/>
+                <w14:ligatures w14:val="none"/>
+              </w:rPr>
+              <w:t>Search Function</w:t>
+            </w:r>
+          </w:p>
+        </w:tc>
+        <w:tc>
+          <w:tcPr>
+            <w:tcW w:w="0" w:type="auto"/>
+            <w:vAlign w:val="center"/>
+            <w:hideMark/>
+          </w:tcPr>
+          <w:p>
+            <w:pPr>
+              <w:spacing w:after="0" w:line="240" w:lineRule="auto"/>
+              <w:rPr>
+                <w:rFonts w:ascii="Times New Roman" w:eastAsia="Times New Roman" w:hAnsi="Times New Roman" w:cs="Times New Roman"/>
+                <w:kern w:val="0"/>
+                <w14:ligatures w14:val="none"/>
+              </w:rPr>
+            </w:pPr>
+            <w:r>
+              <w:rPr>
+                <w:rFonts w:ascii="Times New Roman" w:eastAsia="Times New Roman" w:hAnsi="Times New Roman" w:cs="Times New Roman"/>
+                <w:kern w:val="0"/>
+                <w14:ligatures w14:val="none"/>
+              </w:rPr>
+              <w:t>Enable users to find sustainability content easily</w:t>
+            </w:r>
+          </w:p>
+        </w:tc>
+      </w:tr>
+      <w:tr>
+        <w:trPr>
+          <w:tblCellSpacing w:w="15" w:type="dxa"/>
+        </w:trPr>
+        <w:tc>
+          <w:tcPr>
+            <w:tcW w:w="0" w:type="auto"/>
+            <w:vAlign w:val="center"/>
+            <w:hideMark/>
+          </w:tcPr>
+          <w:p>
+            <w:pPr>
+              <w:spacing w:after="0" w:line="240" w:lineRule="auto"/>
+              <w:rPr>
+                <w:rFonts w:ascii="Times New Roman" w:eastAsia="Times New Roman" w:hAnsi="Times New Roman" w:cs="Times New Roman"/>
+                <w:kern w:val="0"/>
+                <w14:ligatures w14:val="none"/>
+              </w:rPr>
+            </w:pPr>
+            <w:r>
+              <w:rPr>
+                <w:rFonts w:ascii="Times New Roman" w:eastAsia="Times New Roman" w:hAnsi="Times New Roman" w:cs="Times New Roman"/>
+                <w:b/>
+                <w:bCs/>
+                <w:kern w:val="0"/>
+                <w14:ligatures w14:val="none"/>
+              </w:rPr>
+              <w:t>Non-Functional Requirements</w:t>
+            </w:r>
+          </w:p>
+        </w:tc>
+        <w:tc>
+          <w:tcPr>
+            <w:tcW w:w="0" w:type="auto"/>
+            <w:vAlign w:val="center"/>
+            <w:hideMark/>
+          </w:tcPr>
+          <w:p>
+            <w:pPr>
+              <w:spacing w:after="0" w:line="240" w:lineRule="auto"/>
+              <w:rPr>
+                <w:rFonts w:ascii="Times New Roman" w:eastAsia="Times New Roman" w:hAnsi="Times New Roman" w:cs="Times New Roman"/>
+                <w:kern w:val="0"/>
+                <w14:ligatures w14:val="none"/>
+              </w:rPr>
+            </w:pPr>
+            <w:r>
+              <w:rPr>
+                <w:rFonts w:ascii="Times New Roman" w:eastAsia="Times New Roman" w:hAnsi="Times New Roman" w:cs="Times New Roman"/>
+                <w:kern w:val="0"/>
+                <w14:ligatures w14:val="none"/>
+              </w:rPr>
+              <w:t>Performance</w:t>
+            </w:r>
+          </w:p>
+        </w:tc>
+        <w:tc>
+          <w:tcPr>
+            <w:tcW w:w="0" w:type="auto"/>
+            <w:vAlign w:val="center"/>
+            <w:hideMark/>
+          </w:tcPr>
+          <w:p>
+            <w:pPr>
+              <w:spacing w:after="0" w:line="240" w:lineRule="auto"/>
+              <w:rPr>
+                <w:rFonts w:ascii="Times New Roman" w:eastAsia="Times New Roman" w:hAnsi="Times New Roman" w:cs="Times New Roman"/>
+                <w:kern w:val="0"/>
+                <w14:ligatures w14:val="none"/>
+              </w:rPr>
+            </w:pPr>
+            <w:r>
+              <w:rPr>
+                <w:rFonts w:ascii="Times New Roman" w:eastAsia="Times New Roman" w:hAnsi="Times New Roman" w:cs="Times New Roman"/>
+                <w:kern w:val="0"/>
+                <w14:ligatures w14:val="none"/>
+              </w:rPr>
+              <w:t>App should load quickly and respond fast</w:t>
+            </w:r>
+          </w:p>
+        </w:tc>
+      </w:tr>
+      <w:tr>
+        <w:trPr>
+          <w:tblCellSpacing w:w="15" w:type="dxa"/>
+        </w:trPr>
+        <w:tc>
+          <w:tcPr>
+            <w:tcW w:w="0" w:type="auto"/>
+            <w:vAlign w:val="center"/>
+            <w:hideMark/>
+          </w:tcPr>
+          <w:p>
+            <w:pPr>
+              <w:spacing w:after="0" w:line="240" w:lineRule="auto"/>
+              <w:rPr>
+                <w:rFonts w:ascii="Times New Roman" w:eastAsia="Times New Roman" w:hAnsi="Times New Roman" w:cs="Times New Roman"/>
+                <w:kern w:val="0"/>
+                <w14:ligatures w14:val="none"/>
+              </w:rPr>
+            </w:pPr>
+            <w:r>
+              <w:rPr>
+                <w:rFonts w:ascii="Times New Roman" w:eastAsia="Times New Roman" w:hAnsi="Times New Roman" w:cs="Times New Roman"/>
+                <w:kern w:val="0"/>
+                <w14:ligatures w14:val="none"/>
+              </w:rPr>
+              <w:t>Non-Functional Requirements</w:t>
+            </w:r>
+          </w:p>
+        </w:tc>
+        <w:tc>
+          <w:tcPr>
+            <w:tcW w:w="0" w:type="auto"/>
+            <w:vAlign w:val="center"/>
+            <w:hideMark/>
+          </w:tcPr>
+          <w:p>
+            <w:pPr>
+              <w:spacing w:after="0" w:line="240" w:lineRule="auto"/>
+              <w:rPr>
+                <w:rFonts w:ascii="Times New Roman" w:eastAsia="Times New Roman" w:hAnsi="Times New Roman" w:cs="Times New Roman"/>
+                <w:kern w:val="0"/>
+                <w14:ligatures w14:val="none"/>
+              </w:rPr>
+            </w:pPr>
+            <w:r>
+              <w:rPr>
+                <w:rFonts w:ascii="Times New Roman" w:eastAsia="Times New Roman" w:hAnsi="Times New Roman" w:cs="Times New Roman"/>
+                <w:kern w:val="0"/>
+                <w14:ligatures w14:val="none"/>
+              </w:rPr>
+              <w:t>Security</w:t>
+            </w:r>
+          </w:p>
+        </w:tc>
+        <w:tc>
+          <w:tcPr>
+            <w:tcW w:w="0" w:type="auto"/>
+            <w:vAlign w:val="center"/>
+            <w:hideMark/>
+          </w:tcPr>
+          <w:p>
+            <w:pPr>
+              <w:spacing w:after="0" w:line="240" w:lineRule="auto"/>
+              <w:rPr>
+                <w:rFonts w:ascii="Times New Roman" w:eastAsia="Times New Roman" w:hAnsi="Times New Roman" w:cs="Times New Roman"/>
+                <w:kern w:val="0"/>
+                <w14:ligatures w14:val="none"/>
+              </w:rPr>
+            </w:pPr>
+            <w:r>
+              <w:rPr>
+                <w:rFonts w:ascii="Times New Roman" w:eastAsia="Times New Roman" w:hAnsi="Times New Roman" w:cs="Times New Roman"/>
+                <w:kern w:val="0"/>
+                <w14:ligatures w14:val="none"/>
+              </w:rPr>
+              <w:t>Protect user data and privacy</w:t>
+            </w:r>
+          </w:p>
+        </w:tc>
+      </w:tr>
+      <w:tr>
+        <w:trPr>
+          <w:tblCellSpacing w:w="15" w:type="dxa"/>
+        </w:trPr>
+        <w:tc>
+          <w:tcPr>
+            <w:tcW w:w="0" w:type="auto"/>
+            <w:vAlign w:val="center"/>
+            <w:hideMark/>
+          </w:tcPr>
+          <w:p>
+            <w:pPr>
+              <w:spacing w:after="0" w:line="240" w:lineRule="auto"/>
+              <w:rPr>
+                <w:rFonts w:ascii="Times New Roman" w:eastAsia="Times New Roman" w:hAnsi="Times New Roman" w:cs="Times New Roman"/>
+                <w:kern w:val="0"/>
+                <w14:ligatures w14:val="none"/>
+              </w:rPr>
+            </w:pPr>
+            <w:r>
+              <w:rPr>
+                <w:rFonts w:ascii="Times New Roman" w:eastAsia="Times New Roman" w:hAnsi="Times New Roman" w:cs="Times New Roman"/>
+                <w:kern w:val="0"/>
+                <w14:ligatures w14:val="none"/>
+              </w:rPr>
+              <w:t>Non-Functional Requirements</w:t>
+            </w:r>
+          </w:p>
+        </w:tc>
+        <w:tc>
+          <w:tcPr>
+            <w:tcW w:w="0" w:type="auto"/>
+            <w:vAlign w:val="center"/>
+            <w:hideMark/>
+          </w:tcPr>
+          <w:p>
+            <w:pPr>
+              <w:spacing w:after="0" w:line="240" w:lineRule="auto"/>
+              <w:rPr>
+                <w:rFonts w:ascii="Times New Roman" w:eastAsia="Times New Roman" w:hAnsi="Times New Roman" w:cs="Times New Roman"/>
+                <w:kern w:val="0"/>
+                <w14:ligatures w14:val="none"/>
+              </w:rPr>
+            </w:pPr>
+            <w:r>
+              <w:rPr>
+                <w:rFonts w:ascii="Times New Roman" w:eastAsia="Times New Roman" w:hAnsi="Times New Roman" w:cs="Times New Roman"/>
+                <w:kern w:val="0"/>
+                <w14:ligatures w14:val="none"/>
+              </w:rPr>
+              <w:t>Usability</w:t>
+            </w:r>
+          </w:p>
+        </w:tc>
+        <w:tc>
+          <w:tcPr>
+            <w:tcW w:w="0" w:type="auto"/>
+            <w:vAlign w:val="center"/>
+            <w:hideMark/>
+          </w:tcPr>
+          <w:p>
+            <w:pPr>
+              <w:spacing w:after="0" w:line="240" w:lineRule="auto"/>
+              <w:rPr>
+                <w:rFonts w:ascii="Times New Roman" w:eastAsia="Times New Roman" w:hAnsi="Times New Roman" w:cs="Times New Roman"/>
+                <w:kern w:val="0"/>
+                <w14:ligatures w14:val="none"/>
+              </w:rPr>
+            </w:pPr>
+            <w:r>
+              <w:rPr>
+                <w:rFonts w:ascii="Times New Roman" w:eastAsia="Times New Roman" w:hAnsi="Times New Roman" w:cs="Times New Roman"/>
+                <w:kern w:val="0"/>
+                <w14:ligatures w14:val="none"/>
+              </w:rPr>
+              <w:t>Interface must be user-friendly</w:t>
+            </w:r>
+          </w:p>
+        </w:tc>
+      </w:tr>
+      <w:tr>
+        <w:trPr>
+          <w:tblCellSpacing w:w="15" w:type="dxa"/>
+        </w:trPr>
+        <w:tc>
+          <w:tcPr>
+            <w:tcW w:w="0" w:type="auto"/>
+            <w:vAlign w:val="center"/>
+            <w:hideMark/>
+          </w:tcPr>
+          <w:p>
+            <w:pPr>
+              <w:spacing w:after="0" w:line="240" w:lineRule="auto"/>
+              <w:rPr>
+                <w:rFonts w:ascii="Times New Roman" w:eastAsia="Times New Roman" w:hAnsi="Times New Roman" w:cs="Times New Roman"/>
+                <w:kern w:val="0"/>
+                <w14:ligatures w14:val="none"/>
+              </w:rPr>
+            </w:pPr>
+            <w:r>
+              <w:rPr>
+                <w:rFonts w:ascii="Times New Roman" w:eastAsia="Times New Roman" w:hAnsi="Times New Roman" w:cs="Times New Roman"/>
+                <w:kern w:val="0"/>
+                <w14:ligatures w14:val="none"/>
+              </w:rPr>
+              <w:t>Non-Functional Requirements</w:t>
+            </w:r>
+          </w:p>
+        </w:tc>
+        <w:tc>
+          <w:tcPr>
+            <w:tcW w:w="0" w:type="auto"/>
+            <w:vAlign w:val="center"/>
+            <w:hideMark/>
+          </w:tcPr>
+          <w:p>
+            <w:pPr>
+              <w:spacing w:after="0" w:line="240" w:lineRule="auto"/>
+              <w:rPr>
+                <w:rFonts w:ascii="Times New Roman" w:eastAsia="Times New Roman" w:hAnsi="Times New Roman" w:cs="Times New Roman"/>
+                <w:kern w:val="0"/>
+                <w14:ligatures w14:val="none"/>
+              </w:rPr>
+            </w:pPr>
+            <w:r>
+              <w:rPr>
+                <w:rFonts w:ascii="Times New Roman" w:eastAsia="Times New Roman" w:hAnsi="Times New Roman" w:cs="Times New Roman"/>
+                <w:kern w:val="0"/>
+                <w14:ligatures w14:val="none"/>
+              </w:rPr>
+              <w:t>Scalability</w:t>
+            </w:r>
+          </w:p>
+        </w:tc>
+        <w:tc>
+          <w:tcPr>
+            <w:tcW w:w="0" w:type="auto"/>
+            <w:vAlign w:val="center"/>
+            <w:hideMark/>
+          </w:tcPr>
+          <w:p>
+            <w:pPr>
+              <w:spacing w:after="0" w:line="240" w:lineRule="auto"/>
+              <w:rPr>
+                <w:rFonts w:ascii="Times New Roman" w:eastAsia="Times New Roman" w:hAnsi="Times New Roman" w:cs="Times New Roman"/>
+                <w:kern w:val="0"/>
+                <w14:ligatures w14:val="none"/>
+              </w:rPr>
+            </w:pPr>
+            <w:r>
+              <w:rPr>
+                <w:rFonts w:ascii="Times New Roman" w:eastAsia="Times New Roman" w:hAnsi="Times New Roman" w:cs="Times New Roman"/>
+                <w:kern w:val="0"/>
+                <w14:ligatures w14:val="none"/>
+              </w:rPr>
+              <w:t>System should support many users</w:t>
+            </w:r>
+          </w:p>
+        </w:tc>
+      </w:tr>
+      <w:tr>
+        <w:trPr>
+          <w:tblCellSpacing w:w="15" w:type="dxa"/>
+        </w:trPr>
+        <w:tc>
+          <w:tcPr>
+            <w:tcW w:w="0" w:type="auto"/>
+            <w:vAlign w:val="center"/>
+            <w:hideMark/>
+          </w:tcPr>
+          <w:p>
+            <w:pPr>
+              <w:spacing w:after="0" w:line="240" w:lineRule="auto"/>
+              <w:rPr>
+                <w:rFonts w:ascii="Times New Roman" w:eastAsia="Times New Roman" w:hAnsi="Times New Roman" w:cs="Times New Roman"/>
+                <w:kern w:val="0"/>
+                <w14:ligatures w14:val="none"/>
+              </w:rPr>
+            </w:pPr>
+            <w:r>
+              <w:rPr>
+                <w:rFonts w:ascii="Times New Roman" w:eastAsia="Times New Roman" w:hAnsi="Times New Roman" w:cs="Times New Roman"/>
+                <w:kern w:val="0"/>
+                <w14:ligatures w14:val="none"/>
+              </w:rPr>
+              <w:t>Non-Functional Requirements</w:t>
+            </w:r>
+          </w:p>
+        </w:tc>
+        <w:tc>
+          <w:tcPr>
+            <w:tcW w:w="0" w:type="auto"/>
+            <w:vAlign w:val="center"/>
+            <w:hideMark/>
+          </w:tcPr>
+          <w:p>
+            <w:pPr>
+              <w:spacing w:after="0" w:line="240" w:lineRule="auto"/>
+              <w:rPr>
+                <w:rFonts w:ascii="Times New Roman" w:eastAsia="Times New Roman" w:hAnsi="Times New Roman" w:cs="Times New Roman"/>
+                <w:kern w:val="0"/>
+                <w14:ligatures w14:val="none"/>
+              </w:rPr>
+            </w:pPr>
+            <w:r>
+              <w:rPr>
+                <w:rFonts w:ascii="Times New Roman" w:eastAsia="Times New Roman" w:hAnsi="Times New Roman" w:cs="Times New Roman"/>
+                <w:kern w:val="0"/>
+                <w14:ligatures w14:val="none"/>
+              </w:rPr>
+              <w:t>Reliability</w:t>
+            </w:r>
+          </w:p>
+        </w:tc>
+        <w:tc>
+          <w:tcPr>
+            <w:tcW w:w="0" w:type="auto"/>
+            <w:vAlign w:val="center"/>
+            <w:hideMark/>
+          </w:tcPr>
+          <w:p>
+            <w:pPr>
+              <w:spacing w:after="0" w:line="240" w:lineRule="auto"/>
+              <w:rPr>
+                <w:rFonts w:ascii="Times New Roman" w:eastAsia="Times New Roman" w:hAnsi="Times New Roman" w:cs="Times New Roman"/>
+                <w:kern w:val="0"/>
+                <w14:ligatures w14:val="none"/>
+              </w:rPr>
+            </w:pPr>
+            <w:r>
+              <w:rPr>
+                <w:rFonts w:ascii="Times New Roman" w:eastAsia="Times New Roman" w:hAnsi="Times New Roman" w:cs="Times New Roman"/>
+                <w:kern w:val="0"/>
+                <w14:ligatures w14:val="none"/>
+              </w:rPr>
+              <w:t>App should work without frequent failure</w:t>
+            </w:r>
+          </w:p>
+        </w:tc>
+      </w:tr>
+    </w:tbl>
+    <w:p>
+      <w:pPr>
+        <w:ind w:left="1440" w:hanging="720"/>
+        <w:rPr>
+          <w:b/>
+          <w:u w:val="single"/>
+        </w:rPr>
+      </w:pPr>
+    </w:p>
+    <w:p>
+      <w:pPr>
+        <w:ind w:left="1440" w:hanging="720"/>
+      </w:pPr>
+      <w:r>
+        <w:rPr>
+          <w:b/>
+          <w:u w:val="single"/>
+        </w:rPr>
+        <w:t xml:space="preserve"> </w:t>
+      </w:r>
+    </w:p>
+    <w:p>
+      <w:pPr>
+        <w:ind w:left="1440" w:hanging="720"/>
+        <w:rPr>
+          <w:b/>
+          <w:u w:val="single"/>
+        </w:rPr>
+      </w:pPr>
+      <w:r>
+        <w:t xml:space="preserve">2.2 </w:t>
+      </w:r>
+      <w:r>
+        <w:rPr>
+          <w:b/>
+          <w:u w:val="single"/>
+        </w:rPr>
+        <w:t>Research methodology</w:t>
+      </w:r>
+    </w:p>
+    <w:tbl>
+      <w:tblPr>
+        <w:tblW w:w="0" w:type="auto"/>
+        <w:tblCellSpacing w:w="15" w:type="dxa"/>
+        <w:tblCellMar>
+          <w:top w:w="15" w:type="dxa"/>
+          <w:left w:w="15" w:type="dxa"/>
+          <w:bottom w:w="15" w:type="dxa"/>
+          <w:right w:w="15" w:type="dxa"/>
+        </w:tblCellMar>
+        <w:tblLook w:val="04A0" w:firstRow="1" w:lastRow="0" w:firstColumn="1" w:lastColumn="0" w:noHBand="0" w:noVBand="1"/>
+      </w:tblPr>
+      <w:tblGrid>
+        <w:gridCol w:w="1946"/>
+        <w:gridCol w:w="1816"/>
+        <w:gridCol w:w="1812"/>
+        <w:gridCol w:w="1919"/>
+        <w:gridCol w:w="1867"/>
+      </w:tblGrid>
+      <w:tr>
+        <w:trPr>
+          <w:tblHeader/>
+          <w:tblCellSpacing w:w="15" w:type="dxa"/>
+        </w:trPr>
+        <w:tc>
+          <w:tcPr>
+            <w:tcW w:w="0" w:type="auto"/>
+            <w:vAlign w:val="center"/>
+            <w:hideMark/>
+          </w:tcPr>
+          <w:p>
+            <w:pPr>
+              <w:spacing w:after="0" w:line="240" w:lineRule="auto"/>
+              <w:jc w:val="center"/>
+              <w:rPr>
+                <w:rFonts w:ascii="Times New Roman" w:eastAsia="Times New Roman" w:hAnsi="Times New Roman" w:cs="Times New Roman"/>
+                <w:b/>
+                <w:bCs/>
+                <w:kern w:val="0"/>
+                <w14:ligatures w14:val="none"/>
+              </w:rPr>
+            </w:pPr>
+            <w:r>
+              <w:rPr>
+                <w:rFonts w:ascii="Times New Roman" w:eastAsia="Times New Roman" w:hAnsi="Times New Roman" w:cs="Times New Roman"/>
+                <w:b/>
+                <w:bCs/>
+                <w:kern w:val="0"/>
+                <w14:ligatures w14:val="none"/>
+              </w:rPr>
+              <w:t>Research Method</w:t>
+            </w:r>
+          </w:p>
+        </w:tc>
+        <w:tc>
+          <w:tcPr>
+            <w:tcW w:w="0" w:type="auto"/>
+            <w:vAlign w:val="center"/>
+            <w:hideMark/>
+          </w:tcPr>
+          <w:p>
+            <w:pPr>
+              <w:spacing w:after="0" w:line="240" w:lineRule="auto"/>
+              <w:jc w:val="center"/>
+              <w:rPr>
+                <w:rFonts w:ascii="Times New Roman" w:eastAsia="Times New Roman" w:hAnsi="Times New Roman" w:cs="Times New Roman"/>
+                <w:b/>
+                <w:bCs/>
+                <w:kern w:val="0"/>
+                <w14:ligatures w14:val="none"/>
+              </w:rPr>
+            </w:pPr>
+            <w:r>
+              <w:rPr>
+                <w:rFonts w:ascii="Times New Roman" w:eastAsia="Times New Roman" w:hAnsi="Times New Roman" w:cs="Times New Roman"/>
+                <w:b/>
+                <w:bCs/>
+                <w:kern w:val="0"/>
+                <w14:ligatures w14:val="none"/>
+              </w:rPr>
+              <w:t>Target Group</w:t>
+            </w:r>
+          </w:p>
+        </w:tc>
+        <w:tc>
+          <w:tcPr>
+            <w:tcW w:w="0" w:type="auto"/>
+            <w:vAlign w:val="center"/>
+            <w:hideMark/>
+          </w:tcPr>
+          <w:p>
+            <w:pPr>
+              <w:spacing w:after="0" w:line="240" w:lineRule="auto"/>
+              <w:jc w:val="center"/>
+              <w:rPr>
+                <w:rFonts w:ascii="Times New Roman" w:eastAsia="Times New Roman" w:hAnsi="Times New Roman" w:cs="Times New Roman"/>
+                <w:b/>
+                <w:bCs/>
+                <w:kern w:val="0"/>
+                <w14:ligatures w14:val="none"/>
+              </w:rPr>
+            </w:pPr>
+            <w:r>
+              <w:rPr>
+                <w:rFonts w:ascii="Times New Roman" w:eastAsia="Times New Roman" w:hAnsi="Times New Roman" w:cs="Times New Roman"/>
+                <w:b/>
+                <w:bCs/>
+                <w:kern w:val="0"/>
+                <w14:ligatures w14:val="none"/>
+              </w:rPr>
+              <w:t>Purpose</w:t>
+            </w:r>
+          </w:p>
+        </w:tc>
+        <w:tc>
+          <w:tcPr>
+            <w:tcW w:w="0" w:type="auto"/>
+            <w:vAlign w:val="center"/>
+            <w:hideMark/>
+          </w:tcPr>
+          <w:p>
+            <w:pPr>
+              <w:spacing w:after="0" w:line="240" w:lineRule="auto"/>
+              <w:jc w:val="center"/>
+              <w:rPr>
+                <w:rFonts w:ascii="Times New Roman" w:eastAsia="Times New Roman" w:hAnsi="Times New Roman" w:cs="Times New Roman"/>
+                <w:b/>
+                <w:bCs/>
+                <w:kern w:val="0"/>
+                <w14:ligatures w14:val="none"/>
+              </w:rPr>
+            </w:pPr>
+            <w:r>
+              <w:rPr>
+                <w:rFonts w:ascii="Times New Roman" w:eastAsia="Times New Roman" w:hAnsi="Times New Roman" w:cs="Times New Roman"/>
+                <w:b/>
+                <w:bCs/>
+                <w:kern w:val="0"/>
+                <w14:ligatures w14:val="none"/>
+              </w:rPr>
+              <w:t>Data to Collect</w:t>
+            </w:r>
+          </w:p>
+        </w:tc>
+        <w:tc>
+          <w:tcPr>
+            <w:tcW w:w="0" w:type="auto"/>
+            <w:vAlign w:val="center"/>
+            <w:hideMark/>
+          </w:tcPr>
+          <w:p>
+            <w:pPr>
+              <w:spacing w:after="0" w:line="240" w:lineRule="auto"/>
+              <w:jc w:val="center"/>
+              <w:rPr>
+                <w:rFonts w:ascii="Times New Roman" w:eastAsia="Times New Roman" w:hAnsi="Times New Roman" w:cs="Times New Roman"/>
+                <w:b/>
+                <w:bCs/>
+                <w:kern w:val="0"/>
+                <w14:ligatures w14:val="none"/>
+              </w:rPr>
+            </w:pPr>
+            <w:r>
+              <w:rPr>
+                <w:rFonts w:ascii="Times New Roman" w:eastAsia="Times New Roman" w:hAnsi="Times New Roman" w:cs="Times New Roman"/>
+                <w:b/>
+                <w:bCs/>
+                <w:kern w:val="0"/>
+                <w14:ligatures w14:val="none"/>
+              </w:rPr>
+              <w:t>Expected Outcome</w:t>
+            </w:r>
+          </w:p>
+        </w:tc>
+      </w:tr>
+      <w:tr>
+        <w:trPr>
+          <w:tblCellSpacing w:w="15" w:type="dxa"/>
+        </w:trPr>
+        <w:tc>
+          <w:tcPr>
+            <w:tcW w:w="0" w:type="auto"/>
+            <w:vAlign w:val="center"/>
+            <w:hideMark/>
+          </w:tcPr>
+          <w:p>
+            <w:pPr>
+              <w:spacing w:after="0" w:line="240" w:lineRule="auto"/>
+              <w:rPr>
+                <w:rFonts w:ascii="Times New Roman" w:eastAsia="Times New Roman" w:hAnsi="Times New Roman" w:cs="Times New Roman"/>
+                <w:kern w:val="0"/>
+                <w14:ligatures w14:val="none"/>
+              </w:rPr>
+            </w:pPr>
+            <w:r>
+              <w:rPr>
+                <w:rFonts w:ascii="Times New Roman" w:eastAsia="Times New Roman" w:hAnsi="Times New Roman" w:cs="Times New Roman"/>
+                <w:b/>
+                <w:bCs/>
+                <w:kern w:val="0"/>
+                <w14:ligatures w14:val="none"/>
+              </w:rPr>
+              <w:t>Interviews</w:t>
+            </w:r>
+          </w:p>
+        </w:tc>
+        <w:tc>
+          <w:tcPr>
+            <w:tcW w:w="0" w:type="auto"/>
+            <w:vAlign w:val="center"/>
+            <w:hideMark/>
+          </w:tcPr>
+          <w:p>
+            <w:pPr>
+              <w:spacing w:after="0" w:line="240" w:lineRule="auto"/>
+              <w:rPr>
+                <w:rFonts w:ascii="Times New Roman" w:eastAsia="Times New Roman" w:hAnsi="Times New Roman" w:cs="Times New Roman"/>
+                <w:kern w:val="0"/>
+                <w14:ligatures w14:val="none"/>
+              </w:rPr>
+            </w:pPr>
+            <w:r>
+              <w:rPr>
+                <w:rFonts w:ascii="Times New Roman" w:eastAsia="Times New Roman" w:hAnsi="Times New Roman" w:cs="Times New Roman"/>
+                <w:kern w:val="0"/>
+                <w14:ligatures w14:val="none"/>
+              </w:rPr>
+              <w:t>School Management (Principal, Admin)</w:t>
+            </w:r>
+          </w:p>
+        </w:tc>
+        <w:tc>
+          <w:tcPr>
+            <w:tcW w:w="0" w:type="auto"/>
+            <w:vAlign w:val="center"/>
+            <w:hideMark/>
+          </w:tcPr>
+          <w:p>
+            <w:pPr>
+              <w:spacing w:after="0" w:line="240" w:lineRule="auto"/>
+              <w:rPr>
+                <w:rFonts w:ascii="Times New Roman" w:eastAsia="Times New Roman" w:hAnsi="Times New Roman" w:cs="Times New Roman"/>
+                <w:kern w:val="0"/>
+                <w14:ligatures w14:val="none"/>
+              </w:rPr>
+            </w:pPr>
+            <w:r>
+              <w:rPr>
+                <w:rFonts w:ascii="Times New Roman" w:eastAsia="Times New Roman" w:hAnsi="Times New Roman" w:cs="Times New Roman"/>
+                <w:kern w:val="0"/>
+                <w14:ligatures w14:val="none"/>
+              </w:rPr>
+              <w:t>Understand goals and priorities of the system</w:t>
+            </w:r>
+          </w:p>
+        </w:tc>
+        <w:tc>
+          <w:tcPr>
+            <w:tcW w:w="0" w:type="auto"/>
+            <w:vAlign w:val="center"/>
+            <w:hideMark/>
+          </w:tcPr>
+          <w:p>
+            <w:pPr>
+              <w:spacing w:after="0" w:line="240" w:lineRule="auto"/>
+              <w:rPr>
+                <w:rFonts w:ascii="Times New Roman" w:eastAsia="Times New Roman" w:hAnsi="Times New Roman" w:cs="Times New Roman"/>
+                <w:kern w:val="0"/>
+                <w14:ligatures w14:val="none"/>
+              </w:rPr>
+            </w:pPr>
+            <w:r>
+              <w:rPr>
+                <w:rFonts w:ascii="Times New Roman" w:eastAsia="Times New Roman" w:hAnsi="Times New Roman" w:cs="Times New Roman"/>
+                <w:kern w:val="0"/>
+                <w14:ligatures w14:val="none"/>
+              </w:rPr>
+              <w:t>Required features, budget, expectations</w:t>
+            </w:r>
+          </w:p>
+        </w:tc>
+        <w:tc>
+          <w:tcPr>
+            <w:tcW w:w="0" w:type="auto"/>
+            <w:vAlign w:val="center"/>
+            <w:hideMark/>
+          </w:tcPr>
+          <w:p>
+            <w:pPr>
+              <w:spacing w:after="0" w:line="240" w:lineRule="auto"/>
+              <w:rPr>
+                <w:rFonts w:ascii="Times New Roman" w:eastAsia="Times New Roman" w:hAnsi="Times New Roman" w:cs="Times New Roman"/>
+                <w:kern w:val="0"/>
+                <w14:ligatures w14:val="none"/>
+              </w:rPr>
+            </w:pPr>
+            <w:r>
+              <w:rPr>
+                <w:rFonts w:ascii="Times New Roman" w:eastAsia="Times New Roman" w:hAnsi="Times New Roman" w:cs="Times New Roman"/>
+                <w:kern w:val="0"/>
+                <w14:ligatures w14:val="none"/>
+              </w:rPr>
+              <w:t>Clear project objectives and priorities</w:t>
+            </w:r>
+          </w:p>
+        </w:tc>
+      </w:tr>
+      <w:tr>
+        <w:trPr>
+          <w:tblCellSpacing w:w="15" w:type="dxa"/>
+        </w:trPr>
+        <w:tc>
+          <w:tcPr>
+            <w:tcW w:w="0" w:type="auto"/>
+            <w:vAlign w:val="center"/>
+            <w:hideMark/>
+          </w:tcPr>
+          <w:p>
+            <w:pPr>
+              <w:spacing w:after="0" w:line="240" w:lineRule="auto"/>
+              <w:rPr>
+                <w:rFonts w:ascii="Times New Roman" w:eastAsia="Times New Roman" w:hAnsi="Times New Roman" w:cs="Times New Roman"/>
+                <w:kern w:val="0"/>
+                <w14:ligatures w14:val="none"/>
+              </w:rPr>
+            </w:pPr>
+            <w:r>
+              <w:rPr>
+                <w:rFonts w:ascii="Times New Roman" w:eastAsia="Times New Roman" w:hAnsi="Times New Roman" w:cs="Times New Roman"/>
+                <w:b/>
+                <w:bCs/>
+                <w:kern w:val="0"/>
+                <w14:ligatures w14:val="none"/>
+              </w:rPr>
+              <w:t>Surveys (Questionnaires)</w:t>
+            </w:r>
+          </w:p>
+        </w:tc>
+        <w:tc>
+          <w:tcPr>
+            <w:tcW w:w="0" w:type="auto"/>
+            <w:vAlign w:val="center"/>
+            <w:hideMark/>
+          </w:tcPr>
+          <w:p>
+            <w:pPr>
+              <w:spacing w:after="0" w:line="240" w:lineRule="auto"/>
+              <w:rPr>
+                <w:rFonts w:ascii="Times New Roman" w:eastAsia="Times New Roman" w:hAnsi="Times New Roman" w:cs="Times New Roman"/>
+                <w:kern w:val="0"/>
+                <w14:ligatures w14:val="none"/>
+              </w:rPr>
+            </w:pPr>
+            <w:r>
+              <w:rPr>
+                <w:rFonts w:ascii="Times New Roman" w:eastAsia="Times New Roman" w:hAnsi="Times New Roman" w:cs="Times New Roman"/>
+                <w:kern w:val="0"/>
+                <w14:ligatures w14:val="none"/>
+              </w:rPr>
+              <w:t>Students &amp; Parents</w:t>
+            </w:r>
+          </w:p>
+        </w:tc>
+        <w:tc>
+          <w:tcPr>
+            <w:tcW w:w="0" w:type="auto"/>
+            <w:vAlign w:val="center"/>
+            <w:hideMark/>
+          </w:tcPr>
+          <w:p>
+            <w:pPr>
+              <w:spacing w:after="0" w:line="240" w:lineRule="auto"/>
+              <w:rPr>
+                <w:rFonts w:ascii="Times New Roman" w:eastAsia="Times New Roman" w:hAnsi="Times New Roman" w:cs="Times New Roman"/>
+                <w:kern w:val="0"/>
+                <w14:ligatures w14:val="none"/>
+              </w:rPr>
+            </w:pPr>
+            <w:r>
+              <w:rPr>
+                <w:rFonts w:ascii="Times New Roman" w:eastAsia="Times New Roman" w:hAnsi="Times New Roman" w:cs="Times New Roman"/>
+                <w:kern w:val="0"/>
+                <w14:ligatures w14:val="none"/>
+              </w:rPr>
+              <w:t>Collect opinions from many users quickly</w:t>
+            </w:r>
+          </w:p>
+        </w:tc>
+        <w:tc>
+          <w:tcPr>
+            <w:tcW w:w="0" w:type="auto"/>
+            <w:vAlign w:val="center"/>
+            <w:hideMark/>
+          </w:tcPr>
+          <w:p>
+            <w:pPr>
+              <w:spacing w:after="0" w:line="240" w:lineRule="auto"/>
+              <w:rPr>
+                <w:rFonts w:ascii="Times New Roman" w:eastAsia="Times New Roman" w:hAnsi="Times New Roman" w:cs="Times New Roman"/>
+                <w:kern w:val="0"/>
+                <w14:ligatures w14:val="none"/>
+              </w:rPr>
+            </w:pPr>
+            <w:r>
+              <w:rPr>
+                <w:rFonts w:ascii="Times New Roman" w:eastAsia="Times New Roman" w:hAnsi="Times New Roman" w:cs="Times New Roman"/>
+                <w:kern w:val="0"/>
+                <w14:ligatures w14:val="none"/>
+              </w:rPr>
+              <w:t>Preferred features, usability needs, challenges</w:t>
+            </w:r>
+          </w:p>
+        </w:tc>
+        <w:tc>
+          <w:tcPr>
+            <w:tcW w:w="0" w:type="auto"/>
+            <w:vAlign w:val="center"/>
+            <w:hideMark/>
+          </w:tcPr>
+          <w:p>
+            <w:pPr>
+              <w:spacing w:after="0" w:line="240" w:lineRule="auto"/>
+              <w:rPr>
+                <w:rFonts w:ascii="Times New Roman" w:eastAsia="Times New Roman" w:hAnsi="Times New Roman" w:cs="Times New Roman"/>
+                <w:kern w:val="0"/>
+                <w14:ligatures w14:val="none"/>
+              </w:rPr>
+            </w:pPr>
+            <w:r>
+              <w:rPr>
+                <w:rFonts w:ascii="Times New Roman" w:eastAsia="Times New Roman" w:hAnsi="Times New Roman" w:cs="Times New Roman"/>
+                <w:kern w:val="0"/>
+                <w14:ligatures w14:val="none"/>
+              </w:rPr>
+              <w:t>Identify most needed features (e.g., fee payment, results access)</w:t>
+            </w:r>
+          </w:p>
+        </w:tc>
+      </w:tr>
+      <w:tr>
+        <w:trPr>
+          <w:tblCellSpacing w:w="15" w:type="dxa"/>
+        </w:trPr>
+        <w:tc>
+          <w:tcPr>
+            <w:tcW w:w="0" w:type="auto"/>
+            <w:vAlign w:val="center"/>
+            <w:hideMark/>
+          </w:tcPr>
+          <w:p>
+            <w:pPr>
+              <w:spacing w:after="0" w:line="240" w:lineRule="auto"/>
+              <w:rPr>
+                <w:rFonts w:ascii="Times New Roman" w:eastAsia="Times New Roman" w:hAnsi="Times New Roman" w:cs="Times New Roman"/>
+                <w:kern w:val="0"/>
+                <w14:ligatures w14:val="none"/>
+              </w:rPr>
+            </w:pPr>
+            <w:r>
+              <w:rPr>
+                <w:rFonts w:ascii="Times New Roman" w:eastAsia="Times New Roman" w:hAnsi="Times New Roman" w:cs="Times New Roman"/>
+                <w:b/>
+                <w:bCs/>
+                <w:kern w:val="0"/>
+                <w14:ligatures w14:val="none"/>
+              </w:rPr>
+              <w:t>Focus Groups</w:t>
+            </w:r>
+          </w:p>
+        </w:tc>
+        <w:tc>
+          <w:tcPr>
+            <w:tcW w:w="0" w:type="auto"/>
+            <w:vAlign w:val="center"/>
+            <w:hideMark/>
+          </w:tcPr>
+          <w:p>
+            <w:pPr>
+              <w:spacing w:after="0" w:line="240" w:lineRule="auto"/>
+              <w:rPr>
+                <w:rFonts w:ascii="Times New Roman" w:eastAsia="Times New Roman" w:hAnsi="Times New Roman" w:cs="Times New Roman"/>
+                <w:kern w:val="0"/>
+                <w14:ligatures w14:val="none"/>
+              </w:rPr>
+            </w:pPr>
+            <w:r>
+              <w:rPr>
+                <w:rFonts w:ascii="Times New Roman" w:eastAsia="Times New Roman" w:hAnsi="Times New Roman" w:cs="Times New Roman"/>
+                <w:kern w:val="0"/>
+                <w14:ligatures w14:val="none"/>
+              </w:rPr>
+              <w:t>Teachers &amp; Staff</w:t>
+            </w:r>
+          </w:p>
+        </w:tc>
+        <w:tc>
+          <w:tcPr>
+            <w:tcW w:w="0" w:type="auto"/>
+            <w:vAlign w:val="center"/>
+            <w:hideMark/>
+          </w:tcPr>
+          <w:p>
+            <w:pPr>
+              <w:spacing w:after="0" w:line="240" w:lineRule="auto"/>
+              <w:rPr>
+                <w:rFonts w:ascii="Times New Roman" w:eastAsia="Times New Roman" w:hAnsi="Times New Roman" w:cs="Times New Roman"/>
+                <w:kern w:val="0"/>
+                <w14:ligatures w14:val="none"/>
+              </w:rPr>
+            </w:pPr>
+            <w:r>
+              <w:rPr>
+                <w:rFonts w:ascii="Times New Roman" w:eastAsia="Times New Roman" w:hAnsi="Times New Roman" w:cs="Times New Roman"/>
+                <w:kern w:val="0"/>
+                <w14:ligatures w14:val="none"/>
+              </w:rPr>
+              <w:t>Discuss ideas and challenges in groups</w:t>
+            </w:r>
+          </w:p>
+        </w:tc>
+        <w:tc>
+          <w:tcPr>
+            <w:tcW w:w="0" w:type="auto"/>
+            <w:vAlign w:val="center"/>
+            <w:hideMark/>
+          </w:tcPr>
+          <w:p>
+            <w:pPr>
+              <w:spacing w:after="0" w:line="240" w:lineRule="auto"/>
+              <w:rPr>
+                <w:rFonts w:ascii="Times New Roman" w:eastAsia="Times New Roman" w:hAnsi="Times New Roman" w:cs="Times New Roman"/>
+                <w:kern w:val="0"/>
+                <w14:ligatures w14:val="none"/>
+              </w:rPr>
+            </w:pPr>
+            <w:r>
+              <w:rPr>
+                <w:rFonts w:ascii="Times New Roman" w:eastAsia="Times New Roman" w:hAnsi="Times New Roman" w:cs="Times New Roman"/>
+                <w:kern w:val="0"/>
+                <w14:ligatures w14:val="none"/>
+              </w:rPr>
+              <w:t>Communication issues, reporting needs</w:t>
+            </w:r>
+          </w:p>
+        </w:tc>
+        <w:tc>
+          <w:tcPr>
+            <w:tcW w:w="0" w:type="auto"/>
+            <w:vAlign w:val="center"/>
+            <w:hideMark/>
+          </w:tcPr>
+          <w:p>
+            <w:pPr>
+              <w:spacing w:after="0" w:line="240" w:lineRule="auto"/>
+              <w:rPr>
+                <w:rFonts w:ascii="Times New Roman" w:eastAsia="Times New Roman" w:hAnsi="Times New Roman" w:cs="Times New Roman"/>
+                <w:kern w:val="0"/>
+                <w14:ligatures w14:val="none"/>
+              </w:rPr>
+            </w:pPr>
+            <w:r>
+              <w:rPr>
+                <w:rFonts w:ascii="Times New Roman" w:eastAsia="Times New Roman" w:hAnsi="Times New Roman" w:cs="Times New Roman"/>
+                <w:kern w:val="0"/>
+                <w14:ligatures w14:val="none"/>
+              </w:rPr>
+              <w:t>Better understanding of internal system requirements</w:t>
+            </w:r>
+          </w:p>
+        </w:tc>
+      </w:tr>
+      <w:tr>
+        <w:trPr>
+          <w:tblCellSpacing w:w="15" w:type="dxa"/>
+        </w:trPr>
+        <w:tc>
+          <w:tcPr>
+            <w:tcW w:w="0" w:type="auto"/>
+            <w:vAlign w:val="center"/>
+            <w:hideMark/>
+          </w:tcPr>
+          <w:p>
+            <w:pPr>
+              <w:spacing w:after="0" w:line="240" w:lineRule="auto"/>
+              <w:rPr>
+                <w:rFonts w:ascii="Times New Roman" w:eastAsia="Times New Roman" w:hAnsi="Times New Roman" w:cs="Times New Roman"/>
+                <w:kern w:val="0"/>
+                <w14:ligatures w14:val="none"/>
+              </w:rPr>
+            </w:pPr>
+            <w:r>
+              <w:rPr>
+                <w:rFonts w:ascii="Times New Roman" w:eastAsia="Times New Roman" w:hAnsi="Times New Roman" w:cs="Times New Roman"/>
+                <w:b/>
+                <w:bCs/>
+                <w:kern w:val="0"/>
+                <w14:ligatures w14:val="none"/>
+              </w:rPr>
+              <w:t>Observation</w:t>
+            </w:r>
+          </w:p>
+        </w:tc>
+        <w:tc>
+          <w:tcPr>
+            <w:tcW w:w="0" w:type="auto"/>
+            <w:vAlign w:val="center"/>
+            <w:hideMark/>
+          </w:tcPr>
+          <w:p>
+            <w:pPr>
+              <w:spacing w:after="0" w:line="240" w:lineRule="auto"/>
+              <w:rPr>
+                <w:rFonts w:ascii="Times New Roman" w:eastAsia="Times New Roman" w:hAnsi="Times New Roman" w:cs="Times New Roman"/>
+                <w:kern w:val="0"/>
+                <w14:ligatures w14:val="none"/>
+              </w:rPr>
+            </w:pPr>
+            <w:r>
+              <w:rPr>
+                <w:rFonts w:ascii="Times New Roman" w:eastAsia="Times New Roman" w:hAnsi="Times New Roman" w:cs="Times New Roman"/>
+                <w:kern w:val="0"/>
+                <w14:ligatures w14:val="none"/>
+              </w:rPr>
+              <w:t>School Environment</w:t>
+            </w:r>
+          </w:p>
+        </w:tc>
+        <w:tc>
+          <w:tcPr>
+            <w:tcW w:w="0" w:type="auto"/>
+            <w:vAlign w:val="center"/>
+            <w:hideMark/>
+          </w:tcPr>
+          <w:p>
+            <w:pPr>
+              <w:spacing w:after="0" w:line="240" w:lineRule="auto"/>
+              <w:rPr>
+                <w:rFonts w:ascii="Times New Roman" w:eastAsia="Times New Roman" w:hAnsi="Times New Roman" w:cs="Times New Roman"/>
+                <w:kern w:val="0"/>
+                <w14:ligatures w14:val="none"/>
+              </w:rPr>
+            </w:pPr>
+            <w:r>
+              <w:rPr>
+                <w:rFonts w:ascii="Times New Roman" w:eastAsia="Times New Roman" w:hAnsi="Times New Roman" w:cs="Times New Roman"/>
+                <w:kern w:val="0"/>
+                <w14:ligatures w14:val="none"/>
+              </w:rPr>
+              <w:t>Study how current communication works</w:t>
+            </w:r>
+          </w:p>
+        </w:tc>
+        <w:tc>
+          <w:tcPr>
+            <w:tcW w:w="0" w:type="auto"/>
+            <w:vAlign w:val="center"/>
+            <w:hideMark/>
+          </w:tcPr>
+          <w:p>
+            <w:pPr>
+              <w:spacing w:after="0" w:line="240" w:lineRule="auto"/>
+              <w:rPr>
+                <w:rFonts w:ascii="Times New Roman" w:eastAsia="Times New Roman" w:hAnsi="Times New Roman" w:cs="Times New Roman"/>
+                <w:kern w:val="0"/>
+                <w14:ligatures w14:val="none"/>
+              </w:rPr>
+            </w:pPr>
+            <w:r>
+              <w:rPr>
+                <w:rFonts w:ascii="Times New Roman" w:eastAsia="Times New Roman" w:hAnsi="Times New Roman" w:cs="Times New Roman"/>
+                <w:kern w:val="0"/>
+                <w14:ligatures w14:val="none"/>
+              </w:rPr>
+              <w:t>Current processes (fee payment, announcements)</w:t>
+            </w:r>
+          </w:p>
+        </w:tc>
+        <w:tc>
+          <w:tcPr>
+            <w:tcW w:w="0" w:type="auto"/>
+            <w:vAlign w:val="center"/>
+            <w:hideMark/>
+          </w:tcPr>
+          <w:p>
+            <w:pPr>
+              <w:spacing w:after="0" w:line="240" w:lineRule="auto"/>
+              <w:rPr>
+                <w:rFonts w:ascii="Times New Roman" w:eastAsia="Times New Roman" w:hAnsi="Times New Roman" w:cs="Times New Roman"/>
+                <w:kern w:val="0"/>
+                <w14:ligatures w14:val="none"/>
+              </w:rPr>
+            </w:pPr>
+            <w:r>
+              <w:rPr>
+                <w:rFonts w:ascii="Times New Roman" w:eastAsia="Times New Roman" w:hAnsi="Times New Roman" w:cs="Times New Roman"/>
+                <w:kern w:val="0"/>
+                <w14:ligatures w14:val="none"/>
+              </w:rPr>
+              <w:t>Identify weaknesses in existing system</w:t>
+            </w:r>
+          </w:p>
+        </w:tc>
+      </w:tr>
+      <w:tr>
+        <w:trPr>
+          <w:tblCellSpacing w:w="15" w:type="dxa"/>
+        </w:trPr>
+        <w:tc>
+          <w:tcPr>
+            <w:tcW w:w="0" w:type="auto"/>
+            <w:vAlign w:val="center"/>
+            <w:hideMark/>
+          </w:tcPr>
+          <w:p>
+            <w:pPr>
+              <w:spacing w:after="0" w:line="240" w:lineRule="auto"/>
+              <w:rPr>
+                <w:rFonts w:ascii="Times New Roman" w:eastAsia="Times New Roman" w:hAnsi="Times New Roman" w:cs="Times New Roman"/>
+                <w:kern w:val="0"/>
+                <w14:ligatures w14:val="none"/>
+              </w:rPr>
+            </w:pPr>
+            <w:r>
+              <w:rPr>
+                <w:rFonts w:ascii="Times New Roman" w:eastAsia="Times New Roman" w:hAnsi="Times New Roman" w:cs="Times New Roman"/>
+                <w:b/>
+                <w:bCs/>
+                <w:kern w:val="0"/>
+                <w14:ligatures w14:val="none"/>
+              </w:rPr>
+              <w:t>Document Analysis</w:t>
+            </w:r>
+          </w:p>
+        </w:tc>
+        <w:tc>
+          <w:tcPr>
+            <w:tcW w:w="0" w:type="auto"/>
+            <w:vAlign w:val="center"/>
+            <w:hideMark/>
+          </w:tcPr>
+          <w:p>
+            <w:pPr>
+              <w:spacing w:after="0" w:line="240" w:lineRule="auto"/>
+              <w:rPr>
+                <w:rFonts w:ascii="Times New Roman" w:eastAsia="Times New Roman" w:hAnsi="Times New Roman" w:cs="Times New Roman"/>
+                <w:kern w:val="0"/>
+                <w14:ligatures w14:val="none"/>
+              </w:rPr>
+            </w:pPr>
+            <w:r>
+              <w:rPr>
+                <w:rFonts w:ascii="Times New Roman" w:eastAsia="Times New Roman" w:hAnsi="Times New Roman" w:cs="Times New Roman"/>
+                <w:kern w:val="0"/>
+                <w14:ligatures w14:val="none"/>
+              </w:rPr>
+              <w:t>School Records</w:t>
+            </w:r>
+          </w:p>
+        </w:tc>
+        <w:tc>
+          <w:tcPr>
+            <w:tcW w:w="0" w:type="auto"/>
+            <w:vAlign w:val="center"/>
+            <w:hideMark/>
+          </w:tcPr>
+          <w:p>
+            <w:pPr>
+              <w:spacing w:after="0" w:line="240" w:lineRule="auto"/>
+              <w:rPr>
+                <w:rFonts w:ascii="Times New Roman" w:eastAsia="Times New Roman" w:hAnsi="Times New Roman" w:cs="Times New Roman"/>
+                <w:kern w:val="0"/>
+                <w14:ligatures w14:val="none"/>
+              </w:rPr>
+            </w:pPr>
+            <w:r>
+              <w:rPr>
+                <w:rFonts w:ascii="Times New Roman" w:eastAsia="Times New Roman" w:hAnsi="Times New Roman" w:cs="Times New Roman"/>
+                <w:kern w:val="0"/>
+                <w14:ligatures w14:val="none"/>
+              </w:rPr>
+              <w:t>Review existing data and documents</w:t>
+            </w:r>
+          </w:p>
+        </w:tc>
+        <w:tc>
+          <w:tcPr>
+            <w:tcW w:w="0" w:type="auto"/>
+            <w:vAlign w:val="center"/>
+            <w:hideMark/>
+          </w:tcPr>
+          <w:p>
+            <w:pPr>
+              <w:spacing w:after="0" w:line="240" w:lineRule="auto"/>
+              <w:rPr>
+                <w:rFonts w:ascii="Times New Roman" w:eastAsia="Times New Roman" w:hAnsi="Times New Roman" w:cs="Times New Roman"/>
+                <w:kern w:val="0"/>
+                <w14:ligatures w14:val="none"/>
+              </w:rPr>
+            </w:pPr>
+            <w:r>
+              <w:rPr>
+                <w:rFonts w:ascii="Times New Roman" w:eastAsia="Times New Roman" w:hAnsi="Times New Roman" w:cs="Times New Roman"/>
+                <w:kern w:val="0"/>
+                <w14:ligatures w14:val="none"/>
+              </w:rPr>
+              <w:t>Reports, fee structures, student records</w:t>
+            </w:r>
+          </w:p>
+        </w:tc>
+        <w:tc>
+          <w:tcPr>
+            <w:tcW w:w="0" w:type="auto"/>
+            <w:vAlign w:val="center"/>
+            <w:hideMark/>
+          </w:tcPr>
+          <w:p>
+            <w:pPr>
+              <w:spacing w:after="0" w:line="240" w:lineRule="auto"/>
+              <w:rPr>
+                <w:rFonts w:ascii="Times New Roman" w:eastAsia="Times New Roman" w:hAnsi="Times New Roman" w:cs="Times New Roman"/>
+                <w:kern w:val="0"/>
+                <w14:ligatures w14:val="none"/>
+              </w:rPr>
+            </w:pPr>
+            <w:r>
+              <w:rPr>
+                <w:rFonts w:ascii="Times New Roman" w:eastAsia="Times New Roman" w:hAnsi="Times New Roman" w:cs="Times New Roman"/>
+                <w:kern w:val="0"/>
+                <w14:ligatures w14:val="none"/>
+              </w:rPr>
+              <w:t>Understand system data requirements</w:t>
+            </w:r>
+          </w:p>
+        </w:tc>
+      </w:tr>
+      <w:tr>
+        <w:trPr>
+          <w:tblCellSpacing w:w="15" w:type="dxa"/>
+        </w:trPr>
+        <w:tc>
+          <w:tcPr>
+            <w:tcW w:w="0" w:type="auto"/>
+            <w:vAlign w:val="center"/>
+            <w:hideMark/>
+          </w:tcPr>
+          <w:p>
+            <w:pPr>
+              <w:spacing w:after="0" w:line="240" w:lineRule="auto"/>
+              <w:rPr>
+                <w:rFonts w:ascii="Times New Roman" w:eastAsia="Times New Roman" w:hAnsi="Times New Roman" w:cs="Times New Roman"/>
+                <w:kern w:val="0"/>
+                <w14:ligatures w14:val="none"/>
+              </w:rPr>
+            </w:pPr>
+            <w:r>
+              <w:rPr>
+                <w:rFonts w:ascii="Times New Roman" w:eastAsia="Times New Roman" w:hAnsi="Times New Roman" w:cs="Times New Roman"/>
+                <w:b/>
+                <w:bCs/>
+                <w:kern w:val="0"/>
+                <w14:ligatures w14:val="none"/>
+              </w:rPr>
+              <w:t>Benchmarking (Market Research)</w:t>
+            </w:r>
+          </w:p>
+        </w:tc>
+        <w:tc>
+          <w:tcPr>
+            <w:tcW w:w="0" w:type="auto"/>
+            <w:vAlign w:val="center"/>
+            <w:hideMark/>
+          </w:tcPr>
+          <w:p>
+            <w:pPr>
+              <w:spacing w:after="0" w:line="240" w:lineRule="auto"/>
+              <w:rPr>
+                <w:rFonts w:ascii="Times New Roman" w:eastAsia="Times New Roman" w:hAnsi="Times New Roman" w:cs="Times New Roman"/>
+                <w:kern w:val="0"/>
+                <w14:ligatures w14:val="none"/>
+              </w:rPr>
+            </w:pPr>
+            <w:r>
+              <w:rPr>
+                <w:rFonts w:ascii="Times New Roman" w:eastAsia="Times New Roman" w:hAnsi="Times New Roman" w:cs="Times New Roman"/>
+                <w:kern w:val="0"/>
+                <w14:ligatures w14:val="none"/>
+              </w:rPr>
+              <w:t>Other School Websites</w:t>
+            </w:r>
+          </w:p>
+        </w:tc>
+        <w:tc>
+          <w:tcPr>
+            <w:tcW w:w="0" w:type="auto"/>
+            <w:vAlign w:val="center"/>
+            <w:hideMark/>
+          </w:tcPr>
+          <w:p>
+            <w:pPr>
+              <w:spacing w:after="0" w:line="240" w:lineRule="auto"/>
+              <w:rPr>
+                <w:rFonts w:ascii="Times New Roman" w:eastAsia="Times New Roman" w:hAnsi="Times New Roman" w:cs="Times New Roman"/>
+                <w:kern w:val="0"/>
+                <w14:ligatures w14:val="none"/>
+              </w:rPr>
+            </w:pPr>
+            <w:r>
+              <w:rPr>
+                <w:rFonts w:ascii="Times New Roman" w:eastAsia="Times New Roman" w:hAnsi="Times New Roman" w:cs="Times New Roman"/>
+                <w:kern w:val="0"/>
+                <w14:ligatures w14:val="none"/>
+              </w:rPr>
+              <w:t>Compare with similar systems</w:t>
+            </w:r>
+          </w:p>
+        </w:tc>
+        <w:tc>
+          <w:tcPr>
+            <w:tcW w:w="0" w:type="auto"/>
+            <w:vAlign w:val="center"/>
+            <w:hideMark/>
+          </w:tcPr>
+          <w:p>
+            <w:pPr>
+              <w:spacing w:after="0" w:line="240" w:lineRule="auto"/>
+              <w:rPr>
+                <w:rFonts w:ascii="Times New Roman" w:eastAsia="Times New Roman" w:hAnsi="Times New Roman" w:cs="Times New Roman"/>
+                <w:kern w:val="0"/>
+                <w14:ligatures w14:val="none"/>
+              </w:rPr>
+            </w:pPr>
+            <w:r>
+              <w:rPr>
+                <w:rFonts w:ascii="Times New Roman" w:eastAsia="Times New Roman" w:hAnsi="Times New Roman" w:cs="Times New Roman"/>
+                <w:kern w:val="0"/>
+                <w14:ligatures w14:val="none"/>
+              </w:rPr>
+              <w:t>Features like portals, dashboards, notifications</w:t>
+            </w:r>
+          </w:p>
+        </w:tc>
+        <w:tc>
+          <w:tcPr>
+            <w:tcW w:w="0" w:type="auto"/>
+            <w:vAlign w:val="center"/>
+            <w:hideMark/>
+          </w:tcPr>
+          <w:p>
+            <w:pPr>
+              <w:spacing w:after="0" w:line="240" w:lineRule="auto"/>
+              <w:rPr>
+                <w:rFonts w:ascii="Times New Roman" w:eastAsia="Times New Roman" w:hAnsi="Times New Roman" w:cs="Times New Roman"/>
+                <w:kern w:val="0"/>
+                <w14:ligatures w14:val="none"/>
+              </w:rPr>
+            </w:pPr>
+            <w:r>
+              <w:rPr>
+                <w:rFonts w:ascii="Times New Roman" w:eastAsia="Times New Roman" w:hAnsi="Times New Roman" w:cs="Times New Roman"/>
+                <w:kern w:val="0"/>
+                <w14:ligatures w14:val="none"/>
+              </w:rPr>
+              <w:t>Identify best practices and modern features</w:t>
+            </w:r>
+          </w:p>
+        </w:tc>
+      </w:tr>
+      <w:tr>
+        <w:trPr>
+          <w:tblCellSpacing w:w="15" w:type="dxa"/>
+        </w:trPr>
+        <w:tc>
+          <w:tcPr>
+            <w:tcW w:w="0" w:type="auto"/>
+            <w:vAlign w:val="center"/>
+            <w:hideMark/>
+          </w:tcPr>
+          <w:p>
+            <w:pPr>
+              <w:spacing w:after="0" w:line="240" w:lineRule="auto"/>
+              <w:rPr>
+                <w:rFonts w:ascii="Times New Roman" w:eastAsia="Times New Roman" w:hAnsi="Times New Roman" w:cs="Times New Roman"/>
+                <w:kern w:val="0"/>
+                <w14:ligatures w14:val="none"/>
+              </w:rPr>
+            </w:pPr>
+            <w:r>
+              <w:rPr>
+                <w:rFonts w:ascii="Times New Roman" w:eastAsia="Times New Roman" w:hAnsi="Times New Roman" w:cs="Times New Roman"/>
+                <w:b/>
+                <w:bCs/>
+                <w:kern w:val="0"/>
+                <w14:ligatures w14:val="none"/>
+              </w:rPr>
+              <w:t>Workshops</w:t>
+            </w:r>
+          </w:p>
+        </w:tc>
+        <w:tc>
+          <w:tcPr>
+            <w:tcW w:w="0" w:type="auto"/>
+            <w:vAlign w:val="center"/>
+            <w:hideMark/>
+          </w:tcPr>
+          <w:p>
+            <w:pPr>
+              <w:spacing w:after="0" w:line="240" w:lineRule="auto"/>
+              <w:rPr>
+                <w:rFonts w:ascii="Times New Roman" w:eastAsia="Times New Roman" w:hAnsi="Times New Roman" w:cs="Times New Roman"/>
+                <w:kern w:val="0"/>
+                <w14:ligatures w14:val="none"/>
+              </w:rPr>
+            </w:pPr>
+            <w:r>
+              <w:rPr>
+                <w:rFonts w:ascii="Times New Roman" w:eastAsia="Times New Roman" w:hAnsi="Times New Roman" w:cs="Times New Roman"/>
+                <w:kern w:val="0"/>
+                <w14:ligatures w14:val="none"/>
+              </w:rPr>
+              <w:t>All Stakeholders</w:t>
+            </w:r>
+          </w:p>
+        </w:tc>
+        <w:tc>
+          <w:tcPr>
+            <w:tcW w:w="0" w:type="auto"/>
+            <w:vAlign w:val="center"/>
+            <w:hideMark/>
+          </w:tcPr>
+          <w:p>
+            <w:pPr>
+              <w:spacing w:after="0" w:line="240" w:lineRule="auto"/>
+              <w:rPr>
+                <w:rFonts w:ascii="Times New Roman" w:eastAsia="Times New Roman" w:hAnsi="Times New Roman" w:cs="Times New Roman"/>
+                <w:kern w:val="0"/>
+                <w14:ligatures w14:val="none"/>
+              </w:rPr>
+            </w:pPr>
+            <w:r>
+              <w:rPr>
+                <w:rFonts w:ascii="Times New Roman" w:eastAsia="Times New Roman" w:hAnsi="Times New Roman" w:cs="Times New Roman"/>
+                <w:kern w:val="0"/>
+                <w14:ligatures w14:val="none"/>
+              </w:rPr>
+              <w:t>Collaborate to define requirements</w:t>
+            </w:r>
+          </w:p>
+        </w:tc>
+        <w:tc>
+          <w:tcPr>
+            <w:tcW w:w="0" w:type="auto"/>
+            <w:vAlign w:val="center"/>
+            <w:hideMark/>
+          </w:tcPr>
+          <w:p>
+            <w:pPr>
+              <w:spacing w:after="0" w:line="240" w:lineRule="auto"/>
+              <w:rPr>
+                <w:rFonts w:ascii="Times New Roman" w:eastAsia="Times New Roman" w:hAnsi="Times New Roman" w:cs="Times New Roman"/>
+                <w:kern w:val="0"/>
+                <w14:ligatures w14:val="none"/>
+              </w:rPr>
+            </w:pPr>
+            <w:r>
+              <w:rPr>
+                <w:rFonts w:ascii="Times New Roman" w:eastAsia="Times New Roman" w:hAnsi="Times New Roman" w:cs="Times New Roman"/>
+                <w:kern w:val="0"/>
+                <w14:ligatures w14:val="none"/>
+              </w:rPr>
+              <w:t>Feature priorities, system design ideas</w:t>
+            </w:r>
+          </w:p>
+        </w:tc>
+        <w:tc>
+          <w:tcPr>
+            <w:tcW w:w="0" w:type="auto"/>
+            <w:vAlign w:val="center"/>
+            <w:hideMark/>
+          </w:tcPr>
+          <w:p>
+            <w:pPr>
+              <w:spacing w:after="0" w:line="240" w:lineRule="auto"/>
+              <w:rPr>
+                <w:rFonts w:ascii="Times New Roman" w:eastAsia="Times New Roman" w:hAnsi="Times New Roman" w:cs="Times New Roman"/>
+                <w:kern w:val="0"/>
+                <w14:ligatures w14:val="none"/>
+              </w:rPr>
+            </w:pPr>
+            <w:r>
+              <w:rPr>
+                <w:rFonts w:ascii="Times New Roman" w:eastAsia="Times New Roman" w:hAnsi="Times New Roman" w:cs="Times New Roman"/>
+                <w:kern w:val="0"/>
+                <w14:ligatures w14:val="none"/>
+              </w:rPr>
+              <w:t>Agreed list of system requirements</w:t>
+            </w:r>
+          </w:p>
+        </w:tc>
+      </w:tr>
+      <w:tr>
+        <w:trPr>
+          <w:tblCellSpacing w:w="15" w:type="dxa"/>
+        </w:trPr>
+        <w:tc>
+          <w:tcPr>
+            <w:tcW w:w="0" w:type="auto"/>
+            <w:vAlign w:val="center"/>
+            <w:hideMark/>
+          </w:tcPr>
+          <w:p>
+            <w:pPr>
+              <w:spacing w:after="0" w:line="240" w:lineRule="auto"/>
+              <w:rPr>
+                <w:rFonts w:ascii="Times New Roman" w:eastAsia="Times New Roman" w:hAnsi="Times New Roman" w:cs="Times New Roman"/>
+                <w:kern w:val="0"/>
+                <w14:ligatures w14:val="none"/>
+              </w:rPr>
+            </w:pPr>
+            <w:r>
+              <w:rPr>
+                <w:rFonts w:ascii="Times New Roman" w:eastAsia="Times New Roman" w:hAnsi="Times New Roman" w:cs="Times New Roman"/>
+                <w:b/>
+                <w:bCs/>
+                <w:kern w:val="0"/>
+                <w14:ligatures w14:val="none"/>
+              </w:rPr>
+              <w:t>Feedback Analysis</w:t>
+            </w:r>
+          </w:p>
+        </w:tc>
+        <w:tc>
+          <w:tcPr>
+            <w:tcW w:w="0" w:type="auto"/>
+            <w:vAlign w:val="center"/>
+            <w:hideMark/>
+          </w:tcPr>
+          <w:p>
+            <w:pPr>
+              <w:spacing w:after="0" w:line="240" w:lineRule="auto"/>
+              <w:rPr>
+                <w:rFonts w:ascii="Times New Roman" w:eastAsia="Times New Roman" w:hAnsi="Times New Roman" w:cs="Times New Roman"/>
+                <w:kern w:val="0"/>
+                <w14:ligatures w14:val="none"/>
+              </w:rPr>
+            </w:pPr>
+            <w:r>
+              <w:rPr>
+                <w:rFonts w:ascii="Times New Roman" w:eastAsia="Times New Roman" w:hAnsi="Times New Roman" w:cs="Times New Roman"/>
+                <w:kern w:val="0"/>
+                <w14:ligatures w14:val="none"/>
+              </w:rPr>
+              <w:t>Existing Communication Channels</w:t>
+            </w:r>
+          </w:p>
+        </w:tc>
+        <w:tc>
+          <w:tcPr>
+            <w:tcW w:w="0" w:type="auto"/>
+            <w:vAlign w:val="center"/>
+            <w:hideMark/>
+          </w:tcPr>
+          <w:p>
+            <w:pPr>
+              <w:spacing w:after="0" w:line="240" w:lineRule="auto"/>
+              <w:rPr>
+                <w:rFonts w:ascii="Times New Roman" w:eastAsia="Times New Roman" w:hAnsi="Times New Roman" w:cs="Times New Roman"/>
+                <w:kern w:val="0"/>
+                <w14:ligatures w14:val="none"/>
+              </w:rPr>
+            </w:pPr>
+            <w:r>
+              <w:rPr>
+                <w:rFonts w:ascii="Times New Roman" w:eastAsia="Times New Roman" w:hAnsi="Times New Roman" w:cs="Times New Roman"/>
+                <w:kern w:val="0"/>
+                <w14:ligatures w14:val="none"/>
+              </w:rPr>
+              <w:t>Analyze current feedback from users</w:t>
+            </w:r>
+          </w:p>
+        </w:tc>
+        <w:tc>
+          <w:tcPr>
+            <w:tcW w:w="0" w:type="auto"/>
+            <w:vAlign w:val="center"/>
+            <w:hideMark/>
+          </w:tcPr>
+          <w:p>
+            <w:pPr>
+              <w:spacing w:after="0" w:line="240" w:lineRule="auto"/>
+              <w:rPr>
+                <w:rFonts w:ascii="Times New Roman" w:eastAsia="Times New Roman" w:hAnsi="Times New Roman" w:cs="Times New Roman"/>
+                <w:kern w:val="0"/>
+                <w14:ligatures w14:val="none"/>
+              </w:rPr>
+            </w:pPr>
+            <w:r>
+              <w:rPr>
+                <w:rFonts w:ascii="Times New Roman" w:eastAsia="Times New Roman" w:hAnsi="Times New Roman" w:cs="Times New Roman"/>
+                <w:kern w:val="0"/>
+                <w14:ligatures w14:val="none"/>
+              </w:rPr>
+              <w:t>Complaints, suggestions, common issues</w:t>
+            </w:r>
+          </w:p>
+        </w:tc>
+        <w:tc>
+          <w:tcPr>
+            <w:tcW w:w="0" w:type="auto"/>
+            <w:vAlign w:val="center"/>
+            <w:hideMark/>
+          </w:tcPr>
+          <w:p>
+            <w:pPr>
+              <w:spacing w:after="0" w:line="240" w:lineRule="auto"/>
+              <w:rPr>
+                <w:rFonts w:ascii="Times New Roman" w:eastAsia="Times New Roman" w:hAnsi="Times New Roman" w:cs="Times New Roman"/>
+                <w:kern w:val="0"/>
+                <w14:ligatures w14:val="none"/>
+              </w:rPr>
+            </w:pPr>
+            <w:r>
+              <w:rPr>
+                <w:rFonts w:ascii="Times New Roman" w:eastAsia="Times New Roman" w:hAnsi="Times New Roman" w:cs="Times New Roman"/>
+                <w:kern w:val="0"/>
+                <w14:ligatures w14:val="none"/>
+              </w:rPr>
+              <w:t>Identify pain points to solve</w:t>
+            </w:r>
+          </w:p>
+        </w:tc>
+      </w:tr>
+    </w:tbl>
+    <w:p>
+      <w:pPr>
+        <w:ind w:left="1440" w:hanging="720"/>
+      </w:pPr>
+    </w:p>
+    <w:p>
+      <w:pPr>
+        <w:ind w:left="1440" w:hanging="720"/>
+        <w:rPr>
+          <w:b/>
+          <w:u w:val="single"/>
+        </w:rPr>
+      </w:pPr>
+      <w:r>
+        <w:t xml:space="preserve">2.3 </w:t>
+      </w:r>
+      <w:r>
+        <w:rPr>
+          <w:b/>
+          <w:u w:val="single"/>
+        </w:rPr>
+        <w:t>Conduct research</w:t>
+      </w:r>
+    </w:p>
+    <w:tbl>
+      <w:tblPr>
+        <w:tblW w:w="0" w:type="auto"/>
+        <w:tblCellSpacing w:w="15" w:type="dxa"/>
+        <w:tblCellMar>
+          <w:top w:w="15" w:type="dxa"/>
+          <w:left w:w="15" w:type="dxa"/>
+          <w:bottom w:w="15" w:type="dxa"/>
+          <w:right w:w="15" w:type="dxa"/>
+        </w:tblCellMar>
+        <w:tblLook w:val="04A0" w:firstRow="1" w:lastRow="0" w:firstColumn="1" w:lastColumn="0" w:noHBand="0" w:noVBand="1"/>
+      </w:tblPr>
+      <w:tblGrid>
+        <w:gridCol w:w="1881"/>
+        <w:gridCol w:w="1966"/>
+        <w:gridCol w:w="2688"/>
+        <w:gridCol w:w="2825"/>
+      </w:tblGrid>
+      <w:tr>
+        <w:trPr>
+          <w:tblHeader/>
+          <w:tblCellSpacing w:w="15" w:type="dxa"/>
+        </w:trPr>
+        <w:tc>
+          <w:tcPr>
+            <w:tcW w:w="0" w:type="auto"/>
+            <w:vAlign w:val="center"/>
+            <w:hideMark/>
+          </w:tcPr>
+          <w:p>
+            <w:pPr>
+              <w:spacing w:after="0" w:line="240" w:lineRule="auto"/>
+              <w:jc w:val="center"/>
+              <w:rPr>
+                <w:rFonts w:ascii="Times New Roman" w:eastAsia="Times New Roman" w:hAnsi="Times New Roman" w:cs="Times New Roman"/>
+                <w:b/>
+                <w:bCs/>
+                <w:kern w:val="0"/>
+                <w14:ligatures w14:val="none"/>
+              </w:rPr>
+            </w:pPr>
+            <w:r>
+              <w:rPr>
+                <w:rFonts w:ascii="Times New Roman" w:eastAsia="Times New Roman" w:hAnsi="Times New Roman" w:cs="Times New Roman"/>
+                <w:b/>
+                <w:bCs/>
+                <w:kern w:val="0"/>
+                <w14:ligatures w14:val="none"/>
+              </w:rPr>
+              <w:t>Research Area</w:t>
+            </w:r>
+          </w:p>
+        </w:tc>
+        <w:tc>
+          <w:tcPr>
+            <w:tcW w:w="0" w:type="auto"/>
+            <w:vAlign w:val="center"/>
+            <w:hideMark/>
+          </w:tcPr>
+          <w:p>
+            <w:pPr>
+              <w:spacing w:after="0" w:line="240" w:lineRule="auto"/>
+              <w:jc w:val="center"/>
+              <w:rPr>
+                <w:rFonts w:ascii="Times New Roman" w:eastAsia="Times New Roman" w:hAnsi="Times New Roman" w:cs="Times New Roman"/>
+                <w:b/>
+                <w:bCs/>
+                <w:kern w:val="0"/>
+                <w14:ligatures w14:val="none"/>
+              </w:rPr>
+            </w:pPr>
+            <w:r>
+              <w:rPr>
+                <w:rFonts w:ascii="Times New Roman" w:eastAsia="Times New Roman" w:hAnsi="Times New Roman" w:cs="Times New Roman"/>
+                <w:b/>
+                <w:bCs/>
+                <w:kern w:val="0"/>
+                <w14:ligatures w14:val="none"/>
+              </w:rPr>
+              <w:t>Method Used</w:t>
+            </w:r>
+          </w:p>
+        </w:tc>
+        <w:tc>
+          <w:tcPr>
+            <w:tcW w:w="0" w:type="auto"/>
+            <w:vAlign w:val="center"/>
+            <w:hideMark/>
+          </w:tcPr>
+          <w:p>
+            <w:pPr>
+              <w:spacing w:after="0" w:line="240" w:lineRule="auto"/>
+              <w:jc w:val="center"/>
+              <w:rPr>
+                <w:rFonts w:ascii="Times New Roman" w:eastAsia="Times New Roman" w:hAnsi="Times New Roman" w:cs="Times New Roman"/>
+                <w:b/>
+                <w:bCs/>
+                <w:kern w:val="0"/>
+                <w14:ligatures w14:val="none"/>
+              </w:rPr>
+            </w:pPr>
+            <w:r>
+              <w:rPr>
+                <w:rFonts w:ascii="Times New Roman" w:eastAsia="Times New Roman" w:hAnsi="Times New Roman" w:cs="Times New Roman"/>
+                <w:b/>
+                <w:bCs/>
+                <w:kern w:val="0"/>
+                <w14:ligatures w14:val="none"/>
+              </w:rPr>
+              <w:t>Key Findings</w:t>
+            </w:r>
+          </w:p>
+        </w:tc>
+        <w:tc>
+          <w:tcPr>
+            <w:tcW w:w="0" w:type="auto"/>
+            <w:vAlign w:val="center"/>
+            <w:hideMark/>
+          </w:tcPr>
+          <w:p>
+            <w:pPr>
+              <w:spacing w:after="0" w:line="240" w:lineRule="auto"/>
+              <w:jc w:val="center"/>
+              <w:rPr>
+                <w:rFonts w:ascii="Times New Roman" w:eastAsia="Times New Roman" w:hAnsi="Times New Roman" w:cs="Times New Roman"/>
+                <w:b/>
+                <w:bCs/>
+                <w:kern w:val="0"/>
+                <w14:ligatures w14:val="none"/>
+              </w:rPr>
+            </w:pPr>
+            <w:r>
+              <w:rPr>
+                <w:rFonts w:ascii="Times New Roman" w:eastAsia="Times New Roman" w:hAnsi="Times New Roman" w:cs="Times New Roman"/>
+                <w:b/>
+                <w:bCs/>
+                <w:kern w:val="0"/>
+                <w14:ligatures w14:val="none"/>
+              </w:rPr>
+              <w:t>Implication for Product Requirements</w:t>
+            </w:r>
+          </w:p>
+        </w:tc>
+      </w:tr>
+      <w:tr>
+        <w:trPr>
+          <w:tblCellSpacing w:w="15" w:type="dxa"/>
+        </w:trPr>
+        <w:tc>
+          <w:tcPr>
+            <w:tcW w:w="0" w:type="auto"/>
+            <w:vAlign w:val="center"/>
+            <w:hideMark/>
+          </w:tcPr>
+          <w:p>
+            <w:pPr>
+              <w:spacing w:after="0" w:line="240" w:lineRule="auto"/>
+              <w:rPr>
+                <w:rFonts w:ascii="Times New Roman" w:eastAsia="Times New Roman" w:hAnsi="Times New Roman" w:cs="Times New Roman"/>
+                <w:kern w:val="0"/>
+                <w14:ligatures w14:val="none"/>
+              </w:rPr>
+            </w:pPr>
+            <w:r>
+              <w:rPr>
+                <w:rFonts w:ascii="Times New Roman" w:eastAsia="Times New Roman" w:hAnsi="Times New Roman" w:cs="Times New Roman"/>
+                <w:b/>
+                <w:bCs/>
+                <w:kern w:val="0"/>
+                <w14:ligatures w14:val="none"/>
+              </w:rPr>
+              <w:t>Market Trends</w:t>
+            </w:r>
+          </w:p>
+        </w:tc>
+        <w:tc>
+          <w:tcPr>
+            <w:tcW w:w="0" w:type="auto"/>
+            <w:vAlign w:val="center"/>
+            <w:hideMark/>
+          </w:tcPr>
+          <w:p>
+            <w:pPr>
+              <w:spacing w:after="0" w:line="240" w:lineRule="auto"/>
+              <w:rPr>
+                <w:rFonts w:ascii="Times New Roman" w:eastAsia="Times New Roman" w:hAnsi="Times New Roman" w:cs="Times New Roman"/>
+                <w:kern w:val="0"/>
+                <w14:ligatures w14:val="none"/>
+              </w:rPr>
+            </w:pPr>
+            <w:r>
+              <w:rPr>
+                <w:rFonts w:ascii="Times New Roman" w:eastAsia="Times New Roman" w:hAnsi="Times New Roman" w:cs="Times New Roman"/>
+                <w:kern w:val="0"/>
+                <w14:ligatures w14:val="none"/>
+              </w:rPr>
+              <w:t>Market Research, Industry Reports</w:t>
+            </w:r>
+          </w:p>
+        </w:tc>
+        <w:tc>
+          <w:tcPr>
+            <w:tcW w:w="0" w:type="auto"/>
+            <w:vAlign w:val="center"/>
+            <w:hideMark/>
+          </w:tcPr>
+          <w:p>
+            <w:pPr>
+              <w:spacing w:after="0" w:line="240" w:lineRule="auto"/>
+              <w:rPr>
+                <w:rFonts w:ascii="Times New Roman" w:eastAsia="Times New Roman" w:hAnsi="Times New Roman" w:cs="Times New Roman"/>
+                <w:kern w:val="0"/>
+                <w14:ligatures w14:val="none"/>
+              </w:rPr>
+            </w:pPr>
+            <w:r>
+              <w:rPr>
+                <w:rFonts w:ascii="Times New Roman" w:eastAsia="Times New Roman" w:hAnsi="Times New Roman" w:cs="Times New Roman"/>
+                <w:kern w:val="0"/>
+                <w14:ligatures w14:val="none"/>
+              </w:rPr>
+              <w:t>Growing demand for eco-friendly and non-toxic cleaning products</w:t>
+            </w:r>
+          </w:p>
+        </w:tc>
+        <w:tc>
+          <w:tcPr>
+            <w:tcW w:w="0" w:type="auto"/>
+            <w:vAlign w:val="center"/>
+            <w:hideMark/>
+          </w:tcPr>
+          <w:p>
+            <w:pPr>
+              <w:spacing w:after="0" w:line="240" w:lineRule="auto"/>
+              <w:rPr>
+                <w:rFonts w:ascii="Times New Roman" w:eastAsia="Times New Roman" w:hAnsi="Times New Roman" w:cs="Times New Roman"/>
+                <w:kern w:val="0"/>
+                <w14:ligatures w14:val="none"/>
+              </w:rPr>
+            </w:pPr>
+            <w:r>
+              <w:rPr>
+                <w:rFonts w:ascii="Times New Roman" w:eastAsia="Times New Roman" w:hAnsi="Times New Roman" w:cs="Times New Roman"/>
+                <w:kern w:val="0"/>
+                <w14:ligatures w14:val="none"/>
+              </w:rPr>
+              <w:t>Products must be environmentally friendly and safe for health</w:t>
+            </w:r>
+          </w:p>
+        </w:tc>
+      </w:tr>
+      <w:tr>
+        <w:trPr>
+          <w:tblCellSpacing w:w="15" w:type="dxa"/>
+        </w:trPr>
+        <w:tc>
+          <w:tcPr>
+            <w:tcW w:w="0" w:type="auto"/>
+            <w:vAlign w:val="center"/>
+            <w:hideMark/>
+          </w:tcPr>
+          <w:p>
+            <w:pPr>
+              <w:spacing w:after="0" w:line="240" w:lineRule="auto"/>
+              <w:rPr>
+                <w:rFonts w:ascii="Times New Roman" w:eastAsia="Times New Roman" w:hAnsi="Times New Roman" w:cs="Times New Roman"/>
+                <w:kern w:val="0"/>
+                <w14:ligatures w14:val="none"/>
+              </w:rPr>
+            </w:pPr>
+            <w:r>
+              <w:rPr>
+                <w:rFonts w:ascii="Times New Roman" w:eastAsia="Times New Roman" w:hAnsi="Times New Roman" w:cs="Times New Roman"/>
+                <w:kern w:val="0"/>
+                <w14:ligatures w14:val="none"/>
+              </w:rPr>
+              <w:t>Market Trends</w:t>
+            </w:r>
+          </w:p>
+        </w:tc>
+        <w:tc>
+          <w:tcPr>
+            <w:tcW w:w="0" w:type="auto"/>
+            <w:vAlign w:val="center"/>
+            <w:hideMark/>
+          </w:tcPr>
+          <w:p>
+            <w:pPr>
+              <w:spacing w:after="0" w:line="240" w:lineRule="auto"/>
+              <w:rPr>
+                <w:rFonts w:ascii="Times New Roman" w:eastAsia="Times New Roman" w:hAnsi="Times New Roman" w:cs="Times New Roman"/>
+                <w:kern w:val="0"/>
+                <w14:ligatures w14:val="none"/>
+              </w:rPr>
+            </w:pPr>
+            <w:r>
+              <w:rPr>
+                <w:rFonts w:ascii="Times New Roman" w:eastAsia="Times New Roman" w:hAnsi="Times New Roman" w:cs="Times New Roman"/>
+                <w:kern w:val="0"/>
+                <w14:ligatures w14:val="none"/>
+              </w:rPr>
+              <w:t>Trend Analysis</w:t>
+            </w:r>
+          </w:p>
+        </w:tc>
+        <w:tc>
+          <w:tcPr>
+            <w:tcW w:w="0" w:type="auto"/>
+            <w:vAlign w:val="center"/>
+            <w:hideMark/>
+          </w:tcPr>
+          <w:p>
+            <w:pPr>
+              <w:spacing w:after="0" w:line="240" w:lineRule="auto"/>
+              <w:rPr>
+                <w:rFonts w:ascii="Times New Roman" w:eastAsia="Times New Roman" w:hAnsi="Times New Roman" w:cs="Times New Roman"/>
+                <w:kern w:val="0"/>
+                <w14:ligatures w14:val="none"/>
+              </w:rPr>
+            </w:pPr>
+            <w:r>
+              <w:rPr>
+                <w:rFonts w:ascii="Times New Roman" w:eastAsia="Times New Roman" w:hAnsi="Times New Roman" w:cs="Times New Roman"/>
+                <w:kern w:val="0"/>
+                <w14:ligatures w14:val="none"/>
+              </w:rPr>
+              <w:t>Increase in biodegradable and zero-waste packaging</w:t>
+            </w:r>
+          </w:p>
+        </w:tc>
+        <w:tc>
+          <w:tcPr>
+            <w:tcW w:w="0" w:type="auto"/>
+            <w:vAlign w:val="center"/>
+            <w:hideMark/>
+          </w:tcPr>
+          <w:p>
+            <w:pPr>
+              <w:spacing w:after="0" w:line="240" w:lineRule="auto"/>
+              <w:rPr>
+                <w:rFonts w:ascii="Times New Roman" w:eastAsia="Times New Roman" w:hAnsi="Times New Roman" w:cs="Times New Roman"/>
+                <w:kern w:val="0"/>
+                <w14:ligatures w14:val="none"/>
+              </w:rPr>
+            </w:pPr>
+            <w:r>
+              <w:rPr>
+                <w:rFonts w:ascii="Times New Roman" w:eastAsia="Times New Roman" w:hAnsi="Times New Roman" w:cs="Times New Roman"/>
+                <w:kern w:val="0"/>
+                <w14:ligatures w14:val="none"/>
+              </w:rPr>
+              <w:t>Use recyclable or biodegradable packaging</w:t>
+            </w:r>
+          </w:p>
+        </w:tc>
+      </w:tr>
+      <w:tr>
+        <w:trPr>
+          <w:tblCellSpacing w:w="15" w:type="dxa"/>
+        </w:trPr>
+        <w:tc>
+          <w:tcPr>
+            <w:tcW w:w="0" w:type="auto"/>
+            <w:vAlign w:val="center"/>
+            <w:hideMark/>
+          </w:tcPr>
+          <w:p>
+            <w:pPr>
+              <w:spacing w:after="0" w:line="240" w:lineRule="auto"/>
+              <w:rPr>
+                <w:rFonts w:ascii="Times New Roman" w:eastAsia="Times New Roman" w:hAnsi="Times New Roman" w:cs="Times New Roman"/>
+                <w:kern w:val="0"/>
+                <w14:ligatures w14:val="none"/>
+              </w:rPr>
+            </w:pPr>
+            <w:r>
+              <w:rPr>
+                <w:rFonts w:ascii="Times New Roman" w:eastAsia="Times New Roman" w:hAnsi="Times New Roman" w:cs="Times New Roman"/>
+                <w:kern w:val="0"/>
+                <w14:ligatures w14:val="none"/>
+              </w:rPr>
+              <w:t>Market Trends</w:t>
+            </w:r>
+          </w:p>
+        </w:tc>
+        <w:tc>
+          <w:tcPr>
+            <w:tcW w:w="0" w:type="auto"/>
+            <w:vAlign w:val="center"/>
+            <w:hideMark/>
+          </w:tcPr>
+          <w:p>
+            <w:pPr>
+              <w:spacing w:after="0" w:line="240" w:lineRule="auto"/>
+              <w:rPr>
+                <w:rFonts w:ascii="Times New Roman" w:eastAsia="Times New Roman" w:hAnsi="Times New Roman" w:cs="Times New Roman"/>
+                <w:kern w:val="0"/>
+                <w14:ligatures w14:val="none"/>
+              </w:rPr>
+            </w:pPr>
+            <w:r>
+              <w:rPr>
+                <w:rFonts w:ascii="Times New Roman" w:eastAsia="Times New Roman" w:hAnsi="Times New Roman" w:cs="Times New Roman"/>
+                <w:kern w:val="0"/>
+                <w14:ligatures w14:val="none"/>
+              </w:rPr>
+              <w:t>Consumer Behavior Study</w:t>
+            </w:r>
+          </w:p>
+        </w:tc>
+        <w:tc>
+          <w:tcPr>
+            <w:tcW w:w="0" w:type="auto"/>
+            <w:vAlign w:val="center"/>
+            <w:hideMark/>
+          </w:tcPr>
+          <w:p>
+            <w:pPr>
+              <w:spacing w:after="0" w:line="240" w:lineRule="auto"/>
+              <w:rPr>
+                <w:rFonts w:ascii="Times New Roman" w:eastAsia="Times New Roman" w:hAnsi="Times New Roman" w:cs="Times New Roman"/>
+                <w:kern w:val="0"/>
+                <w14:ligatures w14:val="none"/>
+              </w:rPr>
+            </w:pPr>
+            <w:r>
+              <w:rPr>
+                <w:rFonts w:ascii="Times New Roman" w:eastAsia="Times New Roman" w:hAnsi="Times New Roman" w:cs="Times New Roman"/>
+                <w:kern w:val="0"/>
+                <w14:ligatures w14:val="none"/>
+              </w:rPr>
+              <w:t>Customers prefer sustainable brands with transparency</w:t>
+            </w:r>
+          </w:p>
+        </w:tc>
+        <w:tc>
+          <w:tcPr>
+            <w:tcW w:w="0" w:type="auto"/>
+            <w:vAlign w:val="center"/>
+            <w:hideMark/>
+          </w:tcPr>
+          <w:p>
+            <w:pPr>
+              <w:spacing w:after="0" w:line="240" w:lineRule="auto"/>
+              <w:rPr>
+                <w:rFonts w:ascii="Times New Roman" w:eastAsia="Times New Roman" w:hAnsi="Times New Roman" w:cs="Times New Roman"/>
+                <w:kern w:val="0"/>
+                <w14:ligatures w14:val="none"/>
+              </w:rPr>
+            </w:pPr>
+            <w:r>
+              <w:rPr>
+                <w:rFonts w:ascii="Times New Roman" w:eastAsia="Times New Roman" w:hAnsi="Times New Roman" w:cs="Times New Roman"/>
+                <w:kern w:val="0"/>
+                <w14:ligatures w14:val="none"/>
+              </w:rPr>
+              <w:t>Provide clear labeling of ingredients and benefits</w:t>
+            </w:r>
+          </w:p>
+        </w:tc>
+      </w:tr>
+      <w:tr>
+        <w:trPr>
+          <w:tblCellSpacing w:w="15" w:type="dxa"/>
+        </w:trPr>
+        <w:tc>
+          <w:tcPr>
+            <w:tcW w:w="0" w:type="auto"/>
+            <w:vAlign w:val="center"/>
+            <w:hideMark/>
+          </w:tcPr>
+          <w:p>
+            <w:pPr>
+              <w:spacing w:after="0" w:line="240" w:lineRule="auto"/>
+              <w:rPr>
+                <w:rFonts w:ascii="Times New Roman" w:eastAsia="Times New Roman" w:hAnsi="Times New Roman" w:cs="Times New Roman"/>
+                <w:kern w:val="0"/>
+                <w14:ligatures w14:val="none"/>
+              </w:rPr>
+            </w:pPr>
+            <w:r>
+              <w:rPr>
+                <w:rFonts w:ascii="Times New Roman" w:eastAsia="Times New Roman" w:hAnsi="Times New Roman" w:cs="Times New Roman"/>
+                <w:b/>
+                <w:bCs/>
+                <w:kern w:val="0"/>
+                <w14:ligatures w14:val="none"/>
+              </w:rPr>
+              <w:t>Competitor Analysis</w:t>
+            </w:r>
+          </w:p>
+        </w:tc>
+        <w:tc>
+          <w:tcPr>
+            <w:tcW w:w="0" w:type="auto"/>
+            <w:vAlign w:val="center"/>
+            <w:hideMark/>
+          </w:tcPr>
+          <w:p>
+            <w:pPr>
+              <w:spacing w:after="0" w:line="240" w:lineRule="auto"/>
+              <w:rPr>
+                <w:rFonts w:ascii="Times New Roman" w:eastAsia="Times New Roman" w:hAnsi="Times New Roman" w:cs="Times New Roman"/>
+                <w:kern w:val="0"/>
+                <w14:ligatures w14:val="none"/>
+              </w:rPr>
+            </w:pPr>
+            <w:r>
+              <w:rPr>
+                <w:rFonts w:ascii="Times New Roman" w:eastAsia="Times New Roman" w:hAnsi="Times New Roman" w:cs="Times New Roman"/>
+                <w:kern w:val="0"/>
+                <w14:ligatures w14:val="none"/>
+              </w:rPr>
+              <w:t>Product Comparison</w:t>
+            </w:r>
+          </w:p>
+        </w:tc>
+        <w:tc>
+          <w:tcPr>
+            <w:tcW w:w="0" w:type="auto"/>
+            <w:vAlign w:val="center"/>
+            <w:hideMark/>
+          </w:tcPr>
+          <w:p>
+            <w:pPr>
+              <w:spacing w:after="0" w:line="240" w:lineRule="auto"/>
+              <w:rPr>
+                <w:rFonts w:ascii="Times New Roman" w:eastAsia="Times New Roman" w:hAnsi="Times New Roman" w:cs="Times New Roman"/>
+                <w:kern w:val="0"/>
+                <w14:ligatures w14:val="none"/>
+              </w:rPr>
+            </w:pPr>
+            <w:r>
+              <w:rPr>
+                <w:rFonts w:ascii="Times New Roman" w:eastAsia="Times New Roman" w:hAnsi="Times New Roman" w:cs="Times New Roman"/>
+                <w:kern w:val="0"/>
+                <w14:ligatures w14:val="none"/>
+              </w:rPr>
+              <w:t>Competitors offer natural ingredients but lack full transparency</w:t>
+            </w:r>
+          </w:p>
+        </w:tc>
+        <w:tc>
+          <w:tcPr>
+            <w:tcW w:w="0" w:type="auto"/>
+            <w:vAlign w:val="center"/>
+            <w:hideMark/>
+          </w:tcPr>
+          <w:p>
+            <w:pPr>
+              <w:spacing w:after="0" w:line="240" w:lineRule="auto"/>
+              <w:rPr>
+                <w:rFonts w:ascii="Times New Roman" w:eastAsia="Times New Roman" w:hAnsi="Times New Roman" w:cs="Times New Roman"/>
+                <w:kern w:val="0"/>
+                <w14:ligatures w14:val="none"/>
+              </w:rPr>
+            </w:pPr>
+            <w:r>
+              <w:rPr>
+                <w:rFonts w:ascii="Times New Roman" w:eastAsia="Times New Roman" w:hAnsi="Times New Roman" w:cs="Times New Roman"/>
+                <w:kern w:val="0"/>
+                <w14:ligatures w14:val="none"/>
+              </w:rPr>
+              <w:t>Differentiate with full ingredient disclosure</w:t>
+            </w:r>
+          </w:p>
+        </w:tc>
+      </w:tr>
+      <w:tr>
+        <w:trPr>
+          <w:tblCellSpacing w:w="15" w:type="dxa"/>
+        </w:trPr>
+        <w:tc>
+          <w:tcPr>
+            <w:tcW w:w="0" w:type="auto"/>
+            <w:vAlign w:val="center"/>
+            <w:hideMark/>
+          </w:tcPr>
+          <w:p>
+            <w:pPr>
+              <w:spacing w:after="0" w:line="240" w:lineRule="auto"/>
+              <w:rPr>
+                <w:rFonts w:ascii="Times New Roman" w:eastAsia="Times New Roman" w:hAnsi="Times New Roman" w:cs="Times New Roman"/>
+                <w:kern w:val="0"/>
+                <w14:ligatures w14:val="none"/>
+              </w:rPr>
+            </w:pPr>
+            <w:r>
+              <w:rPr>
+                <w:rFonts w:ascii="Times New Roman" w:eastAsia="Times New Roman" w:hAnsi="Times New Roman" w:cs="Times New Roman"/>
+                <w:kern w:val="0"/>
+                <w14:ligatures w14:val="none"/>
+              </w:rPr>
+              <w:t>Competitor Analysis</w:t>
+            </w:r>
+          </w:p>
+        </w:tc>
+        <w:tc>
+          <w:tcPr>
+            <w:tcW w:w="0" w:type="auto"/>
+            <w:vAlign w:val="center"/>
+            <w:hideMark/>
+          </w:tcPr>
+          <w:p>
+            <w:pPr>
+              <w:spacing w:after="0" w:line="240" w:lineRule="auto"/>
+              <w:rPr>
+                <w:rFonts w:ascii="Times New Roman" w:eastAsia="Times New Roman" w:hAnsi="Times New Roman" w:cs="Times New Roman"/>
+                <w:kern w:val="0"/>
+                <w14:ligatures w14:val="none"/>
+              </w:rPr>
+            </w:pPr>
+            <w:r>
+              <w:rPr>
+                <w:rFonts w:ascii="Times New Roman" w:eastAsia="Times New Roman" w:hAnsi="Times New Roman" w:cs="Times New Roman"/>
+                <w:kern w:val="0"/>
+                <w14:ligatures w14:val="none"/>
+              </w:rPr>
+              <w:t>SWOT Analysis</w:t>
+            </w:r>
+          </w:p>
+        </w:tc>
+        <w:tc>
+          <w:tcPr>
+            <w:tcW w:w="0" w:type="auto"/>
+            <w:vAlign w:val="center"/>
+            <w:hideMark/>
+          </w:tcPr>
+          <w:p>
+            <w:pPr>
+              <w:spacing w:after="0" w:line="240" w:lineRule="auto"/>
+              <w:rPr>
+                <w:rFonts w:ascii="Times New Roman" w:eastAsia="Times New Roman" w:hAnsi="Times New Roman" w:cs="Times New Roman"/>
+                <w:kern w:val="0"/>
+                <w14:ligatures w14:val="none"/>
+              </w:rPr>
+            </w:pPr>
+            <w:r>
+              <w:rPr>
+                <w:rFonts w:ascii="Times New Roman" w:eastAsia="Times New Roman" w:hAnsi="Times New Roman" w:cs="Times New Roman"/>
+                <w:kern w:val="0"/>
+                <w14:ligatures w14:val="none"/>
+              </w:rPr>
+              <w:t>Some products are eco-friendly but expensive</w:t>
+            </w:r>
+          </w:p>
+        </w:tc>
+        <w:tc>
+          <w:tcPr>
+            <w:tcW w:w="0" w:type="auto"/>
+            <w:vAlign w:val="center"/>
+            <w:hideMark/>
+          </w:tcPr>
+          <w:p>
+            <w:pPr>
+              <w:spacing w:after="0" w:line="240" w:lineRule="auto"/>
+              <w:rPr>
+                <w:rFonts w:ascii="Times New Roman" w:eastAsia="Times New Roman" w:hAnsi="Times New Roman" w:cs="Times New Roman"/>
+                <w:kern w:val="0"/>
+                <w14:ligatures w14:val="none"/>
+              </w:rPr>
+            </w:pPr>
+            <w:r>
+              <w:rPr>
+                <w:rFonts w:ascii="Times New Roman" w:eastAsia="Times New Roman" w:hAnsi="Times New Roman" w:cs="Times New Roman"/>
+                <w:kern w:val="0"/>
+                <w14:ligatures w14:val="none"/>
+              </w:rPr>
+              <w:t>Offer affordable eco-friendly options</w:t>
+            </w:r>
+          </w:p>
+        </w:tc>
+      </w:tr>
+      <w:tr>
+        <w:trPr>
+          <w:tblCellSpacing w:w="15" w:type="dxa"/>
+        </w:trPr>
+        <w:tc>
+          <w:tcPr>
+            <w:tcW w:w="0" w:type="auto"/>
+            <w:vAlign w:val="center"/>
+            <w:hideMark/>
+          </w:tcPr>
+          <w:p>
+            <w:pPr>
+              <w:spacing w:after="0" w:line="240" w:lineRule="auto"/>
+              <w:rPr>
+                <w:rFonts w:ascii="Times New Roman" w:eastAsia="Times New Roman" w:hAnsi="Times New Roman" w:cs="Times New Roman"/>
+                <w:kern w:val="0"/>
+                <w14:ligatures w14:val="none"/>
+              </w:rPr>
+            </w:pPr>
+            <w:r>
+              <w:rPr>
+                <w:rFonts w:ascii="Times New Roman" w:eastAsia="Times New Roman" w:hAnsi="Times New Roman" w:cs="Times New Roman"/>
+                <w:kern w:val="0"/>
+                <w14:ligatures w14:val="none"/>
+              </w:rPr>
+              <w:t>Competitor Analysis</w:t>
+            </w:r>
+          </w:p>
+        </w:tc>
+        <w:tc>
+          <w:tcPr>
+            <w:tcW w:w="0" w:type="auto"/>
+            <w:vAlign w:val="center"/>
+            <w:hideMark/>
+          </w:tcPr>
+          <w:p>
+            <w:pPr>
+              <w:spacing w:after="0" w:line="240" w:lineRule="auto"/>
+              <w:rPr>
+                <w:rFonts w:ascii="Times New Roman" w:eastAsia="Times New Roman" w:hAnsi="Times New Roman" w:cs="Times New Roman"/>
+                <w:kern w:val="0"/>
+                <w14:ligatures w14:val="none"/>
+              </w:rPr>
+            </w:pPr>
+            <w:r>
+              <w:rPr>
+                <w:rFonts w:ascii="Times New Roman" w:eastAsia="Times New Roman" w:hAnsi="Times New Roman" w:cs="Times New Roman"/>
+                <w:kern w:val="0"/>
+                <w14:ligatures w14:val="none"/>
+              </w:rPr>
+              <w:t>Market Review</w:t>
+            </w:r>
+          </w:p>
+        </w:tc>
+        <w:tc>
+          <w:tcPr>
+            <w:tcW w:w="0" w:type="auto"/>
+            <w:vAlign w:val="center"/>
+            <w:hideMark/>
+          </w:tcPr>
+          <w:p>
+            <w:pPr>
+              <w:spacing w:after="0" w:line="240" w:lineRule="auto"/>
+              <w:rPr>
+                <w:rFonts w:ascii="Times New Roman" w:eastAsia="Times New Roman" w:hAnsi="Times New Roman" w:cs="Times New Roman"/>
+                <w:kern w:val="0"/>
+                <w14:ligatures w14:val="none"/>
+              </w:rPr>
+            </w:pPr>
+            <w:r>
+              <w:rPr>
+                <w:rFonts w:ascii="Times New Roman" w:eastAsia="Times New Roman" w:hAnsi="Times New Roman" w:cs="Times New Roman"/>
+                <w:kern w:val="0"/>
+                <w14:ligatures w14:val="none"/>
+              </w:rPr>
+              <w:t>Limited products combine effectiveness + sustainability</w:t>
+            </w:r>
+          </w:p>
+        </w:tc>
+        <w:tc>
+          <w:tcPr>
+            <w:tcW w:w="0" w:type="auto"/>
+            <w:vAlign w:val="center"/>
+            <w:hideMark/>
+          </w:tcPr>
+          <w:p>
+            <w:pPr>
+              <w:spacing w:after="0" w:line="240" w:lineRule="auto"/>
+              <w:rPr>
+                <w:rFonts w:ascii="Times New Roman" w:eastAsia="Times New Roman" w:hAnsi="Times New Roman" w:cs="Times New Roman"/>
+                <w:kern w:val="0"/>
+                <w14:ligatures w14:val="none"/>
+              </w:rPr>
+            </w:pPr>
+            <w:r>
+              <w:rPr>
+                <w:rFonts w:ascii="Times New Roman" w:eastAsia="Times New Roman" w:hAnsi="Times New Roman" w:cs="Times New Roman"/>
+                <w:kern w:val="0"/>
+                <w14:ligatures w14:val="none"/>
+              </w:rPr>
+              <w:t>Ensure strong cleaning performance with eco-friendly ingredients</w:t>
+            </w:r>
+          </w:p>
+        </w:tc>
+      </w:tr>
+      <w:tr>
+        <w:trPr>
+          <w:tblCellSpacing w:w="15" w:type="dxa"/>
+        </w:trPr>
+        <w:tc>
+          <w:tcPr>
+            <w:tcW w:w="0" w:type="auto"/>
+            <w:vAlign w:val="center"/>
+            <w:hideMark/>
+          </w:tcPr>
+          <w:p>
+            <w:pPr>
+              <w:spacing w:after="0" w:line="240" w:lineRule="auto"/>
+              <w:rPr>
+                <w:rFonts w:ascii="Times New Roman" w:eastAsia="Times New Roman" w:hAnsi="Times New Roman" w:cs="Times New Roman"/>
+                <w:kern w:val="0"/>
+                <w14:ligatures w14:val="none"/>
+              </w:rPr>
+            </w:pPr>
+            <w:r>
+              <w:rPr>
+                <w:rFonts w:ascii="Times New Roman" w:eastAsia="Times New Roman" w:hAnsi="Times New Roman" w:cs="Times New Roman"/>
+                <w:b/>
+                <w:bCs/>
+                <w:kern w:val="0"/>
+                <w14:ligatures w14:val="none"/>
+              </w:rPr>
+              <w:t>Consumer Preferences</w:t>
+            </w:r>
+          </w:p>
+        </w:tc>
+        <w:tc>
+          <w:tcPr>
+            <w:tcW w:w="0" w:type="auto"/>
+            <w:vAlign w:val="center"/>
+            <w:hideMark/>
+          </w:tcPr>
+          <w:p>
+            <w:pPr>
+              <w:spacing w:after="0" w:line="240" w:lineRule="auto"/>
+              <w:rPr>
+                <w:rFonts w:ascii="Times New Roman" w:eastAsia="Times New Roman" w:hAnsi="Times New Roman" w:cs="Times New Roman"/>
+                <w:kern w:val="0"/>
+                <w14:ligatures w14:val="none"/>
+              </w:rPr>
+            </w:pPr>
+            <w:r>
+              <w:rPr>
+                <w:rFonts w:ascii="Times New Roman" w:eastAsia="Times New Roman" w:hAnsi="Times New Roman" w:cs="Times New Roman"/>
+                <w:kern w:val="0"/>
+                <w14:ligatures w14:val="none"/>
+              </w:rPr>
+              <w:t>Surveys</w:t>
+            </w:r>
+          </w:p>
+        </w:tc>
+        <w:tc>
+          <w:tcPr>
+            <w:tcW w:w="0" w:type="auto"/>
+            <w:vAlign w:val="center"/>
+            <w:hideMark/>
+          </w:tcPr>
+          <w:p>
+            <w:pPr>
+              <w:spacing w:after="0" w:line="240" w:lineRule="auto"/>
+              <w:rPr>
+                <w:rFonts w:ascii="Times New Roman" w:eastAsia="Times New Roman" w:hAnsi="Times New Roman" w:cs="Times New Roman"/>
+                <w:kern w:val="0"/>
+                <w14:ligatures w14:val="none"/>
+              </w:rPr>
+            </w:pPr>
+            <w:r>
+              <w:rPr>
+                <w:rFonts w:ascii="Times New Roman" w:eastAsia="Times New Roman" w:hAnsi="Times New Roman" w:cs="Times New Roman"/>
+                <w:kern w:val="0"/>
+                <w14:ligatures w14:val="none"/>
+              </w:rPr>
+              <w:t>Customers prefer non-toxic and skin-safe products</w:t>
+            </w:r>
+          </w:p>
+        </w:tc>
+        <w:tc>
+          <w:tcPr>
+            <w:tcW w:w="0" w:type="auto"/>
+            <w:vAlign w:val="center"/>
+            <w:hideMark/>
+          </w:tcPr>
+          <w:p>
+            <w:pPr>
+              <w:spacing w:after="0" w:line="240" w:lineRule="auto"/>
+              <w:rPr>
+                <w:rFonts w:ascii="Times New Roman" w:eastAsia="Times New Roman" w:hAnsi="Times New Roman" w:cs="Times New Roman"/>
+                <w:kern w:val="0"/>
+                <w14:ligatures w14:val="none"/>
+              </w:rPr>
+            </w:pPr>
+            <w:r>
+              <w:rPr>
+                <w:rFonts w:ascii="Times New Roman" w:eastAsia="Times New Roman" w:hAnsi="Times New Roman" w:cs="Times New Roman"/>
+                <w:kern w:val="0"/>
+                <w14:ligatures w14:val="none"/>
+              </w:rPr>
+              <w:t>Use safe, chemical-free ingredients</w:t>
+            </w:r>
+          </w:p>
+        </w:tc>
+      </w:tr>
+      <w:tr>
+        <w:trPr>
+          <w:tblCellSpacing w:w="15" w:type="dxa"/>
+        </w:trPr>
+        <w:tc>
+          <w:tcPr>
+            <w:tcW w:w="0" w:type="auto"/>
+            <w:vAlign w:val="center"/>
+            <w:hideMark/>
+          </w:tcPr>
+          <w:p>
+            <w:pPr>
+              <w:spacing w:after="0" w:line="240" w:lineRule="auto"/>
+              <w:rPr>
+                <w:rFonts w:ascii="Times New Roman" w:eastAsia="Times New Roman" w:hAnsi="Times New Roman" w:cs="Times New Roman"/>
+                <w:kern w:val="0"/>
+                <w14:ligatures w14:val="none"/>
+              </w:rPr>
+            </w:pPr>
+            <w:r>
+              <w:rPr>
+                <w:rFonts w:ascii="Times New Roman" w:eastAsia="Times New Roman" w:hAnsi="Times New Roman" w:cs="Times New Roman"/>
+                <w:kern w:val="0"/>
+                <w14:ligatures w14:val="none"/>
+              </w:rPr>
+              <w:t>Consumer Preferences</w:t>
+            </w:r>
+          </w:p>
+        </w:tc>
+        <w:tc>
+          <w:tcPr>
+            <w:tcW w:w="0" w:type="auto"/>
+            <w:vAlign w:val="center"/>
+            <w:hideMark/>
+          </w:tcPr>
+          <w:p>
+            <w:pPr>
+              <w:spacing w:after="0" w:line="240" w:lineRule="auto"/>
+              <w:rPr>
+                <w:rFonts w:ascii="Times New Roman" w:eastAsia="Times New Roman" w:hAnsi="Times New Roman" w:cs="Times New Roman"/>
+                <w:kern w:val="0"/>
+                <w14:ligatures w14:val="none"/>
+              </w:rPr>
+            </w:pPr>
+            <w:r>
+              <w:rPr>
+                <w:rFonts w:ascii="Times New Roman" w:eastAsia="Times New Roman" w:hAnsi="Times New Roman" w:cs="Times New Roman"/>
+                <w:kern w:val="0"/>
+                <w14:ligatures w14:val="none"/>
+              </w:rPr>
+              <w:t>Interviews</w:t>
+            </w:r>
+          </w:p>
+        </w:tc>
+        <w:tc>
+          <w:tcPr>
+            <w:tcW w:w="0" w:type="auto"/>
+            <w:vAlign w:val="center"/>
+            <w:hideMark/>
+          </w:tcPr>
+          <w:p>
+            <w:pPr>
+              <w:spacing w:after="0" w:line="240" w:lineRule="auto"/>
+              <w:rPr>
+                <w:rFonts w:ascii="Times New Roman" w:eastAsia="Times New Roman" w:hAnsi="Times New Roman" w:cs="Times New Roman"/>
+                <w:kern w:val="0"/>
+                <w14:ligatures w14:val="none"/>
+              </w:rPr>
+            </w:pPr>
+            <w:r>
+              <w:rPr>
+                <w:rFonts w:ascii="Times New Roman" w:eastAsia="Times New Roman" w:hAnsi="Times New Roman" w:cs="Times New Roman"/>
+                <w:kern w:val="0"/>
+                <w14:ligatures w14:val="none"/>
+              </w:rPr>
+              <w:t>Users want multi-purpose cleaning products</w:t>
+            </w:r>
+          </w:p>
+        </w:tc>
+        <w:tc>
+          <w:tcPr>
+            <w:tcW w:w="0" w:type="auto"/>
+            <w:vAlign w:val="center"/>
+            <w:hideMark/>
+          </w:tcPr>
+          <w:p>
+            <w:pPr>
+              <w:spacing w:after="0" w:line="240" w:lineRule="auto"/>
+              <w:rPr>
+                <w:rFonts w:ascii="Times New Roman" w:eastAsia="Times New Roman" w:hAnsi="Times New Roman" w:cs="Times New Roman"/>
+                <w:kern w:val="0"/>
+                <w14:ligatures w14:val="none"/>
+              </w:rPr>
+            </w:pPr>
+            <w:r>
+              <w:rPr>
+                <w:rFonts w:ascii="Times New Roman" w:eastAsia="Times New Roman" w:hAnsi="Times New Roman" w:cs="Times New Roman"/>
+                <w:kern w:val="0"/>
+                <w14:ligatures w14:val="none"/>
+              </w:rPr>
+              <w:t>Develop versatile cleaning solutions</w:t>
+            </w:r>
+          </w:p>
+        </w:tc>
+      </w:tr>
+      <w:tr>
+        <w:trPr>
+          <w:tblCellSpacing w:w="15" w:type="dxa"/>
+        </w:trPr>
+        <w:tc>
+          <w:tcPr>
+            <w:tcW w:w="0" w:type="auto"/>
+            <w:vAlign w:val="center"/>
+            <w:hideMark/>
+          </w:tcPr>
+          <w:p>
+            <w:pPr>
+              <w:spacing w:after="0" w:line="240" w:lineRule="auto"/>
+              <w:rPr>
+                <w:rFonts w:ascii="Times New Roman" w:eastAsia="Times New Roman" w:hAnsi="Times New Roman" w:cs="Times New Roman"/>
+                <w:kern w:val="0"/>
+                <w14:ligatures w14:val="none"/>
+              </w:rPr>
+            </w:pPr>
+            <w:r>
+              <w:rPr>
+                <w:rFonts w:ascii="Times New Roman" w:eastAsia="Times New Roman" w:hAnsi="Times New Roman" w:cs="Times New Roman"/>
+                <w:kern w:val="0"/>
+                <w14:ligatures w14:val="none"/>
+              </w:rPr>
+              <w:t>Consumer Preferences</w:t>
+            </w:r>
+          </w:p>
+        </w:tc>
+        <w:tc>
+          <w:tcPr>
+            <w:tcW w:w="0" w:type="auto"/>
+            <w:vAlign w:val="center"/>
+            <w:hideMark/>
+          </w:tcPr>
+          <w:p>
+            <w:pPr>
+              <w:spacing w:after="0" w:line="240" w:lineRule="auto"/>
+              <w:rPr>
+                <w:rFonts w:ascii="Times New Roman" w:eastAsia="Times New Roman" w:hAnsi="Times New Roman" w:cs="Times New Roman"/>
+                <w:kern w:val="0"/>
+                <w14:ligatures w14:val="none"/>
+              </w:rPr>
+            </w:pPr>
+            <w:r>
+              <w:rPr>
+                <w:rFonts w:ascii="Times New Roman" w:eastAsia="Times New Roman" w:hAnsi="Times New Roman" w:cs="Times New Roman"/>
+                <w:kern w:val="0"/>
+                <w14:ligatures w14:val="none"/>
+              </w:rPr>
+              <w:t>Feedback Analysis</w:t>
+            </w:r>
+          </w:p>
+        </w:tc>
+        <w:tc>
+          <w:tcPr>
+            <w:tcW w:w="0" w:type="auto"/>
+            <w:vAlign w:val="center"/>
+            <w:hideMark/>
+          </w:tcPr>
+          <w:p>
+            <w:pPr>
+              <w:spacing w:after="0" w:line="240" w:lineRule="auto"/>
+              <w:rPr>
+                <w:rFonts w:ascii="Times New Roman" w:eastAsia="Times New Roman" w:hAnsi="Times New Roman" w:cs="Times New Roman"/>
+                <w:kern w:val="0"/>
+                <w14:ligatures w14:val="none"/>
+              </w:rPr>
+            </w:pPr>
+            <w:r>
+              <w:rPr>
+                <w:rFonts w:ascii="Times New Roman" w:eastAsia="Times New Roman" w:hAnsi="Times New Roman" w:cs="Times New Roman"/>
+                <w:kern w:val="0"/>
+                <w14:ligatures w14:val="none"/>
+              </w:rPr>
+              <w:t>Preference for pleasant natural scents</w:t>
+            </w:r>
+          </w:p>
+        </w:tc>
+        <w:tc>
+          <w:tcPr>
+            <w:tcW w:w="0" w:type="auto"/>
+            <w:vAlign w:val="center"/>
+            <w:hideMark/>
+          </w:tcPr>
+          <w:p>
+            <w:pPr>
+              <w:spacing w:after="0" w:line="240" w:lineRule="auto"/>
+              <w:rPr>
+                <w:rFonts w:ascii="Times New Roman" w:eastAsia="Times New Roman" w:hAnsi="Times New Roman" w:cs="Times New Roman"/>
+                <w:kern w:val="0"/>
+                <w14:ligatures w14:val="none"/>
+              </w:rPr>
+            </w:pPr>
+            <w:r>
+              <w:rPr>
+                <w:rFonts w:ascii="Times New Roman" w:eastAsia="Times New Roman" w:hAnsi="Times New Roman" w:cs="Times New Roman"/>
+                <w:kern w:val="0"/>
+                <w14:ligatures w14:val="none"/>
+              </w:rPr>
+              <w:t>Use natural fragrances (e.g., lemon, lavender)</w:t>
+            </w:r>
+          </w:p>
+        </w:tc>
+      </w:tr>
+      <w:tr>
+        <w:trPr>
+          <w:tblCellSpacing w:w="15" w:type="dxa"/>
+        </w:trPr>
+        <w:tc>
+          <w:tcPr>
+            <w:tcW w:w="0" w:type="auto"/>
+            <w:vAlign w:val="center"/>
+            <w:hideMark/>
+          </w:tcPr>
+          <w:p>
+            <w:pPr>
+              <w:spacing w:after="0" w:line="240" w:lineRule="auto"/>
+              <w:rPr>
+                <w:rFonts w:ascii="Times New Roman" w:eastAsia="Times New Roman" w:hAnsi="Times New Roman" w:cs="Times New Roman"/>
+                <w:kern w:val="0"/>
+                <w14:ligatures w14:val="none"/>
+              </w:rPr>
+            </w:pPr>
+            <w:r>
+              <w:rPr>
+                <w:rFonts w:ascii="Times New Roman" w:eastAsia="Times New Roman" w:hAnsi="Times New Roman" w:cs="Times New Roman"/>
+                <w:kern w:val="0"/>
+                <w14:ligatures w14:val="none"/>
+              </w:rPr>
+              <w:t>Consumer Preferences</w:t>
+            </w:r>
+          </w:p>
+        </w:tc>
+        <w:tc>
+          <w:tcPr>
+            <w:tcW w:w="0" w:type="auto"/>
+            <w:vAlign w:val="center"/>
+            <w:hideMark/>
+          </w:tcPr>
+          <w:p>
+            <w:pPr>
+              <w:spacing w:after="0" w:line="240" w:lineRule="auto"/>
+              <w:rPr>
+                <w:rFonts w:ascii="Times New Roman" w:eastAsia="Times New Roman" w:hAnsi="Times New Roman" w:cs="Times New Roman"/>
+                <w:kern w:val="0"/>
+                <w14:ligatures w14:val="none"/>
+              </w:rPr>
+            </w:pPr>
+            <w:r>
+              <w:rPr>
+                <w:rFonts w:ascii="Times New Roman" w:eastAsia="Times New Roman" w:hAnsi="Times New Roman" w:cs="Times New Roman"/>
+                <w:kern w:val="0"/>
+                <w14:ligatures w14:val="none"/>
+              </w:rPr>
+              <w:t>Observation</w:t>
+            </w:r>
+          </w:p>
+        </w:tc>
+        <w:tc>
+          <w:tcPr>
+            <w:tcW w:w="0" w:type="auto"/>
+            <w:vAlign w:val="center"/>
+            <w:hideMark/>
+          </w:tcPr>
+          <w:p>
+            <w:pPr>
+              <w:spacing w:after="0" w:line="240" w:lineRule="auto"/>
+              <w:rPr>
+                <w:rFonts w:ascii="Times New Roman" w:eastAsia="Times New Roman" w:hAnsi="Times New Roman" w:cs="Times New Roman"/>
+                <w:kern w:val="0"/>
+                <w14:ligatures w14:val="none"/>
+              </w:rPr>
+            </w:pPr>
+            <w:r>
+              <w:rPr>
+                <w:rFonts w:ascii="Times New Roman" w:eastAsia="Times New Roman" w:hAnsi="Times New Roman" w:cs="Times New Roman"/>
+                <w:kern w:val="0"/>
+                <w14:ligatures w14:val="none"/>
+              </w:rPr>
+              <w:t>Users value ease of use and convenience</w:t>
+            </w:r>
+          </w:p>
+        </w:tc>
+        <w:tc>
+          <w:tcPr>
+            <w:tcW w:w="0" w:type="auto"/>
+            <w:vAlign w:val="center"/>
+            <w:hideMark/>
+          </w:tcPr>
+          <w:p>
+            <w:pPr>
+              <w:spacing w:after="0" w:line="240" w:lineRule="auto"/>
+              <w:rPr>
+                <w:rFonts w:ascii="Times New Roman" w:eastAsia="Times New Roman" w:hAnsi="Times New Roman" w:cs="Times New Roman"/>
+                <w:kern w:val="0"/>
+                <w14:ligatures w14:val="none"/>
+              </w:rPr>
+            </w:pPr>
+            <w:r>
+              <w:rPr>
+                <w:rFonts w:ascii="Times New Roman" w:eastAsia="Times New Roman" w:hAnsi="Times New Roman" w:cs="Times New Roman"/>
+                <w:kern w:val="0"/>
+                <w14:ligatures w14:val="none"/>
+              </w:rPr>
+              <w:t>Design easy-to-use packaging and application</w:t>
+            </w:r>
+          </w:p>
+        </w:tc>
+      </w:tr>
+      <w:tr>
+        <w:trPr>
+          <w:tblCellSpacing w:w="15" w:type="dxa"/>
+        </w:trPr>
+        <w:tc>
+          <w:tcPr>
+            <w:tcW w:w="0" w:type="auto"/>
+            <w:vAlign w:val="center"/>
+            <w:hideMark/>
+          </w:tcPr>
+          <w:p>
+            <w:pPr>
+              <w:spacing w:after="0" w:line="240" w:lineRule="auto"/>
+              <w:rPr>
+                <w:rFonts w:ascii="Times New Roman" w:eastAsia="Times New Roman" w:hAnsi="Times New Roman" w:cs="Times New Roman"/>
+                <w:kern w:val="0"/>
+                <w14:ligatures w14:val="none"/>
+              </w:rPr>
+            </w:pPr>
+            <w:r>
+              <w:rPr>
+                <w:rFonts w:ascii="Times New Roman" w:eastAsia="Times New Roman" w:hAnsi="Times New Roman" w:cs="Times New Roman"/>
+                <w:b/>
+                <w:bCs/>
+                <w:kern w:val="0"/>
+                <w14:ligatures w14:val="none"/>
+              </w:rPr>
+              <w:t>Sustainability Requirements</w:t>
+            </w:r>
+          </w:p>
+        </w:tc>
+        <w:tc>
+          <w:tcPr>
+            <w:tcW w:w="0" w:type="auto"/>
+            <w:vAlign w:val="center"/>
+            <w:hideMark/>
+          </w:tcPr>
+          <w:p>
+            <w:pPr>
+              <w:spacing w:after="0" w:line="240" w:lineRule="auto"/>
+              <w:rPr>
+                <w:rFonts w:ascii="Times New Roman" w:eastAsia="Times New Roman" w:hAnsi="Times New Roman" w:cs="Times New Roman"/>
+                <w:kern w:val="0"/>
+                <w14:ligatures w14:val="none"/>
+              </w:rPr>
+            </w:pPr>
+            <w:r>
+              <w:rPr>
+                <w:rFonts w:ascii="Times New Roman" w:eastAsia="Times New Roman" w:hAnsi="Times New Roman" w:cs="Times New Roman"/>
+                <w:kern w:val="0"/>
+                <w14:ligatures w14:val="none"/>
+              </w:rPr>
+              <w:t>Environmental Research</w:t>
+            </w:r>
+          </w:p>
+        </w:tc>
+        <w:tc>
+          <w:tcPr>
+            <w:tcW w:w="0" w:type="auto"/>
+            <w:vAlign w:val="center"/>
+            <w:hideMark/>
+          </w:tcPr>
+          <w:p>
+            <w:pPr>
+              <w:spacing w:after="0" w:line="240" w:lineRule="auto"/>
+              <w:rPr>
+                <w:rFonts w:ascii="Times New Roman" w:eastAsia="Times New Roman" w:hAnsi="Times New Roman" w:cs="Times New Roman"/>
+                <w:kern w:val="0"/>
+                <w14:ligatures w14:val="none"/>
+              </w:rPr>
+            </w:pPr>
+            <w:r>
+              <w:rPr>
+                <w:rFonts w:ascii="Times New Roman" w:eastAsia="Times New Roman" w:hAnsi="Times New Roman" w:cs="Times New Roman"/>
+                <w:kern w:val="0"/>
+                <w14:ligatures w14:val="none"/>
+              </w:rPr>
+              <w:t>Demand for low environmental impact products</w:t>
+            </w:r>
+          </w:p>
+        </w:tc>
+        <w:tc>
+          <w:tcPr>
+            <w:tcW w:w="0" w:type="auto"/>
+            <w:vAlign w:val="center"/>
+            <w:hideMark/>
+          </w:tcPr>
+          <w:p>
+            <w:pPr>
+              <w:spacing w:after="0" w:line="240" w:lineRule="auto"/>
+              <w:rPr>
+                <w:rFonts w:ascii="Times New Roman" w:eastAsia="Times New Roman" w:hAnsi="Times New Roman" w:cs="Times New Roman"/>
+                <w:kern w:val="0"/>
+                <w14:ligatures w14:val="none"/>
+              </w:rPr>
+            </w:pPr>
+            <w:r>
+              <w:rPr>
+                <w:rFonts w:ascii="Times New Roman" w:eastAsia="Times New Roman" w:hAnsi="Times New Roman" w:cs="Times New Roman"/>
+                <w:kern w:val="0"/>
+                <w14:ligatures w14:val="none"/>
+              </w:rPr>
+              <w:t>Use biodegradable ingredients</w:t>
+            </w:r>
+          </w:p>
+        </w:tc>
+      </w:tr>
+    </w:tbl>
+    <w:p>
+      <w:pPr>
+        <w:ind w:left="1440" w:hanging="720"/>
+      </w:pPr>
+    </w:p>
+    <w:p>
+      <w:pPr>
+        <w:ind w:left="1440" w:hanging="720"/>
+        <w:rPr>
+          <w:b/>
+          <w:u w:val="single"/>
+        </w:rPr>
+      </w:pPr>
+      <w:r>
+        <w:t xml:space="preserve">2.4 </w:t>
+      </w:r>
+      <w:r>
+        <w:rPr>
+          <w:b/>
+          <w:u w:val="single"/>
+        </w:rPr>
+        <w:t>Analyze results</w:t>
+      </w:r>
+    </w:p>
+    <w:p>
+      <w:pPr>
+        <w:ind w:left="1440" w:hanging="720"/>
+        <w:rPr>
+          <w:color w:val="66B1CE" w:themeColor="accent5"/>
+          <w:u w:val="single"/>
+        </w:rPr>
+      </w:pPr>
+      <w:r>
+        <w:rPr>
+          <w:rStyle w:val="Strong"/>
+          <w:bCs w:val="0"/>
+          <w:color w:val="66B1CE" w:themeColor="accent5"/>
+          <w:u w:val="single"/>
+        </w:rPr>
+        <w:t>Key Insights from Analysis</w:t>
+      </w:r>
+    </w:p>
+    <w:tbl>
+      <w:tblPr>
+        <w:tblW w:w="0" w:type="auto"/>
+        <w:tblCellSpacing w:w="15" w:type="dxa"/>
+        <w:tblCellMar>
+          <w:top w:w="15" w:type="dxa"/>
+          <w:left w:w="15" w:type="dxa"/>
+          <w:bottom w:w="15" w:type="dxa"/>
+          <w:right w:w="15" w:type="dxa"/>
+        </w:tblCellMar>
+        <w:tblLook w:val="04A0" w:firstRow="1" w:lastRow="0" w:firstColumn="1" w:lastColumn="0" w:noHBand="0" w:noVBand="1"/>
+      </w:tblPr>
+      <w:tblGrid>
+        <w:gridCol w:w="1700"/>
+        <w:gridCol w:w="5150"/>
+      </w:tblGrid>
+      <w:tr>
+        <w:trPr>
+          <w:tblHeader/>
+          <w:tblCellSpacing w:w="15" w:type="dxa"/>
+        </w:trPr>
+        <w:tc>
+          <w:tcPr>
+            <w:tcW w:w="0" w:type="auto"/>
+            <w:vAlign w:val="center"/>
+            <w:hideMark/>
+          </w:tcPr>
+          <w:p>
+            <w:pPr>
+              <w:jc w:val="center"/>
+              <w:rPr>
+                <w:b/>
+                <w:bCs/>
+              </w:rPr>
+            </w:pPr>
+            <w:r>
+              <w:rPr>
+                <w:b/>
+                <w:bCs/>
+              </w:rPr>
+              <w:t>Area</w:t>
+            </w:r>
+          </w:p>
+        </w:tc>
+        <w:tc>
+          <w:tcPr>
+            <w:tcW w:w="0" w:type="auto"/>
+            <w:vAlign w:val="center"/>
+            <w:hideMark/>
+          </w:tcPr>
+          <w:p>
+            <w:pPr>
+              <w:jc w:val="center"/>
+              <w:rPr>
+                <w:b/>
+                <w:bCs/>
+              </w:rPr>
+            </w:pPr>
+            <w:r>
+              <w:rPr>
+                <w:b/>
+                <w:bCs/>
+              </w:rPr>
+              <w:t>Insight</w:t>
+            </w:r>
+          </w:p>
+        </w:tc>
+      </w:tr>
+      <w:tr>
+        <w:trPr>
+          <w:tblCellSpacing w:w="15" w:type="dxa"/>
+        </w:trPr>
+        <w:tc>
+          <w:tcPr>
+            <w:tcW w:w="0" w:type="auto"/>
+            <w:vAlign w:val="center"/>
+            <w:hideMark/>
+          </w:tcPr>
+          <w:p>
+            <w:r>
+              <w:t>Energy Efficiency</w:t>
+            </w:r>
+          </w:p>
+        </w:tc>
+        <w:tc>
+          <w:tcPr>
+            <w:tcW w:w="0" w:type="auto"/>
+            <w:vAlign w:val="center"/>
+            <w:hideMark/>
+          </w:tcPr>
+          <w:p>
+            <w:r>
+              <w:t>System is inefficient and needs automation</w:t>
+            </w:r>
+          </w:p>
+        </w:tc>
+      </w:tr>
+      <w:tr>
+        <w:trPr>
+          <w:tblCellSpacing w:w="15" w:type="dxa"/>
+        </w:trPr>
+        <w:tc>
+          <w:tcPr>
+            <w:tcW w:w="0" w:type="auto"/>
+            <w:vAlign w:val="center"/>
+            <w:hideMark/>
+          </w:tcPr>
+          <w:p>
+            <w:r>
+              <w:t>Monitoring</w:t>
+            </w:r>
+          </w:p>
+        </w:tc>
+        <w:tc>
+          <w:tcPr>
+            <w:tcW w:w="0" w:type="auto"/>
+            <w:vAlign w:val="center"/>
+            <w:hideMark/>
+          </w:tcPr>
+          <w:p>
+            <w:r>
+              <w:t>Lack of real-time tracking causes energy waste</w:t>
+            </w:r>
+          </w:p>
+        </w:tc>
+      </w:tr>
+      <w:tr>
+        <w:trPr>
+          <w:tblCellSpacing w:w="15" w:type="dxa"/>
+        </w:trPr>
+        <w:tc>
+          <w:tcPr>
+            <w:tcW w:w="0" w:type="auto"/>
+            <w:vAlign w:val="center"/>
+            <w:hideMark/>
+          </w:tcPr>
+          <w:p>
+            <w:r>
+              <w:t>Cost Control</w:t>
+            </w:r>
+          </w:p>
+        </w:tc>
+        <w:tc>
+          <w:tcPr>
+            <w:tcW w:w="0" w:type="auto"/>
+            <w:vAlign w:val="center"/>
+            <w:hideMark/>
+          </w:tcPr>
+          <w:p>
+            <w:r>
+              <w:t>High costs due to peak usage and poor optimization</w:t>
+            </w:r>
+          </w:p>
+        </w:tc>
+      </w:tr>
+    </w:tbl>
+    <w:p>
+      <w:pPr>
+        <w:ind w:left="1440" w:hanging="720"/>
+      </w:pPr>
+    </w:p>
+    <w:p>
+      <w:pPr>
+        <w:pStyle w:val="Heading2"/>
+        <w:rPr>
+          <w:rStyle w:val="Strong"/>
+          <w:b w:val="0"/>
+          <w:bCs w:val="0"/>
+        </w:rPr>
+      </w:pPr>
+      <w:r>
+        <w:rPr>
+          <w:rStyle w:val="Strong"/>
+          <w:b w:val="0"/>
+          <w:bCs w:val="0"/>
+        </w:rPr>
+        <w:t>Research Results Analysis (Energy Management System)</w:t>
+      </w:r>
+    </w:p>
+    <w:p/>
+    <w:tbl>
+      <w:tblPr>
+        <w:tblW w:w="0" w:type="auto"/>
+        <w:tblCellSpacing w:w="15" w:type="dxa"/>
+        <w:tblCellMar>
+          <w:top w:w="15" w:type="dxa"/>
+          <w:left w:w="15" w:type="dxa"/>
+          <w:bottom w:w="15" w:type="dxa"/>
+          <w:right w:w="15" w:type="dxa"/>
+        </w:tblCellMar>
+        <w:tblLook w:val="04A0" w:firstRow="1" w:lastRow="0" w:firstColumn="1" w:lastColumn="0" w:noHBand="0" w:noVBand="1"/>
+      </w:tblPr>
+      <w:tblGrid>
+        <w:gridCol w:w="1509"/>
+        <w:gridCol w:w="2462"/>
+        <w:gridCol w:w="2831"/>
+        <w:gridCol w:w="2558"/>
+      </w:tblGrid>
+      <w:tr>
+        <w:trPr>
+          <w:tblHeader/>
+          <w:tblCellSpacing w:w="15" w:type="dxa"/>
+        </w:trPr>
+        <w:tc>
+          <w:tcPr>
+            <w:tcW w:w="0" w:type="auto"/>
+            <w:vAlign w:val="center"/>
+            <w:hideMark/>
+          </w:tcPr>
+          <w:p>
+            <w:pPr>
+              <w:jc w:val="center"/>
+              <w:rPr>
+                <w:b/>
+                <w:bCs/>
+              </w:rPr>
+            </w:pPr>
+            <w:r>
+              <w:rPr>
+                <w:b/>
+                <w:bCs/>
+              </w:rPr>
+              <w:t>Analysis Area</w:t>
+            </w:r>
+          </w:p>
+        </w:tc>
+        <w:tc>
+          <w:tcPr>
+            <w:tcW w:w="0" w:type="auto"/>
+            <w:vAlign w:val="center"/>
+            <w:hideMark/>
+          </w:tcPr>
+          <w:p>
+            <w:pPr>
+              <w:jc w:val="center"/>
+              <w:rPr>
+                <w:b/>
+                <w:bCs/>
+              </w:rPr>
+            </w:pPr>
+            <w:r>
+              <w:rPr>
+                <w:b/>
+                <w:bCs/>
+              </w:rPr>
+              <w:t>Research Findings</w:t>
+            </w:r>
+          </w:p>
+        </w:tc>
+        <w:tc>
+          <w:tcPr>
+            <w:tcW w:w="0" w:type="auto"/>
+            <w:vAlign w:val="center"/>
+            <w:hideMark/>
+          </w:tcPr>
+          <w:p>
+            <w:pPr>
+              <w:jc w:val="center"/>
+              <w:rPr>
+                <w:b/>
+                <w:bCs/>
+              </w:rPr>
+            </w:pPr>
+            <w:r>
+              <w:rPr>
+                <w:b/>
+                <w:bCs/>
+              </w:rPr>
+              <w:t>Interpretation</w:t>
+            </w:r>
+          </w:p>
+        </w:tc>
+        <w:tc>
+          <w:tcPr>
+            <w:tcW w:w="0" w:type="auto"/>
+            <w:vAlign w:val="center"/>
+            <w:hideMark/>
+          </w:tcPr>
+          <w:p>
+            <w:pPr>
+              <w:jc w:val="center"/>
+              <w:rPr>
+                <w:b/>
+                <w:bCs/>
+              </w:rPr>
+            </w:pPr>
+            <w:r>
+              <w:rPr>
+                <w:b/>
+                <w:bCs/>
+              </w:rPr>
+              <w:t>Requirement Implication</w:t>
+            </w:r>
+          </w:p>
+        </w:tc>
+      </w:tr>
+      <w:tr>
+        <w:trPr>
+          <w:tblCellSpacing w:w="15" w:type="dxa"/>
+        </w:trPr>
+        <w:tc>
+          <w:tcPr>
+            <w:tcW w:w="0" w:type="auto"/>
+            <w:vAlign w:val="center"/>
+            <w:hideMark/>
+          </w:tcPr>
+          <w:p>
+            <w:r>
+              <w:rPr>
+                <w:rStyle w:val="Strong"/>
+              </w:rPr>
+              <w:t>Current Energy Usage</w:t>
+            </w:r>
+          </w:p>
+        </w:tc>
+        <w:tc>
+          <w:tcPr>
+            <w:tcW w:w="0" w:type="auto"/>
+            <w:vAlign w:val="center"/>
+            <w:hideMark/>
+          </w:tcPr>
+          <w:p>
+            <w:r>
+              <w:t>High electricity consumption during peak hours</w:t>
+            </w:r>
+          </w:p>
+        </w:tc>
+        <w:tc>
+          <w:tcPr>
+            <w:tcW w:w="0" w:type="auto"/>
+            <w:vAlign w:val="center"/>
+            <w:hideMark/>
+          </w:tcPr>
+          <w:p>
+            <w:r>
+              <w:t>Systems are inefficiently managed and overloaded at peak times</w:t>
+            </w:r>
+          </w:p>
+        </w:tc>
+        <w:tc>
+          <w:tcPr>
+            <w:tcW w:w="0" w:type="auto"/>
+            <w:vAlign w:val="center"/>
+            <w:hideMark/>
+          </w:tcPr>
+          <w:p>
+            <w:r>
+              <w:t>Need for load balancing and peak-hour optimization</w:t>
+            </w:r>
+          </w:p>
+        </w:tc>
+      </w:tr>
+      <w:tr>
+        <w:trPr>
+          <w:tblCellSpacing w:w="15" w:type="dxa"/>
+        </w:trPr>
+        <w:tc>
+          <w:tcPr>
+            <w:tcW w:w="0" w:type="auto"/>
+            <w:vAlign w:val="center"/>
+            <w:hideMark/>
+          </w:tcPr>
+          <w:p>
+            <w:r>
+              <w:t>Current Energy Usage</w:t>
+            </w:r>
+          </w:p>
+        </w:tc>
+        <w:tc>
+          <w:tcPr>
+            <w:tcW w:w="0" w:type="auto"/>
+            <w:vAlign w:val="center"/>
+            <w:hideMark/>
+          </w:tcPr>
+          <w:p>
+            <w:r>
+              <w:t>Unmonitored equipment usage in some departments</w:t>
+            </w:r>
+          </w:p>
+        </w:tc>
+        <w:tc>
+          <w:tcPr>
+            <w:tcW w:w="0" w:type="auto"/>
+            <w:vAlign w:val="center"/>
+            <w:hideMark/>
+          </w:tcPr>
+          <w:p>
+            <w:r>
+              <w:t>Energy waste due to lack of tracking</w:t>
+            </w:r>
+          </w:p>
+        </w:tc>
+        <w:tc>
+          <w:tcPr>
+            <w:tcW w:w="0" w:type="auto"/>
+            <w:vAlign w:val="center"/>
+            <w:hideMark/>
+          </w:tcPr>
+          <w:p>
+            <w:r>
+              <w:t>Introduce real-time monitoring sensors and dashboards</w:t>
+            </w:r>
+          </w:p>
+        </w:tc>
+      </w:tr>
+      <w:tr>
+        <w:trPr>
+          <w:tblCellSpacing w:w="15" w:type="dxa"/>
+        </w:trPr>
+        <w:tc>
+          <w:tcPr>
+            <w:tcW w:w="0" w:type="auto"/>
+            <w:vAlign w:val="center"/>
+            <w:hideMark/>
+          </w:tcPr>
+          <w:p>
+            <w:r>
+              <w:rPr>
+                <w:rStyle w:val="Strong"/>
+              </w:rPr>
+              <w:t>Efficiency Trends</w:t>
+            </w:r>
+          </w:p>
+        </w:tc>
+        <w:tc>
+          <w:tcPr>
+            <w:tcW w:w="0" w:type="auto"/>
+            <w:vAlign w:val="center"/>
+            <w:hideMark/>
+          </w:tcPr>
+          <w:p>
+            <w:r>
+              <w:t>Industries using smart systems reduce energy by 15–30%</w:t>
+            </w:r>
+          </w:p>
+        </w:tc>
+        <w:tc>
+          <w:tcPr>
+            <w:tcW w:w="0" w:type="auto"/>
+            <w:vAlign w:val="center"/>
+            <w:hideMark/>
+          </w:tcPr>
+          <w:p>
+            <w:r>
+              <w:t>Smart energy systems improve efficiency significantly</w:t>
+            </w:r>
+          </w:p>
+        </w:tc>
+        <w:tc>
+          <w:tcPr>
+            <w:tcW w:w="0" w:type="auto"/>
+            <w:vAlign w:val="center"/>
+            <w:hideMark/>
+          </w:tcPr>
+          <w:p>
+            <w:r>
+              <w:t>Implement smart energy management system</w:t>
+            </w:r>
+          </w:p>
+        </w:tc>
+      </w:tr>
+      <w:tr>
+        <w:trPr>
+          <w:tblCellSpacing w:w="15" w:type="dxa"/>
+        </w:trPr>
+        <w:tc>
+          <w:tcPr>
+            <w:tcW w:w="0" w:type="auto"/>
+            <w:vAlign w:val="center"/>
+            <w:hideMark/>
+          </w:tcPr>
+          <w:p>
+            <w:r>
+              <w:t>Efficiency Trends</w:t>
+            </w:r>
+          </w:p>
+        </w:tc>
+        <w:tc>
+          <w:tcPr>
+            <w:tcW w:w="0" w:type="auto"/>
+            <w:vAlign w:val="center"/>
+            <w:hideMark/>
+          </w:tcPr>
+          <w:p>
+            <w:r>
+              <w:t>Automation improves energy control accuracy</w:t>
+            </w:r>
+          </w:p>
+        </w:tc>
+        <w:tc>
+          <w:tcPr>
+            <w:tcW w:w="0" w:type="auto"/>
+            <w:vAlign w:val="center"/>
+            <w:hideMark/>
+          </w:tcPr>
+          <w:p>
+            <w:r>
+              <w:t>Manual control leads to errors and waste</w:t>
+            </w:r>
+          </w:p>
+        </w:tc>
+        <w:tc>
+          <w:tcPr>
+            <w:tcW w:w="0" w:type="auto"/>
+            <w:vAlign w:val="center"/>
+            <w:hideMark/>
+          </w:tcPr>
+          <w:p>
+            <w:r>
+              <w:t>Integrate automated energy control mechanisms</w:t>
+            </w:r>
+          </w:p>
+        </w:tc>
+      </w:tr>
+    </w:tbl>
+    <w:p>
+      <w:pPr>
+        <w:pStyle w:val="Heading2"/>
+      </w:pPr>
+      <w:r>
+        <w:t xml:space="preserve"> </w:t>
+      </w:r>
+    </w:p>
+    <w:p>
+      <w:pPr>
+        <w:ind w:left="1440" w:hanging="720"/>
+      </w:pPr>
+    </w:p>
+    <w:p>
+      <w:pPr>
+        <w:ind w:left="1440" w:hanging="720"/>
+        <w:rPr>
+          <w:b/>
+          <w:u w:val="single"/>
+        </w:rPr>
+      </w:pPr>
+      <w:r>
+        <w:t xml:space="preserve">2.5 </w:t>
+      </w:r>
+      <w:r>
+        <w:rPr>
+          <w:b/>
+          <w:u w:val="single"/>
+        </w:rPr>
+        <w:t>Report findings</w:t>
+      </w:r>
+    </w:p>
+    <w:tbl>
+      <w:tblPr>
+        <w:tblW w:w="0" w:type="auto"/>
+        <w:tblCellSpacing w:w="15" w:type="dxa"/>
+        <w:tblCellMar>
+          <w:top w:w="15" w:type="dxa"/>
+          <w:left w:w="15" w:type="dxa"/>
+          <w:bottom w:w="15" w:type="dxa"/>
+          <w:right w:w="15" w:type="dxa"/>
+        </w:tblCellMar>
+        <w:tblLook w:val="04A0" w:firstRow="1" w:lastRow="0" w:firstColumn="1" w:lastColumn="0" w:noHBand="0" w:noVBand="1"/>
+      </w:tblPr>
+      <w:tblGrid>
+        <w:gridCol w:w="1690"/>
+        <w:gridCol w:w="2677"/>
+        <w:gridCol w:w="2660"/>
+        <w:gridCol w:w="2333"/>
+      </w:tblGrid>
+      <w:tr>
+        <w:trPr>
+          <w:tblHeader/>
+          <w:tblCellSpacing w:w="15" w:type="dxa"/>
+        </w:trPr>
+        <w:tc>
+          <w:tcPr>
+            <w:tcW w:w="0" w:type="auto"/>
+            <w:vAlign w:val="center"/>
+            <w:hideMark/>
+          </w:tcPr>
+          <w:p>
+            <w:pPr>
+              <w:spacing w:after="0" w:line="240" w:lineRule="auto"/>
+              <w:jc w:val="center"/>
+              <w:rPr>
+                <w:rFonts w:ascii="Times New Roman" w:eastAsia="Times New Roman" w:hAnsi="Times New Roman" w:cs="Times New Roman"/>
+                <w:b/>
+                <w:bCs/>
+                <w:kern w:val="0"/>
+                <w14:ligatures w14:val="none"/>
+              </w:rPr>
+            </w:pPr>
+            <w:r>
+              <w:rPr>
+                <w:rFonts w:ascii="Times New Roman" w:eastAsia="Times New Roman" w:hAnsi="Times New Roman" w:cs="Times New Roman"/>
+                <w:b/>
+                <w:bCs/>
+                <w:kern w:val="0"/>
+                <w14:ligatures w14:val="none"/>
+              </w:rPr>
+              <w:t>Area</w:t>
+            </w:r>
+          </w:p>
+        </w:tc>
+        <w:tc>
+          <w:tcPr>
+            <w:tcW w:w="0" w:type="auto"/>
+            <w:vAlign w:val="center"/>
+            <w:hideMark/>
+          </w:tcPr>
+          <w:p>
+            <w:pPr>
+              <w:spacing w:after="0" w:line="240" w:lineRule="auto"/>
+              <w:jc w:val="center"/>
+              <w:rPr>
+                <w:rFonts w:ascii="Times New Roman" w:eastAsia="Times New Roman" w:hAnsi="Times New Roman" w:cs="Times New Roman"/>
+                <w:b/>
+                <w:bCs/>
+                <w:kern w:val="0"/>
+                <w14:ligatures w14:val="none"/>
+              </w:rPr>
+            </w:pPr>
+            <w:r>
+              <w:rPr>
+                <w:rFonts w:ascii="Times New Roman" w:eastAsia="Times New Roman" w:hAnsi="Times New Roman" w:cs="Times New Roman"/>
+                <w:b/>
+                <w:bCs/>
+                <w:kern w:val="0"/>
+                <w14:ligatures w14:val="none"/>
+              </w:rPr>
+              <w:t>Findings</w:t>
+            </w:r>
+          </w:p>
+        </w:tc>
+        <w:tc>
+          <w:tcPr>
+            <w:tcW w:w="0" w:type="auto"/>
+            <w:vAlign w:val="center"/>
+            <w:hideMark/>
+          </w:tcPr>
+          <w:p>
+            <w:pPr>
+              <w:spacing w:after="0" w:line="240" w:lineRule="auto"/>
+              <w:jc w:val="center"/>
+              <w:rPr>
+                <w:rFonts w:ascii="Times New Roman" w:eastAsia="Times New Roman" w:hAnsi="Times New Roman" w:cs="Times New Roman"/>
+                <w:b/>
+                <w:bCs/>
+                <w:kern w:val="0"/>
+                <w14:ligatures w14:val="none"/>
+              </w:rPr>
+            </w:pPr>
+            <w:r>
+              <w:rPr>
+                <w:rFonts w:ascii="Times New Roman" w:eastAsia="Times New Roman" w:hAnsi="Times New Roman" w:cs="Times New Roman"/>
+                <w:b/>
+                <w:bCs/>
+                <w:kern w:val="0"/>
+                <w14:ligatures w14:val="none"/>
+              </w:rPr>
+              <w:t>Interpretation</w:t>
+            </w:r>
+          </w:p>
+        </w:tc>
+        <w:tc>
+          <w:tcPr>
+            <w:tcW w:w="0" w:type="auto"/>
+            <w:vAlign w:val="center"/>
+            <w:hideMark/>
+          </w:tcPr>
+          <w:p>
+            <w:pPr>
+              <w:spacing w:after="0" w:line="240" w:lineRule="auto"/>
+              <w:jc w:val="center"/>
+              <w:rPr>
+                <w:rFonts w:ascii="Times New Roman" w:eastAsia="Times New Roman" w:hAnsi="Times New Roman" w:cs="Times New Roman"/>
+                <w:b/>
+                <w:bCs/>
+                <w:kern w:val="0"/>
+                <w14:ligatures w14:val="none"/>
+              </w:rPr>
+            </w:pPr>
+            <w:r>
+              <w:rPr>
+                <w:rFonts w:ascii="Times New Roman" w:eastAsia="Times New Roman" w:hAnsi="Times New Roman" w:cs="Times New Roman"/>
+                <w:b/>
+                <w:bCs/>
+                <w:kern w:val="0"/>
+                <w14:ligatures w14:val="none"/>
+              </w:rPr>
+              <w:t>System Implication</w:t>
+            </w:r>
+          </w:p>
+        </w:tc>
+      </w:tr>
+      <w:tr>
+        <w:trPr>
+          <w:tblCellSpacing w:w="15" w:type="dxa"/>
+        </w:trPr>
+        <w:tc>
+          <w:tcPr>
+            <w:tcW w:w="0" w:type="auto"/>
+            <w:vAlign w:val="center"/>
+            <w:hideMark/>
+          </w:tcPr>
+          <w:p>
+            <w:pPr>
+              <w:spacing w:after="0" w:line="240" w:lineRule="auto"/>
+              <w:rPr>
+                <w:rFonts w:ascii="Times New Roman" w:eastAsia="Times New Roman" w:hAnsi="Times New Roman" w:cs="Times New Roman"/>
+                <w:kern w:val="0"/>
+                <w14:ligatures w14:val="none"/>
+              </w:rPr>
+            </w:pPr>
+            <w:r>
+              <w:rPr>
+                <w:rFonts w:ascii="Times New Roman" w:eastAsia="Times New Roman" w:hAnsi="Times New Roman" w:cs="Times New Roman"/>
+                <w:b/>
+                <w:bCs/>
+                <w:kern w:val="0"/>
+                <w14:ligatures w14:val="none"/>
+              </w:rPr>
+              <w:t>Patient Data Security</w:t>
+            </w:r>
+          </w:p>
+        </w:tc>
+        <w:tc>
+          <w:tcPr>
+            <w:tcW w:w="0" w:type="auto"/>
+            <w:vAlign w:val="center"/>
+            <w:hideMark/>
+          </w:tcPr>
+          <w:p>
+            <w:pPr>
+              <w:spacing w:after="0" w:line="240" w:lineRule="auto"/>
+              <w:rPr>
+                <w:rFonts w:ascii="Times New Roman" w:eastAsia="Times New Roman" w:hAnsi="Times New Roman" w:cs="Times New Roman"/>
+                <w:kern w:val="0"/>
+                <w14:ligatures w14:val="none"/>
+              </w:rPr>
+            </w:pPr>
+            <w:r>
+              <w:rPr>
+                <w:rFonts w:ascii="Times New Roman" w:eastAsia="Times New Roman" w:hAnsi="Times New Roman" w:cs="Times New Roman"/>
+                <w:kern w:val="0"/>
+                <w14:ligatures w14:val="none"/>
+              </w:rPr>
+              <w:t>Many healthcare users are concerned about data privacy breaches</w:t>
+            </w:r>
+          </w:p>
+        </w:tc>
+        <w:tc>
+          <w:tcPr>
+            <w:tcW w:w="0" w:type="auto"/>
+            <w:vAlign w:val="center"/>
+            <w:hideMark/>
+          </w:tcPr>
+          <w:p>
+            <w:pPr>
+              <w:spacing w:after="0" w:line="240" w:lineRule="auto"/>
+              <w:rPr>
+                <w:rFonts w:ascii="Times New Roman" w:eastAsia="Times New Roman" w:hAnsi="Times New Roman" w:cs="Times New Roman"/>
+                <w:kern w:val="0"/>
+                <w14:ligatures w14:val="none"/>
+              </w:rPr>
+            </w:pPr>
+            <w:r>
+              <w:rPr>
+                <w:rFonts w:ascii="Times New Roman" w:eastAsia="Times New Roman" w:hAnsi="Times New Roman" w:cs="Times New Roman"/>
+                <w:kern w:val="0"/>
+                <w14:ligatures w14:val="none"/>
+              </w:rPr>
+              <w:t>Patients want assurance that their medical data is protected</w:t>
+            </w:r>
+          </w:p>
+        </w:tc>
+        <w:tc>
+          <w:tcPr>
+            <w:tcW w:w="0" w:type="auto"/>
+            <w:vAlign w:val="center"/>
+            <w:hideMark/>
+          </w:tcPr>
+          <w:p>
+            <w:pPr>
+              <w:spacing w:after="0" w:line="240" w:lineRule="auto"/>
+              <w:rPr>
+                <w:rFonts w:ascii="Times New Roman" w:eastAsia="Times New Roman" w:hAnsi="Times New Roman" w:cs="Times New Roman"/>
+                <w:kern w:val="0"/>
+                <w14:ligatures w14:val="none"/>
+              </w:rPr>
+            </w:pPr>
+            <w:r>
+              <w:rPr>
+                <w:rFonts w:ascii="Times New Roman" w:eastAsia="Times New Roman" w:hAnsi="Times New Roman" w:cs="Times New Roman"/>
+                <w:kern w:val="0"/>
+                <w14:ligatures w14:val="none"/>
+              </w:rPr>
+              <w:t>Strong security mechanisms are required</w:t>
+            </w:r>
+          </w:p>
+        </w:tc>
+      </w:tr>
+      <w:tr>
+        <w:trPr>
+          <w:tblCellSpacing w:w="15" w:type="dxa"/>
+        </w:trPr>
+        <w:tc>
+          <w:tcPr>
+            <w:tcW w:w="0" w:type="auto"/>
+            <w:vAlign w:val="center"/>
+            <w:hideMark/>
+          </w:tcPr>
+          <w:p>
+            <w:pPr>
+              <w:spacing w:after="0" w:line="240" w:lineRule="auto"/>
+              <w:rPr>
+                <w:rFonts w:ascii="Times New Roman" w:eastAsia="Times New Roman" w:hAnsi="Times New Roman" w:cs="Times New Roman"/>
+                <w:kern w:val="0"/>
+                <w14:ligatures w14:val="none"/>
+              </w:rPr>
+            </w:pPr>
+            <w:r>
+              <w:rPr>
+                <w:rFonts w:ascii="Times New Roman" w:eastAsia="Times New Roman" w:hAnsi="Times New Roman" w:cs="Times New Roman"/>
+                <w:kern w:val="0"/>
+                <w14:ligatures w14:val="none"/>
+              </w:rPr>
+              <w:t>Patient Data Security</w:t>
+            </w:r>
+          </w:p>
+        </w:tc>
+        <w:tc>
+          <w:tcPr>
+            <w:tcW w:w="0" w:type="auto"/>
+            <w:vAlign w:val="center"/>
+            <w:hideMark/>
+          </w:tcPr>
+          <w:p>
+            <w:pPr>
+              <w:spacing w:after="0" w:line="240" w:lineRule="auto"/>
+              <w:rPr>
+                <w:rFonts w:ascii="Times New Roman" w:eastAsia="Times New Roman" w:hAnsi="Times New Roman" w:cs="Times New Roman"/>
+                <w:kern w:val="0"/>
+                <w14:ligatures w14:val="none"/>
+              </w:rPr>
+            </w:pPr>
+            <w:r>
+              <w:rPr>
+                <w:rFonts w:ascii="Times New Roman" w:eastAsia="Times New Roman" w:hAnsi="Times New Roman" w:cs="Times New Roman"/>
+                <w:kern w:val="0"/>
+                <w14:ligatures w14:val="none"/>
+              </w:rPr>
+              <w:t>Weak password systems increase risk of unauthorized access</w:t>
+            </w:r>
+          </w:p>
+        </w:tc>
+        <w:tc>
+          <w:tcPr>
+            <w:tcW w:w="0" w:type="auto"/>
+            <w:vAlign w:val="center"/>
+            <w:hideMark/>
+          </w:tcPr>
+          <w:p>
+            <w:pPr>
+              <w:spacing w:after="0" w:line="240" w:lineRule="auto"/>
+              <w:rPr>
+                <w:rFonts w:ascii="Times New Roman" w:eastAsia="Times New Roman" w:hAnsi="Times New Roman" w:cs="Times New Roman"/>
+                <w:kern w:val="0"/>
+                <w14:ligatures w14:val="none"/>
+              </w:rPr>
+            </w:pPr>
+            <w:r>
+              <w:rPr>
+                <w:rFonts w:ascii="Times New Roman" w:eastAsia="Times New Roman" w:hAnsi="Times New Roman" w:cs="Times New Roman"/>
+                <w:kern w:val="0"/>
+                <w14:ligatures w14:val="none"/>
+              </w:rPr>
+              <w:t>Current authentication methods are insufficient</w:t>
+            </w:r>
+          </w:p>
+        </w:tc>
+        <w:tc>
+          <w:tcPr>
+            <w:tcW w:w="0" w:type="auto"/>
+            <w:vAlign w:val="center"/>
+            <w:hideMark/>
+          </w:tcPr>
+          <w:p>
+            <w:pPr>
+              <w:spacing w:after="0" w:line="240" w:lineRule="auto"/>
+              <w:rPr>
+                <w:rFonts w:ascii="Times New Roman" w:eastAsia="Times New Roman" w:hAnsi="Times New Roman" w:cs="Times New Roman"/>
+                <w:kern w:val="0"/>
+                <w14:ligatures w14:val="none"/>
+              </w:rPr>
+            </w:pPr>
+            <w:r>
+              <w:rPr>
+                <w:rFonts w:ascii="Times New Roman" w:eastAsia="Times New Roman" w:hAnsi="Times New Roman" w:cs="Times New Roman"/>
+                <w:kern w:val="0"/>
+                <w14:ligatures w14:val="none"/>
+              </w:rPr>
+              <w:t>Implement multi-factor authentication (MFA)</w:t>
+            </w:r>
+          </w:p>
+        </w:tc>
+      </w:tr>
+      <w:tr>
+        <w:trPr>
+          <w:tblCellSpacing w:w="15" w:type="dxa"/>
+        </w:trPr>
+        <w:tc>
+          <w:tcPr>
+            <w:tcW w:w="0" w:type="auto"/>
+            <w:vAlign w:val="center"/>
+            <w:hideMark/>
+          </w:tcPr>
+          <w:p>
+            <w:pPr>
+              <w:spacing w:after="0" w:line="240" w:lineRule="auto"/>
+              <w:rPr>
+                <w:rFonts w:ascii="Times New Roman" w:eastAsia="Times New Roman" w:hAnsi="Times New Roman" w:cs="Times New Roman"/>
+                <w:kern w:val="0"/>
+                <w14:ligatures w14:val="none"/>
+              </w:rPr>
+            </w:pPr>
+            <w:r>
+              <w:rPr>
+                <w:rFonts w:ascii="Times New Roman" w:eastAsia="Times New Roman" w:hAnsi="Times New Roman" w:cs="Times New Roman"/>
+                <w:kern w:val="0"/>
+                <w14:ligatures w14:val="none"/>
+              </w:rPr>
+              <w:t>Patient Data Security</w:t>
+            </w:r>
+          </w:p>
+        </w:tc>
+        <w:tc>
+          <w:tcPr>
+            <w:tcW w:w="0" w:type="auto"/>
+            <w:vAlign w:val="center"/>
+            <w:hideMark/>
+          </w:tcPr>
+          <w:p>
+            <w:pPr>
+              <w:spacing w:after="0" w:line="240" w:lineRule="auto"/>
+              <w:rPr>
+                <w:rFonts w:ascii="Times New Roman" w:eastAsia="Times New Roman" w:hAnsi="Times New Roman" w:cs="Times New Roman"/>
+                <w:kern w:val="0"/>
+                <w14:ligatures w14:val="none"/>
+              </w:rPr>
+            </w:pPr>
+            <w:r>
+              <w:rPr>
+                <w:rFonts w:ascii="Times New Roman" w:eastAsia="Times New Roman" w:hAnsi="Times New Roman" w:cs="Times New Roman"/>
+                <w:kern w:val="0"/>
+                <w14:ligatures w14:val="none"/>
+              </w:rPr>
+              <w:t>Lack of encryption in some systems</w:t>
+            </w:r>
+          </w:p>
+        </w:tc>
+        <w:tc>
+          <w:tcPr>
+            <w:tcW w:w="0" w:type="auto"/>
+            <w:vAlign w:val="center"/>
+            <w:hideMark/>
+          </w:tcPr>
+          <w:p>
+            <w:pPr>
+              <w:spacing w:after="0" w:line="240" w:lineRule="auto"/>
+              <w:rPr>
+                <w:rFonts w:ascii="Times New Roman" w:eastAsia="Times New Roman" w:hAnsi="Times New Roman" w:cs="Times New Roman"/>
+                <w:kern w:val="0"/>
+                <w14:ligatures w14:val="none"/>
+              </w:rPr>
+            </w:pPr>
+            <w:r>
+              <w:rPr>
+                <w:rFonts w:ascii="Times New Roman" w:eastAsia="Times New Roman" w:hAnsi="Times New Roman" w:cs="Times New Roman"/>
+                <w:kern w:val="0"/>
+                <w14:ligatures w14:val="none"/>
+              </w:rPr>
+              <w:t>Sensitive data can be exposed during transfer</w:t>
+            </w:r>
+          </w:p>
+        </w:tc>
+        <w:tc>
+          <w:tcPr>
+            <w:tcW w:w="0" w:type="auto"/>
+            <w:vAlign w:val="center"/>
+            <w:hideMark/>
+          </w:tcPr>
+          <w:p>
+            <w:pPr>
+              <w:spacing w:after="0" w:line="240" w:lineRule="auto"/>
+              <w:rPr>
+                <w:rFonts w:ascii="Times New Roman" w:eastAsia="Times New Roman" w:hAnsi="Times New Roman" w:cs="Times New Roman"/>
+                <w:kern w:val="0"/>
+                <w14:ligatures w14:val="none"/>
+              </w:rPr>
+            </w:pPr>
+            <w:r>
+              <w:rPr>
+                <w:rFonts w:ascii="Times New Roman" w:eastAsia="Times New Roman" w:hAnsi="Times New Roman" w:cs="Times New Roman"/>
+                <w:kern w:val="0"/>
+                <w14:ligatures w14:val="none"/>
+              </w:rPr>
+              <w:t>Use end-to-end encryption for all patient records</w:t>
+            </w:r>
+          </w:p>
+        </w:tc>
+      </w:tr>
+      <w:tr>
+        <w:trPr>
+          <w:tblCellSpacing w:w="15" w:type="dxa"/>
+        </w:trPr>
+        <w:tc>
+          <w:tcPr>
+            <w:tcW w:w="0" w:type="auto"/>
+            <w:vAlign w:val="center"/>
+            <w:hideMark/>
+          </w:tcPr>
+          <w:p>
+            <w:pPr>
+              <w:spacing w:after="0" w:line="240" w:lineRule="auto"/>
+              <w:rPr>
+                <w:rFonts w:ascii="Times New Roman" w:eastAsia="Times New Roman" w:hAnsi="Times New Roman" w:cs="Times New Roman"/>
+                <w:kern w:val="0"/>
+                <w14:ligatures w14:val="none"/>
+              </w:rPr>
+            </w:pPr>
+            <w:r>
+              <w:rPr>
+                <w:rFonts w:ascii="Times New Roman" w:eastAsia="Times New Roman" w:hAnsi="Times New Roman" w:cs="Times New Roman"/>
+                <w:kern w:val="0"/>
+                <w14:ligatures w14:val="none"/>
+              </w:rPr>
+              <w:t>Patient Data Security</w:t>
+            </w:r>
+          </w:p>
+        </w:tc>
+        <w:tc>
+          <w:tcPr>
+            <w:tcW w:w="0" w:type="auto"/>
+            <w:vAlign w:val="center"/>
+            <w:hideMark/>
+          </w:tcPr>
+          <w:p>
+            <w:pPr>
+              <w:spacing w:after="0" w:line="240" w:lineRule="auto"/>
+              <w:rPr>
+                <w:rFonts w:ascii="Times New Roman" w:eastAsia="Times New Roman" w:hAnsi="Times New Roman" w:cs="Times New Roman"/>
+                <w:kern w:val="0"/>
+                <w14:ligatures w14:val="none"/>
+              </w:rPr>
+            </w:pPr>
+            <w:r>
+              <w:rPr>
+                <w:rFonts w:ascii="Times New Roman" w:eastAsia="Times New Roman" w:hAnsi="Times New Roman" w:cs="Times New Roman"/>
+                <w:kern w:val="0"/>
+                <w14:ligatures w14:val="none"/>
+              </w:rPr>
+              <w:t>Limited access control</w:t>
+            </w:r>
+          </w:p>
+        </w:tc>
+        <w:tc>
+          <w:tcPr>
+            <w:tcW w:w="0" w:type="auto"/>
+            <w:vAlign w:val="center"/>
+            <w:hideMark/>
+          </w:tcPr>
+          <w:p>
+            <w:pPr>
+              <w:spacing w:after="0" w:line="240" w:lineRule="auto"/>
+              <w:rPr>
+                <w:rFonts w:ascii="Times New Roman" w:eastAsia="Times New Roman" w:hAnsi="Times New Roman" w:cs="Times New Roman"/>
+                <w:kern w:val="0"/>
+                <w14:ligatures w14:val="none"/>
+              </w:rPr>
+            </w:pPr>
+            <w:r>
+              <w:rPr>
+                <w:rFonts w:ascii="Times New Roman" w:eastAsia="Times New Roman" w:hAnsi="Times New Roman" w:cs="Times New Roman"/>
+                <w:kern w:val="0"/>
+                <w14:ligatures w14:val="none"/>
+              </w:rPr>
+              <w:t>Staff may access data beyond their roles</w:t>
+            </w:r>
+          </w:p>
+        </w:tc>
+        <w:tc>
+          <w:tcPr>
+            <w:tcW w:w="0" w:type="auto"/>
+            <w:vAlign w:val="center"/>
+            <w:hideMark/>
+          </w:tcPr>
+          <w:p>
+            <w:pPr>
+              <w:spacing w:after="0" w:line="240" w:lineRule="auto"/>
+              <w:rPr>
+                <w:rFonts w:ascii="Times New Roman" w:eastAsia="Times New Roman" w:hAnsi="Times New Roman" w:cs="Times New Roman"/>
+                <w:kern w:val="0"/>
+                <w14:ligatures w14:val="none"/>
+              </w:rPr>
+            </w:pPr>
+            <w:r>
+              <w:rPr>
+                <w:rFonts w:ascii="Times New Roman" w:eastAsia="Times New Roman" w:hAnsi="Times New Roman" w:cs="Times New Roman"/>
+                <w:kern w:val="0"/>
+                <w14:ligatures w14:val="none"/>
+              </w:rPr>
+              <w:t>Introduce role-based access control (RBAC)</w:t>
+            </w:r>
+          </w:p>
+        </w:tc>
+      </w:tr>
+      <w:tr>
+        <w:trPr>
+          <w:tblCellSpacing w:w="15" w:type="dxa"/>
+        </w:trPr>
+        <w:tc>
+          <w:tcPr>
+            <w:tcW w:w="0" w:type="auto"/>
+            <w:vAlign w:val="center"/>
+            <w:hideMark/>
+          </w:tcPr>
+          <w:p>
+            <w:pPr>
+              <w:spacing w:after="0" w:line="240" w:lineRule="auto"/>
+              <w:rPr>
+                <w:rFonts w:ascii="Times New Roman" w:eastAsia="Times New Roman" w:hAnsi="Times New Roman" w:cs="Times New Roman"/>
+                <w:kern w:val="0"/>
+                <w14:ligatures w14:val="none"/>
+              </w:rPr>
+            </w:pPr>
+            <w:r>
+              <w:rPr>
+                <w:rFonts w:ascii="Times New Roman" w:eastAsia="Times New Roman" w:hAnsi="Times New Roman" w:cs="Times New Roman"/>
+                <w:b/>
+                <w:bCs/>
+                <w:kern w:val="0"/>
+                <w14:ligatures w14:val="none"/>
+              </w:rPr>
+              <w:t>User Interface Preferences</w:t>
+            </w:r>
+          </w:p>
+        </w:tc>
+        <w:tc>
+          <w:tcPr>
+            <w:tcW w:w="0" w:type="auto"/>
+            <w:vAlign w:val="center"/>
+            <w:hideMark/>
+          </w:tcPr>
+          <w:p>
+            <w:pPr>
+              <w:spacing w:after="0" w:line="240" w:lineRule="auto"/>
+              <w:rPr>
+                <w:rFonts w:ascii="Times New Roman" w:eastAsia="Times New Roman" w:hAnsi="Times New Roman" w:cs="Times New Roman"/>
+                <w:kern w:val="0"/>
+                <w14:ligatures w14:val="none"/>
+              </w:rPr>
+            </w:pPr>
+            <w:r>
+              <w:rPr>
+                <w:rFonts w:ascii="Times New Roman" w:eastAsia="Times New Roman" w:hAnsi="Times New Roman" w:cs="Times New Roman"/>
+                <w:kern w:val="0"/>
+                <w14:ligatures w14:val="none"/>
+              </w:rPr>
+              <w:t>Users prefer simple and clean interfaces</w:t>
+            </w:r>
+          </w:p>
+        </w:tc>
+        <w:tc>
+          <w:tcPr>
+            <w:tcW w:w="0" w:type="auto"/>
+            <w:vAlign w:val="center"/>
+            <w:hideMark/>
+          </w:tcPr>
+          <w:p>
+            <w:pPr>
+              <w:spacing w:after="0" w:line="240" w:lineRule="auto"/>
+              <w:rPr>
+                <w:rFonts w:ascii="Times New Roman" w:eastAsia="Times New Roman" w:hAnsi="Times New Roman" w:cs="Times New Roman"/>
+                <w:kern w:val="0"/>
+                <w14:ligatures w14:val="none"/>
+              </w:rPr>
+            </w:pPr>
+            <w:r>
+              <w:rPr>
+                <w:rFonts w:ascii="Times New Roman" w:eastAsia="Times New Roman" w:hAnsi="Times New Roman" w:cs="Times New Roman"/>
+                <w:kern w:val="0"/>
+                <w14:ligatures w14:val="none"/>
+              </w:rPr>
+              <w:t>Complex systems reduce usability</w:t>
+            </w:r>
+          </w:p>
+        </w:tc>
+        <w:tc>
+          <w:tcPr>
+            <w:tcW w:w="0" w:type="auto"/>
+            <w:vAlign w:val="center"/>
+            <w:hideMark/>
+          </w:tcPr>
+          <w:p>
+            <w:pPr>
+              <w:spacing w:after="0" w:line="240" w:lineRule="auto"/>
+              <w:rPr>
+                <w:rFonts w:ascii="Times New Roman" w:eastAsia="Times New Roman" w:hAnsi="Times New Roman" w:cs="Times New Roman"/>
+                <w:kern w:val="0"/>
+                <w14:ligatures w14:val="none"/>
+              </w:rPr>
+            </w:pPr>
+            <w:r>
+              <w:rPr>
+                <w:rFonts w:ascii="Times New Roman" w:eastAsia="Times New Roman" w:hAnsi="Times New Roman" w:cs="Times New Roman"/>
+                <w:kern w:val="0"/>
+                <w14:ligatures w14:val="none"/>
+              </w:rPr>
+              <w:t>Design a simple and intuitive UI</w:t>
+            </w:r>
+          </w:p>
+        </w:tc>
+      </w:tr>
+      <w:tr>
+        <w:trPr>
+          <w:tblCellSpacing w:w="15" w:type="dxa"/>
+        </w:trPr>
+        <w:tc>
+          <w:tcPr>
+            <w:tcW w:w="0" w:type="auto"/>
+            <w:vAlign w:val="center"/>
+            <w:hideMark/>
+          </w:tcPr>
+          <w:p>
+            <w:pPr>
+              <w:spacing w:after="0" w:line="240" w:lineRule="auto"/>
+              <w:rPr>
+                <w:rFonts w:ascii="Times New Roman" w:eastAsia="Times New Roman" w:hAnsi="Times New Roman" w:cs="Times New Roman"/>
+                <w:kern w:val="0"/>
+                <w14:ligatures w14:val="none"/>
+              </w:rPr>
+            </w:pPr>
+            <w:r>
+              <w:rPr>
+                <w:rFonts w:ascii="Times New Roman" w:eastAsia="Times New Roman" w:hAnsi="Times New Roman" w:cs="Times New Roman"/>
+                <w:kern w:val="0"/>
+                <w14:ligatures w14:val="none"/>
+              </w:rPr>
+              <w:t>User Interface Preferences</w:t>
+            </w:r>
+          </w:p>
+        </w:tc>
+        <w:tc>
+          <w:tcPr>
+            <w:tcW w:w="0" w:type="auto"/>
+            <w:vAlign w:val="center"/>
+            <w:hideMark/>
+          </w:tcPr>
+          <w:p>
+            <w:pPr>
+              <w:spacing w:after="0" w:line="240" w:lineRule="auto"/>
+              <w:rPr>
+                <w:rFonts w:ascii="Times New Roman" w:eastAsia="Times New Roman" w:hAnsi="Times New Roman" w:cs="Times New Roman"/>
+                <w:kern w:val="0"/>
+                <w14:ligatures w14:val="none"/>
+              </w:rPr>
+            </w:pPr>
+            <w:r>
+              <w:rPr>
+                <w:rFonts w:ascii="Times New Roman" w:eastAsia="Times New Roman" w:hAnsi="Times New Roman" w:cs="Times New Roman"/>
+                <w:kern w:val="0"/>
+                <w14:ligatures w14:val="none"/>
+              </w:rPr>
+              <w:t>Healthcare staff need quick access to patient records</w:t>
+            </w:r>
+          </w:p>
+        </w:tc>
+        <w:tc>
+          <w:tcPr>
+            <w:tcW w:w="0" w:type="auto"/>
+            <w:vAlign w:val="center"/>
+            <w:hideMark/>
+          </w:tcPr>
+          <w:p>
+            <w:pPr>
+              <w:spacing w:after="0" w:line="240" w:lineRule="auto"/>
+              <w:rPr>
+                <w:rFonts w:ascii="Times New Roman" w:eastAsia="Times New Roman" w:hAnsi="Times New Roman" w:cs="Times New Roman"/>
+                <w:kern w:val="0"/>
+                <w14:ligatures w14:val="none"/>
+              </w:rPr>
+            </w:pPr>
+            <w:r>
+              <w:rPr>
+                <w:rFonts w:ascii="Times New Roman" w:eastAsia="Times New Roman" w:hAnsi="Times New Roman" w:cs="Times New Roman"/>
+                <w:kern w:val="0"/>
+                <w14:ligatures w14:val="none"/>
+              </w:rPr>
+              <w:t>Time efficiency is critical in healthcare environments</w:t>
+            </w:r>
+          </w:p>
+        </w:tc>
+        <w:tc>
+          <w:tcPr>
+            <w:tcW w:w="0" w:type="auto"/>
+            <w:vAlign w:val="center"/>
+            <w:hideMark/>
+          </w:tcPr>
+          <w:p>
+            <w:pPr>
+              <w:spacing w:after="0" w:line="240" w:lineRule="auto"/>
+              <w:rPr>
+                <w:rFonts w:ascii="Times New Roman" w:eastAsia="Times New Roman" w:hAnsi="Times New Roman" w:cs="Times New Roman"/>
+                <w:kern w:val="0"/>
+                <w14:ligatures w14:val="none"/>
+              </w:rPr>
+            </w:pPr>
+            <w:r>
+              <w:rPr>
+                <w:rFonts w:ascii="Times New Roman" w:eastAsia="Times New Roman" w:hAnsi="Times New Roman" w:cs="Times New Roman"/>
+                <w:kern w:val="0"/>
+                <w14:ligatures w14:val="none"/>
+              </w:rPr>
+              <w:t>Optimize navigation and reduce clicks</w:t>
+            </w:r>
+          </w:p>
+        </w:tc>
+      </w:tr>
+    </w:tbl>
+    <w:p>
+      <w:pPr>
+        <w:ind w:left="1440" w:hanging="720"/>
       </w:pPr>
     </w:p>
     <w:p>
@@ -4667,6 +10439,56 @@
     </w:sectPr>
   </w:body>
 </w:document>
+</file>
+
+<file path=word/endnotes.xml><?xml version="1.0" encoding="utf-8"?>
+<w:endnotes xmlns:wpc="http://schemas.microsoft.com/office/word/2010/wordprocessingCanvas" xmlns:mc="http://schemas.openxmlformats.org/markup-compatibility/2006" xmlns:o="urn:schemas-microsoft-com:office:office" xmlns:r="http://schemas.openxmlformats.org/officeDocument/2006/relationships" xmlns:m="http://schemas.openxmlformats.org/officeDocument/2006/math" xmlns:v="urn:schemas-microsoft-com:vml" xmlns:wp14="http://schemas.microsoft.com/office/word/2010/wordprocessingDrawing" xmlns:wp="http://schemas.openxmlformats.org/drawingml/2006/wordprocessingDrawing" xmlns:w10="urn:schemas-microsoft-com:office:word" xmlns:w="http://schemas.openxmlformats.org/wordprocessingml/2006/main" xmlns:w14="http://schemas.microsoft.com/office/word/2010/wordml" xmlns:w15="http://schemas.microsoft.com/office/word/2012/wordml" xmlns:wpg="http://schemas.microsoft.com/office/word/2010/wordprocessingGroup" xmlns:wpi="http://schemas.microsoft.com/office/word/2010/wordprocessingInk" xmlns:wne="http://schemas.microsoft.com/office/word/2006/wordml" xmlns:wps="http://schemas.microsoft.com/office/word/2010/wordprocessingShape" mc:Ignorable="w14 w15 wp14">
+  <w:endnote w:type="separator" w:id="-1">
+    <w:p>
+      <w:pPr>
+        <w:spacing w:after="0" w:line="240" w:lineRule="auto"/>
+      </w:pPr>
+      <w:r>
+        <w:separator/>
+      </w:r>
+    </w:p>
+  </w:endnote>
+  <w:endnote w:type="continuationSeparator" w:id="0">
+    <w:p>
+      <w:pPr>
+        <w:spacing w:after="0" w:line="240" w:lineRule="auto"/>
+      </w:pPr>
+      <w:r>
+        <w:continuationSeparator/>
+      </w:r>
+    </w:p>
+  </w:endnote>
+</w:endnotes>
+</file>
+
+<file path=word/footnotes.xml><?xml version="1.0" encoding="utf-8"?>
+<w:footnotes xmlns:wpc="http://schemas.microsoft.com/office/word/2010/wordprocessingCanvas" xmlns:mc="http://schemas.openxmlformats.org/markup-compatibility/2006" xmlns:o="urn:schemas-microsoft-com:office:office" xmlns:r="http://schemas.openxmlformats.org/officeDocument/2006/relationships" xmlns:m="http://schemas.openxmlformats.org/officeDocument/2006/math" xmlns:v="urn:schemas-microsoft-com:vml" xmlns:wp14="http://schemas.microsoft.com/office/word/2010/wordprocessingDrawing" xmlns:wp="http://schemas.openxmlformats.org/drawingml/2006/wordprocessingDrawing" xmlns:w10="urn:schemas-microsoft-com:office:word" xmlns:w="http://schemas.openxmlformats.org/wordprocessingml/2006/main" xmlns:w14="http://schemas.microsoft.com/office/word/2010/wordml" xmlns:w15="http://schemas.microsoft.com/office/word/2012/wordml" xmlns:wpg="http://schemas.microsoft.com/office/word/2010/wordprocessingGroup" xmlns:wpi="http://schemas.microsoft.com/office/word/2010/wordprocessingInk" xmlns:wne="http://schemas.microsoft.com/office/word/2006/wordml" xmlns:wps="http://schemas.microsoft.com/office/word/2010/wordprocessingShape" mc:Ignorable="w14 w15 wp14">
+  <w:footnote w:type="separator" w:id="-1">
+    <w:p>
+      <w:pPr>
+        <w:spacing w:after="0" w:line="240" w:lineRule="auto"/>
+      </w:pPr>
+      <w:r>
+        <w:separator/>
+      </w:r>
+    </w:p>
+  </w:footnote>
+  <w:footnote w:type="continuationSeparator" w:id="0">
+    <w:p>
+      <w:pPr>
+        <w:spacing w:after="0" w:line="240" w:lineRule="auto"/>
+      </w:pPr>
+      <w:r>
+        <w:continuationSeparator/>
+      </w:r>
+    </w:p>
+  </w:footnote>
+</w:footnotes>
 </file>
 
 <file path=word/numbering.xml><?xml version="1.0" encoding="utf-8"?>
@@ -6473,6 +12295,50 @@
       </w:tcPr>
     </w:tblStylePr>
   </w:style>
+  <w:style w:type="paragraph" w:styleId="Header">
+    <w:name w:val="header"/>
+    <w:basedOn w:val="Normal"/>
+    <w:link w:val="HeaderChar"/>
+    <w:uiPriority w:val="99"/>
+    <w:unhideWhenUsed/>
+    <w:rsid w:val="008955E6"/>
+    <w:pPr>
+      <w:tabs>
+        <w:tab w:val="center" w:pos="4680"/>
+        <w:tab w:val="right" w:pos="9360"/>
+      </w:tabs>
+      <w:spacing w:after="0" w:line="240" w:lineRule="auto"/>
+    </w:pPr>
+  </w:style>
+  <w:style w:type="character" w:customStyle="1" w:styleId="HeaderChar">
+    <w:name w:val="Header Char"/>
+    <w:basedOn w:val="DefaultParagraphFont"/>
+    <w:link w:val="Header"/>
+    <w:uiPriority w:val="99"/>
+    <w:rsid w:val="008955E6"/>
+  </w:style>
+  <w:style w:type="paragraph" w:styleId="Footer">
+    <w:name w:val="footer"/>
+    <w:basedOn w:val="Normal"/>
+    <w:link w:val="FooterChar"/>
+    <w:uiPriority w:val="99"/>
+    <w:unhideWhenUsed/>
+    <w:rsid w:val="008955E6"/>
+    <w:pPr>
+      <w:tabs>
+        <w:tab w:val="center" w:pos="4680"/>
+        <w:tab w:val="right" w:pos="9360"/>
+      </w:tabs>
+      <w:spacing w:after="0" w:line="240" w:lineRule="auto"/>
+    </w:pPr>
+  </w:style>
+  <w:style w:type="character" w:customStyle="1" w:styleId="FooterChar">
+    <w:name w:val="Footer Char"/>
+    <w:basedOn w:val="DefaultParagraphFont"/>
+    <w:link w:val="Footer"/>
+    <w:uiPriority w:val="99"/>
+    <w:rsid w:val="008955E6"/>
+  </w:style>
 </w:styles>
 </file>
 

--- a/SWDPR301_IAP_TASK1.docx
+++ b/SWDPR301_IAP_TASK1.docx
@@ -37,18 +37,8 @@
         <w:jc w:val="both"/>
       </w:pPr>
       <w:r>
-        <w:t xml:space="preserve">        </w:t>
+        <w:t xml:space="preserve">          PENUEL Mugisha</w:t>
       </w:r>
-      <w:bookmarkStart w:id="0" w:name="_GoBack"/>
-      <w:bookmarkEnd w:id="0"/>
-      <w:r>
-        <w:t xml:space="preserve">  PENUEL </w:t>
-      </w:r>
-      <w:proofErr w:type="spellStart"/>
-      <w:r>
-        <w:t>Mugisha</w:t>
-      </w:r>
-      <w:proofErr w:type="spellEnd"/>
     </w:p>
     <w:p>
       <w:pPr>
@@ -57,20 +47,26 @@
         <w:jc w:val="both"/>
       </w:pPr>
       <w:r>
-        <w:t xml:space="preserve">           THIMOTHEE </w:t>
+        <w:t xml:space="preserve">           THIMOTHEE Nsazumuhire</w:t>
       </w:r>
-      <w:proofErr w:type="spellStart"/>
-      <w:r>
-        <w:t>Nsazumuhire</w:t>
-      </w:r>
-      <w:proofErr w:type="spellEnd"/>
     </w:p>
     <w:p>
       <w:pPr>
         <w:spacing w:line="276" w:lineRule="auto"/>
         <w:ind w:left="720"/>
         <w:jc w:val="both"/>
+        <w:rPr>
+          <w:b/>
+          <w:color w:val="903163" w:themeColor="accent2"/>
+        </w:rPr>
       </w:pPr>
+      <w:r>
+        <w:rPr>
+          <w:b/>
+          <w:color w:val="903163" w:themeColor="accent2"/>
+        </w:rPr>
+        <w:t>Learning Outcome 1: Identify customer needs</w:t>
+      </w:r>
     </w:p>
     <w:p>
       <w:pPr>
@@ -393,25 +389,7 @@
                 <w:kern w:val="0"/>
                 <w14:ligatures w14:val="none"/>
               </w:rPr>
-              <w:t xml:space="preserve">How do we avoid overstocking or </w:t>
-            </w:r>
-            <w:proofErr w:type="spellStart"/>
-            <w:r>
-              <w:rPr>
-                <w:rFonts w:ascii="Times New Roman" w:eastAsia="Times New Roman" w:hAnsi="Times New Roman" w:cs="Times New Roman"/>
-                <w:kern w:val="0"/>
-                <w14:ligatures w14:val="none"/>
-              </w:rPr>
-              <w:t>stockouts</w:t>
-            </w:r>
-            <w:proofErr w:type="spellEnd"/>
-            <w:r>
-              <w:rPr>
-                <w:rFonts w:ascii="Times New Roman" w:eastAsia="Times New Roman" w:hAnsi="Times New Roman" w:cs="Times New Roman"/>
-                <w:kern w:val="0"/>
-                <w14:ligatures w14:val="none"/>
-              </w:rPr>
-              <w:t>?</w:t>
+              <w:t>How do we avoid overstocking or stockouts?</w:t>
             </w:r>
           </w:p>
         </w:tc>
@@ -1872,18 +1850,8 @@
                 <w:kern w:val="0"/>
                 <w14:ligatures w14:val="none"/>
               </w:rPr>
-              <w:t xml:space="preserve">Creates a personalized </w:t>
-            </w:r>
-            <w:proofErr w:type="spellStart"/>
-            <w:r>
-              <w:rPr>
-                <w:rFonts w:ascii="Times New Roman" w:eastAsia="Times New Roman" w:hAnsi="Times New Roman" w:cs="Times New Roman"/>
-                <w:kern w:val="0"/>
-                <w14:ligatures w14:val="none"/>
-              </w:rPr>
-              <w:t>experienc</w:t>
-            </w:r>
-            <w:proofErr w:type="spellEnd"/>
+              <w:t>Creates a personalized experienc</w:t>
+            </w:r>
           </w:p>
         </w:tc>
       </w:tr>
@@ -3791,6 +3759,21 @@
         <w:ind w:left="1440" w:hanging="720"/>
         <w:rPr>
           <w:b/>
+        </w:rPr>
+      </w:pPr>
+      <w:r>
+        <w:rPr>
+          <w:b/>
+          <w:color w:val="903163" w:themeColor="accent2"/>
+        </w:rPr>
+        <w:t>Learning Outcome 2: Gather project requirements</w:t>
+      </w:r>
+    </w:p>
+    <w:p>
+      <w:pPr>
+        <w:ind w:left="1440" w:hanging="720"/>
+        <w:rPr>
+          <w:b/>
           <w:u w:val="single"/>
         </w:rPr>
       </w:pPr>
@@ -3803,13 +3786,8 @@
           <w:u w:val="single"/>
         </w:rPr>
       </w:pPr>
-      <w:proofErr w:type="gramStart"/>
       <w:r>
-        <w:t>2..1</w:t>
-      </w:r>
-      <w:proofErr w:type="gramEnd"/>
-      <w:r>
-        <w:t xml:space="preserve"> </w:t>
+        <w:t xml:space="preserve">2..1 </w:t>
       </w:r>
       <w:r>
         <w:rPr>
@@ -9513,9 +9491,28 @@
         </w:tc>
       </w:tr>
     </w:tbl>
+    <w:p/>
     <w:p>
       <w:pPr>
-        <w:ind w:left="1440" w:hanging="720"/>
+        <w:rPr>
+          <w:b/>
+          <w:color w:val="B2324B" w:themeColor="accent3"/>
+        </w:rPr>
+      </w:pPr>
+      <w:r>
+        <w:rPr>
+          <w:b/>
+          <w:color w:val="B2324B" w:themeColor="accent3"/>
+        </w:rPr>
+        <w:t xml:space="preserve"> Learning Outcome 3: Determine user requirement</w:t>
+      </w:r>
+    </w:p>
+    <w:p>
+      <w:pPr>
+        <w:rPr>
+          <w:b/>
+          <w:color w:val="B2324B" w:themeColor="accent3"/>
+        </w:rPr>
       </w:pPr>
     </w:p>
     <w:p>
@@ -9525,7 +9522,13 @@
         </w:rPr>
       </w:pPr>
       <w:r>
-        <w:t xml:space="preserve">Task: </w:t>
+        <w:t>Task</w:t>
+      </w:r>
+      <w:r>
+        <w:t>3.1</w:t>
+      </w:r>
+      <w:r>
+        <w:t xml:space="preserve">: </w:t>
       </w:r>
       <w:r>
         <w:rPr>
@@ -9769,25 +9772,7 @@
                       <w14:ligatures w14:val="none"/>
                     </w:rPr>
                     <w:br/>
-                    <w:t>- Access to learning materials (</w:t>
-                  </w:r>
-                  <w:proofErr w:type="spellStart"/>
-                  <w:r>
-                    <w:rPr>
-                      <w:rFonts w:ascii="Times New Roman" w:eastAsia="Times New Roman" w:hAnsi="Times New Roman" w:cs="Times New Roman"/>
-                      <w:kern w:val="0"/>
-                      <w14:ligatures w14:val="none"/>
-                    </w:rPr>
-                    <w:t>C.lab</w:t>
-                  </w:r>
-                  <w:proofErr w:type="spellEnd"/>
-                  <w:r>
-                    <w:rPr>
-                      <w:rFonts w:ascii="Times New Roman" w:eastAsia="Times New Roman" w:hAnsi="Times New Roman" w:cs="Times New Roman"/>
-                      <w:kern w:val="0"/>
-                      <w14:ligatures w14:val="none"/>
-                    </w:rPr>
-                    <w:t xml:space="preserve">, workplace practice) </w:t>
+                    <w:t xml:space="preserve">- Access to learning materials (C.lab, workplace practice) </w:t>
                   </w:r>
                   <w:r>
                     <w:rPr>
@@ -10431,7 +10416,1228 @@
       </w:tr>
     </w:tbl>
     <w:p/>
+    <w:p/>
+    <w:p>
+      <w:pPr>
+        <w:rPr>
+          <w:b/>
+          <w:u w:val="single"/>
+        </w:rPr>
+      </w:pPr>
+      <w:r>
+        <w:t xml:space="preserve">Task3.2 </w:t>
+      </w:r>
+      <w:r>
+        <w:rPr>
+          <w:b/>
+          <w:u w:val="single"/>
+        </w:rPr>
+        <w:t>Creation of user story</w:t>
+      </w:r>
+    </w:p>
+    <w:p>
+      <w:pPr>
+        <w:pStyle w:val="Heading2"/>
+      </w:pPr>
+      <w:r>
+        <w:rPr>
+          <w:rStyle w:val="Strong"/>
+          <w:b w:val="0"/>
+          <w:bCs w:val="0"/>
+        </w:rPr>
+        <w:t>1. Patient User Stories</w:t>
+      </w:r>
+    </w:p>
+    <w:tbl>
+      <w:tblPr>
+        <w:tblW w:w="0" w:type="auto"/>
+        <w:tblCellSpacing w:w="15" w:type="dxa"/>
+        <w:tblCellMar>
+          <w:top w:w="15" w:type="dxa"/>
+          <w:left w:w="15" w:type="dxa"/>
+          <w:bottom w:w="15" w:type="dxa"/>
+          <w:right w:w="15" w:type="dxa"/>
+        </w:tblCellMar>
+        <w:tblLook w:val="04A0" w:firstRow="1" w:lastRow="0" w:firstColumn="1" w:lastColumn="0" w:noHBand="0" w:noVBand="1"/>
+      </w:tblPr>
+      <w:tblGrid>
+        <w:gridCol w:w="979"/>
+        <w:gridCol w:w="4102"/>
+        <w:gridCol w:w="1835"/>
+        <w:gridCol w:w="2444"/>
+      </w:tblGrid>
+      <w:tr>
+        <w:trPr>
+          <w:tblHeader/>
+          <w:tblCellSpacing w:w="15" w:type="dxa"/>
+        </w:trPr>
+        <w:tc>
+          <w:tcPr>
+            <w:tcW w:w="0" w:type="auto"/>
+            <w:vAlign w:val="center"/>
+            <w:hideMark/>
+          </w:tcPr>
+          <w:p>
+            <w:pPr>
+              <w:jc w:val="center"/>
+              <w:rPr>
+                <w:b/>
+                <w:bCs/>
+              </w:rPr>
+            </w:pPr>
+            <w:r>
+              <w:rPr>
+                <w:b/>
+                <w:bCs/>
+              </w:rPr>
+              <w:t>User Story ID</w:t>
+            </w:r>
+          </w:p>
+        </w:tc>
+        <w:tc>
+          <w:tcPr>
+            <w:tcW w:w="0" w:type="auto"/>
+            <w:vAlign w:val="center"/>
+            <w:hideMark/>
+          </w:tcPr>
+          <w:p>
+            <w:pPr>
+              <w:jc w:val="center"/>
+              <w:rPr>
+                <w:b/>
+                <w:bCs/>
+              </w:rPr>
+            </w:pPr>
+            <w:r>
+              <w:rPr>
+                <w:b/>
+                <w:bCs/>
+              </w:rPr>
+              <w:t>User Story</w:t>
+            </w:r>
+          </w:p>
+        </w:tc>
+        <w:tc>
+          <w:tcPr>
+            <w:tcW w:w="0" w:type="auto"/>
+            <w:vAlign w:val="center"/>
+            <w:hideMark/>
+          </w:tcPr>
+          <w:p>
+            <w:pPr>
+              <w:jc w:val="center"/>
+              <w:rPr>
+                <w:b/>
+                <w:bCs/>
+              </w:rPr>
+            </w:pPr>
+            <w:r>
+              <w:rPr>
+                <w:b/>
+                <w:bCs/>
+              </w:rPr>
+              <w:t>Goal</w:t>
+            </w:r>
+          </w:p>
+        </w:tc>
+        <w:tc>
+          <w:tcPr>
+            <w:tcW w:w="0" w:type="auto"/>
+            <w:vAlign w:val="center"/>
+            <w:hideMark/>
+          </w:tcPr>
+          <w:p>
+            <w:pPr>
+              <w:jc w:val="center"/>
+              <w:rPr>
+                <w:b/>
+                <w:bCs/>
+              </w:rPr>
+            </w:pPr>
+            <w:r>
+              <w:rPr>
+                <w:b/>
+                <w:bCs/>
+              </w:rPr>
+              <w:t>Expected Outcome</w:t>
+            </w:r>
+          </w:p>
+        </w:tc>
+      </w:tr>
+      <w:tr>
+        <w:trPr>
+          <w:tblCellSpacing w:w="15" w:type="dxa"/>
+        </w:trPr>
+        <w:tc>
+          <w:tcPr>
+            <w:tcW w:w="0" w:type="auto"/>
+            <w:vAlign w:val="center"/>
+            <w:hideMark/>
+          </w:tcPr>
+          <w:p>
+            <w:r>
+              <w:t>P1</w:t>
+            </w:r>
+          </w:p>
+        </w:tc>
+        <w:tc>
+          <w:tcPr>
+            <w:tcW w:w="0" w:type="auto"/>
+            <w:vAlign w:val="center"/>
+            <w:hideMark/>
+          </w:tcPr>
+          <w:p>
+            <w:r>
+              <w:t>As a patient, I want to register and log in securely so that I can access telemedicine services</w:t>
+            </w:r>
+          </w:p>
+        </w:tc>
+        <w:tc>
+          <w:tcPr>
+            <w:tcW w:w="0" w:type="auto"/>
+            <w:vAlign w:val="center"/>
+            <w:hideMark/>
+          </w:tcPr>
+          <w:p>
+            <w:r>
+              <w:t>Access the platform safely</w:t>
+            </w:r>
+          </w:p>
+        </w:tc>
+        <w:tc>
+          <w:tcPr>
+            <w:tcW w:w="0" w:type="auto"/>
+            <w:vAlign w:val="center"/>
+            <w:hideMark/>
+          </w:tcPr>
+          <w:p>
+            <w:r>
+              <w:t>Patient account is created and securely accessible</w:t>
+            </w:r>
+          </w:p>
+        </w:tc>
+      </w:tr>
+      <w:tr>
+        <w:trPr>
+          <w:tblCellSpacing w:w="15" w:type="dxa"/>
+        </w:trPr>
+        <w:tc>
+          <w:tcPr>
+            <w:tcW w:w="0" w:type="auto"/>
+            <w:vAlign w:val="center"/>
+            <w:hideMark/>
+          </w:tcPr>
+          <w:p>
+            <w:r>
+              <w:t>P2</w:t>
+            </w:r>
+          </w:p>
+        </w:tc>
+        <w:tc>
+          <w:tcPr>
+            <w:tcW w:w="0" w:type="auto"/>
+            <w:vAlign w:val="center"/>
+            <w:hideMark/>
+          </w:tcPr>
+          <w:p>
+            <w:r>
+              <w:t>As a patient, I want to book an appointment with a doctor so that I can receive medical consultation remotely</w:t>
+            </w:r>
+          </w:p>
+        </w:tc>
+        <w:tc>
+          <w:tcPr>
+            <w:tcW w:w="0" w:type="auto"/>
+            <w:vAlign w:val="center"/>
+            <w:hideMark/>
+          </w:tcPr>
+          <w:p>
+            <w:r>
+              <w:t>Schedule consultation</w:t>
+            </w:r>
+          </w:p>
+        </w:tc>
+        <w:tc>
+          <w:tcPr>
+            <w:tcW w:w="0" w:type="auto"/>
+            <w:vAlign w:val="center"/>
+            <w:hideMark/>
+          </w:tcPr>
+          <w:p>
+            <w:r>
+              <w:t>Appointment is successfully booked and confirmed</w:t>
+            </w:r>
+          </w:p>
+        </w:tc>
+      </w:tr>
+      <w:tr>
+        <w:trPr>
+          <w:tblCellSpacing w:w="15" w:type="dxa"/>
+        </w:trPr>
+        <w:tc>
+          <w:tcPr>
+            <w:tcW w:w="0" w:type="auto"/>
+            <w:vAlign w:val="center"/>
+            <w:hideMark/>
+          </w:tcPr>
+          <w:p>
+            <w:r>
+              <w:t>P3</w:t>
+            </w:r>
+          </w:p>
+        </w:tc>
+        <w:tc>
+          <w:tcPr>
+            <w:tcW w:w="0" w:type="auto"/>
+            <w:vAlign w:val="center"/>
+            <w:hideMark/>
+          </w:tcPr>
+          <w:p>
+            <w:r>
+              <w:t>As a patient, I want to join a video consultation so that I can speak with a doctor without visiting the hospital</w:t>
+            </w:r>
+          </w:p>
+        </w:tc>
+        <w:tc>
+          <w:tcPr>
+            <w:tcW w:w="0" w:type="auto"/>
+            <w:vAlign w:val="center"/>
+            <w:hideMark/>
+          </w:tcPr>
+          <w:p>
+            <w:r>
+              <w:t>Receive medical advice remotely</w:t>
+            </w:r>
+          </w:p>
+        </w:tc>
+        <w:tc>
+          <w:tcPr>
+            <w:tcW w:w="0" w:type="auto"/>
+            <w:vAlign w:val="center"/>
+            <w:hideMark/>
+          </w:tcPr>
+          <w:p>
+            <w:r>
+              <w:t>Successful video call with doctor</w:t>
+            </w:r>
+          </w:p>
+        </w:tc>
+      </w:tr>
+    </w:tbl>
+    <w:p>
+      <w:pPr>
+        <w:rPr>
+          <w:b/>
+          <w:u w:val="single"/>
+        </w:rPr>
+      </w:pPr>
+      <w:r>
+        <w:rPr>
+          <w:b/>
+          <w:u w:val="single"/>
+        </w:rPr>
+        <w:t xml:space="preserve"> </w:t>
+      </w:r>
+    </w:p>
+    <w:p>
+      <w:pPr>
+        <w:pStyle w:val="Heading2"/>
+      </w:pPr>
+      <w:r>
+        <w:rPr>
+          <w:rStyle w:val="Strong"/>
+          <w:b w:val="0"/>
+          <w:bCs w:val="0"/>
+        </w:rPr>
+        <w:t>2. Doctor User Stories</w:t>
+      </w:r>
+    </w:p>
+    <w:tbl>
+      <w:tblPr>
+        <w:tblW w:w="0" w:type="auto"/>
+        <w:tblCellSpacing w:w="15" w:type="dxa"/>
+        <w:tblCellMar>
+          <w:top w:w="15" w:type="dxa"/>
+          <w:left w:w="15" w:type="dxa"/>
+          <w:bottom w:w="15" w:type="dxa"/>
+          <w:right w:w="15" w:type="dxa"/>
+        </w:tblCellMar>
+        <w:tblLook w:val="04A0" w:firstRow="1" w:lastRow="0" w:firstColumn="1" w:lastColumn="0" w:noHBand="0" w:noVBand="1"/>
+      </w:tblPr>
+      <w:tblGrid>
+        <w:gridCol w:w="1068"/>
+        <w:gridCol w:w="4509"/>
+        <w:gridCol w:w="1487"/>
+        <w:gridCol w:w="2296"/>
+      </w:tblGrid>
+      <w:tr>
+        <w:trPr>
+          <w:tblHeader/>
+          <w:tblCellSpacing w:w="15" w:type="dxa"/>
+        </w:trPr>
+        <w:tc>
+          <w:tcPr>
+            <w:tcW w:w="0" w:type="auto"/>
+            <w:vAlign w:val="center"/>
+            <w:hideMark/>
+          </w:tcPr>
+          <w:p>
+            <w:pPr>
+              <w:jc w:val="center"/>
+              <w:rPr>
+                <w:b/>
+                <w:bCs/>
+              </w:rPr>
+            </w:pPr>
+            <w:r>
+              <w:rPr>
+                <w:b/>
+                <w:bCs/>
+              </w:rPr>
+              <w:t>User Story ID</w:t>
+            </w:r>
+          </w:p>
+        </w:tc>
+        <w:tc>
+          <w:tcPr>
+            <w:tcW w:w="0" w:type="auto"/>
+            <w:vAlign w:val="center"/>
+            <w:hideMark/>
+          </w:tcPr>
+          <w:p>
+            <w:pPr>
+              <w:jc w:val="center"/>
+              <w:rPr>
+                <w:b/>
+                <w:bCs/>
+              </w:rPr>
+            </w:pPr>
+            <w:r>
+              <w:rPr>
+                <w:b/>
+                <w:bCs/>
+              </w:rPr>
+              <w:t>User Story</w:t>
+            </w:r>
+          </w:p>
+        </w:tc>
+        <w:tc>
+          <w:tcPr>
+            <w:tcW w:w="0" w:type="auto"/>
+            <w:vAlign w:val="center"/>
+            <w:hideMark/>
+          </w:tcPr>
+          <w:p>
+            <w:pPr>
+              <w:jc w:val="center"/>
+              <w:rPr>
+                <w:b/>
+                <w:bCs/>
+              </w:rPr>
+            </w:pPr>
+            <w:r>
+              <w:rPr>
+                <w:b/>
+                <w:bCs/>
+              </w:rPr>
+              <w:t>Goal</w:t>
+            </w:r>
+          </w:p>
+        </w:tc>
+        <w:tc>
+          <w:tcPr>
+            <w:tcW w:w="0" w:type="auto"/>
+            <w:vAlign w:val="center"/>
+            <w:hideMark/>
+          </w:tcPr>
+          <w:p>
+            <w:pPr>
+              <w:jc w:val="center"/>
+              <w:rPr>
+                <w:b/>
+                <w:bCs/>
+              </w:rPr>
+            </w:pPr>
+            <w:r>
+              <w:rPr>
+                <w:b/>
+                <w:bCs/>
+              </w:rPr>
+              <w:t>Expected Outcome</w:t>
+            </w:r>
+          </w:p>
+        </w:tc>
+      </w:tr>
+      <w:tr>
+        <w:trPr>
+          <w:tblCellSpacing w:w="15" w:type="dxa"/>
+        </w:trPr>
+        <w:tc>
+          <w:tcPr>
+            <w:tcW w:w="0" w:type="auto"/>
+            <w:vAlign w:val="center"/>
+            <w:hideMark/>
+          </w:tcPr>
+          <w:p>
+            <w:r>
+              <w:t>D1</w:t>
+            </w:r>
+          </w:p>
+        </w:tc>
+        <w:tc>
+          <w:tcPr>
+            <w:tcW w:w="0" w:type="auto"/>
+            <w:vAlign w:val="center"/>
+            <w:hideMark/>
+          </w:tcPr>
+          <w:p>
+            <w:r>
+              <w:t>As a doctor, I want to log in securely so that I can access patient consultations</w:t>
+            </w:r>
+          </w:p>
+        </w:tc>
+        <w:tc>
+          <w:tcPr>
+            <w:tcW w:w="0" w:type="auto"/>
+            <w:vAlign w:val="center"/>
+            <w:hideMark/>
+          </w:tcPr>
+          <w:p>
+            <w:r>
+              <w:t>Access system securely</w:t>
+            </w:r>
+          </w:p>
+        </w:tc>
+        <w:tc>
+          <w:tcPr>
+            <w:tcW w:w="0" w:type="auto"/>
+            <w:vAlign w:val="center"/>
+            <w:hideMark/>
+          </w:tcPr>
+          <w:p>
+            <w:r>
+              <w:t>Doctor dashboard is available</w:t>
+            </w:r>
+          </w:p>
+        </w:tc>
+      </w:tr>
+      <w:tr>
+        <w:trPr>
+          <w:tblCellSpacing w:w="15" w:type="dxa"/>
+        </w:trPr>
+        <w:tc>
+          <w:tcPr>
+            <w:tcW w:w="0" w:type="auto"/>
+            <w:vAlign w:val="center"/>
+            <w:hideMark/>
+          </w:tcPr>
+          <w:p>
+            <w:r>
+              <w:t>D2</w:t>
+            </w:r>
+          </w:p>
+        </w:tc>
+        <w:tc>
+          <w:tcPr>
+            <w:tcW w:w="0" w:type="auto"/>
+            <w:vAlign w:val="center"/>
+            <w:hideMark/>
+          </w:tcPr>
+          <w:p>
+            <w:r>
+              <w:t>As a doctor, I want to view my scheduled appointments so that I can manage my time effectively</w:t>
+            </w:r>
+          </w:p>
+        </w:tc>
+        <w:tc>
+          <w:tcPr>
+            <w:tcW w:w="0" w:type="auto"/>
+            <w:vAlign w:val="center"/>
+            <w:hideMark/>
+          </w:tcPr>
+          <w:p>
+            <w:r>
+              <w:t>Organize schedule</w:t>
+            </w:r>
+          </w:p>
+        </w:tc>
+        <w:tc>
+          <w:tcPr>
+            <w:tcW w:w="0" w:type="auto"/>
+            <w:vAlign w:val="center"/>
+            <w:hideMark/>
+          </w:tcPr>
+          <w:p>
+            <w:r>
+              <w:t>Appointment list is displayed clearly</w:t>
+            </w:r>
+          </w:p>
+        </w:tc>
+      </w:tr>
+      <w:tr>
+        <w:trPr>
+          <w:tblCellSpacing w:w="15" w:type="dxa"/>
+        </w:trPr>
+        <w:tc>
+          <w:tcPr>
+            <w:tcW w:w="0" w:type="auto"/>
+            <w:vAlign w:val="center"/>
+            <w:hideMark/>
+          </w:tcPr>
+          <w:p>
+            <w:r>
+              <w:t>D3</w:t>
+            </w:r>
+          </w:p>
+        </w:tc>
+        <w:tc>
+          <w:tcPr>
+            <w:tcW w:w="0" w:type="auto"/>
+            <w:vAlign w:val="center"/>
+            <w:hideMark/>
+          </w:tcPr>
+          <w:p>
+            <w:r>
+              <w:t>As a doctor, I want to conduct video consultations so that I can diagnose patients remotely</w:t>
+            </w:r>
+          </w:p>
+        </w:tc>
+        <w:tc>
+          <w:tcPr>
+            <w:tcW w:w="0" w:type="auto"/>
+            <w:vAlign w:val="center"/>
+            <w:hideMark/>
+          </w:tcPr>
+          <w:p>
+            <w:r>
+              <w:t>Provide remote care</w:t>
+            </w:r>
+          </w:p>
+        </w:tc>
+        <w:tc>
+          <w:tcPr>
+            <w:tcW w:w="0" w:type="auto"/>
+            <w:vAlign w:val="center"/>
+            <w:hideMark/>
+          </w:tcPr>
+          <w:p>
+            <w:r>
+              <w:t>Successful virtual consultation session</w:t>
+            </w:r>
+          </w:p>
+        </w:tc>
+      </w:tr>
+    </w:tbl>
+    <w:p>
+      <w:pPr>
+        <w:rPr>
+          <w:b/>
+          <w:u w:val="single"/>
+        </w:rPr>
+      </w:pPr>
+    </w:p>
+    <w:p>
+      <w:pPr>
+        <w:pStyle w:val="Heading2"/>
+      </w:pPr>
+      <w:r>
+        <w:rPr>
+          <w:rStyle w:val="Strong"/>
+          <w:b w:val="0"/>
+          <w:bCs w:val="0"/>
+        </w:rPr>
+        <w:t>3. Administrative Staff User Stories</w:t>
+      </w:r>
+    </w:p>
+    <w:tbl>
+      <w:tblPr>
+        <w:tblW w:w="0" w:type="auto"/>
+        <w:tblCellSpacing w:w="15" w:type="dxa"/>
+        <w:tblCellMar>
+          <w:top w:w="15" w:type="dxa"/>
+          <w:left w:w="15" w:type="dxa"/>
+          <w:bottom w:w="15" w:type="dxa"/>
+          <w:right w:w="15" w:type="dxa"/>
+        </w:tblCellMar>
+        <w:tblLook w:val="04A0" w:firstRow="1" w:lastRow="0" w:firstColumn="1" w:lastColumn="0" w:noHBand="0" w:noVBand="1"/>
+      </w:tblPr>
+      <w:tblGrid>
+        <w:gridCol w:w="1032"/>
+        <w:gridCol w:w="4257"/>
+        <w:gridCol w:w="1618"/>
+        <w:gridCol w:w="2453"/>
+      </w:tblGrid>
+      <w:tr>
+        <w:trPr>
+          <w:tblHeader/>
+          <w:tblCellSpacing w:w="15" w:type="dxa"/>
+        </w:trPr>
+        <w:tc>
+          <w:tcPr>
+            <w:tcW w:w="0" w:type="auto"/>
+            <w:vAlign w:val="center"/>
+            <w:hideMark/>
+          </w:tcPr>
+          <w:p>
+            <w:pPr>
+              <w:jc w:val="center"/>
+              <w:rPr>
+                <w:b/>
+                <w:bCs/>
+              </w:rPr>
+            </w:pPr>
+            <w:r>
+              <w:rPr>
+                <w:b/>
+                <w:bCs/>
+              </w:rPr>
+              <w:t>User Story ID</w:t>
+            </w:r>
+          </w:p>
+        </w:tc>
+        <w:tc>
+          <w:tcPr>
+            <w:tcW w:w="0" w:type="auto"/>
+            <w:vAlign w:val="center"/>
+            <w:hideMark/>
+          </w:tcPr>
+          <w:p>
+            <w:pPr>
+              <w:jc w:val="center"/>
+              <w:rPr>
+                <w:b/>
+                <w:bCs/>
+              </w:rPr>
+            </w:pPr>
+            <w:r>
+              <w:rPr>
+                <w:b/>
+                <w:bCs/>
+              </w:rPr>
+              <w:t>User Story</w:t>
+            </w:r>
+          </w:p>
+        </w:tc>
+        <w:tc>
+          <w:tcPr>
+            <w:tcW w:w="0" w:type="auto"/>
+            <w:vAlign w:val="center"/>
+            <w:hideMark/>
+          </w:tcPr>
+          <w:p>
+            <w:pPr>
+              <w:jc w:val="center"/>
+              <w:rPr>
+                <w:b/>
+                <w:bCs/>
+              </w:rPr>
+            </w:pPr>
+            <w:r>
+              <w:rPr>
+                <w:b/>
+                <w:bCs/>
+              </w:rPr>
+              <w:t>Goal</w:t>
+            </w:r>
+          </w:p>
+        </w:tc>
+        <w:tc>
+          <w:tcPr>
+            <w:tcW w:w="0" w:type="auto"/>
+            <w:vAlign w:val="center"/>
+            <w:hideMark/>
+          </w:tcPr>
+          <w:p>
+            <w:pPr>
+              <w:jc w:val="center"/>
+              <w:rPr>
+                <w:b/>
+                <w:bCs/>
+              </w:rPr>
+            </w:pPr>
+            <w:r>
+              <w:rPr>
+                <w:b/>
+                <w:bCs/>
+              </w:rPr>
+              <w:t>Expected Outcome</w:t>
+            </w:r>
+          </w:p>
+        </w:tc>
+      </w:tr>
+      <w:tr>
+        <w:trPr>
+          <w:tblCellSpacing w:w="15" w:type="dxa"/>
+        </w:trPr>
+        <w:tc>
+          <w:tcPr>
+            <w:tcW w:w="0" w:type="auto"/>
+            <w:vAlign w:val="center"/>
+            <w:hideMark/>
+          </w:tcPr>
+          <w:p>
+            <w:r>
+              <w:t>A1</w:t>
+            </w:r>
+          </w:p>
+        </w:tc>
+        <w:tc>
+          <w:tcPr>
+            <w:tcW w:w="0" w:type="auto"/>
+            <w:vAlign w:val="center"/>
+            <w:hideMark/>
+          </w:tcPr>
+          <w:p>
+            <w:r>
+              <w:t>As an admin, I want to manage user accounts so that system access is controlled</w:t>
+            </w:r>
+          </w:p>
+        </w:tc>
+        <w:tc>
+          <w:tcPr>
+            <w:tcW w:w="0" w:type="auto"/>
+            <w:vAlign w:val="center"/>
+            <w:hideMark/>
+          </w:tcPr>
+          <w:p>
+            <w:r>
+              <w:t>Maintain system security</w:t>
+            </w:r>
+          </w:p>
+        </w:tc>
+        <w:tc>
+          <w:tcPr>
+            <w:tcW w:w="0" w:type="auto"/>
+            <w:vAlign w:val="center"/>
+            <w:hideMark/>
+          </w:tcPr>
+          <w:p>
+            <w:r>
+              <w:t>Users are properly registered and managed</w:t>
+            </w:r>
+          </w:p>
+        </w:tc>
+      </w:tr>
+      <w:tr>
+        <w:trPr>
+          <w:tblCellSpacing w:w="15" w:type="dxa"/>
+        </w:trPr>
+        <w:tc>
+          <w:tcPr>
+            <w:tcW w:w="0" w:type="auto"/>
+            <w:vAlign w:val="center"/>
+            <w:hideMark/>
+          </w:tcPr>
+          <w:p>
+            <w:r>
+              <w:t>A2</w:t>
+            </w:r>
+          </w:p>
+        </w:tc>
+        <w:tc>
+          <w:tcPr>
+            <w:tcW w:w="0" w:type="auto"/>
+            <w:vAlign w:val="center"/>
+            <w:hideMark/>
+          </w:tcPr>
+          <w:p>
+            <w:r>
+              <w:t>As an admin, I want to schedule and assign doctors to appointments so that workload is balanced</w:t>
+            </w:r>
+          </w:p>
+        </w:tc>
+        <w:tc>
+          <w:tcPr>
+            <w:tcW w:w="0" w:type="auto"/>
+            <w:vAlign w:val="center"/>
+            <w:hideMark/>
+          </w:tcPr>
+          <w:p>
+            <w:r>
+              <w:t>Organize operations</w:t>
+            </w:r>
+          </w:p>
+        </w:tc>
+        <w:tc>
+          <w:tcPr>
+            <w:tcW w:w="0" w:type="auto"/>
+            <w:vAlign w:val="center"/>
+            <w:hideMark/>
+          </w:tcPr>
+          <w:p>
+            <w:r>
+              <w:t>Appointments are efficiently assigned</w:t>
+            </w:r>
+          </w:p>
+        </w:tc>
+      </w:tr>
+      <w:tr>
+        <w:trPr>
+          <w:tblCellSpacing w:w="15" w:type="dxa"/>
+        </w:trPr>
+        <w:tc>
+          <w:tcPr>
+            <w:tcW w:w="0" w:type="auto"/>
+            <w:vAlign w:val="center"/>
+            <w:hideMark/>
+          </w:tcPr>
+          <w:p>
+            <w:r>
+              <w:t>A3</w:t>
+            </w:r>
+          </w:p>
+        </w:tc>
+        <w:tc>
+          <w:tcPr>
+            <w:tcW w:w="0" w:type="auto"/>
+            <w:vAlign w:val="center"/>
+            <w:hideMark/>
+          </w:tcPr>
+          <w:p>
+            <w:r>
+              <w:t>As an admin, I want to manage doctor availability so that patients can book correctly</w:t>
+            </w:r>
+          </w:p>
+        </w:tc>
+        <w:tc>
+          <w:tcPr>
+            <w:tcW w:w="0" w:type="auto"/>
+            <w:vAlign w:val="center"/>
+            <w:hideMark/>
+          </w:tcPr>
+          <w:p>
+            <w:r>
+              <w:t>Avoid scheduling conflicts</w:t>
+            </w:r>
+          </w:p>
+        </w:tc>
+        <w:tc>
+          <w:tcPr>
+            <w:tcW w:w="0" w:type="auto"/>
+            <w:vAlign w:val="center"/>
+            <w:hideMark/>
+          </w:tcPr>
+          <w:p>
+            <w:r>
+              <w:t>Updated availability system</w:t>
+            </w:r>
+          </w:p>
+        </w:tc>
+      </w:tr>
+    </w:tbl>
+    <w:p>
+      <w:pPr>
+        <w:rPr>
+          <w:b/>
+          <w:u w:val="single"/>
+        </w:rPr>
+      </w:pPr>
+    </w:p>
+    <w:p>
+      <w:pPr>
+        <w:rPr>
+          <w:b/>
+          <w:u w:val="single"/>
+        </w:rPr>
+      </w:pPr>
+      <w:r>
+        <w:t xml:space="preserve">Task 3.3 </w:t>
+      </w:r>
+      <w:r>
+        <w:rPr>
+          <w:b/>
+          <w:u w:val="single"/>
+        </w:rPr>
+        <w:t>Elaborate project task flow</w:t>
+      </w:r>
+    </w:p>
+    <w:p>
+      <w:pPr>
+        <w:rPr>
+          <w:b/>
+          <w:u w:val="single"/>
+        </w:rPr>
+      </w:pPr>
+    </w:p>
+    <w:p>
+      <w:pPr>
+        <w:pStyle w:val="Heading2"/>
+        <w:rPr>
+          <w:rStyle w:val="Strong"/>
+          <w:b w:val="0"/>
+          <w:bCs w:val="0"/>
+          <w:color w:val="D45A9E" w:themeColor="accent1" w:themeTint="80"/>
+        </w:rPr>
+      </w:pPr>
+      <w:r>
+        <w:rPr>
+          <w:rStyle w:val="Strong"/>
+          <w:b w:val="0"/>
+          <w:bCs w:val="0"/>
+          <w:color w:val="D45A9E" w:themeColor="accent1" w:themeTint="80"/>
+        </w:rPr>
+        <w:t xml:space="preserve">E-Commerce Fashion Website </w:t>
+      </w:r>
+    </w:p>
+    <w:p/>
+    <w:tbl>
+      <w:tblPr>
+        <w:tblW w:w="0" w:type="auto"/>
+        <w:tblCellSpacing w:w="15" w:type="dxa"/>
+        <w:tblCellMar>
+          <w:top w:w="15" w:type="dxa"/>
+          <w:left w:w="15" w:type="dxa"/>
+          <w:bottom w:w="15" w:type="dxa"/>
+          <w:right w:w="15" w:type="dxa"/>
+        </w:tblCellMar>
+        <w:tblLook w:val="04A0" w:firstRow="1" w:lastRow="0" w:firstColumn="1" w:lastColumn="0" w:noHBand="0" w:noVBand="1"/>
+      </w:tblPr>
+      <w:tblGrid>
+        <w:gridCol w:w="2033"/>
+        <w:gridCol w:w="7327"/>
+      </w:tblGrid>
+      <w:tr>
+        <w:trPr>
+          <w:tblHeader/>
+          <w:tblCellSpacing w:w="15" w:type="dxa"/>
+        </w:trPr>
+        <w:tc>
+          <w:tcPr>
+            <w:tcW w:w="0" w:type="auto"/>
+            <w:vAlign w:val="center"/>
+            <w:hideMark/>
+          </w:tcPr>
+          <w:p>
+            <w:pPr>
+              <w:jc w:val="center"/>
+              <w:rPr>
+                <w:b/>
+                <w:bCs/>
+              </w:rPr>
+            </w:pPr>
+            <w:r>
+              <w:rPr>
+                <w:b/>
+                <w:bCs/>
+              </w:rPr>
+              <w:t>Area</w:t>
+            </w:r>
+          </w:p>
+        </w:tc>
+        <w:tc>
+          <w:tcPr>
+            <w:tcW w:w="0" w:type="auto"/>
+            <w:vAlign w:val="center"/>
+            <w:hideMark/>
+          </w:tcPr>
+          <w:p>
+            <w:pPr>
+              <w:jc w:val="center"/>
+              <w:rPr>
+                <w:b/>
+                <w:bCs/>
+              </w:rPr>
+            </w:pPr>
+            <w:r>
+              <w:rPr>
+                <w:b/>
+                <w:bCs/>
+              </w:rPr>
+              <w:t xml:space="preserve"> Description</w:t>
+            </w:r>
+          </w:p>
+        </w:tc>
+      </w:tr>
+      <w:tr>
+        <w:trPr>
+          <w:tblCellSpacing w:w="15" w:type="dxa"/>
+        </w:trPr>
+        <w:tc>
+          <w:tcPr>
+            <w:tcW w:w="0" w:type="auto"/>
+            <w:vAlign w:val="center"/>
+            <w:hideMark/>
+          </w:tcPr>
+          <w:p>
+            <w:r>
+              <w:t>Home Page</w:t>
+            </w:r>
+          </w:p>
+        </w:tc>
+        <w:tc>
+          <w:tcPr>
+            <w:tcW w:w="0" w:type="auto"/>
+            <w:vAlign w:val="center"/>
+            <w:hideMark/>
+          </w:tcPr>
+          <w:p>
+            <w:r>
+              <w:t>Show featured products, new arrivals, and promotions</w:t>
+            </w:r>
+          </w:p>
+        </w:tc>
+      </w:tr>
+      <w:tr>
+        <w:trPr>
+          <w:tblCellSpacing w:w="15" w:type="dxa"/>
+        </w:trPr>
+        <w:tc>
+          <w:tcPr>
+            <w:tcW w:w="0" w:type="auto"/>
+            <w:vAlign w:val="center"/>
+            <w:hideMark/>
+          </w:tcPr>
+          <w:p>
+            <w:r>
+              <w:t>Product Shop</w:t>
+            </w:r>
+          </w:p>
+        </w:tc>
+        <w:tc>
+          <w:tcPr>
+            <w:tcW w:w="0" w:type="auto"/>
+            <w:vAlign w:val="center"/>
+            <w:hideMark/>
+          </w:tcPr>
+          <w:p>
+            <w:r>
+              <w:t>Display clothes, shoes, and accessories with images, price, and add-to-cart option</w:t>
+            </w:r>
+          </w:p>
+        </w:tc>
+      </w:tr>
+      <w:tr>
+        <w:trPr>
+          <w:tblCellSpacing w:w="15" w:type="dxa"/>
+        </w:trPr>
+        <w:tc>
+          <w:tcPr>
+            <w:tcW w:w="0" w:type="auto"/>
+            <w:vAlign w:val="center"/>
+            <w:hideMark/>
+          </w:tcPr>
+          <w:p>
+            <w:r>
+              <w:t>Product Details</w:t>
+            </w:r>
+          </w:p>
+        </w:tc>
+        <w:tc>
+          <w:tcPr>
+            <w:tcW w:w="0" w:type="auto"/>
+            <w:vAlign w:val="center"/>
+            <w:hideMark/>
+          </w:tcPr>
+          <w:p>
+            <w:r>
+              <w:t>Show full product info, reviews, and ratings</w:t>
+            </w:r>
+          </w:p>
+        </w:tc>
+      </w:tr>
+      <w:tr>
+        <w:trPr>
+          <w:tblCellSpacing w:w="15" w:type="dxa"/>
+        </w:trPr>
+        <w:tc>
+          <w:tcPr>
+            <w:tcW w:w="0" w:type="auto"/>
+            <w:vAlign w:val="center"/>
+            <w:hideMark/>
+          </w:tcPr>
+          <w:p>
+            <w:r>
+              <w:t>Shopping Cart</w:t>
+            </w:r>
+          </w:p>
+        </w:tc>
+        <w:tc>
+          <w:tcPr>
+            <w:tcW w:w="0" w:type="auto"/>
+            <w:vAlign w:val="center"/>
+            <w:hideMark/>
+          </w:tcPr>
+          <w:p>
+            <w:r>
+              <w:t>Add, remove, and update items before purchase</w:t>
+            </w:r>
+          </w:p>
+        </w:tc>
+      </w:tr>
+      <w:tr>
+        <w:trPr>
+          <w:tblCellSpacing w:w="15" w:type="dxa"/>
+        </w:trPr>
+        <w:tc>
+          <w:tcPr>
+            <w:tcW w:w="0" w:type="auto"/>
+            <w:vAlign w:val="center"/>
+            <w:hideMark/>
+          </w:tcPr>
+          <w:p>
+            <w:r>
+              <w:t>Checkout &amp; Payment</w:t>
+            </w:r>
+          </w:p>
+        </w:tc>
+        <w:tc>
+          <w:tcPr>
+            <w:tcW w:w="0" w:type="auto"/>
+            <w:vAlign w:val="center"/>
+            <w:hideMark/>
+          </w:tcPr>
+          <w:p>
+            <w:r>
+              <w:t>Secure online payment and order confirmation</w:t>
+            </w:r>
+          </w:p>
+        </w:tc>
+      </w:tr>
+      <w:tr>
+        <w:trPr>
+          <w:tblCellSpacing w:w="15" w:type="dxa"/>
+        </w:trPr>
+        <w:tc>
+          <w:tcPr>
+            <w:tcW w:w="0" w:type="auto"/>
+            <w:vAlign w:val="center"/>
+            <w:hideMark/>
+          </w:tcPr>
+          <w:p>
+            <w:r>
+              <w:t>User Accounts</w:t>
+            </w:r>
+          </w:p>
+        </w:tc>
+        <w:tc>
+          <w:tcPr>
+            <w:tcW w:w="0" w:type="auto"/>
+            <w:vAlign w:val="center"/>
+            <w:hideMark/>
+          </w:tcPr>
+          <w:p>
+            <w:r>
+              <w:t>Register, login, view orders, and manage profile</w:t>
+            </w:r>
+          </w:p>
+        </w:tc>
+      </w:tr>
+    </w:tbl>
+    <w:p>
+      <w:pPr>
+        <w:rPr>
+          <w:b/>
+          <w:u w:val="single"/>
+        </w:rPr>
+      </w:pPr>
+    </w:p>
     <w:sectPr>
+      <w:headerReference w:type="even" r:id="rId7"/>
+      <w:headerReference w:type="default" r:id="rId8"/>
+      <w:footerReference w:type="even" r:id="rId9"/>
+      <w:footerReference w:type="default" r:id="rId10"/>
+      <w:headerReference w:type="first" r:id="rId11"/>
+      <w:footerReference w:type="first" r:id="rId12"/>
       <w:pgSz w:w="12240" w:h="15840"/>
       <w:pgMar w:top="1440" w:right="1440" w:bottom="1440" w:left="1440" w:header="720" w:footer="720" w:gutter="0"/>
       <w:cols w:space="720"/>
@@ -10466,6 +11672,183 @@
 </w:endnotes>
 </file>
 
+<file path=word/footer1.xml><?xml version="1.0" encoding="utf-8"?>
+<w:ftr xmlns:wpc="http://schemas.microsoft.com/office/word/2010/wordprocessingCanvas" xmlns:mc="http://schemas.openxmlformats.org/markup-compatibility/2006" xmlns:o="urn:schemas-microsoft-com:office:office" xmlns:r="http://schemas.openxmlformats.org/officeDocument/2006/relationships" xmlns:m="http://schemas.openxmlformats.org/officeDocument/2006/math" xmlns:v="urn:schemas-microsoft-com:vml" xmlns:wp14="http://schemas.microsoft.com/office/word/2010/wordprocessingDrawing" xmlns:wp="http://schemas.openxmlformats.org/drawingml/2006/wordprocessingDrawing" xmlns:w10="urn:schemas-microsoft-com:office:word" xmlns:w="http://schemas.openxmlformats.org/wordprocessingml/2006/main" xmlns:w14="http://schemas.microsoft.com/office/word/2010/wordml" xmlns:w15="http://schemas.microsoft.com/office/word/2012/wordml" xmlns:wpg="http://schemas.microsoft.com/office/word/2010/wordprocessingGroup" xmlns:wpi="http://schemas.microsoft.com/office/word/2010/wordprocessingInk" xmlns:wne="http://schemas.microsoft.com/office/word/2006/wordml" xmlns:wps="http://schemas.microsoft.com/office/word/2010/wordprocessingShape" mc:Ignorable="w14 w15 wp14">
+  <w:p>
+    <w:pPr>
+      <w:pStyle w:val="Footer"/>
+    </w:pPr>
+  </w:p>
+</w:ftr>
+</file>
+
+<file path=word/footer2.xml><?xml version="1.0" encoding="utf-8"?>
+<w:ftr xmlns:wpc="http://schemas.microsoft.com/office/word/2010/wordprocessingCanvas" xmlns:mc="http://schemas.openxmlformats.org/markup-compatibility/2006" xmlns:o="urn:schemas-microsoft-com:office:office" xmlns:r="http://schemas.openxmlformats.org/officeDocument/2006/relationships" xmlns:m="http://schemas.openxmlformats.org/officeDocument/2006/math" xmlns:v="urn:schemas-microsoft-com:vml" xmlns:wp14="http://schemas.microsoft.com/office/word/2010/wordprocessingDrawing" xmlns:wp="http://schemas.openxmlformats.org/drawingml/2006/wordprocessingDrawing" xmlns:w10="urn:schemas-microsoft-com:office:word" xmlns:w="http://schemas.openxmlformats.org/wordprocessingml/2006/main" xmlns:w14="http://schemas.microsoft.com/office/word/2010/wordml" xmlns:w15="http://schemas.microsoft.com/office/word/2012/wordml" xmlns:wpg="http://schemas.microsoft.com/office/word/2010/wordprocessingGroup" xmlns:wpi="http://schemas.microsoft.com/office/word/2010/wordprocessingInk" xmlns:wne="http://schemas.microsoft.com/office/word/2006/wordml" xmlns:wps="http://schemas.microsoft.com/office/word/2010/wordprocessingShape" mc:Ignorable="w14 w15 wp14">
+  <w:p>
+    <w:pPr>
+      <w:pStyle w:val="Footer"/>
+    </w:pPr>
+    <w:r>
+      <w:rPr>
+        <w:noProof/>
+        <w:color w:val="4D1434" w:themeColor="accent1"/>
+      </w:rPr>
+      <mc:AlternateContent>
+        <mc:Choice Requires="wps">
+          <w:drawing>
+            <wp:anchor distT="0" distB="0" distL="114300" distR="114300" simplePos="0" relativeHeight="251659264" behindDoc="0" locked="0" layoutInCell="1" allowOverlap="1" wp14:anchorId="4273C853" wp14:editId="6ED8FDD4">
+              <wp:simplePos x="0" y="0"/>
+              <wp:positionH relativeFrom="page">
+                <wp:align>center</wp:align>
+              </wp:positionH>
+              <wp:positionV relativeFrom="page">
+                <wp:align>center</wp:align>
+              </wp:positionV>
+              <wp:extent cx="7364730" cy="9528810"/>
+              <wp:effectExtent l="0" t="0" r="26670" b="26670"/>
+              <wp:wrapNone/>
+              <wp:docPr id="452" name="Rectangle 452"/>
+              <wp:cNvGraphicFramePr/>
+              <a:graphic xmlns:a="http://schemas.openxmlformats.org/drawingml/2006/main">
+                <a:graphicData uri="http://schemas.microsoft.com/office/word/2010/wordprocessingShape">
+                  <wps:wsp>
+                    <wps:cNvSpPr/>
+                    <wps:spPr>
+                      <a:xfrm>
+                        <a:off x="0" y="0"/>
+                        <a:ext cx="7364730" cy="9528810"/>
+                      </a:xfrm>
+                      <a:prstGeom prst="rect">
+                        <a:avLst/>
+                      </a:prstGeom>
+                      <a:noFill/>
+                      <a:ln w="15875">
+                        <a:solidFill>
+                          <a:schemeClr val="bg2">
+                            <a:lumMod val="50000"/>
+                          </a:schemeClr>
+                        </a:solidFill>
+                      </a:ln>
+                    </wps:spPr>
+                    <wps:style>
+                      <a:lnRef idx="2">
+                        <a:schemeClr val="accent1">
+                          <a:shade val="50000"/>
+                        </a:schemeClr>
+                      </a:lnRef>
+                      <a:fillRef idx="1">
+                        <a:schemeClr val="accent1"/>
+                      </a:fillRef>
+                      <a:effectRef idx="0">
+                        <a:schemeClr val="accent1"/>
+                      </a:effectRef>
+                      <a:fontRef idx="minor">
+                        <a:schemeClr val="lt1"/>
+                      </a:fontRef>
+                    </wps:style>
+                    <wps:bodyPr rot="0" spcFirstLastPara="0" vertOverflow="overflow" horzOverflow="overflow" vert="horz" wrap="square" lIns="91440" tIns="45720" rIns="91440" bIns="45720" numCol="1" spcCol="0" rtlCol="0" fromWordArt="0" anchor="ctr" anchorCtr="0" forceAA="0" compatLnSpc="1">
+                      <a:prstTxWarp prst="textNoShape">
+                        <a:avLst/>
+                      </a:prstTxWarp>
+                      <a:noAutofit/>
+                    </wps:bodyPr>
+                  </wps:wsp>
+                </a:graphicData>
+              </a:graphic>
+              <wp14:sizeRelH relativeFrom="page">
+                <wp14:pctWidth>95000</wp14:pctWidth>
+              </wp14:sizeRelH>
+              <wp14:sizeRelV relativeFrom="page">
+                <wp14:pctHeight>95000</wp14:pctHeight>
+              </wp14:sizeRelV>
+            </wp:anchor>
+          </w:drawing>
+        </mc:Choice>
+        <mc:Fallback>
+          <w:pict>
+            <v:rect w14:anchorId="3621933A" id="Rectangle 452" o:spid="_x0000_s1026" style="position:absolute;margin-left:0;margin-top:0;width:579.9pt;height:750.3pt;z-index:251659264;visibility:visible;mso-wrap-style:square;mso-width-percent:950;mso-height-percent:950;mso-wrap-distance-left:9pt;mso-wrap-distance-top:0;mso-wrap-distance-right:9pt;mso-wrap-distance-bottom:0;mso-position-horizontal:center;mso-position-horizontal-relative:page;mso-position-vertical:center;mso-position-vertical-relative:page;mso-width-percent:950;mso-height-percent:950;mso-width-relative:page;mso-height-relative:page;v-text-anchor:middle" o:gfxdata="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" filled="f" strokecolor="#757575 [1614]" strokeweight="1.25pt">
+              <v:stroke endcap="round"/>
+              <w10:wrap anchorx="page" anchory="page"/>
+            </v:rect>
+          </w:pict>
+        </mc:Fallback>
+      </mc:AlternateContent>
+    </w:r>
+    <w:r>
+      <w:rPr>
+        <w:color w:val="4D1434" w:themeColor="accent1"/>
+      </w:rPr>
+      <w:t xml:space="preserve"> </w:t>
+    </w:r>
+    <w:r>
+      <w:rPr>
+        <w:rFonts w:asciiTheme="majorHAnsi" w:eastAsiaTheme="majorEastAsia" w:hAnsiTheme="majorHAnsi" w:cstheme="majorBidi"/>
+        <w:color w:val="4D1434" w:themeColor="accent1"/>
+        <w:sz w:val="20"/>
+        <w:szCs w:val="20"/>
+      </w:rPr>
+      <w:t xml:space="preserve">pg. </w:t>
+    </w:r>
+    <w:r>
+      <w:rPr>
+        <w:rFonts w:eastAsiaTheme="minorEastAsia"/>
+        <w:color w:val="4D1434" w:themeColor="accent1"/>
+        <w:sz w:val="20"/>
+        <w:szCs w:val="20"/>
+      </w:rPr>
+      <w:fldChar w:fldCharType="begin"/>
+    </w:r>
+    <w:r>
+      <w:rPr>
+        <w:color w:val="4D1434" w:themeColor="accent1"/>
+        <w:sz w:val="20"/>
+        <w:szCs w:val="20"/>
+      </w:rPr>
+      <w:instrText xml:space="preserve"> PAGE    \* MERGEFORMAT </w:instrText>
+    </w:r>
+    <w:r>
+      <w:rPr>
+        <w:rFonts w:eastAsiaTheme="minorEastAsia"/>
+        <w:color w:val="4D1434" w:themeColor="accent1"/>
+        <w:sz w:val="20"/>
+        <w:szCs w:val="20"/>
+      </w:rPr>
+      <w:fldChar w:fldCharType="separate"/>
+    </w:r>
+    <w:r>
+      <w:rPr>
+        <w:rFonts w:asciiTheme="majorHAnsi" w:eastAsiaTheme="majorEastAsia" w:hAnsiTheme="majorHAnsi" w:cstheme="majorBidi"/>
+        <w:noProof/>
+        <w:color w:val="4D1434" w:themeColor="accent1"/>
+        <w:sz w:val="20"/>
+        <w:szCs w:val="20"/>
+      </w:rPr>
+      <w:t>1</w:t>
+    </w:r>
+    <w:r>
+      <w:rPr>
+        <w:rFonts w:asciiTheme="majorHAnsi" w:eastAsiaTheme="majorEastAsia" w:hAnsiTheme="majorHAnsi" w:cstheme="majorBidi"/>
+        <w:noProof/>
+        <w:color w:val="4D1434" w:themeColor="accent1"/>
+        <w:sz w:val="20"/>
+        <w:szCs w:val="20"/>
+      </w:rPr>
+      <w:fldChar w:fldCharType="end"/>
+    </w:r>
+  </w:p>
+</w:ftr>
+</file>
+
+<file path=word/footer3.xml><?xml version="1.0" encoding="utf-8"?>
+<w:ftr xmlns:wpc="http://schemas.microsoft.com/office/word/2010/wordprocessingCanvas" xmlns:mc="http://schemas.openxmlformats.org/markup-compatibility/2006" xmlns:o="urn:schemas-microsoft-com:office:office" xmlns:r="http://schemas.openxmlformats.org/officeDocument/2006/relationships" xmlns:m="http://schemas.openxmlformats.org/officeDocument/2006/math" xmlns:v="urn:schemas-microsoft-com:vml" xmlns:wp14="http://schemas.microsoft.com/office/word/2010/wordprocessingDrawing" xmlns:wp="http://schemas.openxmlformats.org/drawingml/2006/wordprocessingDrawing" xmlns:w10="urn:schemas-microsoft-com:office:word" xmlns:w="http://schemas.openxmlformats.org/wordprocessingml/2006/main" xmlns:w14="http://schemas.microsoft.com/office/word/2010/wordml" xmlns:w15="http://schemas.microsoft.com/office/word/2012/wordml" xmlns:wpg="http://schemas.microsoft.com/office/word/2010/wordprocessingGroup" xmlns:wpi="http://schemas.microsoft.com/office/word/2010/wordprocessingInk" xmlns:wne="http://schemas.microsoft.com/office/word/2006/wordml" xmlns:wps="http://schemas.microsoft.com/office/word/2010/wordprocessingShape" mc:Ignorable="w14 w15 wp14">
+  <w:p>
+    <w:pPr>
+      <w:pStyle w:val="Footer"/>
+    </w:pPr>
+  </w:p>
+</w:ftr>
+</file>
+
 <file path=word/footnotes.xml><?xml version="1.0" encoding="utf-8"?>
 <w:footnotes xmlns:wpc="http://schemas.microsoft.com/office/word/2010/wordprocessingCanvas" xmlns:mc="http://schemas.openxmlformats.org/markup-compatibility/2006" xmlns:o="urn:schemas-microsoft-com:office:office" xmlns:r="http://schemas.openxmlformats.org/officeDocument/2006/relationships" xmlns:m="http://schemas.openxmlformats.org/officeDocument/2006/math" xmlns:v="urn:schemas-microsoft-com:vml" xmlns:wp14="http://schemas.microsoft.com/office/word/2010/wordprocessingDrawing" xmlns:wp="http://schemas.openxmlformats.org/drawingml/2006/wordprocessingDrawing" xmlns:w10="urn:schemas-microsoft-com:office:word" xmlns:w="http://schemas.openxmlformats.org/wordprocessingml/2006/main" xmlns:w14="http://schemas.microsoft.com/office/word/2010/wordml" xmlns:w15="http://schemas.microsoft.com/office/word/2012/wordml" xmlns:wpg="http://schemas.microsoft.com/office/word/2010/wordprocessingGroup" xmlns:wpi="http://schemas.microsoft.com/office/word/2010/wordprocessingInk" xmlns:wne="http://schemas.microsoft.com/office/word/2006/wordml" xmlns:wps="http://schemas.microsoft.com/office/word/2010/wordprocessingShape" mc:Ignorable="w14 w15 wp14">
   <w:footnote w:type="separator" w:id="-1">
@@ -10489,6 +11872,48 @@
     </w:p>
   </w:footnote>
 </w:footnotes>
+</file>
+
+<file path=word/header1.xml><?xml version="1.0" encoding="utf-8"?>
+<w:hdr xmlns:wpc="http://schemas.microsoft.com/office/word/2010/wordprocessingCanvas" xmlns:mc="http://schemas.openxmlformats.org/markup-compatibility/2006" xmlns:o="urn:schemas-microsoft-com:office:office" xmlns:r="http://schemas.openxmlformats.org/officeDocument/2006/relationships" xmlns:m="http://schemas.openxmlformats.org/officeDocument/2006/math" xmlns:v="urn:schemas-microsoft-com:vml" xmlns:wp14="http://schemas.microsoft.com/office/word/2010/wordprocessingDrawing" xmlns:wp="http://schemas.openxmlformats.org/drawingml/2006/wordprocessingDrawing" xmlns:w10="urn:schemas-microsoft-com:office:word" xmlns:w="http://schemas.openxmlformats.org/wordprocessingml/2006/main" xmlns:w14="http://schemas.microsoft.com/office/word/2010/wordml" xmlns:w15="http://schemas.microsoft.com/office/word/2012/wordml" xmlns:wpg="http://schemas.microsoft.com/office/word/2010/wordprocessingGroup" xmlns:wpi="http://schemas.microsoft.com/office/word/2010/wordprocessingInk" xmlns:wne="http://schemas.microsoft.com/office/word/2006/wordml" xmlns:wps="http://schemas.microsoft.com/office/word/2010/wordprocessingShape" mc:Ignorable="w14 w15 wp14">
+  <w:p>
+    <w:pPr>
+      <w:pStyle w:val="Header"/>
+    </w:pPr>
+  </w:p>
+</w:hdr>
+</file>
+
+<file path=word/header2.xml><?xml version="1.0" encoding="utf-8"?>
+<w:hdr xmlns:wpc="http://schemas.microsoft.com/office/word/2010/wordprocessingCanvas" xmlns:mc="http://schemas.openxmlformats.org/markup-compatibility/2006" xmlns:o="urn:schemas-microsoft-com:office:office" xmlns:r="http://schemas.openxmlformats.org/officeDocument/2006/relationships" xmlns:m="http://schemas.openxmlformats.org/officeDocument/2006/math" xmlns:v="urn:schemas-microsoft-com:vml" xmlns:wp14="http://schemas.microsoft.com/office/word/2010/wordprocessingDrawing" xmlns:wp="http://schemas.openxmlformats.org/drawingml/2006/wordprocessingDrawing" xmlns:w10="urn:schemas-microsoft-com:office:word" xmlns:w="http://schemas.openxmlformats.org/wordprocessingml/2006/main" xmlns:w14="http://schemas.microsoft.com/office/word/2010/wordml" xmlns:w15="http://schemas.microsoft.com/office/word/2012/wordml" xmlns:wpg="http://schemas.microsoft.com/office/word/2010/wordprocessingGroup" xmlns:wpi="http://schemas.microsoft.com/office/word/2010/wordprocessingInk" xmlns:wne="http://schemas.microsoft.com/office/word/2006/wordml" xmlns:wps="http://schemas.microsoft.com/office/word/2010/wordprocessingShape" mc:Ignorable="w14 w15 wp14">
+  <w:p>
+    <w:pPr>
+      <w:pStyle w:val="Header"/>
+      <w:rPr>
+        <w:color w:val="255E74" w:themeColor="accent5" w:themeShade="80"/>
+      </w:rPr>
+    </w:pPr>
+    <w:r>
+      <w:rPr>
+        <w:color w:val="255E74" w:themeColor="accent5" w:themeShade="80"/>
+        <w:highlight w:val="lightGray"/>
+      </w:rPr>
+      <w:t>Project Requirements Analysis</w:t>
+    </w:r>
+    <w:bookmarkStart w:id="0" w:name="_GoBack"/>
+    <w:bookmarkEnd w:id="0"/>
+  </w:p>
+</w:hdr>
+</file>
+
+<file path=word/header3.xml><?xml version="1.0" encoding="utf-8"?>
+<w:hdr xmlns:wpc="http://schemas.microsoft.com/office/word/2010/wordprocessingCanvas" xmlns:mc="http://schemas.openxmlformats.org/markup-compatibility/2006" xmlns:o="urn:schemas-microsoft-com:office:office" xmlns:r="http://schemas.openxmlformats.org/officeDocument/2006/relationships" xmlns:m="http://schemas.openxmlformats.org/officeDocument/2006/math" xmlns:v="urn:schemas-microsoft-com:vml" xmlns:wp14="http://schemas.microsoft.com/office/word/2010/wordprocessingDrawing" xmlns:wp="http://schemas.openxmlformats.org/drawingml/2006/wordprocessingDrawing" xmlns:w10="urn:schemas-microsoft-com:office:word" xmlns:w="http://schemas.openxmlformats.org/wordprocessingml/2006/main" xmlns:w14="http://schemas.microsoft.com/office/word/2010/wordml" xmlns:w15="http://schemas.microsoft.com/office/word/2012/wordml" xmlns:wpg="http://schemas.microsoft.com/office/word/2010/wordprocessingGroup" xmlns:wpi="http://schemas.microsoft.com/office/word/2010/wordprocessingInk" xmlns:wne="http://schemas.microsoft.com/office/word/2006/wordml" xmlns:wps="http://schemas.microsoft.com/office/word/2010/wordprocessingShape" mc:Ignorable="w14 w15 wp14">
+  <w:p>
+    <w:pPr>
+      <w:pStyle w:val="Header"/>
+    </w:pPr>
+  </w:p>
+</w:hdr>
 </file>
 
 <file path=word/numbering.xml><?xml version="1.0" encoding="utf-8"?>
